--- a/docs/REST API.docx
+++ b/docs/REST API.docx
@@ -1640,7 +1640,25 @@
           <w:sz w:val="22"/>
           <w:szCs w:val="22"/>
         </w:rPr>
-        <w:t>Wyczyszczenie kontenerów:</w:t>
+        <w:t>Wyczyszczenie kontenerów</w:t>
+      </w:r>
+      <w:r>
+        <w:rPr>
+          <w:rFonts w:ascii="Arial" w:hAnsi="Arial" w:cs="Arial"/>
+          <w:color w:val="000000" w:themeColor="text1"/>
+          <w:sz w:val="22"/>
+          <w:szCs w:val="22"/>
+        </w:rPr>
+        <w:t xml:space="preserve"> (tego nie trzeba za każdym razem po zmianach robić)</w:t>
+      </w:r>
+      <w:r>
+        <w:rPr>
+          <w:rFonts w:ascii="Arial" w:hAnsi="Arial" w:cs="Arial"/>
+          <w:color w:val="000000" w:themeColor="text1"/>
+          <w:sz w:val="22"/>
+          <w:szCs w:val="22"/>
+        </w:rPr>
+        <w:t>:</w:t>
       </w:r>
     </w:p>
     <w:p>
@@ -2046,6 +2064,500 @@
         </w:rPr>
         <w:t xml:space="preserve"> .</w:t>
       </w:r>
+    </w:p>
+    <w:p>
+      <w:pPr>
+        <w:rPr>
+          <w:rFonts w:ascii="Arial" w:hAnsi="Arial" w:cs="Arial"/>
+          <w:color w:val="000000" w:themeColor="text1"/>
+          <w:sz w:val="22"/>
+          <w:szCs w:val="22"/>
+        </w:rPr>
+      </w:pPr>
+    </w:p>
+    <w:p>
+      <w:pPr>
+        <w:rPr>
+          <w:rFonts w:ascii="Arial" w:hAnsi="Arial" w:cs="Arial"/>
+          <w:color w:val="000000" w:themeColor="text1"/>
+          <w:sz w:val="22"/>
+          <w:szCs w:val="22"/>
+        </w:rPr>
+      </w:pPr>
+      <w:r>
+        <w:rPr>
+          <w:rFonts w:ascii="Arial" w:hAnsi="Arial" w:cs="Arial"/>
+          <w:color w:val="000000" w:themeColor="text1"/>
+          <w:sz w:val="22"/>
+          <w:szCs w:val="22"/>
+        </w:rPr>
+        <w:t>W przypadku przebudowania po raz kolejny, usunąć stary:</w:t>
+      </w:r>
+      <w:r>
+        <w:rPr>
+          <w:rFonts w:ascii="Arial" w:hAnsi="Arial" w:cs="Arial"/>
+          <w:color w:val="000000" w:themeColor="text1"/>
+          <w:sz w:val="22"/>
+          <w:szCs w:val="22"/>
+        </w:rPr>
+        <w:br/>
+      </w:r>
+      <w:proofErr w:type="spellStart"/>
+      <w:r>
+        <w:rPr>
+          <w:rFonts w:ascii="Arial" w:hAnsi="Arial" w:cs="Arial"/>
+          <w:color w:val="000000" w:themeColor="text1"/>
+          <w:sz w:val="22"/>
+          <w:szCs w:val="22"/>
+        </w:rPr>
+        <w:t>docker</w:t>
+      </w:r>
+      <w:proofErr w:type="spellEnd"/>
+      <w:r>
+        <w:rPr>
+          <w:rFonts w:ascii="Arial" w:hAnsi="Arial" w:cs="Arial"/>
+          <w:color w:val="000000" w:themeColor="text1"/>
+          <w:sz w:val="22"/>
+          <w:szCs w:val="22"/>
+        </w:rPr>
+        <w:t xml:space="preserve"> </w:t>
+      </w:r>
+      <w:proofErr w:type="spellStart"/>
+      <w:r>
+        <w:rPr>
+          <w:rFonts w:ascii="Arial" w:hAnsi="Arial" w:cs="Arial"/>
+          <w:color w:val="000000" w:themeColor="text1"/>
+          <w:sz w:val="22"/>
+          <w:szCs w:val="22"/>
+        </w:rPr>
+        <w:t>ps</w:t>
+      </w:r>
+      <w:proofErr w:type="spellEnd"/>
+      <w:r>
+        <w:rPr>
+          <w:rFonts w:ascii="Arial" w:hAnsi="Arial" w:cs="Arial"/>
+          <w:color w:val="000000" w:themeColor="text1"/>
+          <w:sz w:val="22"/>
+          <w:szCs w:val="22"/>
+        </w:rPr>
+        <w:t xml:space="preserve"> -a</w:t>
+      </w:r>
+      <w:r>
+        <w:rPr>
+          <w:rFonts w:ascii="Arial" w:hAnsi="Arial" w:cs="Arial"/>
+          <w:color w:val="000000" w:themeColor="text1"/>
+          <w:sz w:val="22"/>
+          <w:szCs w:val="22"/>
+        </w:rPr>
+        <w:br/>
+      </w:r>
+      <w:r>
+        <w:rPr>
+          <w:rFonts w:ascii="Arial" w:hAnsi="Arial" w:cs="Arial"/>
+          <w:color w:val="000000" w:themeColor="text1"/>
+          <w:sz w:val="22"/>
+          <w:szCs w:val="22"/>
+        </w:rPr>
+        <w:br/>
+      </w:r>
+      <w:r>
+        <w:rPr>
+          <w:rFonts w:ascii="Arial" w:hAnsi="Arial" w:cs="Arial"/>
+          <w:color w:val="000000" w:themeColor="text1"/>
+          <w:sz w:val="22"/>
+          <w:szCs w:val="22"/>
+        </w:rPr>
+        <w:t xml:space="preserve">PS C:\Users\krzysztof.lipka\repo\warfare-simulation-api&gt; </w:t>
+      </w:r>
+      <w:proofErr w:type="spellStart"/>
+      <w:r>
+        <w:rPr>
+          <w:rFonts w:ascii="Arial" w:hAnsi="Arial" w:cs="Arial"/>
+          <w:color w:val="000000" w:themeColor="text1"/>
+          <w:sz w:val="22"/>
+          <w:szCs w:val="22"/>
+        </w:rPr>
+        <w:t>docker</w:t>
+      </w:r>
+      <w:proofErr w:type="spellEnd"/>
+      <w:r>
+        <w:rPr>
+          <w:rFonts w:ascii="Arial" w:hAnsi="Arial" w:cs="Arial"/>
+          <w:color w:val="000000" w:themeColor="text1"/>
+          <w:sz w:val="22"/>
+          <w:szCs w:val="22"/>
+        </w:rPr>
+        <w:t xml:space="preserve"> </w:t>
+      </w:r>
+      <w:proofErr w:type="spellStart"/>
+      <w:r>
+        <w:rPr>
+          <w:rFonts w:ascii="Arial" w:hAnsi="Arial" w:cs="Arial"/>
+          <w:color w:val="000000" w:themeColor="text1"/>
+          <w:sz w:val="22"/>
+          <w:szCs w:val="22"/>
+        </w:rPr>
+        <w:t>ps</w:t>
+      </w:r>
+      <w:proofErr w:type="spellEnd"/>
+      <w:r>
+        <w:rPr>
+          <w:rFonts w:ascii="Arial" w:hAnsi="Arial" w:cs="Arial"/>
+          <w:color w:val="000000" w:themeColor="text1"/>
+          <w:sz w:val="22"/>
+          <w:szCs w:val="22"/>
+        </w:rPr>
+        <w:t xml:space="preserve"> -a</w:t>
+      </w:r>
+    </w:p>
+    <w:p>
+      <w:pPr>
+        <w:rPr>
+          <w:rFonts w:ascii="Arial" w:hAnsi="Arial" w:cs="Arial"/>
+          <w:color w:val="000000" w:themeColor="text1"/>
+          <w:sz w:val="22"/>
+          <w:szCs w:val="22"/>
+        </w:rPr>
+      </w:pPr>
+      <w:r>
+        <w:rPr>
+          <w:rFonts w:ascii="Arial" w:hAnsi="Arial" w:cs="Arial"/>
+          <w:color w:val="000000" w:themeColor="text1"/>
+          <w:sz w:val="22"/>
+          <w:szCs w:val="22"/>
+        </w:rPr>
+        <w:lastRenderedPageBreak/>
+        <w:t>CONTAINER ID   IMAGE                        COMMAND                  CREATED          STATUS                       PORTS     NAMES</w:t>
+      </w:r>
+    </w:p>
+    <w:p>
+      <w:pPr>
+        <w:rPr>
+          <w:rFonts w:ascii="Arial" w:hAnsi="Arial" w:cs="Arial"/>
+          <w:color w:val="000000" w:themeColor="text1"/>
+          <w:sz w:val="22"/>
+          <w:szCs w:val="22"/>
+        </w:rPr>
+      </w:pPr>
+      <w:r>
+        <w:rPr>
+          <w:rFonts w:ascii="Arial" w:hAnsi="Arial" w:cs="Arial"/>
+          <w:color w:val="000000" w:themeColor="text1"/>
+          <w:sz w:val="22"/>
+          <w:szCs w:val="22"/>
+        </w:rPr>
+        <w:t xml:space="preserve">2a4bcdd67ab4   </w:t>
+      </w:r>
+      <w:proofErr w:type="spellStart"/>
+      <w:r>
+        <w:rPr>
+          <w:rFonts w:ascii="Arial" w:hAnsi="Arial" w:cs="Arial"/>
+          <w:color w:val="000000" w:themeColor="text1"/>
+          <w:sz w:val="22"/>
+          <w:szCs w:val="22"/>
+        </w:rPr>
+        <w:t>warfare-simulation-api-app</w:t>
+      </w:r>
+      <w:proofErr w:type="spellEnd"/>
+      <w:r>
+        <w:rPr>
+          <w:rFonts w:ascii="Arial" w:hAnsi="Arial" w:cs="Arial"/>
+          <w:color w:val="000000" w:themeColor="text1"/>
+          <w:sz w:val="22"/>
+          <w:szCs w:val="22"/>
+        </w:rPr>
+        <w:t xml:space="preserve">   "</w:t>
+      </w:r>
+      <w:proofErr w:type="spellStart"/>
+      <w:r>
+        <w:rPr>
+          <w:rFonts w:ascii="Arial" w:hAnsi="Arial" w:cs="Arial"/>
+          <w:color w:val="000000" w:themeColor="text1"/>
+          <w:sz w:val="22"/>
+          <w:szCs w:val="22"/>
+        </w:rPr>
+        <w:t>java</w:t>
+      </w:r>
+      <w:proofErr w:type="spellEnd"/>
+      <w:r>
+        <w:rPr>
+          <w:rFonts w:ascii="Arial" w:hAnsi="Arial" w:cs="Arial"/>
+          <w:color w:val="000000" w:themeColor="text1"/>
+          <w:sz w:val="22"/>
+          <w:szCs w:val="22"/>
+        </w:rPr>
+        <w:t xml:space="preserve"> -jar app.jar"      12 </w:t>
+      </w:r>
+      <w:proofErr w:type="spellStart"/>
+      <w:r>
+        <w:rPr>
+          <w:rFonts w:ascii="Arial" w:hAnsi="Arial" w:cs="Arial"/>
+          <w:color w:val="000000" w:themeColor="text1"/>
+          <w:sz w:val="22"/>
+          <w:szCs w:val="22"/>
+        </w:rPr>
+        <w:t>minutes</w:t>
+      </w:r>
+      <w:proofErr w:type="spellEnd"/>
+      <w:r>
+        <w:rPr>
+          <w:rFonts w:ascii="Arial" w:hAnsi="Arial" w:cs="Arial"/>
+          <w:color w:val="000000" w:themeColor="text1"/>
+          <w:sz w:val="22"/>
+          <w:szCs w:val="22"/>
+        </w:rPr>
+        <w:t xml:space="preserve"> ago   </w:t>
+      </w:r>
+      <w:proofErr w:type="spellStart"/>
+      <w:r>
+        <w:rPr>
+          <w:rFonts w:ascii="Arial" w:hAnsi="Arial" w:cs="Arial"/>
+          <w:color w:val="000000" w:themeColor="text1"/>
+          <w:sz w:val="22"/>
+          <w:szCs w:val="22"/>
+        </w:rPr>
+        <w:t>Exited</w:t>
+      </w:r>
+      <w:proofErr w:type="spellEnd"/>
+      <w:r>
+        <w:rPr>
+          <w:rFonts w:ascii="Arial" w:hAnsi="Arial" w:cs="Arial"/>
+          <w:color w:val="000000" w:themeColor="text1"/>
+          <w:sz w:val="22"/>
+          <w:szCs w:val="22"/>
+        </w:rPr>
+        <w:t xml:space="preserve"> (1) 7 </w:t>
+      </w:r>
+      <w:proofErr w:type="spellStart"/>
+      <w:r>
+        <w:rPr>
+          <w:rFonts w:ascii="Arial" w:hAnsi="Arial" w:cs="Arial"/>
+          <w:color w:val="000000" w:themeColor="text1"/>
+          <w:sz w:val="22"/>
+          <w:szCs w:val="22"/>
+        </w:rPr>
+        <w:t>minutes</w:t>
+      </w:r>
+      <w:proofErr w:type="spellEnd"/>
+      <w:r>
+        <w:rPr>
+          <w:rFonts w:ascii="Arial" w:hAnsi="Arial" w:cs="Arial"/>
+          <w:color w:val="000000" w:themeColor="text1"/>
+          <w:sz w:val="22"/>
+          <w:szCs w:val="22"/>
+        </w:rPr>
+        <w:t xml:space="preserve"> ago               </w:t>
+      </w:r>
+      <w:proofErr w:type="spellStart"/>
+      <w:r>
+        <w:rPr>
+          <w:rFonts w:ascii="Arial" w:hAnsi="Arial" w:cs="Arial"/>
+          <w:color w:val="000000" w:themeColor="text1"/>
+          <w:sz w:val="22"/>
+          <w:szCs w:val="22"/>
+        </w:rPr>
+        <w:t>springboot-app</w:t>
+      </w:r>
+      <w:proofErr w:type="spellEnd"/>
+    </w:p>
+    <w:p>
+      <w:pPr>
+        <w:rPr>
+          <w:rFonts w:ascii="Arial" w:hAnsi="Arial" w:cs="Arial"/>
+          <w:color w:val="000000" w:themeColor="text1"/>
+          <w:sz w:val="22"/>
+          <w:szCs w:val="22"/>
+        </w:rPr>
+      </w:pPr>
+      <w:r>
+        <w:rPr>
+          <w:rFonts w:ascii="Arial" w:hAnsi="Arial" w:cs="Arial"/>
+          <w:color w:val="000000" w:themeColor="text1"/>
+          <w:sz w:val="22"/>
+          <w:szCs w:val="22"/>
+        </w:rPr>
+        <w:t xml:space="preserve">5b6a69429dd2   </w:t>
+      </w:r>
+      <w:proofErr w:type="spellStart"/>
+      <w:r>
+        <w:rPr>
+          <w:rFonts w:ascii="Arial" w:hAnsi="Arial" w:cs="Arial"/>
+          <w:color w:val="000000" w:themeColor="text1"/>
+          <w:sz w:val="22"/>
+          <w:szCs w:val="22"/>
+        </w:rPr>
+        <w:t>postgis</w:t>
+      </w:r>
+      <w:proofErr w:type="spellEnd"/>
+      <w:r>
+        <w:rPr>
+          <w:rFonts w:ascii="Arial" w:hAnsi="Arial" w:cs="Arial"/>
+          <w:color w:val="000000" w:themeColor="text1"/>
+          <w:sz w:val="22"/>
+          <w:szCs w:val="22"/>
+        </w:rPr>
+        <w:t>/postgis:16-3.4       "</w:t>
+      </w:r>
+      <w:proofErr w:type="spellStart"/>
+      <w:r>
+        <w:rPr>
+          <w:rFonts w:ascii="Arial" w:hAnsi="Arial" w:cs="Arial"/>
+          <w:color w:val="000000" w:themeColor="text1"/>
+          <w:sz w:val="22"/>
+          <w:szCs w:val="22"/>
+        </w:rPr>
+        <w:t>docker-entrypoint.s</w:t>
+      </w:r>
+      <w:proofErr w:type="spellEnd"/>
+      <w:r>
+        <w:rPr>
+          <w:rFonts w:ascii="Arial" w:hAnsi="Arial" w:cs="Arial"/>
+          <w:color w:val="000000" w:themeColor="text1"/>
+          <w:sz w:val="22"/>
+          <w:szCs w:val="22"/>
+        </w:rPr>
+        <w:t xml:space="preserve">…"   12 </w:t>
+      </w:r>
+      <w:proofErr w:type="spellStart"/>
+      <w:r>
+        <w:rPr>
+          <w:rFonts w:ascii="Arial" w:hAnsi="Arial" w:cs="Arial"/>
+          <w:color w:val="000000" w:themeColor="text1"/>
+          <w:sz w:val="22"/>
+          <w:szCs w:val="22"/>
+        </w:rPr>
+        <w:t>minutes</w:t>
+      </w:r>
+      <w:proofErr w:type="spellEnd"/>
+      <w:r>
+        <w:rPr>
+          <w:rFonts w:ascii="Arial" w:hAnsi="Arial" w:cs="Arial"/>
+          <w:color w:val="000000" w:themeColor="text1"/>
+          <w:sz w:val="22"/>
+          <w:szCs w:val="22"/>
+        </w:rPr>
+        <w:t xml:space="preserve"> ago   </w:t>
+      </w:r>
+      <w:proofErr w:type="spellStart"/>
+      <w:r>
+        <w:rPr>
+          <w:rFonts w:ascii="Arial" w:hAnsi="Arial" w:cs="Arial"/>
+          <w:color w:val="000000" w:themeColor="text1"/>
+          <w:sz w:val="22"/>
+          <w:szCs w:val="22"/>
+        </w:rPr>
+        <w:t>Exited</w:t>
+      </w:r>
+      <w:proofErr w:type="spellEnd"/>
+      <w:r>
+        <w:rPr>
+          <w:rFonts w:ascii="Arial" w:hAnsi="Arial" w:cs="Arial"/>
+          <w:color w:val="000000" w:themeColor="text1"/>
+          <w:sz w:val="22"/>
+          <w:szCs w:val="22"/>
+        </w:rPr>
+        <w:t xml:space="preserve"> (137) 6 </w:t>
+      </w:r>
+      <w:proofErr w:type="spellStart"/>
+      <w:r>
+        <w:rPr>
+          <w:rFonts w:ascii="Arial" w:hAnsi="Arial" w:cs="Arial"/>
+          <w:color w:val="000000" w:themeColor="text1"/>
+          <w:sz w:val="22"/>
+          <w:szCs w:val="22"/>
+        </w:rPr>
+        <w:t>minutes</w:t>
+      </w:r>
+      <w:proofErr w:type="spellEnd"/>
+      <w:r>
+        <w:rPr>
+          <w:rFonts w:ascii="Arial" w:hAnsi="Arial" w:cs="Arial"/>
+          <w:color w:val="000000" w:themeColor="text1"/>
+          <w:sz w:val="22"/>
+          <w:szCs w:val="22"/>
+        </w:rPr>
+        <w:t xml:space="preserve"> ago             </w:t>
+      </w:r>
+      <w:proofErr w:type="spellStart"/>
+      <w:r>
+        <w:rPr>
+          <w:rFonts w:ascii="Arial" w:hAnsi="Arial" w:cs="Arial"/>
+          <w:color w:val="000000" w:themeColor="text1"/>
+          <w:sz w:val="22"/>
+          <w:szCs w:val="22"/>
+        </w:rPr>
+        <w:t>postgres-db</w:t>
+      </w:r>
+      <w:proofErr w:type="spellEnd"/>
+      <w:r>
+        <w:rPr>
+          <w:rFonts w:ascii="Arial" w:hAnsi="Arial" w:cs="Arial"/>
+          <w:color w:val="000000" w:themeColor="text1"/>
+          <w:sz w:val="22"/>
+          <w:szCs w:val="22"/>
+        </w:rPr>
+        <w:br/>
+      </w:r>
+      <w:r>
+        <w:rPr>
+          <w:rFonts w:ascii="Arial" w:hAnsi="Arial" w:cs="Arial"/>
+          <w:color w:val="000000" w:themeColor="text1"/>
+          <w:sz w:val="22"/>
+          <w:szCs w:val="22"/>
+        </w:rPr>
+        <w:br/>
+      </w:r>
+      <w:proofErr w:type="spellStart"/>
+      <w:r>
+        <w:rPr>
+          <w:rFonts w:ascii="Arial" w:hAnsi="Arial" w:cs="Arial"/>
+          <w:color w:val="000000" w:themeColor="text1"/>
+          <w:sz w:val="22"/>
+          <w:szCs w:val="22"/>
+        </w:rPr>
+        <w:t>docker</w:t>
+      </w:r>
+      <w:proofErr w:type="spellEnd"/>
+      <w:r>
+        <w:rPr>
+          <w:rFonts w:ascii="Arial" w:hAnsi="Arial" w:cs="Arial"/>
+          <w:color w:val="000000" w:themeColor="text1"/>
+          <w:sz w:val="22"/>
+          <w:szCs w:val="22"/>
+        </w:rPr>
+        <w:t xml:space="preserve"> </w:t>
+      </w:r>
+      <w:proofErr w:type="spellStart"/>
+      <w:r>
+        <w:rPr>
+          <w:rFonts w:ascii="Arial" w:hAnsi="Arial" w:cs="Arial"/>
+          <w:color w:val="000000" w:themeColor="text1"/>
+          <w:sz w:val="22"/>
+          <w:szCs w:val="22"/>
+        </w:rPr>
+        <w:t>rm</w:t>
+      </w:r>
+      <w:proofErr w:type="spellEnd"/>
+      <w:r>
+        <w:rPr>
+          <w:rFonts w:ascii="Arial" w:hAnsi="Arial" w:cs="Arial"/>
+          <w:color w:val="000000" w:themeColor="text1"/>
+          <w:sz w:val="22"/>
+          <w:szCs w:val="22"/>
+        </w:rPr>
+        <w:t xml:space="preserve"> </w:t>
+      </w:r>
+      <w:proofErr w:type="spellStart"/>
+      <w:r>
+        <w:rPr>
+          <w:rFonts w:ascii="Arial" w:hAnsi="Arial" w:cs="Arial"/>
+          <w:color w:val="000000" w:themeColor="text1"/>
+          <w:sz w:val="22"/>
+          <w:szCs w:val="22"/>
+        </w:rPr>
+        <w:t>springboot-app</w:t>
+      </w:r>
+      <w:proofErr w:type="spellEnd"/>
     </w:p>
     <w:p>
       <w:pPr>
@@ -2160,7 +2672,6 @@
           <w:sz w:val="22"/>
           <w:szCs w:val="22"/>
         </w:rPr>
-        <w:lastRenderedPageBreak/>
         <w:t xml:space="preserve">5. </w:t>
       </w:r>
       <w:r>
@@ -3023,7 +3534,7 @@
           <w:szCs w:val="22"/>
         </w:rPr>
         <w:pict w14:anchorId="3BB80CA8">
-          <v:rect id="_x0000_i1034" style="width:0;height:1.5pt" o:hralign="center" o:hrstd="t" o:hr="t" fillcolor="#a0a0a0" stroked="f"/>
+          <v:rect id="_x0000_i1027" style="width:0;height:1.5pt" o:hralign="center" o:hrstd="t" o:hr="t" fillcolor="#a0a0a0" stroked="f"/>
         </w:pict>
       </w:r>
     </w:p>
@@ -3047,6 +3558,7 @@
           <w:sz w:val="22"/>
           <w:szCs w:val="22"/>
         </w:rPr>
+        <w:lastRenderedPageBreak/>
         <w:t>Kolejne kroki (gdy MVP działa)</w:t>
       </w:r>
     </w:p>
@@ -3509,7 +4021,7 @@
           <w:szCs w:val="22"/>
         </w:rPr>
         <w:pict w14:anchorId="1ECA5EAD">
-          <v:rect id="_x0000_i1035" style="width:0;height:1.5pt" o:hralign="center" o:hrstd="t" o:hr="t" fillcolor="#a0a0a0" stroked="f"/>
+          <v:rect id="_x0000_i1028" style="width:0;height:1.5pt" o:hralign="center" o:hrstd="t" o:hr="t" fillcolor="#a0a0a0" stroked="f"/>
         </w:pict>
       </w:r>
     </w:p>
@@ -4701,6 +5213,7 @@
   <w:style w:type="character" w:default="1" w:styleId="Domylnaczcionkaakapitu">
     <w:name w:val="Default Paragraph Font"/>
     <w:uiPriority w:val="1"/>
+    <w:semiHidden/>
     <w:unhideWhenUsed/>
   </w:style>
   <w:style w:type="table" w:default="1" w:styleId="Standardowy">

--- a/docs/REST API.docx
+++ b/docs/REST API.docx
@@ -1717,6 +1717,523 @@
           <w:sz w:val="22"/>
           <w:szCs w:val="22"/>
         </w:rPr>
+        <w:t>W przypadku przebudowania po raz kolejny, usunąć stary</w:t>
+      </w:r>
+      <w:r>
+        <w:rPr>
+          <w:rFonts w:ascii="Arial" w:hAnsi="Arial" w:cs="Arial"/>
+          <w:color w:val="000000" w:themeColor="text1"/>
+          <w:sz w:val="22"/>
+          <w:szCs w:val="22"/>
+        </w:rPr>
+        <w:t xml:space="preserve"> kontener</w:t>
+      </w:r>
+      <w:r>
+        <w:rPr>
+          <w:rFonts w:ascii="Arial" w:hAnsi="Arial" w:cs="Arial"/>
+          <w:color w:val="000000" w:themeColor="text1"/>
+          <w:sz w:val="22"/>
+          <w:szCs w:val="22"/>
+        </w:rPr>
+        <w:t>:</w:t>
+      </w:r>
+      <w:r>
+        <w:rPr>
+          <w:rFonts w:ascii="Arial" w:hAnsi="Arial" w:cs="Arial"/>
+          <w:color w:val="000000" w:themeColor="text1"/>
+          <w:sz w:val="22"/>
+          <w:szCs w:val="22"/>
+        </w:rPr>
+        <w:br/>
+      </w:r>
+      <w:proofErr w:type="spellStart"/>
+      <w:r>
+        <w:rPr>
+          <w:rFonts w:ascii="Arial" w:hAnsi="Arial" w:cs="Arial"/>
+          <w:color w:val="000000" w:themeColor="text1"/>
+          <w:sz w:val="22"/>
+          <w:szCs w:val="22"/>
+        </w:rPr>
+        <w:t>docker</w:t>
+      </w:r>
+      <w:proofErr w:type="spellEnd"/>
+      <w:r>
+        <w:rPr>
+          <w:rFonts w:ascii="Arial" w:hAnsi="Arial" w:cs="Arial"/>
+          <w:color w:val="000000" w:themeColor="text1"/>
+          <w:sz w:val="22"/>
+          <w:szCs w:val="22"/>
+        </w:rPr>
+        <w:t xml:space="preserve"> </w:t>
+      </w:r>
+      <w:proofErr w:type="spellStart"/>
+      <w:r>
+        <w:rPr>
+          <w:rFonts w:ascii="Arial" w:hAnsi="Arial" w:cs="Arial"/>
+          <w:color w:val="000000" w:themeColor="text1"/>
+          <w:sz w:val="22"/>
+          <w:szCs w:val="22"/>
+        </w:rPr>
+        <w:t>ps</w:t>
+      </w:r>
+      <w:proofErr w:type="spellEnd"/>
+      <w:r>
+        <w:rPr>
+          <w:rFonts w:ascii="Arial" w:hAnsi="Arial" w:cs="Arial"/>
+          <w:color w:val="000000" w:themeColor="text1"/>
+          <w:sz w:val="22"/>
+          <w:szCs w:val="22"/>
+        </w:rPr>
+        <w:t xml:space="preserve"> -a</w:t>
+      </w:r>
+    </w:p>
+    <w:p>
+      <w:pPr>
+        <w:rPr>
+          <w:rFonts w:ascii="Arial" w:hAnsi="Arial" w:cs="Arial"/>
+          <w:color w:val="000000" w:themeColor="text1"/>
+          <w:sz w:val="22"/>
+          <w:szCs w:val="22"/>
+        </w:rPr>
+      </w:pPr>
+      <w:r>
+        <w:rPr>
+          <w:rFonts w:ascii="Arial" w:hAnsi="Arial" w:cs="Arial"/>
+          <w:color w:val="000000" w:themeColor="text1"/>
+          <w:sz w:val="22"/>
+          <w:szCs w:val="22"/>
+        </w:rPr>
+        <w:t>CONTAINER ID   IMAGE                        COMMAND                  CREATED          STATUS                       PORTS     NAMES</w:t>
+      </w:r>
+    </w:p>
+    <w:p>
+      <w:pPr>
+        <w:rPr>
+          <w:rFonts w:ascii="Arial" w:hAnsi="Arial" w:cs="Arial"/>
+          <w:color w:val="000000" w:themeColor="text1"/>
+          <w:sz w:val="22"/>
+          <w:szCs w:val="22"/>
+        </w:rPr>
+      </w:pPr>
+      <w:r>
+        <w:rPr>
+          <w:rFonts w:ascii="Arial" w:hAnsi="Arial" w:cs="Arial"/>
+          <w:color w:val="000000" w:themeColor="text1"/>
+          <w:sz w:val="22"/>
+          <w:szCs w:val="22"/>
+        </w:rPr>
+        <w:t xml:space="preserve">2a4bcdd67ab4   </w:t>
+      </w:r>
+      <w:proofErr w:type="spellStart"/>
+      <w:r>
+        <w:rPr>
+          <w:rFonts w:ascii="Arial" w:hAnsi="Arial" w:cs="Arial"/>
+          <w:color w:val="000000" w:themeColor="text1"/>
+          <w:sz w:val="22"/>
+          <w:szCs w:val="22"/>
+        </w:rPr>
+        <w:t>warfare-simulation-api-app</w:t>
+      </w:r>
+      <w:proofErr w:type="spellEnd"/>
+      <w:r>
+        <w:rPr>
+          <w:rFonts w:ascii="Arial" w:hAnsi="Arial" w:cs="Arial"/>
+          <w:color w:val="000000" w:themeColor="text1"/>
+          <w:sz w:val="22"/>
+          <w:szCs w:val="22"/>
+        </w:rPr>
+        <w:t xml:space="preserve">   "</w:t>
+      </w:r>
+      <w:proofErr w:type="spellStart"/>
+      <w:r>
+        <w:rPr>
+          <w:rFonts w:ascii="Arial" w:hAnsi="Arial" w:cs="Arial"/>
+          <w:color w:val="000000" w:themeColor="text1"/>
+          <w:sz w:val="22"/>
+          <w:szCs w:val="22"/>
+        </w:rPr>
+        <w:t>java</w:t>
+      </w:r>
+      <w:proofErr w:type="spellEnd"/>
+      <w:r>
+        <w:rPr>
+          <w:rFonts w:ascii="Arial" w:hAnsi="Arial" w:cs="Arial"/>
+          <w:color w:val="000000" w:themeColor="text1"/>
+          <w:sz w:val="22"/>
+          <w:szCs w:val="22"/>
+        </w:rPr>
+        <w:t xml:space="preserve"> -jar app.jar"      12 </w:t>
+      </w:r>
+      <w:proofErr w:type="spellStart"/>
+      <w:r>
+        <w:rPr>
+          <w:rFonts w:ascii="Arial" w:hAnsi="Arial" w:cs="Arial"/>
+          <w:color w:val="000000" w:themeColor="text1"/>
+          <w:sz w:val="22"/>
+          <w:szCs w:val="22"/>
+        </w:rPr>
+        <w:t>minutes</w:t>
+      </w:r>
+      <w:proofErr w:type="spellEnd"/>
+      <w:r>
+        <w:rPr>
+          <w:rFonts w:ascii="Arial" w:hAnsi="Arial" w:cs="Arial"/>
+          <w:color w:val="000000" w:themeColor="text1"/>
+          <w:sz w:val="22"/>
+          <w:szCs w:val="22"/>
+        </w:rPr>
+        <w:t xml:space="preserve"> ago   </w:t>
+      </w:r>
+      <w:proofErr w:type="spellStart"/>
+      <w:r>
+        <w:rPr>
+          <w:rFonts w:ascii="Arial" w:hAnsi="Arial" w:cs="Arial"/>
+          <w:color w:val="000000" w:themeColor="text1"/>
+          <w:sz w:val="22"/>
+          <w:szCs w:val="22"/>
+        </w:rPr>
+        <w:t>Exited</w:t>
+      </w:r>
+      <w:proofErr w:type="spellEnd"/>
+      <w:r>
+        <w:rPr>
+          <w:rFonts w:ascii="Arial" w:hAnsi="Arial" w:cs="Arial"/>
+          <w:color w:val="000000" w:themeColor="text1"/>
+          <w:sz w:val="22"/>
+          <w:szCs w:val="22"/>
+        </w:rPr>
+        <w:t xml:space="preserve"> (1) 7 </w:t>
+      </w:r>
+      <w:proofErr w:type="spellStart"/>
+      <w:r>
+        <w:rPr>
+          <w:rFonts w:ascii="Arial" w:hAnsi="Arial" w:cs="Arial"/>
+          <w:color w:val="000000" w:themeColor="text1"/>
+          <w:sz w:val="22"/>
+          <w:szCs w:val="22"/>
+        </w:rPr>
+        <w:t>minutes</w:t>
+      </w:r>
+      <w:proofErr w:type="spellEnd"/>
+      <w:r>
+        <w:rPr>
+          <w:rFonts w:ascii="Arial" w:hAnsi="Arial" w:cs="Arial"/>
+          <w:color w:val="000000" w:themeColor="text1"/>
+          <w:sz w:val="22"/>
+          <w:szCs w:val="22"/>
+        </w:rPr>
+        <w:t xml:space="preserve"> ago               </w:t>
+      </w:r>
+      <w:proofErr w:type="spellStart"/>
+      <w:r>
+        <w:rPr>
+          <w:rFonts w:ascii="Arial" w:hAnsi="Arial" w:cs="Arial"/>
+          <w:color w:val="000000" w:themeColor="text1"/>
+          <w:sz w:val="22"/>
+          <w:szCs w:val="22"/>
+        </w:rPr>
+        <w:t>springboot-app</w:t>
+      </w:r>
+      <w:proofErr w:type="spellEnd"/>
+    </w:p>
+    <w:p>
+      <w:pPr>
+        <w:rPr>
+          <w:rFonts w:ascii="Arial" w:hAnsi="Arial" w:cs="Arial"/>
+          <w:color w:val="000000" w:themeColor="text1"/>
+          <w:sz w:val="22"/>
+          <w:szCs w:val="22"/>
+        </w:rPr>
+      </w:pPr>
+      <w:r>
+        <w:rPr>
+          <w:rFonts w:ascii="Arial" w:hAnsi="Arial" w:cs="Arial"/>
+          <w:color w:val="000000" w:themeColor="text1"/>
+          <w:sz w:val="22"/>
+          <w:szCs w:val="22"/>
+        </w:rPr>
+        <w:t xml:space="preserve">5b6a69429dd2   </w:t>
+      </w:r>
+      <w:proofErr w:type="spellStart"/>
+      <w:r>
+        <w:rPr>
+          <w:rFonts w:ascii="Arial" w:hAnsi="Arial" w:cs="Arial"/>
+          <w:color w:val="000000" w:themeColor="text1"/>
+          <w:sz w:val="22"/>
+          <w:szCs w:val="22"/>
+        </w:rPr>
+        <w:t>postgis</w:t>
+      </w:r>
+      <w:proofErr w:type="spellEnd"/>
+      <w:r>
+        <w:rPr>
+          <w:rFonts w:ascii="Arial" w:hAnsi="Arial" w:cs="Arial"/>
+          <w:color w:val="000000" w:themeColor="text1"/>
+          <w:sz w:val="22"/>
+          <w:szCs w:val="22"/>
+        </w:rPr>
+        <w:t>/postgis:16-3.4       "</w:t>
+      </w:r>
+      <w:proofErr w:type="spellStart"/>
+      <w:r>
+        <w:rPr>
+          <w:rFonts w:ascii="Arial" w:hAnsi="Arial" w:cs="Arial"/>
+          <w:color w:val="000000" w:themeColor="text1"/>
+          <w:sz w:val="22"/>
+          <w:szCs w:val="22"/>
+        </w:rPr>
+        <w:t>docker-entrypoint.s</w:t>
+      </w:r>
+      <w:proofErr w:type="spellEnd"/>
+      <w:r>
+        <w:rPr>
+          <w:rFonts w:ascii="Arial" w:hAnsi="Arial" w:cs="Arial"/>
+          <w:color w:val="000000" w:themeColor="text1"/>
+          <w:sz w:val="22"/>
+          <w:szCs w:val="22"/>
+        </w:rPr>
+        <w:t xml:space="preserve">…"   12 </w:t>
+      </w:r>
+      <w:proofErr w:type="spellStart"/>
+      <w:r>
+        <w:rPr>
+          <w:rFonts w:ascii="Arial" w:hAnsi="Arial" w:cs="Arial"/>
+          <w:color w:val="000000" w:themeColor="text1"/>
+          <w:sz w:val="22"/>
+          <w:szCs w:val="22"/>
+        </w:rPr>
+        <w:t>minutes</w:t>
+      </w:r>
+      <w:proofErr w:type="spellEnd"/>
+      <w:r>
+        <w:rPr>
+          <w:rFonts w:ascii="Arial" w:hAnsi="Arial" w:cs="Arial"/>
+          <w:color w:val="000000" w:themeColor="text1"/>
+          <w:sz w:val="22"/>
+          <w:szCs w:val="22"/>
+        </w:rPr>
+        <w:t xml:space="preserve"> ago   </w:t>
+      </w:r>
+      <w:proofErr w:type="spellStart"/>
+      <w:r>
+        <w:rPr>
+          <w:rFonts w:ascii="Arial" w:hAnsi="Arial" w:cs="Arial"/>
+          <w:color w:val="000000" w:themeColor="text1"/>
+          <w:sz w:val="22"/>
+          <w:szCs w:val="22"/>
+        </w:rPr>
+        <w:t>Exited</w:t>
+      </w:r>
+      <w:proofErr w:type="spellEnd"/>
+      <w:r>
+        <w:rPr>
+          <w:rFonts w:ascii="Arial" w:hAnsi="Arial" w:cs="Arial"/>
+          <w:color w:val="000000" w:themeColor="text1"/>
+          <w:sz w:val="22"/>
+          <w:szCs w:val="22"/>
+        </w:rPr>
+        <w:t xml:space="preserve"> (137) 6 </w:t>
+      </w:r>
+      <w:proofErr w:type="spellStart"/>
+      <w:r>
+        <w:rPr>
+          <w:rFonts w:ascii="Arial" w:hAnsi="Arial" w:cs="Arial"/>
+          <w:color w:val="000000" w:themeColor="text1"/>
+          <w:sz w:val="22"/>
+          <w:szCs w:val="22"/>
+        </w:rPr>
+        <w:t>minutes</w:t>
+      </w:r>
+      <w:proofErr w:type="spellEnd"/>
+      <w:r>
+        <w:rPr>
+          <w:rFonts w:ascii="Arial" w:hAnsi="Arial" w:cs="Arial"/>
+          <w:color w:val="000000" w:themeColor="text1"/>
+          <w:sz w:val="22"/>
+          <w:szCs w:val="22"/>
+        </w:rPr>
+        <w:t xml:space="preserve"> ago             </w:t>
+      </w:r>
+      <w:proofErr w:type="spellStart"/>
+      <w:r>
+        <w:rPr>
+          <w:rFonts w:ascii="Arial" w:hAnsi="Arial" w:cs="Arial"/>
+          <w:color w:val="000000" w:themeColor="text1"/>
+          <w:sz w:val="22"/>
+          <w:szCs w:val="22"/>
+        </w:rPr>
+        <w:t>postgres-db</w:t>
+      </w:r>
+      <w:proofErr w:type="spellEnd"/>
+      <w:r>
+        <w:rPr>
+          <w:rFonts w:ascii="Arial" w:hAnsi="Arial" w:cs="Arial"/>
+          <w:color w:val="000000" w:themeColor="text1"/>
+          <w:sz w:val="22"/>
+          <w:szCs w:val="22"/>
+        </w:rPr>
+        <w:br/>
+      </w:r>
+      <w:r>
+        <w:rPr>
+          <w:rFonts w:ascii="Arial" w:hAnsi="Arial" w:cs="Arial"/>
+          <w:color w:val="000000" w:themeColor="text1"/>
+          <w:sz w:val="22"/>
+          <w:szCs w:val="22"/>
+        </w:rPr>
+        <w:br/>
+      </w:r>
+      <w:proofErr w:type="spellStart"/>
+      <w:r>
+        <w:rPr>
+          <w:rFonts w:ascii="Arial" w:hAnsi="Arial" w:cs="Arial"/>
+          <w:color w:val="000000" w:themeColor="text1"/>
+          <w:sz w:val="22"/>
+          <w:szCs w:val="22"/>
+        </w:rPr>
+        <w:t>docker</w:t>
+      </w:r>
+      <w:proofErr w:type="spellEnd"/>
+      <w:r>
+        <w:rPr>
+          <w:rFonts w:ascii="Arial" w:hAnsi="Arial" w:cs="Arial"/>
+          <w:color w:val="000000" w:themeColor="text1"/>
+          <w:sz w:val="22"/>
+          <w:szCs w:val="22"/>
+        </w:rPr>
+        <w:t xml:space="preserve"> </w:t>
+      </w:r>
+      <w:proofErr w:type="spellStart"/>
+      <w:r>
+        <w:rPr>
+          <w:rFonts w:ascii="Arial" w:hAnsi="Arial" w:cs="Arial"/>
+          <w:color w:val="000000" w:themeColor="text1"/>
+          <w:sz w:val="22"/>
+          <w:szCs w:val="22"/>
+        </w:rPr>
+        <w:t>rm</w:t>
+      </w:r>
+      <w:proofErr w:type="spellEnd"/>
+      <w:r>
+        <w:rPr>
+          <w:rFonts w:ascii="Arial" w:hAnsi="Arial" w:cs="Arial"/>
+          <w:color w:val="000000" w:themeColor="text1"/>
+          <w:sz w:val="22"/>
+          <w:szCs w:val="22"/>
+        </w:rPr>
+        <w:t xml:space="preserve"> </w:t>
+      </w:r>
+      <w:proofErr w:type="spellStart"/>
+      <w:r>
+        <w:rPr>
+          <w:rFonts w:ascii="Arial" w:hAnsi="Arial" w:cs="Arial"/>
+          <w:color w:val="000000" w:themeColor="text1"/>
+          <w:sz w:val="22"/>
+          <w:szCs w:val="22"/>
+        </w:rPr>
+        <w:t>springboot-app</w:t>
+      </w:r>
+      <w:proofErr w:type="spellEnd"/>
+    </w:p>
+    <w:p>
+      <w:pPr>
+        <w:rPr>
+          <w:rFonts w:ascii="Arial" w:hAnsi="Arial" w:cs="Arial"/>
+          <w:b/>
+          <w:bCs/>
+          <w:color w:val="000000" w:themeColor="text1"/>
+          <w:sz w:val="22"/>
+          <w:szCs w:val="22"/>
+        </w:rPr>
+      </w:pPr>
+      <w:proofErr w:type="spellStart"/>
+      <w:r>
+        <w:rPr>
+          <w:rFonts w:ascii="Arial" w:hAnsi="Arial" w:cs="Arial"/>
+          <w:b/>
+          <w:bCs/>
+          <w:color w:val="000000" w:themeColor="text1"/>
+          <w:sz w:val="22"/>
+          <w:szCs w:val="22"/>
+        </w:rPr>
+        <w:t>docker</w:t>
+      </w:r>
+      <w:proofErr w:type="spellEnd"/>
+      <w:r>
+        <w:rPr>
+          <w:rFonts w:ascii="Arial" w:hAnsi="Arial" w:cs="Arial"/>
+          <w:b/>
+          <w:bCs/>
+          <w:color w:val="000000" w:themeColor="text1"/>
+          <w:sz w:val="22"/>
+          <w:szCs w:val="22"/>
+        </w:rPr>
+        <w:t xml:space="preserve"> </w:t>
+      </w:r>
+      <w:proofErr w:type="spellStart"/>
+      <w:r>
+        <w:rPr>
+          <w:rFonts w:ascii="Arial" w:hAnsi="Arial" w:cs="Arial"/>
+          <w:b/>
+          <w:bCs/>
+          <w:color w:val="000000" w:themeColor="text1"/>
+          <w:sz w:val="22"/>
+          <w:szCs w:val="22"/>
+        </w:rPr>
+        <w:t>rmi</w:t>
+      </w:r>
+      <w:proofErr w:type="spellEnd"/>
+      <w:r>
+        <w:rPr>
+          <w:rFonts w:ascii="Arial" w:hAnsi="Arial" w:cs="Arial"/>
+          <w:b/>
+          <w:bCs/>
+          <w:color w:val="000000" w:themeColor="text1"/>
+          <w:sz w:val="22"/>
+          <w:szCs w:val="22"/>
+        </w:rPr>
+        <w:t xml:space="preserve"> </w:t>
+      </w:r>
+      <w:proofErr w:type="spellStart"/>
+      <w:r>
+        <w:rPr>
+          <w:rFonts w:ascii="Arial" w:hAnsi="Arial" w:cs="Arial"/>
+          <w:b/>
+          <w:bCs/>
+          <w:color w:val="000000" w:themeColor="text1"/>
+          <w:sz w:val="22"/>
+          <w:szCs w:val="22"/>
+        </w:rPr>
+        <w:t>warfare-simulation-api:latest</w:t>
+      </w:r>
+      <w:proofErr w:type="spellEnd"/>
+    </w:p>
+    <w:p>
+      <w:pPr>
+        <w:rPr>
+          <w:rFonts w:ascii="Arial" w:hAnsi="Arial" w:cs="Arial"/>
+          <w:color w:val="000000" w:themeColor="text1"/>
+          <w:sz w:val="22"/>
+          <w:szCs w:val="22"/>
+        </w:rPr>
+      </w:pPr>
+    </w:p>
+    <w:p>
+      <w:pPr>
+        <w:rPr>
+          <w:rFonts w:ascii="Arial" w:hAnsi="Arial" w:cs="Arial"/>
+          <w:color w:val="000000" w:themeColor="text1"/>
+          <w:sz w:val="22"/>
+          <w:szCs w:val="22"/>
+        </w:rPr>
+      </w:pPr>
+      <w:r>
+        <w:rPr>
+          <w:rFonts w:ascii="Arial" w:hAnsi="Arial" w:cs="Arial"/>
+          <w:color w:val="000000" w:themeColor="text1"/>
+          <w:sz w:val="22"/>
+          <w:szCs w:val="22"/>
+        </w:rPr>
         <w:t xml:space="preserve">2. </w:t>
       </w:r>
       <w:r>
@@ -2002,6 +2519,15 @@
           <w:sz w:val="22"/>
           <w:szCs w:val="22"/>
         </w:rPr>
+        <w:t xml:space="preserve"> </w:t>
+      </w:r>
+      <w:r>
+        <w:rPr>
+          <w:rFonts w:ascii="Arial" w:hAnsi="Arial" w:cs="Arial"/>
+          <w:color w:val="000000" w:themeColor="text1"/>
+          <w:sz w:val="22"/>
+          <w:szCs w:val="22"/>
+        </w:rPr>
         <w:br/>
       </w:r>
       <w:proofErr w:type="spellStart"/>
@@ -2042,7 +2568,7 @@
           <w:sz w:val="22"/>
           <w:szCs w:val="22"/>
         </w:rPr>
-        <w:t xml:space="preserve"> -t </w:t>
+        <w:t xml:space="preserve"> --no-cache -t </w:t>
       </w:r>
       <w:proofErr w:type="spellStart"/>
       <w:r>
@@ -2064,500 +2590,6 @@
         </w:rPr>
         <w:t xml:space="preserve"> .</w:t>
       </w:r>
-    </w:p>
-    <w:p>
-      <w:pPr>
-        <w:rPr>
-          <w:rFonts w:ascii="Arial" w:hAnsi="Arial" w:cs="Arial"/>
-          <w:color w:val="000000" w:themeColor="text1"/>
-          <w:sz w:val="22"/>
-          <w:szCs w:val="22"/>
-        </w:rPr>
-      </w:pPr>
-    </w:p>
-    <w:p>
-      <w:pPr>
-        <w:rPr>
-          <w:rFonts w:ascii="Arial" w:hAnsi="Arial" w:cs="Arial"/>
-          <w:color w:val="000000" w:themeColor="text1"/>
-          <w:sz w:val="22"/>
-          <w:szCs w:val="22"/>
-        </w:rPr>
-      </w:pPr>
-      <w:r>
-        <w:rPr>
-          <w:rFonts w:ascii="Arial" w:hAnsi="Arial" w:cs="Arial"/>
-          <w:color w:val="000000" w:themeColor="text1"/>
-          <w:sz w:val="22"/>
-          <w:szCs w:val="22"/>
-        </w:rPr>
-        <w:t>W przypadku przebudowania po raz kolejny, usunąć stary:</w:t>
-      </w:r>
-      <w:r>
-        <w:rPr>
-          <w:rFonts w:ascii="Arial" w:hAnsi="Arial" w:cs="Arial"/>
-          <w:color w:val="000000" w:themeColor="text1"/>
-          <w:sz w:val="22"/>
-          <w:szCs w:val="22"/>
-        </w:rPr>
-        <w:br/>
-      </w:r>
-      <w:proofErr w:type="spellStart"/>
-      <w:r>
-        <w:rPr>
-          <w:rFonts w:ascii="Arial" w:hAnsi="Arial" w:cs="Arial"/>
-          <w:color w:val="000000" w:themeColor="text1"/>
-          <w:sz w:val="22"/>
-          <w:szCs w:val="22"/>
-        </w:rPr>
-        <w:t>docker</w:t>
-      </w:r>
-      <w:proofErr w:type="spellEnd"/>
-      <w:r>
-        <w:rPr>
-          <w:rFonts w:ascii="Arial" w:hAnsi="Arial" w:cs="Arial"/>
-          <w:color w:val="000000" w:themeColor="text1"/>
-          <w:sz w:val="22"/>
-          <w:szCs w:val="22"/>
-        </w:rPr>
-        <w:t xml:space="preserve"> </w:t>
-      </w:r>
-      <w:proofErr w:type="spellStart"/>
-      <w:r>
-        <w:rPr>
-          <w:rFonts w:ascii="Arial" w:hAnsi="Arial" w:cs="Arial"/>
-          <w:color w:val="000000" w:themeColor="text1"/>
-          <w:sz w:val="22"/>
-          <w:szCs w:val="22"/>
-        </w:rPr>
-        <w:t>ps</w:t>
-      </w:r>
-      <w:proofErr w:type="spellEnd"/>
-      <w:r>
-        <w:rPr>
-          <w:rFonts w:ascii="Arial" w:hAnsi="Arial" w:cs="Arial"/>
-          <w:color w:val="000000" w:themeColor="text1"/>
-          <w:sz w:val="22"/>
-          <w:szCs w:val="22"/>
-        </w:rPr>
-        <w:t xml:space="preserve"> -a</w:t>
-      </w:r>
-      <w:r>
-        <w:rPr>
-          <w:rFonts w:ascii="Arial" w:hAnsi="Arial" w:cs="Arial"/>
-          <w:color w:val="000000" w:themeColor="text1"/>
-          <w:sz w:val="22"/>
-          <w:szCs w:val="22"/>
-        </w:rPr>
-        <w:br/>
-      </w:r>
-      <w:r>
-        <w:rPr>
-          <w:rFonts w:ascii="Arial" w:hAnsi="Arial" w:cs="Arial"/>
-          <w:color w:val="000000" w:themeColor="text1"/>
-          <w:sz w:val="22"/>
-          <w:szCs w:val="22"/>
-        </w:rPr>
-        <w:br/>
-      </w:r>
-      <w:r>
-        <w:rPr>
-          <w:rFonts w:ascii="Arial" w:hAnsi="Arial" w:cs="Arial"/>
-          <w:color w:val="000000" w:themeColor="text1"/>
-          <w:sz w:val="22"/>
-          <w:szCs w:val="22"/>
-        </w:rPr>
-        <w:t xml:space="preserve">PS C:\Users\krzysztof.lipka\repo\warfare-simulation-api&gt; </w:t>
-      </w:r>
-      <w:proofErr w:type="spellStart"/>
-      <w:r>
-        <w:rPr>
-          <w:rFonts w:ascii="Arial" w:hAnsi="Arial" w:cs="Arial"/>
-          <w:color w:val="000000" w:themeColor="text1"/>
-          <w:sz w:val="22"/>
-          <w:szCs w:val="22"/>
-        </w:rPr>
-        <w:t>docker</w:t>
-      </w:r>
-      <w:proofErr w:type="spellEnd"/>
-      <w:r>
-        <w:rPr>
-          <w:rFonts w:ascii="Arial" w:hAnsi="Arial" w:cs="Arial"/>
-          <w:color w:val="000000" w:themeColor="text1"/>
-          <w:sz w:val="22"/>
-          <w:szCs w:val="22"/>
-        </w:rPr>
-        <w:t xml:space="preserve"> </w:t>
-      </w:r>
-      <w:proofErr w:type="spellStart"/>
-      <w:r>
-        <w:rPr>
-          <w:rFonts w:ascii="Arial" w:hAnsi="Arial" w:cs="Arial"/>
-          <w:color w:val="000000" w:themeColor="text1"/>
-          <w:sz w:val="22"/>
-          <w:szCs w:val="22"/>
-        </w:rPr>
-        <w:t>ps</w:t>
-      </w:r>
-      <w:proofErr w:type="spellEnd"/>
-      <w:r>
-        <w:rPr>
-          <w:rFonts w:ascii="Arial" w:hAnsi="Arial" w:cs="Arial"/>
-          <w:color w:val="000000" w:themeColor="text1"/>
-          <w:sz w:val="22"/>
-          <w:szCs w:val="22"/>
-        </w:rPr>
-        <w:t xml:space="preserve"> -a</w:t>
-      </w:r>
-    </w:p>
-    <w:p>
-      <w:pPr>
-        <w:rPr>
-          <w:rFonts w:ascii="Arial" w:hAnsi="Arial" w:cs="Arial"/>
-          <w:color w:val="000000" w:themeColor="text1"/>
-          <w:sz w:val="22"/>
-          <w:szCs w:val="22"/>
-        </w:rPr>
-      </w:pPr>
-      <w:r>
-        <w:rPr>
-          <w:rFonts w:ascii="Arial" w:hAnsi="Arial" w:cs="Arial"/>
-          <w:color w:val="000000" w:themeColor="text1"/>
-          <w:sz w:val="22"/>
-          <w:szCs w:val="22"/>
-        </w:rPr>
-        <w:lastRenderedPageBreak/>
-        <w:t>CONTAINER ID   IMAGE                        COMMAND                  CREATED          STATUS                       PORTS     NAMES</w:t>
-      </w:r>
-    </w:p>
-    <w:p>
-      <w:pPr>
-        <w:rPr>
-          <w:rFonts w:ascii="Arial" w:hAnsi="Arial" w:cs="Arial"/>
-          <w:color w:val="000000" w:themeColor="text1"/>
-          <w:sz w:val="22"/>
-          <w:szCs w:val="22"/>
-        </w:rPr>
-      </w:pPr>
-      <w:r>
-        <w:rPr>
-          <w:rFonts w:ascii="Arial" w:hAnsi="Arial" w:cs="Arial"/>
-          <w:color w:val="000000" w:themeColor="text1"/>
-          <w:sz w:val="22"/>
-          <w:szCs w:val="22"/>
-        </w:rPr>
-        <w:t xml:space="preserve">2a4bcdd67ab4   </w:t>
-      </w:r>
-      <w:proofErr w:type="spellStart"/>
-      <w:r>
-        <w:rPr>
-          <w:rFonts w:ascii="Arial" w:hAnsi="Arial" w:cs="Arial"/>
-          <w:color w:val="000000" w:themeColor="text1"/>
-          <w:sz w:val="22"/>
-          <w:szCs w:val="22"/>
-        </w:rPr>
-        <w:t>warfare-simulation-api-app</w:t>
-      </w:r>
-      <w:proofErr w:type="spellEnd"/>
-      <w:r>
-        <w:rPr>
-          <w:rFonts w:ascii="Arial" w:hAnsi="Arial" w:cs="Arial"/>
-          <w:color w:val="000000" w:themeColor="text1"/>
-          <w:sz w:val="22"/>
-          <w:szCs w:val="22"/>
-        </w:rPr>
-        <w:t xml:space="preserve">   "</w:t>
-      </w:r>
-      <w:proofErr w:type="spellStart"/>
-      <w:r>
-        <w:rPr>
-          <w:rFonts w:ascii="Arial" w:hAnsi="Arial" w:cs="Arial"/>
-          <w:color w:val="000000" w:themeColor="text1"/>
-          <w:sz w:val="22"/>
-          <w:szCs w:val="22"/>
-        </w:rPr>
-        <w:t>java</w:t>
-      </w:r>
-      <w:proofErr w:type="spellEnd"/>
-      <w:r>
-        <w:rPr>
-          <w:rFonts w:ascii="Arial" w:hAnsi="Arial" w:cs="Arial"/>
-          <w:color w:val="000000" w:themeColor="text1"/>
-          <w:sz w:val="22"/>
-          <w:szCs w:val="22"/>
-        </w:rPr>
-        <w:t xml:space="preserve"> -jar app.jar"      12 </w:t>
-      </w:r>
-      <w:proofErr w:type="spellStart"/>
-      <w:r>
-        <w:rPr>
-          <w:rFonts w:ascii="Arial" w:hAnsi="Arial" w:cs="Arial"/>
-          <w:color w:val="000000" w:themeColor="text1"/>
-          <w:sz w:val="22"/>
-          <w:szCs w:val="22"/>
-        </w:rPr>
-        <w:t>minutes</w:t>
-      </w:r>
-      <w:proofErr w:type="spellEnd"/>
-      <w:r>
-        <w:rPr>
-          <w:rFonts w:ascii="Arial" w:hAnsi="Arial" w:cs="Arial"/>
-          <w:color w:val="000000" w:themeColor="text1"/>
-          <w:sz w:val="22"/>
-          <w:szCs w:val="22"/>
-        </w:rPr>
-        <w:t xml:space="preserve"> ago   </w:t>
-      </w:r>
-      <w:proofErr w:type="spellStart"/>
-      <w:r>
-        <w:rPr>
-          <w:rFonts w:ascii="Arial" w:hAnsi="Arial" w:cs="Arial"/>
-          <w:color w:val="000000" w:themeColor="text1"/>
-          <w:sz w:val="22"/>
-          <w:szCs w:val="22"/>
-        </w:rPr>
-        <w:t>Exited</w:t>
-      </w:r>
-      <w:proofErr w:type="spellEnd"/>
-      <w:r>
-        <w:rPr>
-          <w:rFonts w:ascii="Arial" w:hAnsi="Arial" w:cs="Arial"/>
-          <w:color w:val="000000" w:themeColor="text1"/>
-          <w:sz w:val="22"/>
-          <w:szCs w:val="22"/>
-        </w:rPr>
-        <w:t xml:space="preserve"> (1) 7 </w:t>
-      </w:r>
-      <w:proofErr w:type="spellStart"/>
-      <w:r>
-        <w:rPr>
-          <w:rFonts w:ascii="Arial" w:hAnsi="Arial" w:cs="Arial"/>
-          <w:color w:val="000000" w:themeColor="text1"/>
-          <w:sz w:val="22"/>
-          <w:szCs w:val="22"/>
-        </w:rPr>
-        <w:t>minutes</w:t>
-      </w:r>
-      <w:proofErr w:type="spellEnd"/>
-      <w:r>
-        <w:rPr>
-          <w:rFonts w:ascii="Arial" w:hAnsi="Arial" w:cs="Arial"/>
-          <w:color w:val="000000" w:themeColor="text1"/>
-          <w:sz w:val="22"/>
-          <w:szCs w:val="22"/>
-        </w:rPr>
-        <w:t xml:space="preserve"> ago               </w:t>
-      </w:r>
-      <w:proofErr w:type="spellStart"/>
-      <w:r>
-        <w:rPr>
-          <w:rFonts w:ascii="Arial" w:hAnsi="Arial" w:cs="Arial"/>
-          <w:color w:val="000000" w:themeColor="text1"/>
-          <w:sz w:val="22"/>
-          <w:szCs w:val="22"/>
-        </w:rPr>
-        <w:t>springboot-app</w:t>
-      </w:r>
-      <w:proofErr w:type="spellEnd"/>
-    </w:p>
-    <w:p>
-      <w:pPr>
-        <w:rPr>
-          <w:rFonts w:ascii="Arial" w:hAnsi="Arial" w:cs="Arial"/>
-          <w:color w:val="000000" w:themeColor="text1"/>
-          <w:sz w:val="22"/>
-          <w:szCs w:val="22"/>
-        </w:rPr>
-      </w:pPr>
-      <w:r>
-        <w:rPr>
-          <w:rFonts w:ascii="Arial" w:hAnsi="Arial" w:cs="Arial"/>
-          <w:color w:val="000000" w:themeColor="text1"/>
-          <w:sz w:val="22"/>
-          <w:szCs w:val="22"/>
-        </w:rPr>
-        <w:t xml:space="preserve">5b6a69429dd2   </w:t>
-      </w:r>
-      <w:proofErr w:type="spellStart"/>
-      <w:r>
-        <w:rPr>
-          <w:rFonts w:ascii="Arial" w:hAnsi="Arial" w:cs="Arial"/>
-          <w:color w:val="000000" w:themeColor="text1"/>
-          <w:sz w:val="22"/>
-          <w:szCs w:val="22"/>
-        </w:rPr>
-        <w:t>postgis</w:t>
-      </w:r>
-      <w:proofErr w:type="spellEnd"/>
-      <w:r>
-        <w:rPr>
-          <w:rFonts w:ascii="Arial" w:hAnsi="Arial" w:cs="Arial"/>
-          <w:color w:val="000000" w:themeColor="text1"/>
-          <w:sz w:val="22"/>
-          <w:szCs w:val="22"/>
-        </w:rPr>
-        <w:t>/postgis:16-3.4       "</w:t>
-      </w:r>
-      <w:proofErr w:type="spellStart"/>
-      <w:r>
-        <w:rPr>
-          <w:rFonts w:ascii="Arial" w:hAnsi="Arial" w:cs="Arial"/>
-          <w:color w:val="000000" w:themeColor="text1"/>
-          <w:sz w:val="22"/>
-          <w:szCs w:val="22"/>
-        </w:rPr>
-        <w:t>docker-entrypoint.s</w:t>
-      </w:r>
-      <w:proofErr w:type="spellEnd"/>
-      <w:r>
-        <w:rPr>
-          <w:rFonts w:ascii="Arial" w:hAnsi="Arial" w:cs="Arial"/>
-          <w:color w:val="000000" w:themeColor="text1"/>
-          <w:sz w:val="22"/>
-          <w:szCs w:val="22"/>
-        </w:rPr>
-        <w:t xml:space="preserve">…"   12 </w:t>
-      </w:r>
-      <w:proofErr w:type="spellStart"/>
-      <w:r>
-        <w:rPr>
-          <w:rFonts w:ascii="Arial" w:hAnsi="Arial" w:cs="Arial"/>
-          <w:color w:val="000000" w:themeColor="text1"/>
-          <w:sz w:val="22"/>
-          <w:szCs w:val="22"/>
-        </w:rPr>
-        <w:t>minutes</w:t>
-      </w:r>
-      <w:proofErr w:type="spellEnd"/>
-      <w:r>
-        <w:rPr>
-          <w:rFonts w:ascii="Arial" w:hAnsi="Arial" w:cs="Arial"/>
-          <w:color w:val="000000" w:themeColor="text1"/>
-          <w:sz w:val="22"/>
-          <w:szCs w:val="22"/>
-        </w:rPr>
-        <w:t xml:space="preserve"> ago   </w:t>
-      </w:r>
-      <w:proofErr w:type="spellStart"/>
-      <w:r>
-        <w:rPr>
-          <w:rFonts w:ascii="Arial" w:hAnsi="Arial" w:cs="Arial"/>
-          <w:color w:val="000000" w:themeColor="text1"/>
-          <w:sz w:val="22"/>
-          <w:szCs w:val="22"/>
-        </w:rPr>
-        <w:t>Exited</w:t>
-      </w:r>
-      <w:proofErr w:type="spellEnd"/>
-      <w:r>
-        <w:rPr>
-          <w:rFonts w:ascii="Arial" w:hAnsi="Arial" w:cs="Arial"/>
-          <w:color w:val="000000" w:themeColor="text1"/>
-          <w:sz w:val="22"/>
-          <w:szCs w:val="22"/>
-        </w:rPr>
-        <w:t xml:space="preserve"> (137) 6 </w:t>
-      </w:r>
-      <w:proofErr w:type="spellStart"/>
-      <w:r>
-        <w:rPr>
-          <w:rFonts w:ascii="Arial" w:hAnsi="Arial" w:cs="Arial"/>
-          <w:color w:val="000000" w:themeColor="text1"/>
-          <w:sz w:val="22"/>
-          <w:szCs w:val="22"/>
-        </w:rPr>
-        <w:t>minutes</w:t>
-      </w:r>
-      <w:proofErr w:type="spellEnd"/>
-      <w:r>
-        <w:rPr>
-          <w:rFonts w:ascii="Arial" w:hAnsi="Arial" w:cs="Arial"/>
-          <w:color w:val="000000" w:themeColor="text1"/>
-          <w:sz w:val="22"/>
-          <w:szCs w:val="22"/>
-        </w:rPr>
-        <w:t xml:space="preserve"> ago             </w:t>
-      </w:r>
-      <w:proofErr w:type="spellStart"/>
-      <w:r>
-        <w:rPr>
-          <w:rFonts w:ascii="Arial" w:hAnsi="Arial" w:cs="Arial"/>
-          <w:color w:val="000000" w:themeColor="text1"/>
-          <w:sz w:val="22"/>
-          <w:szCs w:val="22"/>
-        </w:rPr>
-        <w:t>postgres-db</w:t>
-      </w:r>
-      <w:proofErr w:type="spellEnd"/>
-      <w:r>
-        <w:rPr>
-          <w:rFonts w:ascii="Arial" w:hAnsi="Arial" w:cs="Arial"/>
-          <w:color w:val="000000" w:themeColor="text1"/>
-          <w:sz w:val="22"/>
-          <w:szCs w:val="22"/>
-        </w:rPr>
-        <w:br/>
-      </w:r>
-      <w:r>
-        <w:rPr>
-          <w:rFonts w:ascii="Arial" w:hAnsi="Arial" w:cs="Arial"/>
-          <w:color w:val="000000" w:themeColor="text1"/>
-          <w:sz w:val="22"/>
-          <w:szCs w:val="22"/>
-        </w:rPr>
-        <w:br/>
-      </w:r>
-      <w:proofErr w:type="spellStart"/>
-      <w:r>
-        <w:rPr>
-          <w:rFonts w:ascii="Arial" w:hAnsi="Arial" w:cs="Arial"/>
-          <w:color w:val="000000" w:themeColor="text1"/>
-          <w:sz w:val="22"/>
-          <w:szCs w:val="22"/>
-        </w:rPr>
-        <w:t>docker</w:t>
-      </w:r>
-      <w:proofErr w:type="spellEnd"/>
-      <w:r>
-        <w:rPr>
-          <w:rFonts w:ascii="Arial" w:hAnsi="Arial" w:cs="Arial"/>
-          <w:color w:val="000000" w:themeColor="text1"/>
-          <w:sz w:val="22"/>
-          <w:szCs w:val="22"/>
-        </w:rPr>
-        <w:t xml:space="preserve"> </w:t>
-      </w:r>
-      <w:proofErr w:type="spellStart"/>
-      <w:r>
-        <w:rPr>
-          <w:rFonts w:ascii="Arial" w:hAnsi="Arial" w:cs="Arial"/>
-          <w:color w:val="000000" w:themeColor="text1"/>
-          <w:sz w:val="22"/>
-          <w:szCs w:val="22"/>
-        </w:rPr>
-        <w:t>rm</w:t>
-      </w:r>
-      <w:proofErr w:type="spellEnd"/>
-      <w:r>
-        <w:rPr>
-          <w:rFonts w:ascii="Arial" w:hAnsi="Arial" w:cs="Arial"/>
-          <w:color w:val="000000" w:themeColor="text1"/>
-          <w:sz w:val="22"/>
-          <w:szCs w:val="22"/>
-        </w:rPr>
-        <w:t xml:space="preserve"> </w:t>
-      </w:r>
-      <w:proofErr w:type="spellStart"/>
-      <w:r>
-        <w:rPr>
-          <w:rFonts w:ascii="Arial" w:hAnsi="Arial" w:cs="Arial"/>
-          <w:color w:val="000000" w:themeColor="text1"/>
-          <w:sz w:val="22"/>
-          <w:szCs w:val="22"/>
-        </w:rPr>
-        <w:t>springboot-app</w:t>
-      </w:r>
-      <w:proofErr w:type="spellEnd"/>
     </w:p>
     <w:p>
       <w:pPr>
@@ -2788,24 +2820,148 @@
         <w:t>up</w:t>
       </w:r>
       <w:proofErr w:type="spellEnd"/>
-    </w:p>
-    <w:p>
-      <w:pPr>
-        <w:rPr>
-          <w:rFonts w:ascii="Arial" w:hAnsi="Arial" w:cs="Arial"/>
-          <w:color w:val="000000" w:themeColor="text1"/>
-          <w:sz w:val="22"/>
-          <w:szCs w:val="22"/>
-        </w:rPr>
-      </w:pPr>
-      <w:r>
-        <w:rPr>
-          <w:rFonts w:ascii="Arial" w:hAnsi="Arial" w:cs="Arial"/>
-          <w:color w:val="000000" w:themeColor="text1"/>
-          <w:sz w:val="22"/>
-          <w:szCs w:val="22"/>
-        </w:rPr>
-        <w:t>UWAGA: W celu testowania lokalnie bez uruchamiania kontenera z aplikacją, należy</w:t>
+      <w:r>
+        <w:rPr>
+          <w:rFonts w:ascii="Arial" w:hAnsi="Arial" w:cs="Arial"/>
+          <w:color w:val="000000" w:themeColor="text1"/>
+          <w:sz w:val="22"/>
+          <w:szCs w:val="22"/>
+        </w:rPr>
+        <w:t xml:space="preserve"> </w:t>
+      </w:r>
+      <w:r>
+        <w:rPr>
+          <w:rFonts w:ascii="Arial" w:hAnsi="Arial" w:cs="Arial"/>
+          <w:color w:val="EE0000"/>
+          <w:sz w:val="22"/>
+          <w:szCs w:val="22"/>
+        </w:rPr>
+        <w:t>--</w:t>
+      </w:r>
+      <w:proofErr w:type="spellStart"/>
+      <w:r>
+        <w:rPr>
+          <w:rFonts w:ascii="Arial" w:hAnsi="Arial" w:cs="Arial"/>
+          <w:color w:val="EE0000"/>
+          <w:sz w:val="22"/>
+          <w:szCs w:val="22"/>
+        </w:rPr>
+        <w:t>force-recreate</w:t>
+      </w:r>
+      <w:proofErr w:type="spellEnd"/>
+      <w:r>
+        <w:rPr>
+          <w:rFonts w:ascii="Arial" w:hAnsi="Arial" w:cs="Arial"/>
+          <w:color w:val="EE0000"/>
+          <w:sz w:val="22"/>
+          <w:szCs w:val="22"/>
+        </w:rPr>
+        <w:t xml:space="preserve"> </w:t>
+      </w:r>
+      <w:r>
+        <w:rPr>
+          <w:rFonts w:ascii="Arial" w:hAnsi="Arial" w:cs="Arial"/>
+          <w:color w:val="EE0000"/>
+          <w:sz w:val="22"/>
+          <w:szCs w:val="22"/>
+        </w:rPr>
+        <w:t>–</w:t>
+      </w:r>
+      <w:proofErr w:type="spellStart"/>
+      <w:r>
+        <w:rPr>
+          <w:rFonts w:ascii="Arial" w:hAnsi="Arial" w:cs="Arial"/>
+          <w:color w:val="EE0000"/>
+          <w:sz w:val="22"/>
+          <w:szCs w:val="22"/>
+        </w:rPr>
+        <w:t>build</w:t>
+      </w:r>
+      <w:proofErr w:type="spellEnd"/>
+      <w:r>
+        <w:rPr>
+          <w:rFonts w:ascii="Arial" w:hAnsi="Arial" w:cs="Arial"/>
+          <w:color w:val="EE0000"/>
+          <w:sz w:val="22"/>
+          <w:szCs w:val="22"/>
+        </w:rPr>
+        <w:br/>
+      </w:r>
+      <w:r>
+        <w:rPr>
+          <w:rFonts w:ascii="Arial" w:hAnsi="Arial" w:cs="Arial"/>
+          <w:color w:val="EE0000"/>
+          <w:sz w:val="22"/>
+          <w:szCs w:val="22"/>
+        </w:rPr>
+        <w:t>Ta opcja wymusza:</w:t>
+      </w:r>
+      <w:r>
+        <w:rPr>
+          <w:rFonts w:ascii="Arial" w:hAnsi="Arial" w:cs="Arial"/>
+          <w:color w:val="EE0000"/>
+          <w:sz w:val="22"/>
+          <w:szCs w:val="22"/>
+        </w:rPr>
+        <w:t xml:space="preserve"> </w:t>
+      </w:r>
+      <w:r>
+        <w:rPr>
+          <w:rFonts w:ascii="Arial" w:hAnsi="Arial" w:cs="Arial"/>
+          <w:color w:val="EE0000"/>
+          <w:sz w:val="22"/>
+          <w:szCs w:val="22"/>
+        </w:rPr>
+        <w:t xml:space="preserve">przebudowanie obrazów (jeśli zmieniłeś </w:t>
+      </w:r>
+      <w:proofErr w:type="spellStart"/>
+      <w:r>
+        <w:rPr>
+          <w:rFonts w:ascii="Arial" w:hAnsi="Arial" w:cs="Arial"/>
+          <w:color w:val="EE0000"/>
+          <w:sz w:val="22"/>
+          <w:szCs w:val="22"/>
+        </w:rPr>
+        <w:t>Dockerfile</w:t>
+      </w:r>
+      <w:proofErr w:type="spellEnd"/>
+      <w:r>
+        <w:rPr>
+          <w:rFonts w:ascii="Arial" w:hAnsi="Arial" w:cs="Arial"/>
+          <w:color w:val="EE0000"/>
+          <w:sz w:val="22"/>
+          <w:szCs w:val="22"/>
+        </w:rPr>
+        <w:t>),ponowne utworzenie kontenerów.</w:t>
+      </w:r>
+    </w:p>
+    <w:p>
+      <w:pPr>
+        <w:rPr>
+          <w:rFonts w:ascii="Arial" w:hAnsi="Arial" w:cs="Arial"/>
+          <w:color w:val="000000" w:themeColor="text1"/>
+          <w:sz w:val="22"/>
+          <w:szCs w:val="22"/>
+        </w:rPr>
+      </w:pPr>
+    </w:p>
+    <w:p>
+      <w:pPr>
+        <w:rPr>
+          <w:rFonts w:ascii="Arial" w:hAnsi="Arial" w:cs="Arial"/>
+          <w:color w:val="000000" w:themeColor="text1"/>
+          <w:sz w:val="22"/>
+          <w:szCs w:val="22"/>
+        </w:rPr>
+      </w:pPr>
+      <w:r>
+        <w:rPr>
+          <w:rFonts w:ascii="Arial" w:hAnsi="Arial" w:cs="Arial"/>
+          <w:color w:val="000000" w:themeColor="text1"/>
+          <w:sz w:val="22"/>
+          <w:szCs w:val="22"/>
+        </w:rPr>
+        <w:t>W celu testowania lokalnie bez uruchamiania kontenera z aplikacją, należy</w:t>
       </w:r>
       <w:r>
         <w:rPr>
@@ -3494,6 +3650,7 @@
           <w:sz w:val="22"/>
           <w:szCs w:val="22"/>
         </w:rPr>
+        <w:lastRenderedPageBreak/>
         <w:t xml:space="preserve">Krok </w:t>
       </w:r>
       <w:r>
@@ -3558,7 +3715,6 @@
           <w:sz w:val="22"/>
           <w:szCs w:val="22"/>
         </w:rPr>
-        <w:lastRenderedPageBreak/>
         <w:t>Kolejne kroki (gdy MVP działa)</w:t>
       </w:r>
     </w:p>

--- a/docs/REST API.docx
+++ b/docs/REST API.docx
@@ -7,13 +7,8 @@
         <w:pStyle w:val="Tytu"/>
         <w:jc w:val="center"/>
       </w:pPr>
-      <w:proofErr w:type="spellStart"/>
-      <w:r>
-        <w:t>warfare-simulation-api</w:t>
-      </w:r>
-      <w:proofErr w:type="spellEnd"/>
-      <w:r>
-        <w:t xml:space="preserve">  </w:t>
+      <w:r>
+        <w:t xml:space="preserve">warfare-simulation-api  </w:t>
       </w:r>
       <w:r>
         <w:br/>
@@ -22,18 +17,10 @@
         <w:t>- t</w:t>
       </w:r>
       <w:r>
-        <w:t xml:space="preserve">reningowy </w:t>
-      </w:r>
-      <w:proofErr w:type="spellStart"/>
-      <w:r>
-        <w:t>m</w:t>
-      </w:r>
-      <w:r>
-        <w:t>ikroserwis</w:t>
-      </w:r>
-      <w:proofErr w:type="spellEnd"/>
-      <w:r>
-        <w:t xml:space="preserve"> REST</w:t>
+        <w:t>reningowy m</w:t>
+      </w:r>
+      <w:r>
+        <w:t>ikroserwis REST</w:t>
       </w:r>
     </w:p>
     <w:p>
@@ -117,17 +104,62 @@
           <w:szCs w:val="22"/>
         </w:rPr>
       </w:pPr>
-      <w:proofErr w:type="spellStart"/>
-      <w:r>
-        <w:rPr>
-          <w:rFonts w:ascii="Arial" w:hAnsi="Arial" w:cs="Arial"/>
-          <w:color w:val="000000" w:themeColor="text1"/>
-          <w:sz w:val="22"/>
-          <w:szCs w:val="22"/>
-        </w:rPr>
-        <w:t>warfare-simulation-api</w:t>
-      </w:r>
-      <w:proofErr w:type="spellEnd"/>
+      <w:r>
+        <w:rPr>
+          <w:rFonts w:ascii="Arial" w:hAnsi="Arial" w:cs="Arial"/>
+          <w:color w:val="000000" w:themeColor="text1"/>
+          <w:sz w:val="22"/>
+          <w:szCs w:val="22"/>
+        </w:rPr>
+        <w:t>warfare-simulation-api/</w:t>
+      </w:r>
+    </w:p>
+    <w:p>
+      <w:pPr>
+        <w:rPr>
+          <w:rFonts w:ascii="Arial" w:hAnsi="Arial" w:cs="Arial"/>
+          <w:color w:val="000000" w:themeColor="text1"/>
+          <w:sz w:val="22"/>
+          <w:szCs w:val="22"/>
+        </w:rPr>
+      </w:pPr>
+      <w:r>
+        <w:rPr>
+          <w:rFonts w:ascii="Arial" w:hAnsi="Arial" w:cs="Arial"/>
+          <w:color w:val="000000" w:themeColor="text1"/>
+          <w:sz w:val="22"/>
+          <w:szCs w:val="22"/>
+        </w:rPr>
+        <w:t xml:space="preserve"> ├─ src/</w:t>
+      </w:r>
+    </w:p>
+    <w:p>
+      <w:pPr>
+        <w:rPr>
+          <w:rFonts w:ascii="Arial" w:hAnsi="Arial" w:cs="Arial"/>
+          <w:color w:val="000000" w:themeColor="text1"/>
+          <w:sz w:val="22"/>
+          <w:szCs w:val="22"/>
+        </w:rPr>
+      </w:pPr>
+      <w:r>
+        <w:rPr>
+          <w:rFonts w:ascii="Arial" w:hAnsi="Arial" w:cs="Arial"/>
+          <w:color w:val="000000" w:themeColor="text1"/>
+          <w:sz w:val="22"/>
+          <w:szCs w:val="22"/>
+        </w:rPr>
+        <w:t xml:space="preserve"> │   ├─ main/java/</w:t>
+      </w:r>
+      <w:r>
+        <w:rPr>
+          <w:rFonts w:ascii="Arial" w:hAnsi="Arial" w:cs="Arial"/>
+          <w:color w:val="000000" w:themeColor="text1"/>
+          <w:sz w:val="22"/>
+          <w:szCs w:val="22"/>
+        </w:rPr>
+        <w:t>pl</w:t>
+      </w:r>
       <w:r>
         <w:rPr>
           <w:rFonts w:ascii="Arial" w:hAnsi="Arial" w:cs="Arial"/>
@@ -137,125 +169,6 @@
         </w:rPr>
         <w:t>/</w:t>
       </w:r>
-    </w:p>
-    <w:p>
-      <w:pPr>
-        <w:rPr>
-          <w:rFonts w:ascii="Arial" w:hAnsi="Arial" w:cs="Arial"/>
-          <w:color w:val="000000" w:themeColor="text1"/>
-          <w:sz w:val="22"/>
-          <w:szCs w:val="22"/>
-        </w:rPr>
-      </w:pPr>
-      <w:r>
-        <w:rPr>
-          <w:rFonts w:ascii="Arial" w:hAnsi="Arial" w:cs="Arial"/>
-          <w:color w:val="000000" w:themeColor="text1"/>
-          <w:sz w:val="22"/>
-          <w:szCs w:val="22"/>
-        </w:rPr>
-        <w:t xml:space="preserve"> ├─ </w:t>
-      </w:r>
-      <w:proofErr w:type="spellStart"/>
-      <w:r>
-        <w:rPr>
-          <w:rFonts w:ascii="Arial" w:hAnsi="Arial" w:cs="Arial"/>
-          <w:color w:val="000000" w:themeColor="text1"/>
-          <w:sz w:val="22"/>
-          <w:szCs w:val="22"/>
-        </w:rPr>
-        <w:t>src</w:t>
-      </w:r>
-      <w:proofErr w:type="spellEnd"/>
-      <w:r>
-        <w:rPr>
-          <w:rFonts w:ascii="Arial" w:hAnsi="Arial" w:cs="Arial"/>
-          <w:color w:val="000000" w:themeColor="text1"/>
-          <w:sz w:val="22"/>
-          <w:szCs w:val="22"/>
-        </w:rPr>
-        <w:t>/</w:t>
-      </w:r>
-    </w:p>
-    <w:p>
-      <w:pPr>
-        <w:rPr>
-          <w:rFonts w:ascii="Arial" w:hAnsi="Arial" w:cs="Arial"/>
-          <w:color w:val="000000" w:themeColor="text1"/>
-          <w:sz w:val="22"/>
-          <w:szCs w:val="22"/>
-        </w:rPr>
-      </w:pPr>
-      <w:r>
-        <w:rPr>
-          <w:rFonts w:ascii="Arial" w:hAnsi="Arial" w:cs="Arial"/>
-          <w:color w:val="000000" w:themeColor="text1"/>
-          <w:sz w:val="22"/>
-          <w:szCs w:val="22"/>
-        </w:rPr>
-        <w:t xml:space="preserve"> │   ├─ </w:t>
-      </w:r>
-      <w:proofErr w:type="spellStart"/>
-      <w:r>
-        <w:rPr>
-          <w:rFonts w:ascii="Arial" w:hAnsi="Arial" w:cs="Arial"/>
-          <w:color w:val="000000" w:themeColor="text1"/>
-          <w:sz w:val="22"/>
-          <w:szCs w:val="22"/>
-        </w:rPr>
-        <w:t>main</w:t>
-      </w:r>
-      <w:proofErr w:type="spellEnd"/>
-      <w:r>
-        <w:rPr>
-          <w:rFonts w:ascii="Arial" w:hAnsi="Arial" w:cs="Arial"/>
-          <w:color w:val="000000" w:themeColor="text1"/>
-          <w:sz w:val="22"/>
-          <w:szCs w:val="22"/>
-        </w:rPr>
-        <w:t>/</w:t>
-      </w:r>
-      <w:proofErr w:type="spellStart"/>
-      <w:r>
-        <w:rPr>
-          <w:rFonts w:ascii="Arial" w:hAnsi="Arial" w:cs="Arial"/>
-          <w:color w:val="000000" w:themeColor="text1"/>
-          <w:sz w:val="22"/>
-          <w:szCs w:val="22"/>
-        </w:rPr>
-        <w:t>java</w:t>
-      </w:r>
-      <w:proofErr w:type="spellEnd"/>
-      <w:r>
-        <w:rPr>
-          <w:rFonts w:ascii="Arial" w:hAnsi="Arial" w:cs="Arial"/>
-          <w:color w:val="000000" w:themeColor="text1"/>
-          <w:sz w:val="22"/>
-          <w:szCs w:val="22"/>
-        </w:rPr>
-        <w:t>/</w:t>
-      </w:r>
-      <w:proofErr w:type="spellStart"/>
-      <w:r>
-        <w:rPr>
-          <w:rFonts w:ascii="Arial" w:hAnsi="Arial" w:cs="Arial"/>
-          <w:color w:val="000000" w:themeColor="text1"/>
-          <w:sz w:val="22"/>
-          <w:szCs w:val="22"/>
-        </w:rPr>
-        <w:t>pl</w:t>
-      </w:r>
-      <w:proofErr w:type="spellEnd"/>
-      <w:r>
-        <w:rPr>
-          <w:rFonts w:ascii="Arial" w:hAnsi="Arial" w:cs="Arial"/>
-          <w:color w:val="000000" w:themeColor="text1"/>
-          <w:sz w:val="22"/>
-          <w:szCs w:val="22"/>
-        </w:rPr>
-        <w:t>/</w:t>
-      </w:r>
-      <w:proofErr w:type="spellStart"/>
       <w:r>
         <w:rPr>
           <w:rFonts w:ascii="Arial" w:hAnsi="Arial" w:cs="Arial"/>
@@ -265,7 +178,6 @@
         </w:rPr>
         <w:t>lipov</w:t>
       </w:r>
-      <w:proofErr w:type="spellEnd"/>
       <w:r>
         <w:rPr>
           <w:rFonts w:ascii="Arial" w:hAnsi="Arial" w:cs="Arial"/>
@@ -287,7 +199,6 @@
         </w:rPr>
         <w:t xml:space="preserve"> </w:t>
       </w:r>
-      <w:proofErr w:type="spellStart"/>
       <w:r>
         <w:rPr>
           <w:rFonts w:ascii="Arial" w:hAnsi="Arial" w:cs="Arial"/>
@@ -297,7 +208,6 @@
         </w:rPr>
         <w:t>warfare_simulation_api</w:t>
       </w:r>
-      <w:proofErr w:type="spellEnd"/>
       <w:r>
         <w:rPr>
           <w:rFonts w:ascii="Arial" w:hAnsi="Arial" w:cs="Arial"/>
@@ -324,27 +234,7 @@
           <w:sz w:val="22"/>
           <w:szCs w:val="22"/>
         </w:rPr>
-        <w:t xml:space="preserve"> │   │   ├─ </w:t>
-      </w:r>
-      <w:proofErr w:type="spellStart"/>
-      <w:r>
-        <w:rPr>
-          <w:rFonts w:ascii="Arial" w:hAnsi="Arial" w:cs="Arial"/>
-          <w:color w:val="000000" w:themeColor="text1"/>
-          <w:sz w:val="22"/>
-          <w:szCs w:val="22"/>
-        </w:rPr>
-        <w:t>controller</w:t>
-      </w:r>
-      <w:proofErr w:type="spellEnd"/>
-      <w:r>
-        <w:rPr>
-          <w:rFonts w:ascii="Arial" w:hAnsi="Arial" w:cs="Arial"/>
-          <w:color w:val="000000" w:themeColor="text1"/>
-          <w:sz w:val="22"/>
-          <w:szCs w:val="22"/>
-        </w:rPr>
-        <w:t>/</w:t>
+        <w:t xml:space="preserve"> │   │   ├─ controller/</w:t>
       </w:r>
     </w:p>
     <w:p>
@@ -478,27 +368,7 @@
           <w:sz w:val="22"/>
           <w:szCs w:val="22"/>
         </w:rPr>
-        <w:t xml:space="preserve"> │   │   ├─ </w:t>
-      </w:r>
-      <w:proofErr w:type="spellStart"/>
-      <w:r>
-        <w:rPr>
-          <w:rFonts w:ascii="Arial" w:hAnsi="Arial" w:cs="Arial"/>
-          <w:color w:val="000000" w:themeColor="text1"/>
-          <w:sz w:val="22"/>
-          <w:szCs w:val="22"/>
-        </w:rPr>
-        <w:t>repository</w:t>
-      </w:r>
-      <w:proofErr w:type="spellEnd"/>
-      <w:r>
-        <w:rPr>
-          <w:rFonts w:ascii="Arial" w:hAnsi="Arial" w:cs="Arial"/>
-          <w:color w:val="000000" w:themeColor="text1"/>
-          <w:sz w:val="22"/>
-          <w:szCs w:val="22"/>
-        </w:rPr>
-        <w:t>/</w:t>
+        <w:t xml:space="preserve"> │   │   ├─ repository/</w:t>
       </w:r>
     </w:p>
     <w:p>
@@ -651,116 +521,45 @@
           <w:sz w:val="22"/>
           <w:szCs w:val="22"/>
         </w:rPr>
-        <w:t xml:space="preserve"> │   ├─ </w:t>
-      </w:r>
-      <w:proofErr w:type="spellStart"/>
-      <w:r>
-        <w:rPr>
-          <w:rFonts w:ascii="Arial" w:hAnsi="Arial" w:cs="Arial"/>
-          <w:color w:val="000000" w:themeColor="text1"/>
-          <w:sz w:val="22"/>
-          <w:szCs w:val="22"/>
-        </w:rPr>
-        <w:t>resources</w:t>
-      </w:r>
-      <w:proofErr w:type="spellEnd"/>
-      <w:r>
-        <w:rPr>
-          <w:rFonts w:ascii="Arial" w:hAnsi="Arial" w:cs="Arial"/>
-          <w:color w:val="000000" w:themeColor="text1"/>
-          <w:sz w:val="22"/>
-          <w:szCs w:val="22"/>
-        </w:rPr>
-        <w:t>/</w:t>
-      </w:r>
-    </w:p>
-    <w:p>
-      <w:pPr>
-        <w:rPr>
-          <w:rFonts w:ascii="Arial" w:hAnsi="Arial" w:cs="Arial"/>
-          <w:color w:val="000000" w:themeColor="text1"/>
-          <w:sz w:val="22"/>
-          <w:szCs w:val="22"/>
-        </w:rPr>
-      </w:pPr>
-      <w:r>
-        <w:rPr>
-          <w:rFonts w:ascii="Arial" w:hAnsi="Arial" w:cs="Arial"/>
-          <w:color w:val="000000" w:themeColor="text1"/>
-          <w:sz w:val="22"/>
-          <w:szCs w:val="22"/>
-        </w:rPr>
-        <w:t xml:space="preserve"> │   │   ├─ </w:t>
-      </w:r>
-      <w:proofErr w:type="spellStart"/>
-      <w:r>
-        <w:rPr>
-          <w:rFonts w:ascii="Arial" w:hAnsi="Arial" w:cs="Arial"/>
-          <w:color w:val="000000" w:themeColor="text1"/>
-          <w:sz w:val="22"/>
-          <w:szCs w:val="22"/>
-        </w:rPr>
-        <w:t>application.yml</w:t>
-      </w:r>
-      <w:proofErr w:type="spellEnd"/>
-    </w:p>
-    <w:p>
-      <w:pPr>
-        <w:rPr>
-          <w:rFonts w:ascii="Arial" w:hAnsi="Arial" w:cs="Arial"/>
-          <w:color w:val="000000" w:themeColor="text1"/>
-          <w:sz w:val="22"/>
-          <w:szCs w:val="22"/>
-        </w:rPr>
-      </w:pPr>
-      <w:r>
-        <w:rPr>
-          <w:rFonts w:ascii="Arial" w:hAnsi="Arial" w:cs="Arial"/>
-          <w:color w:val="000000" w:themeColor="text1"/>
-          <w:sz w:val="22"/>
-          <w:szCs w:val="22"/>
-        </w:rPr>
-        <w:t xml:space="preserve"> │   │   └─ </w:t>
-      </w:r>
-      <w:proofErr w:type="spellStart"/>
-      <w:r>
-        <w:rPr>
-          <w:rFonts w:ascii="Arial" w:hAnsi="Arial" w:cs="Arial"/>
-          <w:color w:val="000000" w:themeColor="text1"/>
-          <w:sz w:val="22"/>
-          <w:szCs w:val="22"/>
-        </w:rPr>
-        <w:t>db</w:t>
-      </w:r>
-      <w:proofErr w:type="spellEnd"/>
-      <w:r>
-        <w:rPr>
-          <w:rFonts w:ascii="Arial" w:hAnsi="Arial" w:cs="Arial"/>
-          <w:color w:val="000000" w:themeColor="text1"/>
-          <w:sz w:val="22"/>
-          <w:szCs w:val="22"/>
-        </w:rPr>
-        <w:t>/</w:t>
-      </w:r>
-      <w:proofErr w:type="spellStart"/>
-      <w:r>
-        <w:rPr>
-          <w:rFonts w:ascii="Arial" w:hAnsi="Arial" w:cs="Arial"/>
-          <w:color w:val="000000" w:themeColor="text1"/>
-          <w:sz w:val="22"/>
-          <w:szCs w:val="22"/>
-        </w:rPr>
-        <w:t>changelog</w:t>
-      </w:r>
-      <w:proofErr w:type="spellEnd"/>
-      <w:r>
-        <w:rPr>
-          <w:rFonts w:ascii="Arial" w:hAnsi="Arial" w:cs="Arial"/>
-          <w:color w:val="000000" w:themeColor="text1"/>
-          <w:sz w:val="22"/>
-          <w:szCs w:val="22"/>
-        </w:rPr>
-        <w:t>/</w:t>
+        <w:t xml:space="preserve"> │   ├─ resources/</w:t>
+      </w:r>
+    </w:p>
+    <w:p>
+      <w:pPr>
+        <w:rPr>
+          <w:rFonts w:ascii="Arial" w:hAnsi="Arial" w:cs="Arial"/>
+          <w:color w:val="000000" w:themeColor="text1"/>
+          <w:sz w:val="22"/>
+          <w:szCs w:val="22"/>
+        </w:rPr>
+      </w:pPr>
+      <w:r>
+        <w:rPr>
+          <w:rFonts w:ascii="Arial" w:hAnsi="Arial" w:cs="Arial"/>
+          <w:color w:val="000000" w:themeColor="text1"/>
+          <w:sz w:val="22"/>
+          <w:szCs w:val="22"/>
+        </w:rPr>
+        <w:t xml:space="preserve"> │   │   ├─ application.yml</w:t>
+      </w:r>
+    </w:p>
+    <w:p>
+      <w:pPr>
+        <w:rPr>
+          <w:rFonts w:ascii="Arial" w:hAnsi="Arial" w:cs="Arial"/>
+          <w:color w:val="000000" w:themeColor="text1"/>
+          <w:sz w:val="22"/>
+          <w:szCs w:val="22"/>
+        </w:rPr>
+      </w:pPr>
+      <w:r>
+        <w:rPr>
+          <w:rFonts w:ascii="Arial" w:hAnsi="Arial" w:cs="Arial"/>
+          <w:color w:val="000000" w:themeColor="text1"/>
+          <w:sz w:val="22"/>
+          <w:szCs w:val="22"/>
+        </w:rPr>
+        <w:t xml:space="preserve"> │   │   └─ db/changelog/</w:t>
       </w:r>
     </w:p>
     <w:p>
@@ -798,19 +597,8 @@
           <w:sz w:val="22"/>
           <w:szCs w:val="22"/>
         </w:rPr>
-        <w:t xml:space="preserve"> ├─ </w:t>
-      </w:r>
-      <w:proofErr w:type="spellStart"/>
-      <w:r>
-        <w:rPr>
-          <w:rFonts w:ascii="Arial" w:hAnsi="Arial" w:cs="Arial"/>
-          <w:color w:val="000000" w:themeColor="text1"/>
-          <w:sz w:val="22"/>
-          <w:szCs w:val="22"/>
-        </w:rPr>
-        <w:t>Dockerfile</w:t>
-      </w:r>
-      <w:proofErr w:type="spellEnd"/>
+        <w:t xml:space="preserve"> ├─ Dockerfile</w:t>
+      </w:r>
     </w:p>
     <w:p>
       <w:pPr>
@@ -829,19 +617,8 @@
           <w:szCs w:val="22"/>
         </w:rPr>
         <w:lastRenderedPageBreak/>
-        <w:t xml:space="preserve"> ├─ </w:t>
-      </w:r>
-      <w:proofErr w:type="spellStart"/>
-      <w:r>
-        <w:rPr>
-          <w:rFonts w:ascii="Arial" w:hAnsi="Arial" w:cs="Arial"/>
-          <w:color w:val="000000" w:themeColor="text1"/>
-          <w:sz w:val="22"/>
-          <w:szCs w:val="22"/>
-        </w:rPr>
-        <w:t>docker-compose.yml</w:t>
-      </w:r>
-      <w:proofErr w:type="spellEnd"/>
+        <w:t xml:space="preserve"> ├─ docker-compose.yml</w:t>
+      </w:r>
     </w:p>
     <w:p>
       <w:pPr>
@@ -1020,47 +797,7 @@
           <w:sz w:val="22"/>
           <w:szCs w:val="22"/>
         </w:rPr>
-        <w:t xml:space="preserve">W </w:t>
-      </w:r>
-      <w:proofErr w:type="spellStart"/>
-      <w:r>
-        <w:rPr>
-          <w:rFonts w:ascii="Arial" w:hAnsi="Arial" w:cs="Arial"/>
-          <w:color w:val="000000" w:themeColor="text1"/>
-          <w:sz w:val="22"/>
-          <w:szCs w:val="22"/>
-        </w:rPr>
-        <w:t>wer</w:t>
-      </w:r>
-      <w:proofErr w:type="spellEnd"/>
-      <w:r>
-        <w:rPr>
-          <w:rFonts w:ascii="Arial" w:hAnsi="Arial" w:cs="Arial"/>
-          <w:color w:val="000000" w:themeColor="text1"/>
-          <w:sz w:val="22"/>
-          <w:szCs w:val="22"/>
-        </w:rPr>
-        <w:t xml:space="preserve">. </w:t>
-      </w:r>
-      <w:proofErr w:type="spellStart"/>
-      <w:r>
-        <w:rPr>
-          <w:rFonts w:ascii="Arial" w:hAnsi="Arial" w:cs="Arial"/>
-          <w:color w:val="000000" w:themeColor="text1"/>
-          <w:sz w:val="22"/>
-          <w:szCs w:val="22"/>
-        </w:rPr>
-        <w:t>Intelij</w:t>
-      </w:r>
-      <w:proofErr w:type="spellEnd"/>
-      <w:r>
-        <w:rPr>
-          <w:rFonts w:ascii="Arial" w:hAnsi="Arial" w:cs="Arial"/>
-          <w:color w:val="000000" w:themeColor="text1"/>
-          <w:sz w:val="22"/>
-          <w:szCs w:val="22"/>
-        </w:rPr>
-        <w:t xml:space="preserve"> IDEA </w:t>
+        <w:t xml:space="preserve">W wer. Intelij IDEA </w:t>
       </w:r>
       <w:r>
         <w:rPr>
@@ -1114,47 +851,7 @@
           <w:sz w:val="22"/>
           <w:szCs w:val="22"/>
         </w:rPr>
-        <w:t xml:space="preserve">Spring </w:t>
-      </w:r>
-      <w:proofErr w:type="spellStart"/>
-      <w:r>
-        <w:rPr>
-          <w:rFonts w:ascii="Arial" w:hAnsi="Arial" w:cs="Arial"/>
-          <w:color w:val="000000" w:themeColor="text1"/>
-          <w:sz w:val="22"/>
-          <w:szCs w:val="22"/>
-        </w:rPr>
-        <w:t>Boot</w:t>
-      </w:r>
-      <w:proofErr w:type="spellEnd"/>
-      <w:r>
-        <w:rPr>
-          <w:rFonts w:ascii="Arial" w:hAnsi="Arial" w:cs="Arial"/>
-          <w:color w:val="000000" w:themeColor="text1"/>
-          <w:sz w:val="22"/>
-          <w:szCs w:val="22"/>
-        </w:rPr>
-        <w:t xml:space="preserve"> “live </w:t>
-      </w:r>
-      <w:proofErr w:type="spellStart"/>
-      <w:r>
-        <w:rPr>
-          <w:rFonts w:ascii="Arial" w:hAnsi="Arial" w:cs="Arial"/>
-          <w:color w:val="000000" w:themeColor="text1"/>
-          <w:sz w:val="22"/>
-          <w:szCs w:val="22"/>
-        </w:rPr>
-        <w:t>templates</w:t>
-      </w:r>
-      <w:proofErr w:type="spellEnd"/>
-      <w:r>
-        <w:rPr>
-          <w:rFonts w:ascii="Arial" w:hAnsi="Arial" w:cs="Arial"/>
-          <w:color w:val="000000" w:themeColor="text1"/>
-          <w:sz w:val="22"/>
-          <w:szCs w:val="22"/>
-        </w:rPr>
-        <w:t>”</w:t>
+        <w:t>Spring Boot “live templates”</w:t>
       </w:r>
       <w:r>
         <w:rPr>
@@ -1183,35 +880,14 @@
         </w:rPr>
         <w:t xml:space="preserve"> korzystam z </w:t>
       </w:r>
-      <w:proofErr w:type="spellStart"/>
-      <w:r>
-        <w:rPr>
-          <w:rFonts w:ascii="Arial" w:hAnsi="Arial" w:cs="Arial"/>
-          <w:color w:val="000000" w:themeColor="text1"/>
-          <w:sz w:val="22"/>
-          <w:szCs w:val="22"/>
-        </w:rPr>
-        <w:t>wer</w:t>
-      </w:r>
-      <w:proofErr w:type="spellEnd"/>
-      <w:r>
-        <w:rPr>
-          <w:rFonts w:ascii="Arial" w:hAnsi="Arial" w:cs="Arial"/>
-          <w:color w:val="000000" w:themeColor="text1"/>
-          <w:sz w:val="22"/>
-          <w:szCs w:val="22"/>
-        </w:rPr>
-        <w:t xml:space="preserve">. </w:t>
-      </w:r>
-      <w:proofErr w:type="spellStart"/>
-      <w:r>
-        <w:rPr>
-          <w:rFonts w:ascii="Arial" w:hAnsi="Arial" w:cs="Arial"/>
-          <w:color w:val="000000" w:themeColor="text1"/>
-          <w:sz w:val="22"/>
-          <w:szCs w:val="22"/>
-        </w:rPr>
-        <w:t>Com</w:t>
+      <w:r>
+        <w:rPr>
+          <w:rFonts w:ascii="Arial" w:hAnsi="Arial" w:cs="Arial"/>
+          <w:color w:val="000000" w:themeColor="text1"/>
+          <w:sz w:val="22"/>
+          <w:szCs w:val="22"/>
+        </w:rPr>
+        <w:t>wer. Com</w:t>
       </w:r>
       <w:r>
         <w:rPr>
@@ -1229,66 +905,16 @@
           <w:sz w:val="22"/>
           <w:szCs w:val="22"/>
         </w:rPr>
-        <w:t>unity</w:t>
-      </w:r>
-      <w:proofErr w:type="spellEnd"/>
-      <w:r>
-        <w:rPr>
-          <w:rFonts w:ascii="Arial" w:hAnsi="Arial" w:cs="Arial"/>
-          <w:color w:val="000000" w:themeColor="text1"/>
-          <w:sz w:val="22"/>
-          <w:szCs w:val="22"/>
-        </w:rPr>
-        <w:t xml:space="preserve"> + </w:t>
-      </w:r>
-      <w:r>
-        <w:rPr>
-          <w:rFonts w:ascii="Arial" w:hAnsi="Arial" w:cs="Arial"/>
-          <w:color w:val="000000" w:themeColor="text1"/>
-          <w:sz w:val="22"/>
-          <w:szCs w:val="22"/>
-        </w:rPr>
-        <w:t xml:space="preserve">Spring </w:t>
-      </w:r>
-      <w:proofErr w:type="spellStart"/>
-      <w:r>
-        <w:rPr>
-          <w:rFonts w:ascii="Arial" w:hAnsi="Arial" w:cs="Arial"/>
-          <w:color w:val="000000" w:themeColor="text1"/>
-          <w:sz w:val="22"/>
-          <w:szCs w:val="22"/>
-        </w:rPr>
-        <w:t>Initializr</w:t>
-      </w:r>
-      <w:proofErr w:type="spellEnd"/>
-      <w:r>
-        <w:rPr>
-          <w:rFonts w:ascii="Arial" w:hAnsi="Arial" w:cs="Arial"/>
-          <w:color w:val="000000" w:themeColor="text1"/>
-          <w:sz w:val="22"/>
-          <w:szCs w:val="22"/>
-        </w:rPr>
-        <w:t xml:space="preserve">, który tworzy kompletny projekt </w:t>
-      </w:r>
-      <w:proofErr w:type="spellStart"/>
-      <w:r>
-        <w:rPr>
-          <w:rFonts w:ascii="Arial" w:hAnsi="Arial" w:cs="Arial"/>
-          <w:color w:val="000000" w:themeColor="text1"/>
-          <w:sz w:val="22"/>
-          <w:szCs w:val="22"/>
-        </w:rPr>
-        <w:t>Maven</w:t>
-      </w:r>
-      <w:proofErr w:type="spellEnd"/>
-      <w:r>
-        <w:rPr>
-          <w:rFonts w:ascii="Arial" w:hAnsi="Arial" w:cs="Arial"/>
-          <w:color w:val="000000" w:themeColor="text1"/>
-          <w:sz w:val="22"/>
-          <w:szCs w:val="22"/>
-        </w:rPr>
-        <w:t xml:space="preserve"> z całą strukturą.</w:t>
+        <w:t xml:space="preserve">unity + </w:t>
+      </w:r>
+      <w:r>
+        <w:rPr>
+          <w:rFonts w:ascii="Arial" w:hAnsi="Arial" w:cs="Arial"/>
+          <w:color w:val="000000" w:themeColor="text1"/>
+          <w:sz w:val="22"/>
+          <w:szCs w:val="22"/>
+        </w:rPr>
+        <w:t>Spring Initializr, który tworzy kompletny projekt Maven z całą strukturą.</w:t>
       </w:r>
       <w:r>
         <w:rPr>
@@ -1307,85 +933,25 @@
           <w:szCs w:val="22"/>
         </w:rPr>
         <w:br/>
-        <w:t xml:space="preserve">Po wygenerowaniu projektu za pomocą Spring </w:t>
-      </w:r>
-      <w:proofErr w:type="spellStart"/>
-      <w:r>
-        <w:rPr>
-          <w:rFonts w:ascii="Arial" w:hAnsi="Arial" w:cs="Arial"/>
-          <w:color w:val="000000" w:themeColor="text1"/>
-          <w:sz w:val="22"/>
-          <w:szCs w:val="22"/>
-        </w:rPr>
-        <w:t>Initializr</w:t>
-      </w:r>
-      <w:proofErr w:type="spellEnd"/>
-      <w:r>
-        <w:rPr>
-          <w:rFonts w:ascii="Arial" w:hAnsi="Arial" w:cs="Arial"/>
-          <w:color w:val="000000" w:themeColor="text1"/>
-          <w:sz w:val="22"/>
-          <w:szCs w:val="22"/>
-        </w:rPr>
-        <w:t xml:space="preserve">, </w:t>
-      </w:r>
-      <w:r>
-        <w:rPr>
-          <w:rFonts w:ascii="Arial" w:hAnsi="Arial" w:cs="Arial"/>
-          <w:color w:val="000000" w:themeColor="text1"/>
-          <w:sz w:val="22"/>
-          <w:szCs w:val="22"/>
-        </w:rPr>
-        <w:t xml:space="preserve">należy go otworzyć w </w:t>
-      </w:r>
-      <w:proofErr w:type="spellStart"/>
-      <w:r>
-        <w:rPr>
-          <w:rFonts w:ascii="Arial" w:hAnsi="Arial" w:cs="Arial"/>
-          <w:color w:val="000000" w:themeColor="text1"/>
-          <w:sz w:val="22"/>
-          <w:szCs w:val="22"/>
-        </w:rPr>
-        <w:t>Intelij</w:t>
-      </w:r>
-      <w:proofErr w:type="spellEnd"/>
-      <w:r>
-        <w:rPr>
-          <w:rFonts w:ascii="Arial" w:hAnsi="Arial" w:cs="Arial"/>
-          <w:color w:val="000000" w:themeColor="text1"/>
-          <w:sz w:val="22"/>
-          <w:szCs w:val="22"/>
-        </w:rPr>
-        <w:t xml:space="preserve"> IDEA, który </w:t>
-      </w:r>
-      <w:r>
-        <w:rPr>
-          <w:rFonts w:ascii="Arial" w:hAnsi="Arial" w:cs="Arial"/>
-          <w:color w:val="000000" w:themeColor="text1"/>
-          <w:sz w:val="22"/>
-          <w:szCs w:val="22"/>
-        </w:rPr>
-        <w:t xml:space="preserve">automatycznie rozpozna projekt </w:t>
-      </w:r>
-      <w:proofErr w:type="spellStart"/>
-      <w:r>
-        <w:rPr>
-          <w:rFonts w:ascii="Arial" w:hAnsi="Arial" w:cs="Arial"/>
-          <w:color w:val="000000" w:themeColor="text1"/>
-          <w:sz w:val="22"/>
-          <w:szCs w:val="22"/>
-        </w:rPr>
-        <w:t>Maven</w:t>
-      </w:r>
-      <w:proofErr w:type="spellEnd"/>
-      <w:r>
-        <w:rPr>
-          <w:rFonts w:ascii="Arial" w:hAnsi="Arial" w:cs="Arial"/>
-          <w:color w:val="000000" w:themeColor="text1"/>
-          <w:sz w:val="22"/>
-          <w:szCs w:val="22"/>
-        </w:rPr>
-        <w:t xml:space="preserve"> i załaduje zależności (pom.xml)</w:t>
+        <w:t xml:space="preserve">Po wygenerowaniu projektu za pomocą Spring Initializr, </w:t>
+      </w:r>
+      <w:r>
+        <w:rPr>
+          <w:rFonts w:ascii="Arial" w:hAnsi="Arial" w:cs="Arial"/>
+          <w:color w:val="000000" w:themeColor="text1"/>
+          <w:sz w:val="22"/>
+          <w:szCs w:val="22"/>
+        </w:rPr>
+        <w:t xml:space="preserve">należy go otworzyć w Intelij IDEA, który </w:t>
+      </w:r>
+      <w:r>
+        <w:rPr>
+          <w:rFonts w:ascii="Arial" w:hAnsi="Arial" w:cs="Arial"/>
+          <w:color w:val="000000" w:themeColor="text1"/>
+          <w:sz w:val="22"/>
+          <w:szCs w:val="22"/>
+        </w:rPr>
+        <w:t>automatycznie rozpozna projekt Maven i załaduje zależności (pom.xml)</w:t>
       </w:r>
       <w:r>
         <w:rPr>
@@ -1439,7 +1005,6 @@
           <w:szCs w:val="22"/>
         </w:rPr>
       </w:pPr>
-      <w:proofErr w:type="spellStart"/>
       <w:r>
         <w:rPr>
           <w:rFonts w:ascii="Arial" w:hAnsi="Arial" w:cs="Arial"/>
@@ -1449,7 +1014,6 @@
         </w:rPr>
         <w:t>Dockerfile</w:t>
       </w:r>
-      <w:proofErr w:type="spellEnd"/>
     </w:p>
     <w:p>
       <w:pPr>
@@ -1465,7 +1029,6 @@
           <w:szCs w:val="22"/>
         </w:rPr>
       </w:pPr>
-      <w:proofErr w:type="spellStart"/>
       <w:r>
         <w:rPr>
           <w:rFonts w:ascii="Arial" w:hAnsi="Arial" w:cs="Arial"/>
@@ -1475,7 +1038,6 @@
         </w:rPr>
         <w:t>docker-compose.yml</w:t>
       </w:r>
-      <w:proofErr w:type="spellEnd"/>
     </w:p>
     <w:p>
       <w:pPr>
@@ -1542,77 +1104,15 @@
           <w:szCs w:val="22"/>
         </w:rPr>
       </w:pPr>
-      <w:proofErr w:type="spellStart"/>
-      <w:r>
-        <w:rPr>
-          <w:rFonts w:ascii="Arial" w:hAnsi="Arial" w:cs="Arial"/>
-          <w:color w:val="000000" w:themeColor="text1"/>
-          <w:sz w:val="22"/>
-          <w:szCs w:val="22"/>
-        </w:rPr>
-        <w:t>src</w:t>
-      </w:r>
-      <w:proofErr w:type="spellEnd"/>
-      <w:r>
-        <w:rPr>
-          <w:rFonts w:ascii="Arial" w:hAnsi="Arial" w:cs="Arial"/>
-          <w:color w:val="000000" w:themeColor="text1"/>
-          <w:sz w:val="22"/>
-          <w:szCs w:val="22"/>
-        </w:rPr>
-        <w:t>/</w:t>
-      </w:r>
-      <w:proofErr w:type="spellStart"/>
-      <w:r>
-        <w:rPr>
-          <w:rFonts w:ascii="Arial" w:hAnsi="Arial" w:cs="Arial"/>
-          <w:color w:val="000000" w:themeColor="text1"/>
-          <w:sz w:val="22"/>
-          <w:szCs w:val="22"/>
-        </w:rPr>
-        <w:t>main</w:t>
-      </w:r>
-      <w:proofErr w:type="spellEnd"/>
-      <w:r>
-        <w:rPr>
-          <w:rFonts w:ascii="Arial" w:hAnsi="Arial" w:cs="Arial"/>
-          <w:color w:val="000000" w:themeColor="text1"/>
-          <w:sz w:val="22"/>
-          <w:szCs w:val="22"/>
-        </w:rPr>
-        <w:t>/</w:t>
-      </w:r>
-      <w:proofErr w:type="spellStart"/>
-      <w:r>
-        <w:rPr>
-          <w:rFonts w:ascii="Arial" w:hAnsi="Arial" w:cs="Arial"/>
-          <w:color w:val="000000" w:themeColor="text1"/>
-          <w:sz w:val="22"/>
-          <w:szCs w:val="22"/>
-        </w:rPr>
-        <w:t>resources</w:t>
-      </w:r>
-      <w:proofErr w:type="spellEnd"/>
-      <w:r>
-        <w:rPr>
-          <w:rFonts w:ascii="Arial" w:hAnsi="Arial" w:cs="Arial"/>
-          <w:color w:val="000000" w:themeColor="text1"/>
-          <w:sz w:val="22"/>
-          <w:szCs w:val="22"/>
-        </w:rPr>
-        <w:t>/</w:t>
-      </w:r>
-      <w:proofErr w:type="spellStart"/>
-      <w:r>
-        <w:rPr>
-          <w:rFonts w:ascii="Arial" w:hAnsi="Arial" w:cs="Arial"/>
-          <w:color w:val="000000" w:themeColor="text1"/>
-          <w:sz w:val="22"/>
-          <w:szCs w:val="22"/>
-        </w:rPr>
-        <w:t>application.properties</w:t>
-      </w:r>
-      <w:proofErr w:type="spellEnd"/>
+      <w:r>
+        <w:rPr>
+          <w:rFonts w:ascii="Arial" w:hAnsi="Arial" w:cs="Arial"/>
+          <w:color w:val="000000" w:themeColor="text1"/>
+          <w:sz w:val="22"/>
+          <w:szCs w:val="22"/>
+        </w:rPr>
+        <w:t>src/main/resources/application.properties</w:t>
+      </w:r>
     </w:p>
     <w:p>
       <w:pPr>
@@ -1670,25 +1170,14 @@
           <w:szCs w:val="22"/>
         </w:rPr>
       </w:pPr>
-      <w:proofErr w:type="spellStart"/>
-      <w:r>
-        <w:rPr>
-          <w:rFonts w:ascii="Arial" w:hAnsi="Arial" w:cs="Arial"/>
-          <w:color w:val="000000" w:themeColor="text1"/>
-          <w:sz w:val="22"/>
-          <w:szCs w:val="22"/>
-        </w:rPr>
-        <w:t>docker-compose</w:t>
-      </w:r>
-      <w:proofErr w:type="spellEnd"/>
-      <w:r>
-        <w:rPr>
-          <w:rFonts w:ascii="Arial" w:hAnsi="Arial" w:cs="Arial"/>
-          <w:color w:val="000000" w:themeColor="text1"/>
-          <w:sz w:val="22"/>
-          <w:szCs w:val="22"/>
-        </w:rPr>
-        <w:t xml:space="preserve"> down -v</w:t>
+      <w:r>
+        <w:rPr>
+          <w:rFonts w:ascii="Arial" w:hAnsi="Arial" w:cs="Arial"/>
+          <w:color w:val="000000" w:themeColor="text1"/>
+          <w:sz w:val="22"/>
+          <w:szCs w:val="22"/>
+        </w:rPr>
+        <w:t>docker-compose down -v</w:t>
       </w:r>
     </w:p>
     <w:p>
@@ -1746,45 +1235,14 @@
         </w:rPr>
         <w:br/>
       </w:r>
-      <w:proofErr w:type="spellStart"/>
-      <w:r>
-        <w:rPr>
-          <w:rFonts w:ascii="Arial" w:hAnsi="Arial" w:cs="Arial"/>
-          <w:color w:val="000000" w:themeColor="text1"/>
-          <w:sz w:val="22"/>
-          <w:szCs w:val="22"/>
-        </w:rPr>
-        <w:t>docker</w:t>
-      </w:r>
-      <w:proofErr w:type="spellEnd"/>
-      <w:r>
-        <w:rPr>
-          <w:rFonts w:ascii="Arial" w:hAnsi="Arial" w:cs="Arial"/>
-          <w:color w:val="000000" w:themeColor="text1"/>
-          <w:sz w:val="22"/>
-          <w:szCs w:val="22"/>
-        </w:rPr>
-        <w:t xml:space="preserve"> </w:t>
-      </w:r>
-      <w:proofErr w:type="spellStart"/>
-      <w:r>
-        <w:rPr>
-          <w:rFonts w:ascii="Arial" w:hAnsi="Arial" w:cs="Arial"/>
-          <w:color w:val="000000" w:themeColor="text1"/>
-          <w:sz w:val="22"/>
-          <w:szCs w:val="22"/>
-        </w:rPr>
-        <w:t>ps</w:t>
-      </w:r>
-      <w:proofErr w:type="spellEnd"/>
-      <w:r>
-        <w:rPr>
-          <w:rFonts w:ascii="Arial" w:hAnsi="Arial" w:cs="Arial"/>
-          <w:color w:val="000000" w:themeColor="text1"/>
-          <w:sz w:val="22"/>
-          <w:szCs w:val="22"/>
-        </w:rPr>
-        <w:t xml:space="preserve"> -a</w:t>
+      <w:r>
+        <w:rPr>
+          <w:rFonts w:ascii="Arial" w:hAnsi="Arial" w:cs="Arial"/>
+          <w:color w:val="000000" w:themeColor="text1"/>
+          <w:sz w:val="22"/>
+          <w:szCs w:val="22"/>
+        </w:rPr>
+        <w:t>docker ps -a</w:t>
       </w:r>
     </w:p>
     <w:p>
@@ -1822,249 +1280,27 @@
           <w:sz w:val="22"/>
           <w:szCs w:val="22"/>
         </w:rPr>
-        <w:t xml:space="preserve">2a4bcdd67ab4   </w:t>
-      </w:r>
-      <w:proofErr w:type="spellStart"/>
-      <w:r>
-        <w:rPr>
-          <w:rFonts w:ascii="Arial" w:hAnsi="Arial" w:cs="Arial"/>
-          <w:color w:val="000000" w:themeColor="text1"/>
-          <w:sz w:val="22"/>
-          <w:szCs w:val="22"/>
-        </w:rPr>
-        <w:t>warfare-simulation-api-app</w:t>
-      </w:r>
-      <w:proofErr w:type="spellEnd"/>
-      <w:r>
-        <w:rPr>
-          <w:rFonts w:ascii="Arial" w:hAnsi="Arial" w:cs="Arial"/>
-          <w:color w:val="000000" w:themeColor="text1"/>
-          <w:sz w:val="22"/>
-          <w:szCs w:val="22"/>
-        </w:rPr>
-        <w:t xml:space="preserve">   "</w:t>
-      </w:r>
-      <w:proofErr w:type="spellStart"/>
-      <w:r>
-        <w:rPr>
-          <w:rFonts w:ascii="Arial" w:hAnsi="Arial" w:cs="Arial"/>
-          <w:color w:val="000000" w:themeColor="text1"/>
-          <w:sz w:val="22"/>
-          <w:szCs w:val="22"/>
-        </w:rPr>
-        <w:t>java</w:t>
-      </w:r>
-      <w:proofErr w:type="spellEnd"/>
-      <w:r>
-        <w:rPr>
-          <w:rFonts w:ascii="Arial" w:hAnsi="Arial" w:cs="Arial"/>
-          <w:color w:val="000000" w:themeColor="text1"/>
-          <w:sz w:val="22"/>
-          <w:szCs w:val="22"/>
-        </w:rPr>
-        <w:t xml:space="preserve"> -jar app.jar"      12 </w:t>
-      </w:r>
-      <w:proofErr w:type="spellStart"/>
-      <w:r>
-        <w:rPr>
-          <w:rFonts w:ascii="Arial" w:hAnsi="Arial" w:cs="Arial"/>
-          <w:color w:val="000000" w:themeColor="text1"/>
-          <w:sz w:val="22"/>
-          <w:szCs w:val="22"/>
-        </w:rPr>
-        <w:t>minutes</w:t>
-      </w:r>
-      <w:proofErr w:type="spellEnd"/>
-      <w:r>
-        <w:rPr>
-          <w:rFonts w:ascii="Arial" w:hAnsi="Arial" w:cs="Arial"/>
-          <w:color w:val="000000" w:themeColor="text1"/>
-          <w:sz w:val="22"/>
-          <w:szCs w:val="22"/>
-        </w:rPr>
-        <w:t xml:space="preserve"> ago   </w:t>
-      </w:r>
-      <w:proofErr w:type="spellStart"/>
-      <w:r>
-        <w:rPr>
-          <w:rFonts w:ascii="Arial" w:hAnsi="Arial" w:cs="Arial"/>
-          <w:color w:val="000000" w:themeColor="text1"/>
-          <w:sz w:val="22"/>
-          <w:szCs w:val="22"/>
-        </w:rPr>
-        <w:t>Exited</w:t>
-      </w:r>
-      <w:proofErr w:type="spellEnd"/>
-      <w:r>
-        <w:rPr>
-          <w:rFonts w:ascii="Arial" w:hAnsi="Arial" w:cs="Arial"/>
-          <w:color w:val="000000" w:themeColor="text1"/>
-          <w:sz w:val="22"/>
-          <w:szCs w:val="22"/>
-        </w:rPr>
-        <w:t xml:space="preserve"> (1) 7 </w:t>
-      </w:r>
-      <w:proofErr w:type="spellStart"/>
-      <w:r>
-        <w:rPr>
-          <w:rFonts w:ascii="Arial" w:hAnsi="Arial" w:cs="Arial"/>
-          <w:color w:val="000000" w:themeColor="text1"/>
-          <w:sz w:val="22"/>
-          <w:szCs w:val="22"/>
-        </w:rPr>
-        <w:t>minutes</w:t>
-      </w:r>
-      <w:proofErr w:type="spellEnd"/>
-      <w:r>
-        <w:rPr>
-          <w:rFonts w:ascii="Arial" w:hAnsi="Arial" w:cs="Arial"/>
-          <w:color w:val="000000" w:themeColor="text1"/>
-          <w:sz w:val="22"/>
-          <w:szCs w:val="22"/>
-        </w:rPr>
-        <w:t xml:space="preserve"> ago               </w:t>
-      </w:r>
-      <w:proofErr w:type="spellStart"/>
-      <w:r>
-        <w:rPr>
-          <w:rFonts w:ascii="Arial" w:hAnsi="Arial" w:cs="Arial"/>
-          <w:color w:val="000000" w:themeColor="text1"/>
-          <w:sz w:val="22"/>
-          <w:szCs w:val="22"/>
-        </w:rPr>
-        <w:t>springboot-app</w:t>
-      </w:r>
-      <w:proofErr w:type="spellEnd"/>
-    </w:p>
-    <w:p>
-      <w:pPr>
-        <w:rPr>
-          <w:rFonts w:ascii="Arial" w:hAnsi="Arial" w:cs="Arial"/>
-          <w:color w:val="000000" w:themeColor="text1"/>
-          <w:sz w:val="22"/>
-          <w:szCs w:val="22"/>
-        </w:rPr>
-      </w:pPr>
-      <w:r>
-        <w:rPr>
-          <w:rFonts w:ascii="Arial" w:hAnsi="Arial" w:cs="Arial"/>
-          <w:color w:val="000000" w:themeColor="text1"/>
-          <w:sz w:val="22"/>
-          <w:szCs w:val="22"/>
-        </w:rPr>
-        <w:t xml:space="preserve">5b6a69429dd2   </w:t>
-      </w:r>
-      <w:proofErr w:type="spellStart"/>
-      <w:r>
-        <w:rPr>
-          <w:rFonts w:ascii="Arial" w:hAnsi="Arial" w:cs="Arial"/>
-          <w:color w:val="000000" w:themeColor="text1"/>
-          <w:sz w:val="22"/>
-          <w:szCs w:val="22"/>
-        </w:rPr>
-        <w:t>postgis</w:t>
-      </w:r>
-      <w:proofErr w:type="spellEnd"/>
-      <w:r>
-        <w:rPr>
-          <w:rFonts w:ascii="Arial" w:hAnsi="Arial" w:cs="Arial"/>
-          <w:color w:val="000000" w:themeColor="text1"/>
-          <w:sz w:val="22"/>
-          <w:szCs w:val="22"/>
-        </w:rPr>
-        <w:t>/postgis:16-3.4       "</w:t>
-      </w:r>
-      <w:proofErr w:type="spellStart"/>
-      <w:r>
-        <w:rPr>
-          <w:rFonts w:ascii="Arial" w:hAnsi="Arial" w:cs="Arial"/>
-          <w:color w:val="000000" w:themeColor="text1"/>
-          <w:sz w:val="22"/>
-          <w:szCs w:val="22"/>
-        </w:rPr>
-        <w:t>docker-entrypoint.s</w:t>
-      </w:r>
-      <w:proofErr w:type="spellEnd"/>
-      <w:r>
-        <w:rPr>
-          <w:rFonts w:ascii="Arial" w:hAnsi="Arial" w:cs="Arial"/>
-          <w:color w:val="000000" w:themeColor="text1"/>
-          <w:sz w:val="22"/>
-          <w:szCs w:val="22"/>
-        </w:rPr>
-        <w:t xml:space="preserve">…"   12 </w:t>
-      </w:r>
-      <w:proofErr w:type="spellStart"/>
-      <w:r>
-        <w:rPr>
-          <w:rFonts w:ascii="Arial" w:hAnsi="Arial" w:cs="Arial"/>
-          <w:color w:val="000000" w:themeColor="text1"/>
-          <w:sz w:val="22"/>
-          <w:szCs w:val="22"/>
-        </w:rPr>
-        <w:t>minutes</w:t>
-      </w:r>
-      <w:proofErr w:type="spellEnd"/>
-      <w:r>
-        <w:rPr>
-          <w:rFonts w:ascii="Arial" w:hAnsi="Arial" w:cs="Arial"/>
-          <w:color w:val="000000" w:themeColor="text1"/>
-          <w:sz w:val="22"/>
-          <w:szCs w:val="22"/>
-        </w:rPr>
-        <w:t xml:space="preserve"> ago   </w:t>
-      </w:r>
-      <w:proofErr w:type="spellStart"/>
-      <w:r>
-        <w:rPr>
-          <w:rFonts w:ascii="Arial" w:hAnsi="Arial" w:cs="Arial"/>
-          <w:color w:val="000000" w:themeColor="text1"/>
-          <w:sz w:val="22"/>
-          <w:szCs w:val="22"/>
-        </w:rPr>
-        <w:t>Exited</w:t>
-      </w:r>
-      <w:proofErr w:type="spellEnd"/>
-      <w:r>
-        <w:rPr>
-          <w:rFonts w:ascii="Arial" w:hAnsi="Arial" w:cs="Arial"/>
-          <w:color w:val="000000" w:themeColor="text1"/>
-          <w:sz w:val="22"/>
-          <w:szCs w:val="22"/>
-        </w:rPr>
-        <w:t xml:space="preserve"> (137) 6 </w:t>
-      </w:r>
-      <w:proofErr w:type="spellStart"/>
-      <w:r>
-        <w:rPr>
-          <w:rFonts w:ascii="Arial" w:hAnsi="Arial" w:cs="Arial"/>
-          <w:color w:val="000000" w:themeColor="text1"/>
-          <w:sz w:val="22"/>
-          <w:szCs w:val="22"/>
-        </w:rPr>
-        <w:t>minutes</w:t>
-      </w:r>
-      <w:proofErr w:type="spellEnd"/>
-      <w:r>
-        <w:rPr>
-          <w:rFonts w:ascii="Arial" w:hAnsi="Arial" w:cs="Arial"/>
-          <w:color w:val="000000" w:themeColor="text1"/>
-          <w:sz w:val="22"/>
-          <w:szCs w:val="22"/>
-        </w:rPr>
-        <w:t xml:space="preserve"> ago             </w:t>
-      </w:r>
-      <w:proofErr w:type="spellStart"/>
-      <w:r>
-        <w:rPr>
-          <w:rFonts w:ascii="Arial" w:hAnsi="Arial" w:cs="Arial"/>
-          <w:color w:val="000000" w:themeColor="text1"/>
-          <w:sz w:val="22"/>
-          <w:szCs w:val="22"/>
-        </w:rPr>
-        <w:t>postgres-db</w:t>
-      </w:r>
-      <w:proofErr w:type="spellEnd"/>
+        <w:t>2a4bcdd67ab4   warfare-simulation-api-app   "java -jar app.jar"      12 minutes ago   Exited (1) 7 minutes ago               springboot-app</w:t>
+      </w:r>
+    </w:p>
+    <w:p>
+      <w:pPr>
+        <w:rPr>
+          <w:rFonts w:ascii="Arial" w:hAnsi="Arial" w:cs="Arial"/>
+          <w:color w:val="000000" w:themeColor="text1"/>
+          <w:sz w:val="22"/>
+          <w:szCs w:val="22"/>
+        </w:rPr>
+      </w:pPr>
+      <w:r>
+        <w:rPr>
+          <w:rFonts w:ascii="Arial" w:hAnsi="Arial" w:cs="Arial"/>
+          <w:color w:val="000000" w:themeColor="text1"/>
+          <w:sz w:val="22"/>
+          <w:szCs w:val="22"/>
+        </w:rPr>
+        <w:t>5b6a69429dd2   postgis/postgis:16-3.4       "docker-entrypoint.s…"   12 minutes ago   Exited (137) 6 minutes ago             postgres-db</w:t>
+      </w:r>
       <w:r>
         <w:rPr>
           <w:rFonts w:ascii="Arial" w:hAnsi="Arial" w:cs="Arial"/>
@@ -2083,57 +1319,15 @@
         </w:rPr>
         <w:br/>
       </w:r>
-      <w:proofErr w:type="spellStart"/>
-      <w:r>
-        <w:rPr>
-          <w:rFonts w:ascii="Arial" w:hAnsi="Arial" w:cs="Arial"/>
-          <w:color w:val="000000" w:themeColor="text1"/>
-          <w:sz w:val="22"/>
-          <w:szCs w:val="22"/>
-        </w:rPr>
-        <w:t>docker</w:t>
-      </w:r>
-      <w:proofErr w:type="spellEnd"/>
-      <w:r>
-        <w:rPr>
-          <w:rFonts w:ascii="Arial" w:hAnsi="Arial" w:cs="Arial"/>
-          <w:color w:val="000000" w:themeColor="text1"/>
-          <w:sz w:val="22"/>
-          <w:szCs w:val="22"/>
-        </w:rPr>
-        <w:t xml:space="preserve"> </w:t>
-      </w:r>
-      <w:proofErr w:type="spellStart"/>
-      <w:r>
-        <w:rPr>
-          <w:rFonts w:ascii="Arial" w:hAnsi="Arial" w:cs="Arial"/>
-          <w:color w:val="000000" w:themeColor="text1"/>
-          <w:sz w:val="22"/>
-          <w:szCs w:val="22"/>
-        </w:rPr>
-        <w:t>rm</w:t>
-      </w:r>
-      <w:proofErr w:type="spellEnd"/>
-      <w:r>
-        <w:rPr>
-          <w:rFonts w:ascii="Arial" w:hAnsi="Arial" w:cs="Arial"/>
-          <w:color w:val="000000" w:themeColor="text1"/>
-          <w:sz w:val="22"/>
-          <w:szCs w:val="22"/>
-        </w:rPr>
-        <w:t xml:space="preserve"> </w:t>
-      </w:r>
-      <w:proofErr w:type="spellStart"/>
-      <w:r>
-        <w:rPr>
-          <w:rFonts w:ascii="Arial" w:hAnsi="Arial" w:cs="Arial"/>
-          <w:color w:val="000000" w:themeColor="text1"/>
-          <w:sz w:val="22"/>
-          <w:szCs w:val="22"/>
-        </w:rPr>
-        <w:t>springboot-app</w:t>
-      </w:r>
-      <w:proofErr w:type="spellEnd"/>
+      <w:r>
+        <w:rPr>
+          <w:rFonts w:ascii="Arial" w:hAnsi="Arial" w:cs="Arial"/>
+          <w:color w:val="000000" w:themeColor="text1"/>
+          <w:sz w:val="22"/>
+          <w:szCs w:val="22"/>
+        </w:rPr>
+        <w:t>docker rm springboot-app</w:t>
+      </w:r>
     </w:p>
     <w:p>
       <w:pPr>
@@ -2146,7 +1340,6 @@
           <w:szCs w:val="22"/>
         </w:rPr>
       </w:pPr>
-      <w:proofErr w:type="spellStart"/>
       <w:r>
         <w:rPr>
           <w:rFonts w:ascii="Arial" w:hAnsi="Arial" w:cs="Arial"/>
@@ -2156,168 +1349,240 @@
           <w:sz w:val="22"/>
           <w:szCs w:val="22"/>
         </w:rPr>
-        <w:t>docker</w:t>
-      </w:r>
-      <w:proofErr w:type="spellEnd"/>
-      <w:r>
-        <w:rPr>
-          <w:rFonts w:ascii="Arial" w:hAnsi="Arial" w:cs="Arial"/>
-          <w:b/>
-          <w:bCs/>
+        <w:t>docker rmi warfare-simulation-api:latest</w:t>
+      </w:r>
+    </w:p>
+    <w:p>
+      <w:pPr>
+        <w:rPr>
+          <w:rFonts w:ascii="Arial" w:hAnsi="Arial" w:cs="Arial"/>
+          <w:color w:val="000000" w:themeColor="text1"/>
+          <w:sz w:val="22"/>
+          <w:szCs w:val="22"/>
+        </w:rPr>
+      </w:pPr>
+    </w:p>
+    <w:p>
+      <w:pPr>
+        <w:rPr>
+          <w:rFonts w:ascii="Arial" w:hAnsi="Arial" w:cs="Arial"/>
+          <w:color w:val="000000" w:themeColor="text1"/>
+          <w:sz w:val="22"/>
+          <w:szCs w:val="22"/>
+        </w:rPr>
+      </w:pPr>
+      <w:r>
+        <w:rPr>
+          <w:rFonts w:ascii="Arial" w:hAnsi="Arial" w:cs="Arial"/>
+          <w:color w:val="000000" w:themeColor="text1"/>
+          <w:sz w:val="22"/>
+          <w:szCs w:val="22"/>
+        </w:rPr>
+        <w:t xml:space="preserve">2. </w:t>
+      </w:r>
+      <w:r>
+        <w:rPr>
+          <w:rFonts w:ascii="Arial" w:hAnsi="Arial" w:cs="Arial"/>
+          <w:color w:val="000000" w:themeColor="text1"/>
+          <w:sz w:val="22"/>
+          <w:szCs w:val="22"/>
+        </w:rPr>
+        <w:t>B</w:t>
+      </w:r>
+      <w:r>
+        <w:rPr>
+          <w:rFonts w:ascii="Arial" w:hAnsi="Arial" w:cs="Arial"/>
+          <w:color w:val="000000" w:themeColor="text1"/>
+          <w:sz w:val="22"/>
+          <w:szCs w:val="22"/>
+        </w:rPr>
+        <w:t>ud</w:t>
+      </w:r>
+      <w:r>
+        <w:rPr>
+          <w:rFonts w:ascii="Arial" w:hAnsi="Arial" w:cs="Arial"/>
+          <w:color w:val="000000" w:themeColor="text1"/>
+          <w:sz w:val="22"/>
+          <w:szCs w:val="22"/>
+        </w:rPr>
+        <w:t>owanie</w:t>
+      </w:r>
+      <w:r>
+        <w:rPr>
+          <w:rFonts w:ascii="Arial" w:hAnsi="Arial" w:cs="Arial"/>
+          <w:color w:val="000000" w:themeColor="text1"/>
+          <w:sz w:val="22"/>
+          <w:szCs w:val="22"/>
+        </w:rPr>
+        <w:t>/Przebudowanie</w:t>
+      </w:r>
+      <w:r>
+        <w:rPr>
+          <w:rFonts w:ascii="Arial" w:hAnsi="Arial" w:cs="Arial"/>
+          <w:color w:val="000000" w:themeColor="text1"/>
+          <w:sz w:val="22"/>
+          <w:szCs w:val="22"/>
+        </w:rPr>
+        <w:t xml:space="preserve"> projekt</w:t>
+      </w:r>
+      <w:r>
+        <w:rPr>
+          <w:rFonts w:ascii="Arial" w:hAnsi="Arial" w:cs="Arial"/>
+          <w:color w:val="000000" w:themeColor="text1"/>
+          <w:sz w:val="22"/>
+          <w:szCs w:val="22"/>
+        </w:rPr>
+        <w:t>u</w:t>
+      </w:r>
+    </w:p>
+    <w:p>
+      <w:pPr>
+        <w:rPr>
+          <w:rFonts w:ascii="Arial" w:hAnsi="Arial" w:cs="Arial"/>
+          <w:color w:val="000000" w:themeColor="text1"/>
+          <w:sz w:val="22"/>
+          <w:szCs w:val="22"/>
+        </w:rPr>
+      </w:pPr>
+      <w:r>
+        <w:rPr>
+          <w:rFonts w:ascii="Arial" w:hAnsi="Arial" w:cs="Arial"/>
+          <w:color w:val="000000" w:themeColor="text1"/>
+          <w:sz w:val="22"/>
+          <w:szCs w:val="22"/>
+        </w:rPr>
+        <w:t>W terminalu</w:t>
+      </w:r>
+      <w:r>
+        <w:rPr>
+          <w:rFonts w:ascii="Arial" w:hAnsi="Arial" w:cs="Arial"/>
+          <w:color w:val="000000" w:themeColor="text1"/>
+          <w:sz w:val="22"/>
+          <w:szCs w:val="22"/>
+        </w:rPr>
+        <w:t xml:space="preserve"> (w głównym katalogu projektu):</w:t>
+      </w:r>
+      <w:r>
+        <w:rPr>
+          <w:rFonts w:ascii="Arial" w:hAnsi="Arial" w:cs="Arial"/>
+          <w:color w:val="000000" w:themeColor="text1"/>
+          <w:sz w:val="22"/>
+          <w:szCs w:val="22"/>
+        </w:rPr>
+        <w:br/>
+      </w:r>
+      <w:r>
+        <w:rPr>
+          <w:rFonts w:ascii="Arial" w:hAnsi="Arial" w:cs="Arial"/>
+          <w:color w:val="000000" w:themeColor="text1"/>
+          <w:sz w:val="22"/>
+          <w:szCs w:val="22"/>
+        </w:rPr>
+        <w:t>mvn clean package -DskipTests</w:t>
+      </w:r>
+    </w:p>
+    <w:p>
+      <w:pPr>
+        <w:rPr>
+          <w:rFonts w:ascii="Arial" w:hAnsi="Arial" w:cs="Arial"/>
+          <w:color w:val="000000" w:themeColor="text1"/>
+          <w:sz w:val="22"/>
+          <w:szCs w:val="22"/>
+        </w:rPr>
+      </w:pPr>
+    </w:p>
+    <w:p>
+      <w:pPr>
+        <w:rPr>
+          <w:rFonts w:ascii="Arial" w:hAnsi="Arial" w:cs="Arial"/>
+          <w:color w:val="000000" w:themeColor="text1"/>
+          <w:sz w:val="22"/>
+          <w:szCs w:val="22"/>
+        </w:rPr>
+      </w:pPr>
+      <w:r>
+        <w:rPr>
+          <w:rFonts w:ascii="Arial" w:hAnsi="Arial" w:cs="Arial"/>
+          <w:color w:val="000000" w:themeColor="text1"/>
+          <w:sz w:val="22"/>
+          <w:szCs w:val="22"/>
+        </w:rPr>
+        <w:t>To utworzy folder target/ z plikiem JAR, np.:</w:t>
+      </w:r>
+      <w:r>
+        <w:rPr>
+          <w:rFonts w:ascii="Arial" w:hAnsi="Arial" w:cs="Arial"/>
+          <w:color w:val="000000" w:themeColor="text1"/>
+          <w:sz w:val="22"/>
+          <w:szCs w:val="22"/>
+        </w:rPr>
+        <w:br/>
+      </w:r>
+      <w:r>
+        <w:rPr>
+          <w:rFonts w:ascii="Arial" w:hAnsi="Arial" w:cs="Arial"/>
+          <w:color w:val="000000" w:themeColor="text1"/>
+          <w:sz w:val="22"/>
+          <w:szCs w:val="22"/>
+        </w:rPr>
+        <w:t>target/warfare-simulation-api-0.0.1-SNAPSHOT.jar</w:t>
+      </w:r>
+    </w:p>
+    <w:p>
+      <w:pPr>
+        <w:rPr>
+          <w:rFonts w:ascii="Arial" w:hAnsi="Arial" w:cs="Arial"/>
+          <w:color w:val="000000" w:themeColor="text1"/>
+          <w:sz w:val="22"/>
+          <w:szCs w:val="22"/>
+        </w:rPr>
+      </w:pPr>
+    </w:p>
+    <w:p>
+      <w:pPr>
+        <w:rPr>
+          <w:rFonts w:ascii="Arial" w:hAnsi="Arial" w:cs="Arial"/>
+          <w:color w:val="000000" w:themeColor="text1"/>
+          <w:sz w:val="22"/>
+          <w:szCs w:val="22"/>
+        </w:rPr>
+      </w:pPr>
+      <w:r>
+        <w:rPr>
+          <w:rFonts w:ascii="Arial" w:hAnsi="Arial" w:cs="Arial"/>
+          <w:color w:val="000000" w:themeColor="text1"/>
+          <w:sz w:val="22"/>
+          <w:szCs w:val="22"/>
+        </w:rPr>
+        <w:t>3. Zbudowanie obrazu Dockera dla aplikacji</w:t>
+      </w:r>
+      <w:r>
+        <w:rPr>
+          <w:rFonts w:ascii="Arial" w:hAnsi="Arial" w:cs="Arial"/>
+          <w:color w:val="000000" w:themeColor="text1"/>
+          <w:sz w:val="22"/>
+          <w:szCs w:val="22"/>
+        </w:rPr>
+        <w:br/>
+      </w:r>
+      <w:r>
+        <w:rPr>
+          <w:rFonts w:ascii="Arial" w:hAnsi="Arial" w:cs="Arial"/>
+          <w:color w:val="000000" w:themeColor="text1"/>
+          <w:sz w:val="22"/>
+          <w:szCs w:val="22"/>
+        </w:rPr>
+        <w:t>W terminalu (w głównym katalogu projektu):</w:t>
+      </w:r>
+      <w:r>
+        <w:rPr>
+          <w:rFonts w:ascii="Arial" w:hAnsi="Arial" w:cs="Arial"/>
           <w:color w:val="000000" w:themeColor="text1"/>
           <w:sz w:val="22"/>
           <w:szCs w:val="22"/>
         </w:rPr>
         <w:t xml:space="preserve"> </w:t>
       </w:r>
-      <w:proofErr w:type="spellStart"/>
-      <w:r>
-        <w:rPr>
-          <w:rFonts w:ascii="Arial" w:hAnsi="Arial" w:cs="Arial"/>
-          <w:b/>
-          <w:bCs/>
-          <w:color w:val="000000" w:themeColor="text1"/>
-          <w:sz w:val="22"/>
-          <w:szCs w:val="22"/>
-        </w:rPr>
-        <w:t>rmi</w:t>
-      </w:r>
-      <w:proofErr w:type="spellEnd"/>
-      <w:r>
-        <w:rPr>
-          <w:rFonts w:ascii="Arial" w:hAnsi="Arial" w:cs="Arial"/>
-          <w:b/>
-          <w:bCs/>
-          <w:color w:val="000000" w:themeColor="text1"/>
-          <w:sz w:val="22"/>
-          <w:szCs w:val="22"/>
-        </w:rPr>
-        <w:t xml:space="preserve"> </w:t>
-      </w:r>
-      <w:proofErr w:type="spellStart"/>
-      <w:r>
-        <w:rPr>
-          <w:rFonts w:ascii="Arial" w:hAnsi="Arial" w:cs="Arial"/>
-          <w:b/>
-          <w:bCs/>
-          <w:color w:val="000000" w:themeColor="text1"/>
-          <w:sz w:val="22"/>
-          <w:szCs w:val="22"/>
-        </w:rPr>
-        <w:t>warfare-simulation-api:latest</w:t>
-      </w:r>
-      <w:proofErr w:type="spellEnd"/>
-    </w:p>
-    <w:p>
-      <w:pPr>
-        <w:rPr>
-          <w:rFonts w:ascii="Arial" w:hAnsi="Arial" w:cs="Arial"/>
-          <w:color w:val="000000" w:themeColor="text1"/>
-          <w:sz w:val="22"/>
-          <w:szCs w:val="22"/>
-        </w:rPr>
-      </w:pPr>
-    </w:p>
-    <w:p>
-      <w:pPr>
-        <w:rPr>
-          <w:rFonts w:ascii="Arial" w:hAnsi="Arial" w:cs="Arial"/>
-          <w:color w:val="000000" w:themeColor="text1"/>
-          <w:sz w:val="22"/>
-          <w:szCs w:val="22"/>
-        </w:rPr>
-      </w:pPr>
-      <w:r>
-        <w:rPr>
-          <w:rFonts w:ascii="Arial" w:hAnsi="Arial" w:cs="Arial"/>
-          <w:color w:val="000000" w:themeColor="text1"/>
-          <w:sz w:val="22"/>
-          <w:szCs w:val="22"/>
-        </w:rPr>
-        <w:t xml:space="preserve">2. </w:t>
-      </w:r>
-      <w:r>
-        <w:rPr>
-          <w:rFonts w:ascii="Arial" w:hAnsi="Arial" w:cs="Arial"/>
-          <w:color w:val="000000" w:themeColor="text1"/>
-          <w:sz w:val="22"/>
-          <w:szCs w:val="22"/>
-        </w:rPr>
-        <w:t>B</w:t>
-      </w:r>
-      <w:r>
-        <w:rPr>
-          <w:rFonts w:ascii="Arial" w:hAnsi="Arial" w:cs="Arial"/>
-          <w:color w:val="000000" w:themeColor="text1"/>
-          <w:sz w:val="22"/>
-          <w:szCs w:val="22"/>
-        </w:rPr>
-        <w:t>ud</w:t>
-      </w:r>
-      <w:r>
-        <w:rPr>
-          <w:rFonts w:ascii="Arial" w:hAnsi="Arial" w:cs="Arial"/>
-          <w:color w:val="000000" w:themeColor="text1"/>
-          <w:sz w:val="22"/>
-          <w:szCs w:val="22"/>
-        </w:rPr>
-        <w:t>owanie</w:t>
-      </w:r>
-      <w:r>
-        <w:rPr>
-          <w:rFonts w:ascii="Arial" w:hAnsi="Arial" w:cs="Arial"/>
-          <w:color w:val="000000" w:themeColor="text1"/>
-          <w:sz w:val="22"/>
-          <w:szCs w:val="22"/>
-        </w:rPr>
-        <w:t>/Przebudowanie</w:t>
-      </w:r>
-      <w:r>
-        <w:rPr>
-          <w:rFonts w:ascii="Arial" w:hAnsi="Arial" w:cs="Arial"/>
-          <w:color w:val="000000" w:themeColor="text1"/>
-          <w:sz w:val="22"/>
-          <w:szCs w:val="22"/>
-        </w:rPr>
-        <w:t xml:space="preserve"> projekt</w:t>
-      </w:r>
-      <w:r>
-        <w:rPr>
-          <w:rFonts w:ascii="Arial" w:hAnsi="Arial" w:cs="Arial"/>
-          <w:color w:val="000000" w:themeColor="text1"/>
-          <w:sz w:val="22"/>
-          <w:szCs w:val="22"/>
-        </w:rPr>
-        <w:t>u</w:t>
-      </w:r>
-    </w:p>
-    <w:p>
-      <w:pPr>
-        <w:rPr>
-          <w:rFonts w:ascii="Arial" w:hAnsi="Arial" w:cs="Arial"/>
-          <w:color w:val="000000" w:themeColor="text1"/>
-          <w:sz w:val="22"/>
-          <w:szCs w:val="22"/>
-        </w:rPr>
-      </w:pPr>
-      <w:r>
-        <w:rPr>
-          <w:rFonts w:ascii="Arial" w:hAnsi="Arial" w:cs="Arial"/>
-          <w:color w:val="000000" w:themeColor="text1"/>
-          <w:sz w:val="22"/>
-          <w:szCs w:val="22"/>
-        </w:rPr>
-        <w:t>W terminalu</w:t>
-      </w:r>
-      <w:r>
-        <w:rPr>
-          <w:rFonts w:ascii="Arial" w:hAnsi="Arial" w:cs="Arial"/>
-          <w:color w:val="000000" w:themeColor="text1"/>
-          <w:sz w:val="22"/>
-          <w:szCs w:val="22"/>
-        </w:rPr>
-        <w:t xml:space="preserve"> (w głównym katalogu projektu):</w:t>
-      </w:r>
       <w:r>
         <w:rPr>
           <w:rFonts w:ascii="Arial" w:hAnsi="Arial" w:cs="Arial"/>
@@ -2327,268 +1592,14 @@
         </w:rPr>
         <w:br/>
       </w:r>
-      <w:proofErr w:type="spellStart"/>
-      <w:r>
-        <w:rPr>
-          <w:rFonts w:ascii="Arial" w:hAnsi="Arial" w:cs="Arial"/>
-          <w:color w:val="000000" w:themeColor="text1"/>
-          <w:sz w:val="22"/>
-          <w:szCs w:val="22"/>
-        </w:rPr>
-        <w:t>mvn</w:t>
-      </w:r>
-      <w:proofErr w:type="spellEnd"/>
-      <w:r>
-        <w:rPr>
-          <w:rFonts w:ascii="Arial" w:hAnsi="Arial" w:cs="Arial"/>
-          <w:color w:val="000000" w:themeColor="text1"/>
-          <w:sz w:val="22"/>
-          <w:szCs w:val="22"/>
-        </w:rPr>
-        <w:t xml:space="preserve"> </w:t>
-      </w:r>
-      <w:proofErr w:type="spellStart"/>
-      <w:r>
-        <w:rPr>
-          <w:rFonts w:ascii="Arial" w:hAnsi="Arial" w:cs="Arial"/>
-          <w:color w:val="000000" w:themeColor="text1"/>
-          <w:sz w:val="22"/>
-          <w:szCs w:val="22"/>
-        </w:rPr>
-        <w:t>clean</w:t>
-      </w:r>
-      <w:proofErr w:type="spellEnd"/>
-      <w:r>
-        <w:rPr>
-          <w:rFonts w:ascii="Arial" w:hAnsi="Arial" w:cs="Arial"/>
-          <w:color w:val="000000" w:themeColor="text1"/>
-          <w:sz w:val="22"/>
-          <w:szCs w:val="22"/>
-        </w:rPr>
-        <w:t xml:space="preserve"> </w:t>
-      </w:r>
-      <w:proofErr w:type="spellStart"/>
-      <w:r>
-        <w:rPr>
-          <w:rFonts w:ascii="Arial" w:hAnsi="Arial" w:cs="Arial"/>
-          <w:color w:val="000000" w:themeColor="text1"/>
-          <w:sz w:val="22"/>
-          <w:szCs w:val="22"/>
-        </w:rPr>
-        <w:t>package</w:t>
-      </w:r>
-      <w:proofErr w:type="spellEnd"/>
-      <w:r>
-        <w:rPr>
-          <w:rFonts w:ascii="Arial" w:hAnsi="Arial" w:cs="Arial"/>
-          <w:color w:val="000000" w:themeColor="text1"/>
-          <w:sz w:val="22"/>
-          <w:szCs w:val="22"/>
-        </w:rPr>
-        <w:t xml:space="preserve"> -</w:t>
-      </w:r>
-      <w:proofErr w:type="spellStart"/>
-      <w:r>
-        <w:rPr>
-          <w:rFonts w:ascii="Arial" w:hAnsi="Arial" w:cs="Arial"/>
-          <w:color w:val="000000" w:themeColor="text1"/>
-          <w:sz w:val="22"/>
-          <w:szCs w:val="22"/>
-        </w:rPr>
-        <w:t>DskipTests</w:t>
-      </w:r>
-      <w:proofErr w:type="spellEnd"/>
-    </w:p>
-    <w:p>
-      <w:pPr>
-        <w:rPr>
-          <w:rFonts w:ascii="Arial" w:hAnsi="Arial" w:cs="Arial"/>
-          <w:color w:val="000000" w:themeColor="text1"/>
-          <w:sz w:val="22"/>
-          <w:szCs w:val="22"/>
-        </w:rPr>
-      </w:pPr>
-    </w:p>
-    <w:p>
-      <w:pPr>
-        <w:rPr>
-          <w:rFonts w:ascii="Arial" w:hAnsi="Arial" w:cs="Arial"/>
-          <w:color w:val="000000" w:themeColor="text1"/>
-          <w:sz w:val="22"/>
-          <w:szCs w:val="22"/>
-        </w:rPr>
-      </w:pPr>
-      <w:r>
-        <w:rPr>
-          <w:rFonts w:ascii="Arial" w:hAnsi="Arial" w:cs="Arial"/>
-          <w:color w:val="000000" w:themeColor="text1"/>
-          <w:sz w:val="22"/>
-          <w:szCs w:val="22"/>
-        </w:rPr>
-        <w:t>To utworzy folder target/ z plikiem JAR, np.:</w:t>
-      </w:r>
-      <w:r>
-        <w:rPr>
-          <w:rFonts w:ascii="Arial" w:hAnsi="Arial" w:cs="Arial"/>
-          <w:color w:val="000000" w:themeColor="text1"/>
-          <w:sz w:val="22"/>
-          <w:szCs w:val="22"/>
-        </w:rPr>
-        <w:br/>
-      </w:r>
-      <w:r>
-        <w:rPr>
-          <w:rFonts w:ascii="Arial" w:hAnsi="Arial" w:cs="Arial"/>
-          <w:color w:val="000000" w:themeColor="text1"/>
-          <w:sz w:val="22"/>
-          <w:szCs w:val="22"/>
-        </w:rPr>
-        <w:t>target/warfare-simulation-api-0.0.1-SNAPSHOT.jar</w:t>
-      </w:r>
-    </w:p>
-    <w:p>
-      <w:pPr>
-        <w:rPr>
-          <w:rFonts w:ascii="Arial" w:hAnsi="Arial" w:cs="Arial"/>
-          <w:color w:val="000000" w:themeColor="text1"/>
-          <w:sz w:val="22"/>
-          <w:szCs w:val="22"/>
-        </w:rPr>
-      </w:pPr>
-    </w:p>
-    <w:p>
-      <w:pPr>
-        <w:rPr>
-          <w:rFonts w:ascii="Arial" w:hAnsi="Arial" w:cs="Arial"/>
-          <w:color w:val="000000" w:themeColor="text1"/>
-          <w:sz w:val="22"/>
-          <w:szCs w:val="22"/>
-        </w:rPr>
-      </w:pPr>
-      <w:r>
-        <w:rPr>
-          <w:rFonts w:ascii="Arial" w:hAnsi="Arial" w:cs="Arial"/>
-          <w:color w:val="000000" w:themeColor="text1"/>
-          <w:sz w:val="22"/>
-          <w:szCs w:val="22"/>
-        </w:rPr>
-        <w:t xml:space="preserve">3. Zbudowanie obrazu </w:t>
-      </w:r>
-      <w:proofErr w:type="spellStart"/>
-      <w:r>
-        <w:rPr>
-          <w:rFonts w:ascii="Arial" w:hAnsi="Arial" w:cs="Arial"/>
-          <w:color w:val="000000" w:themeColor="text1"/>
-          <w:sz w:val="22"/>
-          <w:szCs w:val="22"/>
-        </w:rPr>
-        <w:t>Dockera</w:t>
-      </w:r>
-      <w:proofErr w:type="spellEnd"/>
-      <w:r>
-        <w:rPr>
-          <w:rFonts w:ascii="Arial" w:hAnsi="Arial" w:cs="Arial"/>
-          <w:color w:val="000000" w:themeColor="text1"/>
-          <w:sz w:val="22"/>
-          <w:szCs w:val="22"/>
-        </w:rPr>
-        <w:t xml:space="preserve"> dla aplikacji</w:t>
-      </w:r>
-      <w:r>
-        <w:rPr>
-          <w:rFonts w:ascii="Arial" w:hAnsi="Arial" w:cs="Arial"/>
-          <w:color w:val="000000" w:themeColor="text1"/>
-          <w:sz w:val="22"/>
-          <w:szCs w:val="22"/>
-        </w:rPr>
-        <w:br/>
-      </w:r>
-      <w:r>
-        <w:rPr>
-          <w:rFonts w:ascii="Arial" w:hAnsi="Arial" w:cs="Arial"/>
-          <w:color w:val="000000" w:themeColor="text1"/>
-          <w:sz w:val="22"/>
-          <w:szCs w:val="22"/>
-        </w:rPr>
-        <w:t>W terminalu (w głównym katalogu projektu):</w:t>
-      </w:r>
-      <w:r>
-        <w:rPr>
-          <w:rFonts w:ascii="Arial" w:hAnsi="Arial" w:cs="Arial"/>
-          <w:color w:val="000000" w:themeColor="text1"/>
-          <w:sz w:val="22"/>
-          <w:szCs w:val="22"/>
-        </w:rPr>
-        <w:t xml:space="preserve"> </w:t>
-      </w:r>
-      <w:r>
-        <w:rPr>
-          <w:rFonts w:ascii="Arial" w:hAnsi="Arial" w:cs="Arial"/>
-          <w:color w:val="000000" w:themeColor="text1"/>
-          <w:sz w:val="22"/>
-          <w:szCs w:val="22"/>
-        </w:rPr>
-        <w:br/>
-      </w:r>
-      <w:proofErr w:type="spellStart"/>
-      <w:r>
-        <w:rPr>
-          <w:rFonts w:ascii="Arial" w:hAnsi="Arial" w:cs="Arial"/>
-          <w:color w:val="000000" w:themeColor="text1"/>
-          <w:sz w:val="22"/>
-          <w:szCs w:val="22"/>
-        </w:rPr>
-        <w:t>docker</w:t>
-      </w:r>
-      <w:proofErr w:type="spellEnd"/>
-      <w:r>
-        <w:rPr>
-          <w:rFonts w:ascii="Arial" w:hAnsi="Arial" w:cs="Arial"/>
-          <w:color w:val="000000" w:themeColor="text1"/>
-          <w:sz w:val="22"/>
-          <w:szCs w:val="22"/>
-        </w:rPr>
-        <w:t xml:space="preserve"> </w:t>
-      </w:r>
-      <w:proofErr w:type="spellStart"/>
-      <w:r>
-        <w:rPr>
-          <w:rFonts w:ascii="Arial" w:hAnsi="Arial" w:cs="Arial"/>
-          <w:color w:val="000000" w:themeColor="text1"/>
-          <w:sz w:val="22"/>
-          <w:szCs w:val="22"/>
-        </w:rPr>
-        <w:t>build</w:t>
-      </w:r>
-      <w:proofErr w:type="spellEnd"/>
-      <w:r>
-        <w:rPr>
-          <w:rFonts w:ascii="Arial" w:hAnsi="Arial" w:cs="Arial"/>
-          <w:color w:val="000000" w:themeColor="text1"/>
-          <w:sz w:val="22"/>
-          <w:szCs w:val="22"/>
-        </w:rPr>
-        <w:t xml:space="preserve"> --no-cache -t </w:t>
-      </w:r>
-      <w:proofErr w:type="spellStart"/>
-      <w:r>
-        <w:rPr>
-          <w:rFonts w:ascii="Arial" w:hAnsi="Arial" w:cs="Arial"/>
-          <w:color w:val="000000" w:themeColor="text1"/>
-          <w:sz w:val="22"/>
-          <w:szCs w:val="22"/>
-        </w:rPr>
-        <w:t>warfare-simulation-api:latest</w:t>
-      </w:r>
-      <w:proofErr w:type="spellEnd"/>
-      <w:r>
-        <w:rPr>
-          <w:rFonts w:ascii="Arial" w:hAnsi="Arial" w:cs="Arial"/>
-          <w:color w:val="000000" w:themeColor="text1"/>
-          <w:sz w:val="22"/>
-          <w:szCs w:val="22"/>
-        </w:rPr>
-        <w:t xml:space="preserve"> .</w:t>
+      <w:r>
+        <w:rPr>
+          <w:rFonts w:ascii="Arial" w:hAnsi="Arial" w:cs="Arial"/>
+          <w:color w:val="000000" w:themeColor="text1"/>
+          <w:sz w:val="22"/>
+          <w:szCs w:val="22"/>
+        </w:rPr>
+        <w:t>docker build --no-cache -t warfare-simulation-api:latest .</w:t>
       </w:r>
     </w:p>
     <w:p>
@@ -2637,17 +1648,15 @@
         </w:rPr>
         <w:br/>
       </w:r>
-      <w:proofErr w:type="spellStart"/>
-      <w:r>
-        <w:rPr>
-          <w:rFonts w:ascii="Arial" w:hAnsi="Arial" w:cs="Arial"/>
-          <w:color w:val="000000" w:themeColor="text1"/>
-          <w:sz w:val="22"/>
-          <w:szCs w:val="22"/>
-        </w:rPr>
-        <w:t>docker</w:t>
-      </w:r>
-      <w:proofErr w:type="spellEnd"/>
+      <w:r>
+        <w:rPr>
+          <w:rFonts w:ascii="Arial" w:hAnsi="Arial" w:cs="Arial"/>
+          <w:color w:val="000000" w:themeColor="text1"/>
+          <w:sz w:val="22"/>
+          <w:szCs w:val="22"/>
+        </w:rPr>
+        <w:t>docker images</w:t>
+      </w:r>
       <w:r>
         <w:rPr>
           <w:rFonts w:ascii="Arial" w:hAnsi="Arial" w:cs="Arial"/>
@@ -2656,428 +1665,6 @@
           <w:szCs w:val="22"/>
         </w:rPr>
         <w:t xml:space="preserve"> </w:t>
-      </w:r>
-      <w:proofErr w:type="spellStart"/>
-      <w:r>
-        <w:rPr>
-          <w:rFonts w:ascii="Arial" w:hAnsi="Arial" w:cs="Arial"/>
-          <w:color w:val="000000" w:themeColor="text1"/>
-          <w:sz w:val="22"/>
-          <w:szCs w:val="22"/>
-        </w:rPr>
-        <w:t>images</w:t>
-      </w:r>
-      <w:proofErr w:type="spellEnd"/>
-      <w:r>
-        <w:rPr>
-          <w:rFonts w:ascii="Arial" w:hAnsi="Arial" w:cs="Arial"/>
-          <w:color w:val="000000" w:themeColor="text1"/>
-          <w:sz w:val="22"/>
-          <w:szCs w:val="22"/>
-        </w:rPr>
-        <w:t xml:space="preserve"> </w:t>
-      </w:r>
-    </w:p>
-    <w:p>
-      <w:pPr>
-        <w:rPr>
-          <w:rFonts w:ascii="Arial" w:hAnsi="Arial" w:cs="Arial"/>
-          <w:color w:val="000000" w:themeColor="text1"/>
-          <w:sz w:val="22"/>
-          <w:szCs w:val="22"/>
-        </w:rPr>
-      </w:pPr>
-    </w:p>
-    <w:p>
-      <w:pPr>
-        <w:rPr>
-          <w:rFonts w:ascii="Arial" w:hAnsi="Arial" w:cs="Arial"/>
-          <w:color w:val="000000" w:themeColor="text1"/>
-          <w:sz w:val="22"/>
-          <w:szCs w:val="22"/>
-        </w:rPr>
-      </w:pPr>
-      <w:r>
-        <w:rPr>
-          <w:rFonts w:ascii="Arial" w:hAnsi="Arial" w:cs="Arial"/>
-          <w:color w:val="000000" w:themeColor="text1"/>
-          <w:sz w:val="22"/>
-          <w:szCs w:val="22"/>
-        </w:rPr>
-        <w:t xml:space="preserve">5. </w:t>
-      </w:r>
-      <w:r>
-        <w:rPr>
-          <w:rFonts w:ascii="Arial" w:hAnsi="Arial" w:cs="Arial"/>
-          <w:color w:val="000000" w:themeColor="text1"/>
-          <w:sz w:val="22"/>
-          <w:szCs w:val="22"/>
-        </w:rPr>
-        <w:t>Uruchom</w:t>
-      </w:r>
-      <w:r>
-        <w:rPr>
-          <w:rFonts w:ascii="Arial" w:hAnsi="Arial" w:cs="Arial"/>
-          <w:color w:val="000000" w:themeColor="text1"/>
-          <w:sz w:val="22"/>
-          <w:szCs w:val="22"/>
-        </w:rPr>
-        <w:t>ienie</w:t>
-      </w:r>
-      <w:r>
-        <w:rPr>
-          <w:rFonts w:ascii="Arial" w:hAnsi="Arial" w:cs="Arial"/>
-          <w:color w:val="000000" w:themeColor="text1"/>
-          <w:sz w:val="22"/>
-          <w:szCs w:val="22"/>
-        </w:rPr>
-        <w:t xml:space="preserve"> kontener</w:t>
-      </w:r>
-      <w:r>
-        <w:rPr>
-          <w:rFonts w:ascii="Arial" w:hAnsi="Arial" w:cs="Arial"/>
-          <w:color w:val="000000" w:themeColor="text1"/>
-          <w:sz w:val="22"/>
-          <w:szCs w:val="22"/>
-        </w:rPr>
-        <w:t>ów</w:t>
-      </w:r>
-      <w:r>
-        <w:rPr>
-          <w:rFonts w:ascii="Arial" w:hAnsi="Arial" w:cs="Arial"/>
-          <w:color w:val="000000" w:themeColor="text1"/>
-          <w:sz w:val="22"/>
-          <w:szCs w:val="22"/>
-        </w:rPr>
-        <w:t xml:space="preserve"> z Docker </w:t>
-      </w:r>
-      <w:proofErr w:type="spellStart"/>
-      <w:r>
-        <w:rPr>
-          <w:rFonts w:ascii="Arial" w:hAnsi="Arial" w:cs="Arial"/>
-          <w:color w:val="000000" w:themeColor="text1"/>
-          <w:sz w:val="22"/>
-          <w:szCs w:val="22"/>
-        </w:rPr>
-        <w:t>Compose</w:t>
-      </w:r>
-      <w:proofErr w:type="spellEnd"/>
-      <w:r>
-        <w:rPr>
-          <w:rFonts w:ascii="Arial" w:hAnsi="Arial" w:cs="Arial"/>
-          <w:color w:val="000000" w:themeColor="text1"/>
-          <w:sz w:val="22"/>
-          <w:szCs w:val="22"/>
-        </w:rPr>
-        <w:br/>
-      </w:r>
-      <w:r>
-        <w:rPr>
-          <w:rFonts w:ascii="Arial" w:hAnsi="Arial" w:cs="Arial"/>
-          <w:color w:val="000000" w:themeColor="text1"/>
-          <w:sz w:val="22"/>
-          <w:szCs w:val="22"/>
-        </w:rPr>
-        <w:t>W terminalu (w głównym katalogu projektu):</w:t>
-      </w:r>
-      <w:r>
-        <w:rPr>
-          <w:rFonts w:ascii="Arial" w:hAnsi="Arial" w:cs="Arial"/>
-          <w:color w:val="000000" w:themeColor="text1"/>
-          <w:sz w:val="22"/>
-          <w:szCs w:val="22"/>
-        </w:rPr>
-        <w:br/>
-      </w:r>
-      <w:proofErr w:type="spellStart"/>
-      <w:r>
-        <w:rPr>
-          <w:rFonts w:ascii="Arial" w:hAnsi="Arial" w:cs="Arial"/>
-          <w:color w:val="000000" w:themeColor="text1"/>
-          <w:sz w:val="22"/>
-          <w:szCs w:val="22"/>
-        </w:rPr>
-        <w:t>docker-compose</w:t>
-      </w:r>
-      <w:proofErr w:type="spellEnd"/>
-      <w:r>
-        <w:rPr>
-          <w:rFonts w:ascii="Arial" w:hAnsi="Arial" w:cs="Arial"/>
-          <w:color w:val="000000" w:themeColor="text1"/>
-          <w:sz w:val="22"/>
-          <w:szCs w:val="22"/>
-        </w:rPr>
-        <w:t xml:space="preserve"> </w:t>
-      </w:r>
-      <w:proofErr w:type="spellStart"/>
-      <w:r>
-        <w:rPr>
-          <w:rFonts w:ascii="Arial" w:hAnsi="Arial" w:cs="Arial"/>
-          <w:color w:val="000000" w:themeColor="text1"/>
-          <w:sz w:val="22"/>
-          <w:szCs w:val="22"/>
-        </w:rPr>
-        <w:t>up</w:t>
-      </w:r>
-      <w:proofErr w:type="spellEnd"/>
-      <w:r>
-        <w:rPr>
-          <w:rFonts w:ascii="Arial" w:hAnsi="Arial" w:cs="Arial"/>
-          <w:color w:val="000000" w:themeColor="text1"/>
-          <w:sz w:val="22"/>
-          <w:szCs w:val="22"/>
-        </w:rPr>
-        <w:t xml:space="preserve"> </w:t>
-      </w:r>
-      <w:r>
-        <w:rPr>
-          <w:rFonts w:ascii="Arial" w:hAnsi="Arial" w:cs="Arial"/>
-          <w:color w:val="EE0000"/>
-          <w:sz w:val="22"/>
-          <w:szCs w:val="22"/>
-        </w:rPr>
-        <w:t>--</w:t>
-      </w:r>
-      <w:proofErr w:type="spellStart"/>
-      <w:r>
-        <w:rPr>
-          <w:rFonts w:ascii="Arial" w:hAnsi="Arial" w:cs="Arial"/>
-          <w:color w:val="EE0000"/>
-          <w:sz w:val="22"/>
-          <w:szCs w:val="22"/>
-        </w:rPr>
-        <w:t>force-recreate</w:t>
-      </w:r>
-      <w:proofErr w:type="spellEnd"/>
-      <w:r>
-        <w:rPr>
-          <w:rFonts w:ascii="Arial" w:hAnsi="Arial" w:cs="Arial"/>
-          <w:color w:val="EE0000"/>
-          <w:sz w:val="22"/>
-          <w:szCs w:val="22"/>
-        </w:rPr>
-        <w:t xml:space="preserve"> </w:t>
-      </w:r>
-      <w:r>
-        <w:rPr>
-          <w:rFonts w:ascii="Arial" w:hAnsi="Arial" w:cs="Arial"/>
-          <w:color w:val="EE0000"/>
-          <w:sz w:val="22"/>
-          <w:szCs w:val="22"/>
-        </w:rPr>
-        <w:t>–</w:t>
-      </w:r>
-      <w:proofErr w:type="spellStart"/>
-      <w:r>
-        <w:rPr>
-          <w:rFonts w:ascii="Arial" w:hAnsi="Arial" w:cs="Arial"/>
-          <w:color w:val="EE0000"/>
-          <w:sz w:val="22"/>
-          <w:szCs w:val="22"/>
-        </w:rPr>
-        <w:t>build</w:t>
-      </w:r>
-      <w:proofErr w:type="spellEnd"/>
-      <w:r>
-        <w:rPr>
-          <w:rFonts w:ascii="Arial" w:hAnsi="Arial" w:cs="Arial"/>
-          <w:color w:val="EE0000"/>
-          <w:sz w:val="22"/>
-          <w:szCs w:val="22"/>
-        </w:rPr>
-        <w:br/>
-      </w:r>
-      <w:r>
-        <w:rPr>
-          <w:rFonts w:ascii="Arial" w:hAnsi="Arial" w:cs="Arial"/>
-          <w:color w:val="EE0000"/>
-          <w:sz w:val="22"/>
-          <w:szCs w:val="22"/>
-        </w:rPr>
-        <w:t>Ta opcja wymusza:</w:t>
-      </w:r>
-      <w:r>
-        <w:rPr>
-          <w:rFonts w:ascii="Arial" w:hAnsi="Arial" w:cs="Arial"/>
-          <w:color w:val="EE0000"/>
-          <w:sz w:val="22"/>
-          <w:szCs w:val="22"/>
-        </w:rPr>
-        <w:t xml:space="preserve"> </w:t>
-      </w:r>
-      <w:r>
-        <w:rPr>
-          <w:rFonts w:ascii="Arial" w:hAnsi="Arial" w:cs="Arial"/>
-          <w:color w:val="EE0000"/>
-          <w:sz w:val="22"/>
-          <w:szCs w:val="22"/>
-        </w:rPr>
-        <w:t xml:space="preserve">przebudowanie obrazów (jeśli zmieniłeś </w:t>
-      </w:r>
-      <w:proofErr w:type="spellStart"/>
-      <w:r>
-        <w:rPr>
-          <w:rFonts w:ascii="Arial" w:hAnsi="Arial" w:cs="Arial"/>
-          <w:color w:val="EE0000"/>
-          <w:sz w:val="22"/>
-          <w:szCs w:val="22"/>
-        </w:rPr>
-        <w:t>Dockerfile</w:t>
-      </w:r>
-      <w:proofErr w:type="spellEnd"/>
-      <w:r>
-        <w:rPr>
-          <w:rFonts w:ascii="Arial" w:hAnsi="Arial" w:cs="Arial"/>
-          <w:color w:val="EE0000"/>
-          <w:sz w:val="22"/>
-          <w:szCs w:val="22"/>
-        </w:rPr>
-        <w:t>),ponowne utworzenie kontenerów.</w:t>
-      </w:r>
-    </w:p>
-    <w:p>
-      <w:pPr>
-        <w:rPr>
-          <w:rFonts w:ascii="Arial" w:hAnsi="Arial" w:cs="Arial"/>
-          <w:color w:val="000000" w:themeColor="text1"/>
-          <w:sz w:val="22"/>
-          <w:szCs w:val="22"/>
-        </w:rPr>
-      </w:pPr>
-    </w:p>
-    <w:p>
-      <w:pPr>
-        <w:rPr>
-          <w:rFonts w:ascii="Arial" w:hAnsi="Arial" w:cs="Arial"/>
-          <w:color w:val="000000" w:themeColor="text1"/>
-          <w:sz w:val="22"/>
-          <w:szCs w:val="22"/>
-        </w:rPr>
-      </w:pPr>
-      <w:r>
-        <w:rPr>
-          <w:rFonts w:ascii="Arial" w:hAnsi="Arial" w:cs="Arial"/>
-          <w:color w:val="000000" w:themeColor="text1"/>
-          <w:sz w:val="22"/>
-          <w:szCs w:val="22"/>
-        </w:rPr>
-        <w:t>W celu testowania lokalnie bez uruchamiania kontenera z aplikacją, należy</w:t>
-      </w:r>
-      <w:r>
-        <w:rPr>
-          <w:rFonts w:ascii="Arial" w:hAnsi="Arial" w:cs="Arial"/>
-          <w:color w:val="000000" w:themeColor="text1"/>
-          <w:sz w:val="22"/>
-          <w:szCs w:val="22"/>
-        </w:rPr>
-        <w:t xml:space="preserve"> u</w:t>
-      </w:r>
-      <w:r>
-        <w:rPr>
-          <w:rFonts w:ascii="Arial" w:hAnsi="Arial" w:cs="Arial"/>
-          <w:color w:val="000000" w:themeColor="text1"/>
-          <w:sz w:val="22"/>
-          <w:szCs w:val="22"/>
-        </w:rPr>
-        <w:t>ruchomić tylko jeden kontener (z bazą):</w:t>
-      </w:r>
-      <w:r>
-        <w:rPr>
-          <w:rFonts w:ascii="Arial" w:hAnsi="Arial" w:cs="Arial"/>
-          <w:color w:val="000000" w:themeColor="text1"/>
-          <w:sz w:val="22"/>
-          <w:szCs w:val="22"/>
-        </w:rPr>
-        <w:t xml:space="preserve"> </w:t>
-      </w:r>
-    </w:p>
-    <w:p>
-      <w:pPr>
-        <w:rPr>
-          <w:rFonts w:ascii="Arial" w:hAnsi="Arial" w:cs="Arial"/>
-          <w:color w:val="000000" w:themeColor="text1"/>
-          <w:sz w:val="22"/>
-          <w:szCs w:val="22"/>
-        </w:rPr>
-      </w:pPr>
-      <w:proofErr w:type="spellStart"/>
-      <w:r>
-        <w:rPr>
-          <w:rFonts w:ascii="Arial" w:hAnsi="Arial" w:cs="Arial"/>
-          <w:color w:val="000000" w:themeColor="text1"/>
-          <w:sz w:val="22"/>
-          <w:szCs w:val="22"/>
-        </w:rPr>
-        <w:t>docker-compose</w:t>
-      </w:r>
-      <w:proofErr w:type="spellEnd"/>
-      <w:r>
-        <w:rPr>
-          <w:rFonts w:ascii="Arial" w:hAnsi="Arial" w:cs="Arial"/>
-          <w:color w:val="000000" w:themeColor="text1"/>
-          <w:sz w:val="22"/>
-          <w:szCs w:val="22"/>
-        </w:rPr>
-        <w:t xml:space="preserve"> </w:t>
-      </w:r>
-      <w:proofErr w:type="spellStart"/>
-      <w:r>
-        <w:rPr>
-          <w:rFonts w:ascii="Arial" w:hAnsi="Arial" w:cs="Arial"/>
-          <w:color w:val="000000" w:themeColor="text1"/>
-          <w:sz w:val="22"/>
-          <w:szCs w:val="22"/>
-        </w:rPr>
-        <w:t>up</w:t>
-      </w:r>
-      <w:proofErr w:type="spellEnd"/>
-      <w:r>
-        <w:rPr>
-          <w:rFonts w:ascii="Arial" w:hAnsi="Arial" w:cs="Arial"/>
-          <w:color w:val="000000" w:themeColor="text1"/>
-          <w:sz w:val="22"/>
-          <w:szCs w:val="22"/>
-        </w:rPr>
-        <w:t xml:space="preserve"> </w:t>
-      </w:r>
-      <w:proofErr w:type="spellStart"/>
-      <w:r>
-        <w:rPr>
-          <w:rFonts w:ascii="Arial" w:hAnsi="Arial" w:cs="Arial"/>
-          <w:color w:val="000000" w:themeColor="text1"/>
-          <w:sz w:val="22"/>
-          <w:szCs w:val="22"/>
-        </w:rPr>
-        <w:t>postgres-db</w:t>
-      </w:r>
-      <w:proofErr w:type="spellEnd"/>
-    </w:p>
-    <w:p>
-      <w:pPr>
-        <w:rPr>
-          <w:rFonts w:ascii="Arial" w:hAnsi="Arial" w:cs="Arial"/>
-          <w:color w:val="000000" w:themeColor="text1"/>
-          <w:sz w:val="22"/>
-          <w:szCs w:val="22"/>
-        </w:rPr>
-      </w:pPr>
-      <w:r>
-        <w:rPr>
-          <w:rFonts w:ascii="Arial" w:hAnsi="Arial" w:cs="Arial"/>
-          <w:color w:val="000000" w:themeColor="text1"/>
-          <w:sz w:val="22"/>
-          <w:szCs w:val="22"/>
-        </w:rPr>
-        <w:t>oraz s</w:t>
-      </w:r>
-      <w:r>
-        <w:rPr>
-          <w:rFonts w:ascii="Arial" w:hAnsi="Arial" w:cs="Arial"/>
-          <w:color w:val="000000" w:themeColor="text1"/>
-          <w:sz w:val="22"/>
-          <w:szCs w:val="22"/>
-        </w:rPr>
-        <w:t>kompilować projekt z poziomu IDEA.</w:t>
       </w:r>
     </w:p>
     <w:p>
@@ -3108,7 +1695,52 @@
           <w:sz w:val="22"/>
           <w:szCs w:val="22"/>
         </w:rPr>
-        <w:t>6. Weryfikacja logów</w:t>
+        <w:t xml:space="preserve">5. </w:t>
+      </w:r>
+      <w:r>
+        <w:rPr>
+          <w:rFonts w:ascii="Arial" w:hAnsi="Arial" w:cs="Arial"/>
+          <w:color w:val="000000" w:themeColor="text1"/>
+          <w:sz w:val="22"/>
+          <w:szCs w:val="22"/>
+        </w:rPr>
+        <w:t>Uruchom</w:t>
+      </w:r>
+      <w:r>
+        <w:rPr>
+          <w:rFonts w:ascii="Arial" w:hAnsi="Arial" w:cs="Arial"/>
+          <w:color w:val="000000" w:themeColor="text1"/>
+          <w:sz w:val="22"/>
+          <w:szCs w:val="22"/>
+        </w:rPr>
+        <w:t>ienie</w:t>
+      </w:r>
+      <w:r>
+        <w:rPr>
+          <w:rFonts w:ascii="Arial" w:hAnsi="Arial" w:cs="Arial"/>
+          <w:color w:val="000000" w:themeColor="text1"/>
+          <w:sz w:val="22"/>
+          <w:szCs w:val="22"/>
+        </w:rPr>
+        <w:t xml:space="preserve"> kontener</w:t>
+      </w:r>
+      <w:r>
+        <w:rPr>
+          <w:rFonts w:ascii="Arial" w:hAnsi="Arial" w:cs="Arial"/>
+          <w:color w:val="000000" w:themeColor="text1"/>
+          <w:sz w:val="22"/>
+          <w:szCs w:val="22"/>
+        </w:rPr>
+        <w:t>ów</w:t>
+      </w:r>
+      <w:r>
+        <w:rPr>
+          <w:rFonts w:ascii="Arial" w:hAnsi="Arial" w:cs="Arial"/>
+          <w:color w:val="000000" w:themeColor="text1"/>
+          <w:sz w:val="22"/>
+          <w:szCs w:val="22"/>
+        </w:rPr>
+        <w:t xml:space="preserve"> z Docker Compose</w:t>
       </w:r>
       <w:r>
         <w:rPr>
@@ -3137,57 +1769,6 @@
         </w:rPr>
         <w:br/>
       </w:r>
-      <w:proofErr w:type="spellStart"/>
-      <w:r>
-        <w:rPr>
-          <w:rFonts w:ascii="Arial" w:hAnsi="Arial" w:cs="Arial"/>
-          <w:color w:val="000000" w:themeColor="text1"/>
-          <w:sz w:val="22"/>
-          <w:szCs w:val="22"/>
-        </w:rPr>
-        <w:t>docker-compose</w:t>
-      </w:r>
-      <w:proofErr w:type="spellEnd"/>
-      <w:r>
-        <w:rPr>
-          <w:rFonts w:ascii="Arial" w:hAnsi="Arial" w:cs="Arial"/>
-          <w:color w:val="000000" w:themeColor="text1"/>
-          <w:sz w:val="22"/>
-          <w:szCs w:val="22"/>
-        </w:rPr>
-        <w:t xml:space="preserve"> </w:t>
-      </w:r>
-      <w:proofErr w:type="spellStart"/>
-      <w:r>
-        <w:rPr>
-          <w:rFonts w:ascii="Arial" w:hAnsi="Arial" w:cs="Arial"/>
-          <w:color w:val="000000" w:themeColor="text1"/>
-          <w:sz w:val="22"/>
-          <w:szCs w:val="22"/>
-        </w:rPr>
-        <w:t>logs</w:t>
-      </w:r>
-      <w:proofErr w:type="spellEnd"/>
-      <w:r>
-        <w:rPr>
-          <w:rFonts w:ascii="Arial" w:hAnsi="Arial" w:cs="Arial"/>
-          <w:color w:val="000000" w:themeColor="text1"/>
-          <w:sz w:val="22"/>
-          <w:szCs w:val="22"/>
-        </w:rPr>
-        <w:t xml:space="preserve"> -f </w:t>
-      </w:r>
-      <w:proofErr w:type="spellStart"/>
-      <w:r>
-        <w:rPr>
-          <w:rFonts w:ascii="Arial" w:hAnsi="Arial" w:cs="Arial"/>
-          <w:color w:val="000000" w:themeColor="text1"/>
-          <w:sz w:val="22"/>
-          <w:szCs w:val="22"/>
-        </w:rPr>
-        <w:t>app</w:t>
-      </w:r>
-      <w:proofErr w:type="spellEnd"/>
       <w:r>
         <w:rPr>
           <w:rFonts w:ascii="Arial" w:hAnsi="Arial" w:cs="Arial"/>
@@ -3206,9 +1787,8 @@
           <w:sz w:val="22"/>
           <w:szCs w:val="22"/>
         </w:rPr>
-        <w:br/>
-      </w:r>
-      <w:proofErr w:type="spellStart"/>
+        <w:t>mvn clean package -DskipTests</w:t>
+      </w:r>
       <w:r>
         <w:rPr>
           <w:rFonts w:ascii="Arial" w:hAnsi="Arial" w:cs="Arial"/>
@@ -3218,9 +1798,8 @@
           <w:sz w:val="22"/>
           <w:szCs w:val="22"/>
         </w:rPr>
-        <w:t>Tomcat</w:t>
-      </w:r>
-      <w:proofErr w:type="spellEnd"/>
+        <w:br/>
+      </w:r>
       <w:r>
         <w:rPr>
           <w:rFonts w:ascii="Arial" w:hAnsi="Arial" w:cs="Arial"/>
@@ -3230,9 +1809,8 @@
           <w:sz w:val="22"/>
           <w:szCs w:val="22"/>
         </w:rPr>
-        <w:t xml:space="preserve"> </w:t>
-      </w:r>
-      <w:proofErr w:type="spellStart"/>
+        <w:t>docker-compose build --no-cache</w:t>
+      </w:r>
       <w:r>
         <w:rPr>
           <w:rFonts w:ascii="Arial" w:hAnsi="Arial" w:cs="Arial"/>
@@ -3242,9 +1820,8 @@
           <w:sz w:val="22"/>
           <w:szCs w:val="22"/>
         </w:rPr>
-        <w:t>started</w:t>
-      </w:r>
-      <w:proofErr w:type="spellEnd"/>
+        <w:br/>
+      </w:r>
       <w:r>
         <w:rPr>
           <w:rFonts w:ascii="Arial" w:hAnsi="Arial" w:cs="Arial"/>
@@ -3254,8 +1831,175 @@
           <w:sz w:val="22"/>
           <w:szCs w:val="22"/>
         </w:rPr>
-        <w:t xml:space="preserve"> on port(s): 8080</w:t>
-      </w:r>
+        <w:t>docker-compose up --force-recreate</w:t>
+      </w:r>
+      <w:r>
+        <w:rPr>
+          <w:rFonts w:ascii="Arial" w:hAnsi="Arial" w:cs="Arial"/>
+          <w:color w:val="000000" w:themeColor="text1"/>
+          <w:sz w:val="22"/>
+          <w:szCs w:val="22"/>
+        </w:rPr>
+        <w:br/>
+      </w:r>
+      <w:r>
+        <w:rPr>
+          <w:rFonts w:ascii="Arial" w:hAnsi="Arial" w:cs="Arial"/>
+          <w:color w:val="EE0000"/>
+          <w:sz w:val="22"/>
+          <w:szCs w:val="22"/>
+        </w:rPr>
+        <w:br/>
+      </w:r>
+      <w:r>
+        <w:rPr>
+          <w:rFonts w:ascii="Arial" w:hAnsi="Arial" w:cs="Arial"/>
+          <w:color w:val="EE0000"/>
+          <w:sz w:val="22"/>
+          <w:szCs w:val="22"/>
+        </w:rPr>
+        <w:t>P</w:t>
+      </w:r>
+      <w:r>
+        <w:rPr>
+          <w:rFonts w:ascii="Arial" w:hAnsi="Arial" w:cs="Arial"/>
+          <w:color w:val="EE0000"/>
+          <w:sz w:val="22"/>
+          <w:szCs w:val="22"/>
+        </w:rPr>
+        <w:t>rzebudowanie obrazów (jeśli zmieniłeś Dockerfile)</w:t>
+      </w:r>
+      <w:r>
+        <w:rPr>
+          <w:rFonts w:ascii="Arial" w:hAnsi="Arial" w:cs="Arial"/>
+          <w:color w:val="EE0000"/>
+          <w:sz w:val="22"/>
+          <w:szCs w:val="22"/>
+        </w:rPr>
+        <w:t xml:space="preserve">; </w:t>
+      </w:r>
+      <w:r>
+        <w:rPr>
+          <w:rFonts w:ascii="Arial" w:hAnsi="Arial" w:cs="Arial"/>
+          <w:color w:val="EE0000"/>
+          <w:sz w:val="22"/>
+          <w:szCs w:val="22"/>
+        </w:rPr>
+        <w:t>ponowne utworzenie kontenerów.</w:t>
+      </w:r>
+    </w:p>
+    <w:p>
+      <w:pPr>
+        <w:rPr>
+          <w:rFonts w:ascii="Arial" w:hAnsi="Arial" w:cs="Arial"/>
+          <w:color w:val="000000" w:themeColor="text1"/>
+          <w:sz w:val="22"/>
+          <w:szCs w:val="22"/>
+        </w:rPr>
+      </w:pPr>
+    </w:p>
+    <w:p>
+      <w:pPr>
+        <w:rPr>
+          <w:rFonts w:ascii="Arial" w:hAnsi="Arial" w:cs="Arial"/>
+          <w:color w:val="000000" w:themeColor="text1"/>
+          <w:sz w:val="22"/>
+          <w:szCs w:val="22"/>
+        </w:rPr>
+      </w:pPr>
+      <w:r>
+        <w:rPr>
+          <w:rFonts w:ascii="Arial" w:hAnsi="Arial" w:cs="Arial"/>
+          <w:color w:val="000000" w:themeColor="text1"/>
+          <w:sz w:val="22"/>
+          <w:szCs w:val="22"/>
+        </w:rPr>
+        <w:t>W celu testowania lokalnie bez uruchamiania kontenera z aplikacją, należy</w:t>
+      </w:r>
+      <w:r>
+        <w:rPr>
+          <w:rFonts w:ascii="Arial" w:hAnsi="Arial" w:cs="Arial"/>
+          <w:color w:val="000000" w:themeColor="text1"/>
+          <w:sz w:val="22"/>
+          <w:szCs w:val="22"/>
+        </w:rPr>
+        <w:t xml:space="preserve"> u</w:t>
+      </w:r>
+      <w:r>
+        <w:rPr>
+          <w:rFonts w:ascii="Arial" w:hAnsi="Arial" w:cs="Arial"/>
+          <w:color w:val="000000" w:themeColor="text1"/>
+          <w:sz w:val="22"/>
+          <w:szCs w:val="22"/>
+        </w:rPr>
+        <w:t>ruchomić tylko jeden kontener (z bazą):</w:t>
+      </w:r>
+      <w:r>
+        <w:rPr>
+          <w:rFonts w:ascii="Arial" w:hAnsi="Arial" w:cs="Arial"/>
+          <w:color w:val="000000" w:themeColor="text1"/>
+          <w:sz w:val="22"/>
+          <w:szCs w:val="22"/>
+        </w:rPr>
+        <w:t xml:space="preserve"> </w:t>
+      </w:r>
+    </w:p>
+    <w:p>
+      <w:pPr>
+        <w:rPr>
+          <w:rFonts w:ascii="Arial" w:hAnsi="Arial" w:cs="Arial"/>
+          <w:color w:val="000000" w:themeColor="text1"/>
+          <w:sz w:val="22"/>
+          <w:szCs w:val="22"/>
+        </w:rPr>
+      </w:pPr>
+      <w:r>
+        <w:rPr>
+          <w:rFonts w:ascii="Arial" w:hAnsi="Arial" w:cs="Arial"/>
+          <w:color w:val="000000" w:themeColor="text1"/>
+          <w:sz w:val="22"/>
+          <w:szCs w:val="22"/>
+        </w:rPr>
+        <w:t>docker-compose up postgres-db</w:t>
+      </w:r>
+    </w:p>
+    <w:p>
+      <w:pPr>
+        <w:rPr>
+          <w:rFonts w:ascii="Arial" w:hAnsi="Arial" w:cs="Arial"/>
+          <w:color w:val="000000" w:themeColor="text1"/>
+          <w:sz w:val="22"/>
+          <w:szCs w:val="22"/>
+        </w:rPr>
+      </w:pPr>
+      <w:r>
+        <w:rPr>
+          <w:rFonts w:ascii="Arial" w:hAnsi="Arial" w:cs="Arial"/>
+          <w:color w:val="000000" w:themeColor="text1"/>
+          <w:sz w:val="22"/>
+          <w:szCs w:val="22"/>
+        </w:rPr>
+        <w:t>oraz s</w:t>
+      </w:r>
+      <w:r>
+        <w:rPr>
+          <w:rFonts w:ascii="Arial" w:hAnsi="Arial" w:cs="Arial"/>
+          <w:color w:val="000000" w:themeColor="text1"/>
+          <w:sz w:val="22"/>
+          <w:szCs w:val="22"/>
+        </w:rPr>
+        <w:t>kompilować projekt z poziomu IDEA.</w:t>
+      </w:r>
+    </w:p>
+    <w:p>
+      <w:pPr>
+        <w:rPr>
+          <w:rFonts w:ascii="Arial" w:hAnsi="Arial" w:cs="Arial"/>
+          <w:color w:val="000000" w:themeColor="text1"/>
+          <w:sz w:val="22"/>
+          <w:szCs w:val="22"/>
+        </w:rPr>
+      </w:pPr>
     </w:p>
     <w:p>
       <w:pPr>
@@ -3268,7 +2012,60 @@
           <w:szCs w:val="22"/>
         </w:rPr>
       </w:pPr>
-      <w:proofErr w:type="spellStart"/>
+      <w:r>
+        <w:rPr>
+          <w:rFonts w:ascii="Arial" w:hAnsi="Arial" w:cs="Arial"/>
+          <w:color w:val="000000" w:themeColor="text1"/>
+          <w:sz w:val="22"/>
+          <w:szCs w:val="22"/>
+        </w:rPr>
+        <w:t>6. Weryfikacja logów</w:t>
+      </w:r>
+      <w:r>
+        <w:rPr>
+          <w:rFonts w:ascii="Arial" w:hAnsi="Arial" w:cs="Arial"/>
+          <w:color w:val="000000" w:themeColor="text1"/>
+          <w:sz w:val="22"/>
+          <w:szCs w:val="22"/>
+        </w:rPr>
+        <w:br/>
+      </w:r>
+      <w:r>
+        <w:rPr>
+          <w:rFonts w:ascii="Arial" w:hAnsi="Arial" w:cs="Arial"/>
+          <w:color w:val="000000" w:themeColor="text1"/>
+          <w:sz w:val="22"/>
+          <w:szCs w:val="22"/>
+        </w:rPr>
+        <w:t>W terminalu (w głównym katalogu projektu):</w:t>
+      </w:r>
+      <w:r>
+        <w:rPr>
+          <w:rFonts w:ascii="Arial" w:hAnsi="Arial" w:cs="Arial"/>
+          <w:color w:val="000000" w:themeColor="text1"/>
+          <w:sz w:val="22"/>
+          <w:szCs w:val="22"/>
+        </w:rPr>
+        <w:br/>
+      </w:r>
+      <w:r>
+        <w:rPr>
+          <w:rFonts w:ascii="Arial" w:hAnsi="Arial" w:cs="Arial"/>
+          <w:color w:val="000000" w:themeColor="text1"/>
+          <w:sz w:val="22"/>
+          <w:szCs w:val="22"/>
+        </w:rPr>
+        <w:t>docker-compose logs -f app</w:t>
+      </w:r>
+      <w:r>
+        <w:rPr>
+          <w:rFonts w:ascii="Arial" w:hAnsi="Arial" w:cs="Arial"/>
+          <w:color w:val="000000" w:themeColor="text1"/>
+          <w:sz w:val="22"/>
+          <w:szCs w:val="22"/>
+        </w:rPr>
+        <w:br/>
+      </w:r>
       <w:r>
         <w:rPr>
           <w:rFonts w:ascii="Arial" w:hAnsi="Arial" w:cs="Arial"/>
@@ -3278,10 +2075,12 @@
           <w:sz w:val="22"/>
           <w:szCs w:val="22"/>
         </w:rPr>
-        <w:t>Started</w:t>
-      </w:r>
-      <w:proofErr w:type="spellEnd"/>
-      <w:r>
+        <w:br/>
+        <w:t>Tomcat started on port(s): 8080</w:t>
+      </w:r>
+    </w:p>
+    <w:p>
+      <w:pPr>
         <w:rPr>
           <w:rFonts w:ascii="Arial" w:hAnsi="Arial" w:cs="Arial"/>
           <w:i/>
@@ -3290,9 +2089,7 @@
           <w:sz w:val="22"/>
           <w:szCs w:val="22"/>
         </w:rPr>
-        <w:t xml:space="preserve"> </w:t>
-      </w:r>
-      <w:proofErr w:type="spellStart"/>
+      </w:pPr>
       <w:r>
         <w:rPr>
           <w:rFonts w:ascii="Arial" w:hAnsi="Arial" w:cs="Arial"/>
@@ -3302,33 +2099,8 @@
           <w:sz w:val="22"/>
           <w:szCs w:val="22"/>
         </w:rPr>
-        <w:t>WarfareSimulationApiApplication</w:t>
-      </w:r>
-      <w:proofErr w:type="spellEnd"/>
-      <w:r>
-        <w:rPr>
-          <w:rFonts w:ascii="Arial" w:hAnsi="Arial" w:cs="Arial"/>
-          <w:i/>
-          <w:iCs/>
-          <w:color w:val="000000" w:themeColor="text1"/>
-          <w:sz w:val="22"/>
-          <w:szCs w:val="22"/>
-        </w:rPr>
-        <w:t xml:space="preserve"> in X </w:t>
-      </w:r>
-      <w:proofErr w:type="spellStart"/>
-      <w:r>
-        <w:rPr>
-          <w:rFonts w:ascii="Arial" w:hAnsi="Arial" w:cs="Arial"/>
-          <w:i/>
-          <w:iCs/>
-          <w:color w:val="000000" w:themeColor="text1"/>
-          <w:sz w:val="22"/>
-          <w:szCs w:val="22"/>
-        </w:rPr>
-        <w:t>seconds</w:t>
-      </w:r>
-      <w:proofErr w:type="spellEnd"/>
+        <w:t>Started WarfareSimulationApiApplication in X seconds</w:t>
+      </w:r>
     </w:p>
     <w:p>
       <w:pPr>
@@ -3427,9 +2199,34 @@
           <w:sz w:val="22"/>
           <w:szCs w:val="22"/>
         </w:rPr>
-        <w:t xml:space="preserve"> </w:t>
-      </w:r>
-      <w:proofErr w:type="spellStart"/>
+        <w:t xml:space="preserve"> Liquibase – definicja schematu</w:t>
+      </w:r>
+    </w:p>
+    <w:p>
+      <w:pPr>
+        <w:rPr>
+          <w:rFonts w:ascii="Arial" w:hAnsi="Arial" w:cs="Arial"/>
+          <w:sz w:val="22"/>
+          <w:szCs w:val="22"/>
+        </w:rPr>
+      </w:pPr>
+      <w:r>
+        <w:rPr>
+          <w:rFonts w:ascii="Arial" w:hAnsi="Arial" w:cs="Arial"/>
+          <w:sz w:val="22"/>
+          <w:szCs w:val="22"/>
+        </w:rPr>
+        <w:t>src/main/resources/db/changelog/changelog-001-init.xml</w:t>
+      </w:r>
+    </w:p>
+    <w:p>
+      <w:pPr>
+        <w:rPr>
+          <w:rFonts w:ascii="Arial" w:hAnsi="Arial" w:cs="Arial"/>
+          <w:sz w:val="22"/>
+          <w:szCs w:val="22"/>
+        </w:rPr>
+      </w:pPr>
       <w:r>
         <w:rPr>
           <w:rFonts w:ascii="Arial" w:hAnsi="Arial" w:cs="Arial"/>
@@ -3438,9 +2235,8 @@
           <w:sz w:val="22"/>
           <w:szCs w:val="22"/>
         </w:rPr>
-        <w:t>Liquibase</w:t>
-      </w:r>
-      <w:proofErr w:type="spellEnd"/>
+        <w:t>Krok 3</w:t>
+      </w:r>
       <w:r>
         <w:rPr>
           <w:rFonts w:ascii="Arial" w:hAnsi="Arial" w:cs="Arial"/>
@@ -3449,116 +2245,8 @@
           <w:sz w:val="22"/>
           <w:szCs w:val="22"/>
         </w:rPr>
-        <w:t xml:space="preserve"> – definicja schematu</w:t>
-      </w:r>
-    </w:p>
-    <w:p>
-      <w:pPr>
-        <w:rPr>
-          <w:rFonts w:ascii="Arial" w:hAnsi="Arial" w:cs="Arial"/>
-          <w:sz w:val="22"/>
-          <w:szCs w:val="22"/>
-        </w:rPr>
-      </w:pPr>
-      <w:proofErr w:type="spellStart"/>
-      <w:r>
-        <w:rPr>
-          <w:rFonts w:ascii="Arial" w:hAnsi="Arial" w:cs="Arial"/>
-          <w:sz w:val="22"/>
-          <w:szCs w:val="22"/>
-        </w:rPr>
-        <w:t>src</w:t>
-      </w:r>
-      <w:proofErr w:type="spellEnd"/>
-      <w:r>
-        <w:rPr>
-          <w:rFonts w:ascii="Arial" w:hAnsi="Arial" w:cs="Arial"/>
-          <w:sz w:val="22"/>
-          <w:szCs w:val="22"/>
-        </w:rPr>
-        <w:t>/</w:t>
-      </w:r>
-      <w:proofErr w:type="spellStart"/>
-      <w:r>
-        <w:rPr>
-          <w:rFonts w:ascii="Arial" w:hAnsi="Arial" w:cs="Arial"/>
-          <w:sz w:val="22"/>
-          <w:szCs w:val="22"/>
-        </w:rPr>
-        <w:t>main</w:t>
-      </w:r>
-      <w:proofErr w:type="spellEnd"/>
-      <w:r>
-        <w:rPr>
-          <w:rFonts w:ascii="Arial" w:hAnsi="Arial" w:cs="Arial"/>
-          <w:sz w:val="22"/>
-          <w:szCs w:val="22"/>
-        </w:rPr>
-        <w:t>/</w:t>
-      </w:r>
-      <w:proofErr w:type="spellStart"/>
-      <w:r>
-        <w:rPr>
-          <w:rFonts w:ascii="Arial" w:hAnsi="Arial" w:cs="Arial"/>
-          <w:sz w:val="22"/>
-          <w:szCs w:val="22"/>
-        </w:rPr>
-        <w:t>resources</w:t>
-      </w:r>
-      <w:proofErr w:type="spellEnd"/>
-      <w:r>
-        <w:rPr>
-          <w:rFonts w:ascii="Arial" w:hAnsi="Arial" w:cs="Arial"/>
-          <w:sz w:val="22"/>
-          <w:szCs w:val="22"/>
-        </w:rPr>
-        <w:t>/</w:t>
-      </w:r>
-      <w:proofErr w:type="spellStart"/>
-      <w:r>
-        <w:rPr>
-          <w:rFonts w:ascii="Arial" w:hAnsi="Arial" w:cs="Arial"/>
-          <w:sz w:val="22"/>
-          <w:szCs w:val="22"/>
-        </w:rPr>
-        <w:t>db</w:t>
-      </w:r>
-      <w:proofErr w:type="spellEnd"/>
-      <w:r>
-        <w:rPr>
-          <w:rFonts w:ascii="Arial" w:hAnsi="Arial" w:cs="Arial"/>
-          <w:sz w:val="22"/>
-          <w:szCs w:val="22"/>
-        </w:rPr>
-        <w:t>/</w:t>
-      </w:r>
-      <w:proofErr w:type="spellStart"/>
-      <w:r>
-        <w:rPr>
-          <w:rFonts w:ascii="Arial" w:hAnsi="Arial" w:cs="Arial"/>
-          <w:sz w:val="22"/>
-          <w:szCs w:val="22"/>
-        </w:rPr>
-        <w:t>changelog</w:t>
-      </w:r>
-      <w:proofErr w:type="spellEnd"/>
-      <w:r>
-        <w:rPr>
-          <w:rFonts w:ascii="Arial" w:hAnsi="Arial" w:cs="Arial"/>
-          <w:sz w:val="22"/>
-          <w:szCs w:val="22"/>
-        </w:rPr>
-        <w:t>/changelog-001-init.xml</w:t>
-      </w:r>
-    </w:p>
-    <w:p>
-      <w:pPr>
-        <w:rPr>
-          <w:rFonts w:ascii="Arial" w:hAnsi="Arial" w:cs="Arial"/>
-          <w:sz w:val="22"/>
-          <w:szCs w:val="22"/>
-        </w:rPr>
-      </w:pPr>
+        <w:t xml:space="preserve">: </w:t>
+      </w:r>
       <w:r>
         <w:rPr>
           <w:rFonts w:ascii="Arial" w:hAnsi="Arial" w:cs="Arial"/>
@@ -3567,9 +2255,11 @@
           <w:sz w:val="22"/>
           <w:szCs w:val="22"/>
         </w:rPr>
-        <w:t>Krok 3</w:t>
-      </w:r>
-      <w:r>
+        <w:t>Modele encji</w:t>
+      </w:r>
+    </w:p>
+    <w:p>
+      <w:pPr>
         <w:rPr>
           <w:rFonts w:ascii="Arial" w:hAnsi="Arial" w:cs="Arial"/>
           <w:b/>
@@ -3577,8 +2267,7 @@
           <w:sz w:val="22"/>
           <w:szCs w:val="22"/>
         </w:rPr>
-        <w:t xml:space="preserve">: </w:t>
-      </w:r>
+      </w:pPr>
       <w:r>
         <w:rPr>
           <w:rFonts w:ascii="Arial" w:hAnsi="Arial" w:cs="Arial"/>
@@ -3587,7 +2276,8 @@
           <w:sz w:val="22"/>
           <w:szCs w:val="22"/>
         </w:rPr>
-        <w:t>Modele encji</w:t>
+        <w:lastRenderedPageBreak/>
+        <w:t>Krok 4. Repozytoria</w:t>
       </w:r>
     </w:p>
     <w:p>
@@ -3608,7 +2298,7 @@
           <w:sz w:val="22"/>
           <w:szCs w:val="22"/>
         </w:rPr>
-        <w:t>Krok 4. Repozytoria</w:t>
+        <w:t>Krok 5. Serwisy i kontrolery REST</w:t>
       </w:r>
     </w:p>
     <w:p>
@@ -3629,11 +2319,9 @@
           <w:sz w:val="22"/>
           <w:szCs w:val="22"/>
         </w:rPr>
-        <w:t>Krok 5. Serwisy i kontrolery REST</w:t>
-      </w:r>
-    </w:p>
-    <w:p>
-      <w:pPr>
+        <w:t xml:space="preserve">Krok </w:t>
+      </w:r>
+      <w:r>
         <w:rPr>
           <w:rFonts w:ascii="Arial" w:hAnsi="Arial" w:cs="Arial"/>
           <w:b/>
@@ -3641,7 +2329,8 @@
           <w:sz w:val="22"/>
           <w:szCs w:val="22"/>
         </w:rPr>
-      </w:pPr>
+        <w:t>6</w:t>
+      </w:r>
       <w:r>
         <w:rPr>
           <w:rFonts w:ascii="Arial" w:hAnsi="Arial" w:cs="Arial"/>
@@ -3650,10 +2339,11 @@
           <w:sz w:val="22"/>
           <w:szCs w:val="22"/>
         </w:rPr>
-        <w:lastRenderedPageBreak/>
-        <w:t xml:space="preserve">Krok </w:t>
-      </w:r>
-      <w:r>
+        <w:t>. Docker</w:t>
+      </w:r>
+    </w:p>
+    <w:p>
+      <w:pPr>
         <w:rPr>
           <w:rFonts w:ascii="Arial" w:hAnsi="Arial" w:cs="Arial"/>
           <w:b/>
@@ -3661,8 +2351,7 @@
           <w:sz w:val="22"/>
           <w:szCs w:val="22"/>
         </w:rPr>
-        <w:t>6</w:t>
-      </w:r>
+      </w:pPr>
       <w:r>
         <w:rPr>
           <w:rFonts w:ascii="Arial" w:hAnsi="Arial" w:cs="Arial"/>
@@ -3671,8 +2360,17 @@
           <w:sz w:val="22"/>
           <w:szCs w:val="22"/>
         </w:rPr>
-        <w:t>. Docker</w:t>
-      </w:r>
+        <w:t xml:space="preserve">Krok 7. </w:t>
+      </w:r>
+    </w:p>
+    <w:p>
+      <w:pPr>
+        <w:rPr>
+          <w:rFonts w:ascii="Arial" w:hAnsi="Arial" w:cs="Arial"/>
+          <w:sz w:val="22"/>
+          <w:szCs w:val="22"/>
+        </w:rPr>
+      </w:pPr>
     </w:p>
     <w:p>
       <w:pPr>
@@ -3720,7 +2418,6 @@
     </w:p>
     <w:p>
       <w:pPr>
-        <w:pStyle w:val="Akapitzlist"/>
         <w:numPr>
           <w:ilvl w:val="0"/>
           <w:numId w:val="2"/>
@@ -3739,7 +2436,7 @@
           <w:sz w:val="22"/>
           <w:szCs w:val="22"/>
         </w:rPr>
-        <w:t>Pozostałe encje….</w:t>
+        <w:t>Dodaj Spring Security z OAuth2 (Keycloak lub Auth0).</w:t>
       </w:r>
     </w:p>
     <w:p>
@@ -3762,27 +2459,7 @@
           <w:sz w:val="22"/>
           <w:szCs w:val="22"/>
         </w:rPr>
-        <w:t>Dodaj Spring Security z OAuth2 (</w:t>
-      </w:r>
-      <w:proofErr w:type="spellStart"/>
-      <w:r>
-        <w:rPr>
-          <w:rFonts w:ascii="Arial" w:hAnsi="Arial" w:cs="Arial"/>
-          <w:color w:val="EE0000"/>
-          <w:sz w:val="22"/>
-          <w:szCs w:val="22"/>
-        </w:rPr>
-        <w:t>Keycloak</w:t>
-      </w:r>
-      <w:proofErr w:type="spellEnd"/>
-      <w:r>
-        <w:rPr>
-          <w:rFonts w:ascii="Arial" w:hAnsi="Arial" w:cs="Arial"/>
-          <w:color w:val="EE0000"/>
-          <w:sz w:val="22"/>
-          <w:szCs w:val="22"/>
-        </w:rPr>
-        <w:t xml:space="preserve"> lub Auth0).</w:t>
+        <w:t>Dodaj testy integracyjne z bazą (Testcontainers).</w:t>
       </w:r>
     </w:p>
     <w:p>
@@ -3805,107 +2482,7 @@
           <w:sz w:val="22"/>
           <w:szCs w:val="22"/>
         </w:rPr>
-        <w:t xml:space="preserve">Dodaj kontroler dla </w:t>
-      </w:r>
-      <w:proofErr w:type="spellStart"/>
-      <w:r>
-        <w:rPr>
-          <w:rFonts w:ascii="Arial" w:hAnsi="Arial" w:cs="Arial"/>
-          <w:color w:val="EE0000"/>
-          <w:sz w:val="22"/>
-          <w:szCs w:val="22"/>
-        </w:rPr>
-        <w:t>Movement</w:t>
-      </w:r>
-      <w:proofErr w:type="spellEnd"/>
-      <w:r>
-        <w:rPr>
-          <w:rFonts w:ascii="Arial" w:hAnsi="Arial" w:cs="Arial"/>
-          <w:color w:val="EE0000"/>
-          <w:sz w:val="22"/>
-          <w:szCs w:val="22"/>
-        </w:rPr>
-        <w:t xml:space="preserve"> z </w:t>
-      </w:r>
-      <w:proofErr w:type="spellStart"/>
-      <w:r>
-        <w:rPr>
-          <w:rFonts w:ascii="Arial" w:hAnsi="Arial" w:cs="Arial"/>
-          <w:color w:val="EE0000"/>
-          <w:sz w:val="22"/>
-          <w:szCs w:val="22"/>
-        </w:rPr>
-        <w:t>endpointem</w:t>
-      </w:r>
-      <w:proofErr w:type="spellEnd"/>
-      <w:r>
-        <w:rPr>
-          <w:rFonts w:ascii="Arial" w:hAnsi="Arial" w:cs="Arial"/>
-          <w:color w:val="EE0000"/>
-          <w:sz w:val="22"/>
-          <w:szCs w:val="22"/>
-        </w:rPr>
-        <w:t xml:space="preserve"> GET /</w:t>
-      </w:r>
-      <w:proofErr w:type="spellStart"/>
-      <w:r>
-        <w:rPr>
-          <w:rFonts w:ascii="Arial" w:hAnsi="Arial" w:cs="Arial"/>
-          <w:color w:val="EE0000"/>
-          <w:sz w:val="22"/>
-          <w:szCs w:val="22"/>
-        </w:rPr>
-        <w:t>api</w:t>
-      </w:r>
-      <w:proofErr w:type="spellEnd"/>
-      <w:r>
-        <w:rPr>
-          <w:rFonts w:ascii="Arial" w:hAnsi="Arial" w:cs="Arial"/>
-          <w:color w:val="EE0000"/>
-          <w:sz w:val="22"/>
-          <w:szCs w:val="22"/>
-        </w:rPr>
-        <w:t>/</w:t>
-      </w:r>
-      <w:proofErr w:type="spellStart"/>
-      <w:r>
-        <w:rPr>
-          <w:rFonts w:ascii="Arial" w:hAnsi="Arial" w:cs="Arial"/>
-          <w:color w:val="EE0000"/>
-          <w:sz w:val="22"/>
-          <w:szCs w:val="22"/>
-        </w:rPr>
-        <w:t>units</w:t>
-      </w:r>
-      <w:proofErr w:type="spellEnd"/>
-      <w:r>
-        <w:rPr>
-          <w:rFonts w:ascii="Arial" w:hAnsi="Arial" w:cs="Arial"/>
-          <w:color w:val="EE0000"/>
-          <w:sz w:val="22"/>
-          <w:szCs w:val="22"/>
-        </w:rPr>
-        <w:t>/{id}/</w:t>
-      </w:r>
-      <w:proofErr w:type="spellStart"/>
-      <w:r>
-        <w:rPr>
-          <w:rFonts w:ascii="Arial" w:hAnsi="Arial" w:cs="Arial"/>
-          <w:color w:val="EE0000"/>
-          <w:sz w:val="22"/>
-          <w:szCs w:val="22"/>
-        </w:rPr>
-        <w:t>movements</w:t>
-      </w:r>
-      <w:proofErr w:type="spellEnd"/>
-      <w:r>
-        <w:rPr>
-          <w:rFonts w:ascii="Arial" w:hAnsi="Arial" w:cs="Arial"/>
-          <w:color w:val="EE0000"/>
-          <w:sz w:val="22"/>
-          <w:szCs w:val="22"/>
-        </w:rPr>
-        <w:t>.</w:t>
+        <w:t>CI/CD (GitHub Actions / Jenkins pipeline).</w:t>
       </w:r>
     </w:p>
     <w:p>
@@ -3928,27 +2505,7 @@
           <w:sz w:val="22"/>
           <w:szCs w:val="22"/>
         </w:rPr>
-        <w:t>Dodaj testy integracyjne z bazą (</w:t>
-      </w:r>
-      <w:proofErr w:type="spellStart"/>
-      <w:r>
-        <w:rPr>
-          <w:rFonts w:ascii="Arial" w:hAnsi="Arial" w:cs="Arial"/>
-          <w:color w:val="EE0000"/>
-          <w:sz w:val="22"/>
-          <w:szCs w:val="22"/>
-        </w:rPr>
-        <w:t>Testcontainers</w:t>
-      </w:r>
-      <w:proofErr w:type="spellEnd"/>
-      <w:r>
-        <w:rPr>
-          <w:rFonts w:ascii="Arial" w:hAnsi="Arial" w:cs="Arial"/>
-          <w:color w:val="EE0000"/>
-          <w:sz w:val="22"/>
-          <w:szCs w:val="22"/>
-        </w:rPr>
-        <w:t>).</w:t>
+        <w:t>Dokumentacja REST (OpenAPI/Swagger).</w:t>
       </w:r>
     </w:p>
     <w:p>
@@ -3971,193 +2528,7 @@
           <w:sz w:val="22"/>
           <w:szCs w:val="22"/>
         </w:rPr>
-        <w:t xml:space="preserve">CI/CD (GitHub </w:t>
-      </w:r>
-      <w:proofErr w:type="spellStart"/>
-      <w:r>
-        <w:rPr>
-          <w:rFonts w:ascii="Arial" w:hAnsi="Arial" w:cs="Arial"/>
-          <w:color w:val="EE0000"/>
-          <w:sz w:val="22"/>
-          <w:szCs w:val="22"/>
-        </w:rPr>
-        <w:t>Actions</w:t>
-      </w:r>
-      <w:proofErr w:type="spellEnd"/>
-      <w:r>
-        <w:rPr>
-          <w:rFonts w:ascii="Arial" w:hAnsi="Arial" w:cs="Arial"/>
-          <w:color w:val="EE0000"/>
-          <w:sz w:val="22"/>
-          <w:szCs w:val="22"/>
-        </w:rPr>
-        <w:t xml:space="preserve"> / Jenkins </w:t>
-      </w:r>
-      <w:proofErr w:type="spellStart"/>
-      <w:r>
-        <w:rPr>
-          <w:rFonts w:ascii="Arial" w:hAnsi="Arial" w:cs="Arial"/>
-          <w:color w:val="EE0000"/>
-          <w:sz w:val="22"/>
-          <w:szCs w:val="22"/>
-        </w:rPr>
-        <w:t>pipeline</w:t>
-      </w:r>
-      <w:proofErr w:type="spellEnd"/>
-      <w:r>
-        <w:rPr>
-          <w:rFonts w:ascii="Arial" w:hAnsi="Arial" w:cs="Arial"/>
-          <w:color w:val="EE0000"/>
-          <w:sz w:val="22"/>
-          <w:szCs w:val="22"/>
-        </w:rPr>
-        <w:t>).</w:t>
-      </w:r>
-    </w:p>
-    <w:p>
-      <w:pPr>
-        <w:numPr>
-          <w:ilvl w:val="0"/>
-          <w:numId w:val="2"/>
-        </w:numPr>
-        <w:rPr>
-          <w:rFonts w:ascii="Arial" w:hAnsi="Arial" w:cs="Arial"/>
-          <w:color w:val="EE0000"/>
-          <w:sz w:val="22"/>
-          <w:szCs w:val="22"/>
-        </w:rPr>
-      </w:pPr>
-      <w:r>
-        <w:rPr>
-          <w:rFonts w:ascii="Arial" w:hAnsi="Arial" w:cs="Arial"/>
-          <w:color w:val="EE0000"/>
-          <w:sz w:val="22"/>
-          <w:szCs w:val="22"/>
-        </w:rPr>
-        <w:t>Dokumentacja REST (</w:t>
-      </w:r>
-      <w:proofErr w:type="spellStart"/>
-      <w:r>
-        <w:rPr>
-          <w:rFonts w:ascii="Arial" w:hAnsi="Arial" w:cs="Arial"/>
-          <w:color w:val="EE0000"/>
-          <w:sz w:val="22"/>
-          <w:szCs w:val="22"/>
-        </w:rPr>
-        <w:t>OpenAPI</w:t>
-      </w:r>
-      <w:proofErr w:type="spellEnd"/>
-      <w:r>
-        <w:rPr>
-          <w:rFonts w:ascii="Arial" w:hAnsi="Arial" w:cs="Arial"/>
-          <w:color w:val="EE0000"/>
-          <w:sz w:val="22"/>
-          <w:szCs w:val="22"/>
-        </w:rPr>
-        <w:t>/</w:t>
-      </w:r>
-      <w:proofErr w:type="spellStart"/>
-      <w:r>
-        <w:rPr>
-          <w:rFonts w:ascii="Arial" w:hAnsi="Arial" w:cs="Arial"/>
-          <w:color w:val="EE0000"/>
-          <w:sz w:val="22"/>
-          <w:szCs w:val="22"/>
-        </w:rPr>
-        <w:t>Swagger</w:t>
-      </w:r>
-      <w:proofErr w:type="spellEnd"/>
-      <w:r>
-        <w:rPr>
-          <w:rFonts w:ascii="Arial" w:hAnsi="Arial" w:cs="Arial"/>
-          <w:color w:val="EE0000"/>
-          <w:sz w:val="22"/>
-          <w:szCs w:val="22"/>
-        </w:rPr>
-        <w:t>).</w:t>
-      </w:r>
-    </w:p>
-    <w:p>
-      <w:pPr>
-        <w:numPr>
-          <w:ilvl w:val="0"/>
-          <w:numId w:val="2"/>
-        </w:numPr>
-        <w:rPr>
-          <w:rFonts w:ascii="Arial" w:hAnsi="Arial" w:cs="Arial"/>
-          <w:color w:val="EE0000"/>
-          <w:sz w:val="22"/>
-          <w:szCs w:val="22"/>
-        </w:rPr>
-      </w:pPr>
-      <w:r>
-        <w:rPr>
-          <w:rFonts w:ascii="Arial" w:hAnsi="Arial" w:cs="Arial"/>
-          <w:color w:val="EE0000"/>
-          <w:sz w:val="22"/>
-          <w:szCs w:val="22"/>
-        </w:rPr>
-        <w:t>Monitoring (</w:t>
-      </w:r>
-      <w:proofErr w:type="spellStart"/>
-      <w:r>
-        <w:rPr>
-          <w:rFonts w:ascii="Arial" w:hAnsi="Arial" w:cs="Arial"/>
-          <w:color w:val="EE0000"/>
-          <w:sz w:val="22"/>
-          <w:szCs w:val="22"/>
-        </w:rPr>
-        <w:t>Actuator</w:t>
-      </w:r>
-      <w:proofErr w:type="spellEnd"/>
-      <w:r>
-        <w:rPr>
-          <w:rFonts w:ascii="Arial" w:hAnsi="Arial" w:cs="Arial"/>
-          <w:color w:val="EE0000"/>
-          <w:sz w:val="22"/>
-          <w:szCs w:val="22"/>
-        </w:rPr>
-        <w:t xml:space="preserve"> + </w:t>
-      </w:r>
-      <w:proofErr w:type="spellStart"/>
-      <w:r>
-        <w:rPr>
-          <w:rFonts w:ascii="Arial" w:hAnsi="Arial" w:cs="Arial"/>
-          <w:color w:val="EE0000"/>
-          <w:sz w:val="22"/>
-          <w:szCs w:val="22"/>
-        </w:rPr>
-        <w:t>Prometheus</w:t>
-      </w:r>
-      <w:proofErr w:type="spellEnd"/>
-      <w:r>
-        <w:rPr>
-          <w:rFonts w:ascii="Arial" w:hAnsi="Arial" w:cs="Arial"/>
-          <w:color w:val="EE0000"/>
-          <w:sz w:val="22"/>
-          <w:szCs w:val="22"/>
-        </w:rPr>
-        <w:t>/</w:t>
-      </w:r>
-      <w:proofErr w:type="spellStart"/>
-      <w:r>
-        <w:rPr>
-          <w:rFonts w:ascii="Arial" w:hAnsi="Arial" w:cs="Arial"/>
-          <w:color w:val="EE0000"/>
-          <w:sz w:val="22"/>
-          <w:szCs w:val="22"/>
-        </w:rPr>
-        <w:t>Grafana</w:t>
-      </w:r>
-      <w:proofErr w:type="spellEnd"/>
-      <w:r>
-        <w:rPr>
-          <w:rFonts w:ascii="Arial" w:hAnsi="Arial" w:cs="Arial"/>
-          <w:color w:val="EE0000"/>
-          <w:sz w:val="22"/>
-          <w:szCs w:val="22"/>
-        </w:rPr>
-        <w:t>).</w:t>
+        <w:t>Monitoring (Actuator + Prometheus/Grafana).</w:t>
       </w:r>
     </w:p>
     <w:p>

--- a/docs/REST API.docx
+++ b/docs/REST API.docx
@@ -7,8 +7,13 @@
         <w:pStyle w:val="Tytu"/>
         <w:jc w:val="center"/>
       </w:pPr>
-      <w:r>
-        <w:t xml:space="preserve">warfare-simulation-api  </w:t>
+      <w:proofErr w:type="spellStart"/>
+      <w:r>
+        <w:t>warfare-simulation-api</w:t>
+      </w:r>
+      <w:proofErr w:type="spellEnd"/>
+      <w:r>
+        <w:t xml:space="preserve">  </w:t>
       </w:r>
       <w:r>
         <w:br/>
@@ -17,10 +22,18 @@
         <w:t>- t</w:t>
       </w:r>
       <w:r>
-        <w:t>reningowy m</w:t>
-      </w:r>
-      <w:r>
-        <w:t>ikroserwis REST</w:t>
+        <w:t xml:space="preserve">reningowy </w:t>
+      </w:r>
+      <w:proofErr w:type="spellStart"/>
+      <w:r>
+        <w:t>m</w:t>
+      </w:r>
+      <w:r>
+        <w:t>ikroserwis</w:t>
+      </w:r>
+      <w:proofErr w:type="spellEnd"/>
+      <w:r>
+        <w:t xml:space="preserve"> REST</w:t>
       </w:r>
     </w:p>
     <w:p>
@@ -104,53 +117,125 @@
           <w:szCs w:val="22"/>
         </w:rPr>
       </w:pPr>
-      <w:r>
-        <w:rPr>
-          <w:rFonts w:ascii="Arial" w:hAnsi="Arial" w:cs="Arial"/>
-          <w:color w:val="000000" w:themeColor="text1"/>
-          <w:sz w:val="22"/>
-          <w:szCs w:val="22"/>
-        </w:rPr>
-        <w:t>warfare-simulation-api/</w:t>
-      </w:r>
-    </w:p>
-    <w:p>
-      <w:pPr>
-        <w:rPr>
-          <w:rFonts w:ascii="Arial" w:hAnsi="Arial" w:cs="Arial"/>
-          <w:color w:val="000000" w:themeColor="text1"/>
-          <w:sz w:val="22"/>
-          <w:szCs w:val="22"/>
-        </w:rPr>
-      </w:pPr>
-      <w:r>
-        <w:rPr>
-          <w:rFonts w:ascii="Arial" w:hAnsi="Arial" w:cs="Arial"/>
-          <w:color w:val="000000" w:themeColor="text1"/>
-          <w:sz w:val="22"/>
-          <w:szCs w:val="22"/>
-        </w:rPr>
-        <w:t xml:space="preserve"> ├─ src/</w:t>
-      </w:r>
-    </w:p>
-    <w:p>
-      <w:pPr>
-        <w:rPr>
-          <w:rFonts w:ascii="Arial" w:hAnsi="Arial" w:cs="Arial"/>
-          <w:color w:val="000000" w:themeColor="text1"/>
-          <w:sz w:val="22"/>
-          <w:szCs w:val="22"/>
-        </w:rPr>
-      </w:pPr>
-      <w:r>
-        <w:rPr>
-          <w:rFonts w:ascii="Arial" w:hAnsi="Arial" w:cs="Arial"/>
-          <w:color w:val="000000" w:themeColor="text1"/>
-          <w:sz w:val="22"/>
-          <w:szCs w:val="22"/>
-        </w:rPr>
-        <w:t xml:space="preserve"> │   ├─ main/java/</w:t>
-      </w:r>
+      <w:proofErr w:type="spellStart"/>
+      <w:r>
+        <w:rPr>
+          <w:rFonts w:ascii="Arial" w:hAnsi="Arial" w:cs="Arial"/>
+          <w:color w:val="000000" w:themeColor="text1"/>
+          <w:sz w:val="22"/>
+          <w:szCs w:val="22"/>
+        </w:rPr>
+        <w:t>warfare-simulation-api</w:t>
+      </w:r>
+      <w:proofErr w:type="spellEnd"/>
+      <w:r>
+        <w:rPr>
+          <w:rFonts w:ascii="Arial" w:hAnsi="Arial" w:cs="Arial"/>
+          <w:color w:val="000000" w:themeColor="text1"/>
+          <w:sz w:val="22"/>
+          <w:szCs w:val="22"/>
+        </w:rPr>
+        <w:t>/</w:t>
+      </w:r>
+    </w:p>
+    <w:p>
+      <w:pPr>
+        <w:rPr>
+          <w:rFonts w:ascii="Arial" w:hAnsi="Arial" w:cs="Arial"/>
+          <w:color w:val="000000" w:themeColor="text1"/>
+          <w:sz w:val="22"/>
+          <w:szCs w:val="22"/>
+        </w:rPr>
+      </w:pPr>
+      <w:r>
+        <w:rPr>
+          <w:rFonts w:ascii="Arial" w:hAnsi="Arial" w:cs="Arial"/>
+          <w:color w:val="000000" w:themeColor="text1"/>
+          <w:sz w:val="22"/>
+          <w:szCs w:val="22"/>
+        </w:rPr>
+        <w:t xml:space="preserve"> ├─ </w:t>
+      </w:r>
+      <w:proofErr w:type="spellStart"/>
+      <w:r>
+        <w:rPr>
+          <w:rFonts w:ascii="Arial" w:hAnsi="Arial" w:cs="Arial"/>
+          <w:color w:val="000000" w:themeColor="text1"/>
+          <w:sz w:val="22"/>
+          <w:szCs w:val="22"/>
+        </w:rPr>
+        <w:t>src</w:t>
+      </w:r>
+      <w:proofErr w:type="spellEnd"/>
+      <w:r>
+        <w:rPr>
+          <w:rFonts w:ascii="Arial" w:hAnsi="Arial" w:cs="Arial"/>
+          <w:color w:val="000000" w:themeColor="text1"/>
+          <w:sz w:val="22"/>
+          <w:szCs w:val="22"/>
+        </w:rPr>
+        <w:t>/</w:t>
+      </w:r>
+    </w:p>
+    <w:p>
+      <w:pPr>
+        <w:rPr>
+          <w:rFonts w:ascii="Arial" w:hAnsi="Arial" w:cs="Arial"/>
+          <w:color w:val="000000" w:themeColor="text1"/>
+          <w:sz w:val="22"/>
+          <w:szCs w:val="22"/>
+        </w:rPr>
+      </w:pPr>
+      <w:r>
+        <w:rPr>
+          <w:rFonts w:ascii="Arial" w:hAnsi="Arial" w:cs="Arial"/>
+          <w:color w:val="000000" w:themeColor="text1"/>
+          <w:sz w:val="22"/>
+          <w:szCs w:val="22"/>
+        </w:rPr>
+        <w:t xml:space="preserve"> │   ├─ </w:t>
+      </w:r>
+      <w:proofErr w:type="spellStart"/>
+      <w:r>
+        <w:rPr>
+          <w:rFonts w:ascii="Arial" w:hAnsi="Arial" w:cs="Arial"/>
+          <w:color w:val="000000" w:themeColor="text1"/>
+          <w:sz w:val="22"/>
+          <w:szCs w:val="22"/>
+        </w:rPr>
+        <w:t>main</w:t>
+      </w:r>
+      <w:proofErr w:type="spellEnd"/>
+      <w:r>
+        <w:rPr>
+          <w:rFonts w:ascii="Arial" w:hAnsi="Arial" w:cs="Arial"/>
+          <w:color w:val="000000" w:themeColor="text1"/>
+          <w:sz w:val="22"/>
+          <w:szCs w:val="22"/>
+        </w:rPr>
+        <w:t>/</w:t>
+      </w:r>
+      <w:proofErr w:type="spellStart"/>
+      <w:r>
+        <w:rPr>
+          <w:rFonts w:ascii="Arial" w:hAnsi="Arial" w:cs="Arial"/>
+          <w:color w:val="000000" w:themeColor="text1"/>
+          <w:sz w:val="22"/>
+          <w:szCs w:val="22"/>
+        </w:rPr>
+        <w:t>java</w:t>
+      </w:r>
+      <w:proofErr w:type="spellEnd"/>
+      <w:r>
+        <w:rPr>
+          <w:rFonts w:ascii="Arial" w:hAnsi="Arial" w:cs="Arial"/>
+          <w:color w:val="000000" w:themeColor="text1"/>
+          <w:sz w:val="22"/>
+          <w:szCs w:val="22"/>
+        </w:rPr>
+        <w:t>/</w:t>
+      </w:r>
+      <w:proofErr w:type="spellStart"/>
       <w:r>
         <w:rPr>
           <w:rFonts w:ascii="Arial" w:hAnsi="Arial" w:cs="Arial"/>
@@ -160,6 +245,7 @@
         </w:rPr>
         <w:t>pl</w:t>
       </w:r>
+      <w:proofErr w:type="spellEnd"/>
       <w:r>
         <w:rPr>
           <w:rFonts w:ascii="Arial" w:hAnsi="Arial" w:cs="Arial"/>
@@ -169,6 +255,7 @@
         </w:rPr>
         <w:t>/</w:t>
       </w:r>
+      <w:proofErr w:type="spellStart"/>
       <w:r>
         <w:rPr>
           <w:rFonts w:ascii="Arial" w:hAnsi="Arial" w:cs="Arial"/>
@@ -178,6 +265,7 @@
         </w:rPr>
         <w:t>lipov</w:t>
       </w:r>
+      <w:proofErr w:type="spellEnd"/>
       <w:r>
         <w:rPr>
           <w:rFonts w:ascii="Arial" w:hAnsi="Arial" w:cs="Arial"/>
@@ -199,6 +287,7 @@
         </w:rPr>
         <w:t xml:space="preserve"> </w:t>
       </w:r>
+      <w:proofErr w:type="spellStart"/>
       <w:r>
         <w:rPr>
           <w:rFonts w:ascii="Arial" w:hAnsi="Arial" w:cs="Arial"/>
@@ -208,6 +297,7 @@
         </w:rPr>
         <w:t>warfare_simulation_api</w:t>
       </w:r>
+      <w:proofErr w:type="spellEnd"/>
       <w:r>
         <w:rPr>
           <w:rFonts w:ascii="Arial" w:hAnsi="Arial" w:cs="Arial"/>
@@ -234,7 +324,27 @@
           <w:sz w:val="22"/>
           <w:szCs w:val="22"/>
         </w:rPr>
-        <w:t xml:space="preserve"> │   │   ├─ controller/</w:t>
+        <w:t xml:space="preserve"> │   │   ├─ </w:t>
+      </w:r>
+      <w:proofErr w:type="spellStart"/>
+      <w:r>
+        <w:rPr>
+          <w:rFonts w:ascii="Arial" w:hAnsi="Arial" w:cs="Arial"/>
+          <w:color w:val="000000" w:themeColor="text1"/>
+          <w:sz w:val="22"/>
+          <w:szCs w:val="22"/>
+        </w:rPr>
+        <w:t>controller</w:t>
+      </w:r>
+      <w:proofErr w:type="spellEnd"/>
+      <w:r>
+        <w:rPr>
+          <w:rFonts w:ascii="Arial" w:hAnsi="Arial" w:cs="Arial"/>
+          <w:color w:val="000000" w:themeColor="text1"/>
+          <w:sz w:val="22"/>
+          <w:szCs w:val="22"/>
+        </w:rPr>
+        <w:t>/</w:t>
       </w:r>
     </w:p>
     <w:p>
@@ -368,7 +478,27 @@
           <w:sz w:val="22"/>
           <w:szCs w:val="22"/>
         </w:rPr>
-        <w:t xml:space="preserve"> │   │   ├─ repository/</w:t>
+        <w:t xml:space="preserve"> │   │   ├─ </w:t>
+      </w:r>
+      <w:proofErr w:type="spellStart"/>
+      <w:r>
+        <w:rPr>
+          <w:rFonts w:ascii="Arial" w:hAnsi="Arial" w:cs="Arial"/>
+          <w:color w:val="000000" w:themeColor="text1"/>
+          <w:sz w:val="22"/>
+          <w:szCs w:val="22"/>
+        </w:rPr>
+        <w:t>repository</w:t>
+      </w:r>
+      <w:proofErr w:type="spellEnd"/>
+      <w:r>
+        <w:rPr>
+          <w:rFonts w:ascii="Arial" w:hAnsi="Arial" w:cs="Arial"/>
+          <w:color w:val="000000" w:themeColor="text1"/>
+          <w:sz w:val="22"/>
+          <w:szCs w:val="22"/>
+        </w:rPr>
+        <w:t>/</w:t>
       </w:r>
     </w:p>
     <w:p>
@@ -521,45 +651,116 @@
           <w:sz w:val="22"/>
           <w:szCs w:val="22"/>
         </w:rPr>
-        <w:t xml:space="preserve"> │   ├─ resources/</w:t>
-      </w:r>
-    </w:p>
-    <w:p>
-      <w:pPr>
-        <w:rPr>
-          <w:rFonts w:ascii="Arial" w:hAnsi="Arial" w:cs="Arial"/>
-          <w:color w:val="000000" w:themeColor="text1"/>
-          <w:sz w:val="22"/>
-          <w:szCs w:val="22"/>
-        </w:rPr>
-      </w:pPr>
-      <w:r>
-        <w:rPr>
-          <w:rFonts w:ascii="Arial" w:hAnsi="Arial" w:cs="Arial"/>
-          <w:color w:val="000000" w:themeColor="text1"/>
-          <w:sz w:val="22"/>
-          <w:szCs w:val="22"/>
-        </w:rPr>
-        <w:t xml:space="preserve"> │   │   ├─ application.yml</w:t>
-      </w:r>
-    </w:p>
-    <w:p>
-      <w:pPr>
-        <w:rPr>
-          <w:rFonts w:ascii="Arial" w:hAnsi="Arial" w:cs="Arial"/>
-          <w:color w:val="000000" w:themeColor="text1"/>
-          <w:sz w:val="22"/>
-          <w:szCs w:val="22"/>
-        </w:rPr>
-      </w:pPr>
-      <w:r>
-        <w:rPr>
-          <w:rFonts w:ascii="Arial" w:hAnsi="Arial" w:cs="Arial"/>
-          <w:color w:val="000000" w:themeColor="text1"/>
-          <w:sz w:val="22"/>
-          <w:szCs w:val="22"/>
-        </w:rPr>
-        <w:t xml:space="preserve"> │   │   └─ db/changelog/</w:t>
+        <w:t xml:space="preserve"> │   ├─ </w:t>
+      </w:r>
+      <w:proofErr w:type="spellStart"/>
+      <w:r>
+        <w:rPr>
+          <w:rFonts w:ascii="Arial" w:hAnsi="Arial" w:cs="Arial"/>
+          <w:color w:val="000000" w:themeColor="text1"/>
+          <w:sz w:val="22"/>
+          <w:szCs w:val="22"/>
+        </w:rPr>
+        <w:t>resources</w:t>
+      </w:r>
+      <w:proofErr w:type="spellEnd"/>
+      <w:r>
+        <w:rPr>
+          <w:rFonts w:ascii="Arial" w:hAnsi="Arial" w:cs="Arial"/>
+          <w:color w:val="000000" w:themeColor="text1"/>
+          <w:sz w:val="22"/>
+          <w:szCs w:val="22"/>
+        </w:rPr>
+        <w:t>/</w:t>
+      </w:r>
+    </w:p>
+    <w:p>
+      <w:pPr>
+        <w:rPr>
+          <w:rFonts w:ascii="Arial" w:hAnsi="Arial" w:cs="Arial"/>
+          <w:color w:val="000000" w:themeColor="text1"/>
+          <w:sz w:val="22"/>
+          <w:szCs w:val="22"/>
+        </w:rPr>
+      </w:pPr>
+      <w:r>
+        <w:rPr>
+          <w:rFonts w:ascii="Arial" w:hAnsi="Arial" w:cs="Arial"/>
+          <w:color w:val="000000" w:themeColor="text1"/>
+          <w:sz w:val="22"/>
+          <w:szCs w:val="22"/>
+        </w:rPr>
+        <w:t xml:space="preserve"> │   │   ├─ </w:t>
+      </w:r>
+      <w:proofErr w:type="spellStart"/>
+      <w:r>
+        <w:rPr>
+          <w:rFonts w:ascii="Arial" w:hAnsi="Arial" w:cs="Arial"/>
+          <w:color w:val="000000" w:themeColor="text1"/>
+          <w:sz w:val="22"/>
+          <w:szCs w:val="22"/>
+        </w:rPr>
+        <w:t>application.yml</w:t>
+      </w:r>
+      <w:proofErr w:type="spellEnd"/>
+    </w:p>
+    <w:p>
+      <w:pPr>
+        <w:rPr>
+          <w:rFonts w:ascii="Arial" w:hAnsi="Arial" w:cs="Arial"/>
+          <w:color w:val="000000" w:themeColor="text1"/>
+          <w:sz w:val="22"/>
+          <w:szCs w:val="22"/>
+        </w:rPr>
+      </w:pPr>
+      <w:r>
+        <w:rPr>
+          <w:rFonts w:ascii="Arial" w:hAnsi="Arial" w:cs="Arial"/>
+          <w:color w:val="000000" w:themeColor="text1"/>
+          <w:sz w:val="22"/>
+          <w:szCs w:val="22"/>
+        </w:rPr>
+        <w:t xml:space="preserve"> │   │   └─ </w:t>
+      </w:r>
+      <w:proofErr w:type="spellStart"/>
+      <w:r>
+        <w:rPr>
+          <w:rFonts w:ascii="Arial" w:hAnsi="Arial" w:cs="Arial"/>
+          <w:color w:val="000000" w:themeColor="text1"/>
+          <w:sz w:val="22"/>
+          <w:szCs w:val="22"/>
+        </w:rPr>
+        <w:t>db</w:t>
+      </w:r>
+      <w:proofErr w:type="spellEnd"/>
+      <w:r>
+        <w:rPr>
+          <w:rFonts w:ascii="Arial" w:hAnsi="Arial" w:cs="Arial"/>
+          <w:color w:val="000000" w:themeColor="text1"/>
+          <w:sz w:val="22"/>
+          <w:szCs w:val="22"/>
+        </w:rPr>
+        <w:t>/</w:t>
+      </w:r>
+      <w:proofErr w:type="spellStart"/>
+      <w:r>
+        <w:rPr>
+          <w:rFonts w:ascii="Arial" w:hAnsi="Arial" w:cs="Arial"/>
+          <w:color w:val="000000" w:themeColor="text1"/>
+          <w:sz w:val="22"/>
+          <w:szCs w:val="22"/>
+        </w:rPr>
+        <w:t>changelog</w:t>
+      </w:r>
+      <w:proofErr w:type="spellEnd"/>
+      <w:r>
+        <w:rPr>
+          <w:rFonts w:ascii="Arial" w:hAnsi="Arial" w:cs="Arial"/>
+          <w:color w:val="000000" w:themeColor="text1"/>
+          <w:sz w:val="22"/>
+          <w:szCs w:val="22"/>
+        </w:rPr>
+        <w:t>/</w:t>
       </w:r>
     </w:p>
     <w:p>
@@ -597,8 +798,19 @@
           <w:sz w:val="22"/>
           <w:szCs w:val="22"/>
         </w:rPr>
-        <w:t xml:space="preserve"> ├─ Dockerfile</w:t>
-      </w:r>
+        <w:t xml:space="preserve"> ├─ </w:t>
+      </w:r>
+      <w:proofErr w:type="spellStart"/>
+      <w:r>
+        <w:rPr>
+          <w:rFonts w:ascii="Arial" w:hAnsi="Arial" w:cs="Arial"/>
+          <w:color w:val="000000" w:themeColor="text1"/>
+          <w:sz w:val="22"/>
+          <w:szCs w:val="22"/>
+        </w:rPr>
+        <w:t>Dockerfile</w:t>
+      </w:r>
+      <w:proofErr w:type="spellEnd"/>
     </w:p>
     <w:p>
       <w:pPr>
@@ -617,8 +829,19 @@
           <w:szCs w:val="22"/>
         </w:rPr>
         <w:lastRenderedPageBreak/>
-        <w:t xml:space="preserve"> ├─ docker-compose.yml</w:t>
-      </w:r>
+        <w:t xml:space="preserve"> ├─ </w:t>
+      </w:r>
+      <w:proofErr w:type="spellStart"/>
+      <w:r>
+        <w:rPr>
+          <w:rFonts w:ascii="Arial" w:hAnsi="Arial" w:cs="Arial"/>
+          <w:color w:val="000000" w:themeColor="text1"/>
+          <w:sz w:val="22"/>
+          <w:szCs w:val="22"/>
+        </w:rPr>
+        <w:t>docker-compose.yml</w:t>
+      </w:r>
+      <w:proofErr w:type="spellEnd"/>
     </w:p>
     <w:p>
       <w:pPr>
@@ -797,7 +1020,47 @@
           <w:sz w:val="22"/>
           <w:szCs w:val="22"/>
         </w:rPr>
-        <w:t xml:space="preserve">W wer. Intelij IDEA </w:t>
+        <w:t xml:space="preserve">W </w:t>
+      </w:r>
+      <w:proofErr w:type="spellStart"/>
+      <w:r>
+        <w:rPr>
+          <w:rFonts w:ascii="Arial" w:hAnsi="Arial" w:cs="Arial"/>
+          <w:color w:val="000000" w:themeColor="text1"/>
+          <w:sz w:val="22"/>
+          <w:szCs w:val="22"/>
+        </w:rPr>
+        <w:t>wer</w:t>
+      </w:r>
+      <w:proofErr w:type="spellEnd"/>
+      <w:r>
+        <w:rPr>
+          <w:rFonts w:ascii="Arial" w:hAnsi="Arial" w:cs="Arial"/>
+          <w:color w:val="000000" w:themeColor="text1"/>
+          <w:sz w:val="22"/>
+          <w:szCs w:val="22"/>
+        </w:rPr>
+        <w:t xml:space="preserve">. </w:t>
+      </w:r>
+      <w:proofErr w:type="spellStart"/>
+      <w:r>
+        <w:rPr>
+          <w:rFonts w:ascii="Arial" w:hAnsi="Arial" w:cs="Arial"/>
+          <w:color w:val="000000" w:themeColor="text1"/>
+          <w:sz w:val="22"/>
+          <w:szCs w:val="22"/>
+        </w:rPr>
+        <w:t>Intelij</w:t>
+      </w:r>
+      <w:proofErr w:type="spellEnd"/>
+      <w:r>
+        <w:rPr>
+          <w:rFonts w:ascii="Arial" w:hAnsi="Arial" w:cs="Arial"/>
+          <w:color w:val="000000" w:themeColor="text1"/>
+          <w:sz w:val="22"/>
+          <w:szCs w:val="22"/>
+        </w:rPr>
+        <w:t xml:space="preserve"> IDEA </w:t>
       </w:r>
       <w:r>
         <w:rPr>
@@ -851,7 +1114,47 @@
           <w:sz w:val="22"/>
           <w:szCs w:val="22"/>
         </w:rPr>
-        <w:t>Spring Boot “live templates”</w:t>
+        <w:t xml:space="preserve">Spring </w:t>
+      </w:r>
+      <w:proofErr w:type="spellStart"/>
+      <w:r>
+        <w:rPr>
+          <w:rFonts w:ascii="Arial" w:hAnsi="Arial" w:cs="Arial"/>
+          <w:color w:val="000000" w:themeColor="text1"/>
+          <w:sz w:val="22"/>
+          <w:szCs w:val="22"/>
+        </w:rPr>
+        <w:t>Boot</w:t>
+      </w:r>
+      <w:proofErr w:type="spellEnd"/>
+      <w:r>
+        <w:rPr>
+          <w:rFonts w:ascii="Arial" w:hAnsi="Arial" w:cs="Arial"/>
+          <w:color w:val="000000" w:themeColor="text1"/>
+          <w:sz w:val="22"/>
+          <w:szCs w:val="22"/>
+        </w:rPr>
+        <w:t xml:space="preserve"> “live </w:t>
+      </w:r>
+      <w:proofErr w:type="spellStart"/>
+      <w:r>
+        <w:rPr>
+          <w:rFonts w:ascii="Arial" w:hAnsi="Arial" w:cs="Arial"/>
+          <w:color w:val="000000" w:themeColor="text1"/>
+          <w:sz w:val="22"/>
+          <w:szCs w:val="22"/>
+        </w:rPr>
+        <w:t>templates</w:t>
+      </w:r>
+      <w:proofErr w:type="spellEnd"/>
+      <w:r>
+        <w:rPr>
+          <w:rFonts w:ascii="Arial" w:hAnsi="Arial" w:cs="Arial"/>
+          <w:color w:val="000000" w:themeColor="text1"/>
+          <w:sz w:val="22"/>
+          <w:szCs w:val="22"/>
+        </w:rPr>
+        <w:t>”</w:t>
       </w:r>
       <w:r>
         <w:rPr>
@@ -880,14 +1183,35 @@
         </w:rPr>
         <w:t xml:space="preserve"> korzystam z </w:t>
       </w:r>
-      <w:r>
-        <w:rPr>
-          <w:rFonts w:ascii="Arial" w:hAnsi="Arial" w:cs="Arial"/>
-          <w:color w:val="000000" w:themeColor="text1"/>
-          <w:sz w:val="22"/>
-          <w:szCs w:val="22"/>
-        </w:rPr>
-        <w:t>wer. Com</w:t>
+      <w:proofErr w:type="spellStart"/>
+      <w:r>
+        <w:rPr>
+          <w:rFonts w:ascii="Arial" w:hAnsi="Arial" w:cs="Arial"/>
+          <w:color w:val="000000" w:themeColor="text1"/>
+          <w:sz w:val="22"/>
+          <w:szCs w:val="22"/>
+        </w:rPr>
+        <w:t>wer</w:t>
+      </w:r>
+      <w:proofErr w:type="spellEnd"/>
+      <w:r>
+        <w:rPr>
+          <w:rFonts w:ascii="Arial" w:hAnsi="Arial" w:cs="Arial"/>
+          <w:color w:val="000000" w:themeColor="text1"/>
+          <w:sz w:val="22"/>
+          <w:szCs w:val="22"/>
+        </w:rPr>
+        <w:t xml:space="preserve">. </w:t>
+      </w:r>
+      <w:proofErr w:type="spellStart"/>
+      <w:r>
+        <w:rPr>
+          <w:rFonts w:ascii="Arial" w:hAnsi="Arial" w:cs="Arial"/>
+          <w:color w:val="000000" w:themeColor="text1"/>
+          <w:sz w:val="22"/>
+          <w:szCs w:val="22"/>
+        </w:rPr>
+        <w:t>Com</w:t>
       </w:r>
       <w:r>
         <w:rPr>
@@ -905,16 +1229,66 @@
           <w:sz w:val="22"/>
           <w:szCs w:val="22"/>
         </w:rPr>
-        <w:t xml:space="preserve">unity + </w:t>
-      </w:r>
-      <w:r>
-        <w:rPr>
-          <w:rFonts w:ascii="Arial" w:hAnsi="Arial" w:cs="Arial"/>
-          <w:color w:val="000000" w:themeColor="text1"/>
-          <w:sz w:val="22"/>
-          <w:szCs w:val="22"/>
-        </w:rPr>
-        <w:t>Spring Initializr, który tworzy kompletny projekt Maven z całą strukturą.</w:t>
+        <w:t>unity</w:t>
+      </w:r>
+      <w:proofErr w:type="spellEnd"/>
+      <w:r>
+        <w:rPr>
+          <w:rFonts w:ascii="Arial" w:hAnsi="Arial" w:cs="Arial"/>
+          <w:color w:val="000000" w:themeColor="text1"/>
+          <w:sz w:val="22"/>
+          <w:szCs w:val="22"/>
+        </w:rPr>
+        <w:t xml:space="preserve"> + </w:t>
+      </w:r>
+      <w:r>
+        <w:rPr>
+          <w:rFonts w:ascii="Arial" w:hAnsi="Arial" w:cs="Arial"/>
+          <w:color w:val="000000" w:themeColor="text1"/>
+          <w:sz w:val="22"/>
+          <w:szCs w:val="22"/>
+        </w:rPr>
+        <w:t xml:space="preserve">Spring </w:t>
+      </w:r>
+      <w:proofErr w:type="spellStart"/>
+      <w:r>
+        <w:rPr>
+          <w:rFonts w:ascii="Arial" w:hAnsi="Arial" w:cs="Arial"/>
+          <w:color w:val="000000" w:themeColor="text1"/>
+          <w:sz w:val="22"/>
+          <w:szCs w:val="22"/>
+        </w:rPr>
+        <w:t>Initializr</w:t>
+      </w:r>
+      <w:proofErr w:type="spellEnd"/>
+      <w:r>
+        <w:rPr>
+          <w:rFonts w:ascii="Arial" w:hAnsi="Arial" w:cs="Arial"/>
+          <w:color w:val="000000" w:themeColor="text1"/>
+          <w:sz w:val="22"/>
+          <w:szCs w:val="22"/>
+        </w:rPr>
+        <w:t xml:space="preserve">, który tworzy kompletny projekt </w:t>
+      </w:r>
+      <w:proofErr w:type="spellStart"/>
+      <w:r>
+        <w:rPr>
+          <w:rFonts w:ascii="Arial" w:hAnsi="Arial" w:cs="Arial"/>
+          <w:color w:val="000000" w:themeColor="text1"/>
+          <w:sz w:val="22"/>
+          <w:szCs w:val="22"/>
+        </w:rPr>
+        <w:t>Maven</w:t>
+      </w:r>
+      <w:proofErr w:type="spellEnd"/>
+      <w:r>
+        <w:rPr>
+          <w:rFonts w:ascii="Arial" w:hAnsi="Arial" w:cs="Arial"/>
+          <w:color w:val="000000" w:themeColor="text1"/>
+          <w:sz w:val="22"/>
+          <w:szCs w:val="22"/>
+        </w:rPr>
+        <w:t xml:space="preserve"> z całą strukturą.</w:t>
       </w:r>
       <w:r>
         <w:rPr>
@@ -933,25 +1307,85 @@
           <w:szCs w:val="22"/>
         </w:rPr>
         <w:br/>
-        <w:t xml:space="preserve">Po wygenerowaniu projektu za pomocą Spring Initializr, </w:t>
-      </w:r>
-      <w:r>
-        <w:rPr>
-          <w:rFonts w:ascii="Arial" w:hAnsi="Arial" w:cs="Arial"/>
-          <w:color w:val="000000" w:themeColor="text1"/>
-          <w:sz w:val="22"/>
-          <w:szCs w:val="22"/>
-        </w:rPr>
-        <w:t xml:space="preserve">należy go otworzyć w Intelij IDEA, który </w:t>
-      </w:r>
-      <w:r>
-        <w:rPr>
-          <w:rFonts w:ascii="Arial" w:hAnsi="Arial" w:cs="Arial"/>
-          <w:color w:val="000000" w:themeColor="text1"/>
-          <w:sz w:val="22"/>
-          <w:szCs w:val="22"/>
-        </w:rPr>
-        <w:t>automatycznie rozpozna projekt Maven i załaduje zależności (pom.xml)</w:t>
+        <w:t xml:space="preserve">Po wygenerowaniu projektu za pomocą Spring </w:t>
+      </w:r>
+      <w:proofErr w:type="spellStart"/>
+      <w:r>
+        <w:rPr>
+          <w:rFonts w:ascii="Arial" w:hAnsi="Arial" w:cs="Arial"/>
+          <w:color w:val="000000" w:themeColor="text1"/>
+          <w:sz w:val="22"/>
+          <w:szCs w:val="22"/>
+        </w:rPr>
+        <w:t>Initializr</w:t>
+      </w:r>
+      <w:proofErr w:type="spellEnd"/>
+      <w:r>
+        <w:rPr>
+          <w:rFonts w:ascii="Arial" w:hAnsi="Arial" w:cs="Arial"/>
+          <w:color w:val="000000" w:themeColor="text1"/>
+          <w:sz w:val="22"/>
+          <w:szCs w:val="22"/>
+        </w:rPr>
+        <w:t xml:space="preserve">, </w:t>
+      </w:r>
+      <w:r>
+        <w:rPr>
+          <w:rFonts w:ascii="Arial" w:hAnsi="Arial" w:cs="Arial"/>
+          <w:color w:val="000000" w:themeColor="text1"/>
+          <w:sz w:val="22"/>
+          <w:szCs w:val="22"/>
+        </w:rPr>
+        <w:t xml:space="preserve">należy go otworzyć w </w:t>
+      </w:r>
+      <w:proofErr w:type="spellStart"/>
+      <w:r>
+        <w:rPr>
+          <w:rFonts w:ascii="Arial" w:hAnsi="Arial" w:cs="Arial"/>
+          <w:color w:val="000000" w:themeColor="text1"/>
+          <w:sz w:val="22"/>
+          <w:szCs w:val="22"/>
+        </w:rPr>
+        <w:t>Intelij</w:t>
+      </w:r>
+      <w:proofErr w:type="spellEnd"/>
+      <w:r>
+        <w:rPr>
+          <w:rFonts w:ascii="Arial" w:hAnsi="Arial" w:cs="Arial"/>
+          <w:color w:val="000000" w:themeColor="text1"/>
+          <w:sz w:val="22"/>
+          <w:szCs w:val="22"/>
+        </w:rPr>
+        <w:t xml:space="preserve"> IDEA, który </w:t>
+      </w:r>
+      <w:r>
+        <w:rPr>
+          <w:rFonts w:ascii="Arial" w:hAnsi="Arial" w:cs="Arial"/>
+          <w:color w:val="000000" w:themeColor="text1"/>
+          <w:sz w:val="22"/>
+          <w:szCs w:val="22"/>
+        </w:rPr>
+        <w:t xml:space="preserve">automatycznie rozpozna projekt </w:t>
+      </w:r>
+      <w:proofErr w:type="spellStart"/>
+      <w:r>
+        <w:rPr>
+          <w:rFonts w:ascii="Arial" w:hAnsi="Arial" w:cs="Arial"/>
+          <w:color w:val="000000" w:themeColor="text1"/>
+          <w:sz w:val="22"/>
+          <w:szCs w:val="22"/>
+        </w:rPr>
+        <w:t>Maven</w:t>
+      </w:r>
+      <w:proofErr w:type="spellEnd"/>
+      <w:r>
+        <w:rPr>
+          <w:rFonts w:ascii="Arial" w:hAnsi="Arial" w:cs="Arial"/>
+          <w:color w:val="000000" w:themeColor="text1"/>
+          <w:sz w:val="22"/>
+          <w:szCs w:val="22"/>
+        </w:rPr>
+        <w:t xml:space="preserve"> i załaduje zależności (pom.xml)</w:t>
       </w:r>
       <w:r>
         <w:rPr>
@@ -1005,6 +1439,7 @@
           <w:szCs w:val="22"/>
         </w:rPr>
       </w:pPr>
+      <w:proofErr w:type="spellStart"/>
       <w:r>
         <w:rPr>
           <w:rFonts w:ascii="Arial" w:hAnsi="Arial" w:cs="Arial"/>
@@ -1014,6 +1449,7 @@
         </w:rPr>
         <w:t>Dockerfile</w:t>
       </w:r>
+      <w:proofErr w:type="spellEnd"/>
     </w:p>
     <w:p>
       <w:pPr>
@@ -1029,6 +1465,7 @@
           <w:szCs w:val="22"/>
         </w:rPr>
       </w:pPr>
+      <w:proofErr w:type="spellStart"/>
       <w:r>
         <w:rPr>
           <w:rFonts w:ascii="Arial" w:hAnsi="Arial" w:cs="Arial"/>
@@ -1038,6 +1475,7 @@
         </w:rPr>
         <w:t>docker-compose.yml</w:t>
       </w:r>
+      <w:proofErr w:type="spellEnd"/>
     </w:p>
     <w:p>
       <w:pPr>
@@ -1104,15 +1542,77 @@
           <w:szCs w:val="22"/>
         </w:rPr>
       </w:pPr>
-      <w:r>
-        <w:rPr>
-          <w:rFonts w:ascii="Arial" w:hAnsi="Arial" w:cs="Arial"/>
-          <w:color w:val="000000" w:themeColor="text1"/>
-          <w:sz w:val="22"/>
-          <w:szCs w:val="22"/>
-        </w:rPr>
-        <w:t>src/main/resources/application.properties</w:t>
-      </w:r>
+      <w:proofErr w:type="spellStart"/>
+      <w:r>
+        <w:rPr>
+          <w:rFonts w:ascii="Arial" w:hAnsi="Arial" w:cs="Arial"/>
+          <w:color w:val="000000" w:themeColor="text1"/>
+          <w:sz w:val="22"/>
+          <w:szCs w:val="22"/>
+        </w:rPr>
+        <w:t>src</w:t>
+      </w:r>
+      <w:proofErr w:type="spellEnd"/>
+      <w:r>
+        <w:rPr>
+          <w:rFonts w:ascii="Arial" w:hAnsi="Arial" w:cs="Arial"/>
+          <w:color w:val="000000" w:themeColor="text1"/>
+          <w:sz w:val="22"/>
+          <w:szCs w:val="22"/>
+        </w:rPr>
+        <w:t>/</w:t>
+      </w:r>
+      <w:proofErr w:type="spellStart"/>
+      <w:r>
+        <w:rPr>
+          <w:rFonts w:ascii="Arial" w:hAnsi="Arial" w:cs="Arial"/>
+          <w:color w:val="000000" w:themeColor="text1"/>
+          <w:sz w:val="22"/>
+          <w:szCs w:val="22"/>
+        </w:rPr>
+        <w:t>main</w:t>
+      </w:r>
+      <w:proofErr w:type="spellEnd"/>
+      <w:r>
+        <w:rPr>
+          <w:rFonts w:ascii="Arial" w:hAnsi="Arial" w:cs="Arial"/>
+          <w:color w:val="000000" w:themeColor="text1"/>
+          <w:sz w:val="22"/>
+          <w:szCs w:val="22"/>
+        </w:rPr>
+        <w:t>/</w:t>
+      </w:r>
+      <w:proofErr w:type="spellStart"/>
+      <w:r>
+        <w:rPr>
+          <w:rFonts w:ascii="Arial" w:hAnsi="Arial" w:cs="Arial"/>
+          <w:color w:val="000000" w:themeColor="text1"/>
+          <w:sz w:val="22"/>
+          <w:szCs w:val="22"/>
+        </w:rPr>
+        <w:t>resources</w:t>
+      </w:r>
+      <w:proofErr w:type="spellEnd"/>
+      <w:r>
+        <w:rPr>
+          <w:rFonts w:ascii="Arial" w:hAnsi="Arial" w:cs="Arial"/>
+          <w:color w:val="000000" w:themeColor="text1"/>
+          <w:sz w:val="22"/>
+          <w:szCs w:val="22"/>
+        </w:rPr>
+        <w:t>/</w:t>
+      </w:r>
+      <w:proofErr w:type="spellStart"/>
+      <w:r>
+        <w:rPr>
+          <w:rFonts w:ascii="Arial" w:hAnsi="Arial" w:cs="Arial"/>
+          <w:color w:val="000000" w:themeColor="text1"/>
+          <w:sz w:val="22"/>
+          <w:szCs w:val="22"/>
+        </w:rPr>
+        <w:t>application.properties</w:t>
+      </w:r>
+      <w:proofErr w:type="spellEnd"/>
     </w:p>
     <w:p>
       <w:pPr>
@@ -1170,14 +1670,25 @@
           <w:szCs w:val="22"/>
         </w:rPr>
       </w:pPr>
-      <w:r>
-        <w:rPr>
-          <w:rFonts w:ascii="Arial" w:hAnsi="Arial" w:cs="Arial"/>
-          <w:color w:val="000000" w:themeColor="text1"/>
-          <w:sz w:val="22"/>
-          <w:szCs w:val="22"/>
-        </w:rPr>
-        <w:t>docker-compose down -v</w:t>
+      <w:proofErr w:type="spellStart"/>
+      <w:r>
+        <w:rPr>
+          <w:rFonts w:ascii="Arial" w:hAnsi="Arial" w:cs="Arial"/>
+          <w:color w:val="000000" w:themeColor="text1"/>
+          <w:sz w:val="22"/>
+          <w:szCs w:val="22"/>
+        </w:rPr>
+        <w:t>docker-compose</w:t>
+      </w:r>
+      <w:proofErr w:type="spellEnd"/>
+      <w:r>
+        <w:rPr>
+          <w:rFonts w:ascii="Arial" w:hAnsi="Arial" w:cs="Arial"/>
+          <w:color w:val="000000" w:themeColor="text1"/>
+          <w:sz w:val="22"/>
+          <w:szCs w:val="22"/>
+        </w:rPr>
+        <w:t xml:space="preserve"> down -v</w:t>
       </w:r>
     </w:p>
     <w:p>
@@ -1235,14 +1746,45 @@
         </w:rPr>
         <w:br/>
       </w:r>
-      <w:r>
-        <w:rPr>
-          <w:rFonts w:ascii="Arial" w:hAnsi="Arial" w:cs="Arial"/>
-          <w:color w:val="000000" w:themeColor="text1"/>
-          <w:sz w:val="22"/>
-          <w:szCs w:val="22"/>
-        </w:rPr>
-        <w:t>docker ps -a</w:t>
+      <w:proofErr w:type="spellStart"/>
+      <w:r>
+        <w:rPr>
+          <w:rFonts w:ascii="Arial" w:hAnsi="Arial" w:cs="Arial"/>
+          <w:color w:val="000000" w:themeColor="text1"/>
+          <w:sz w:val="22"/>
+          <w:szCs w:val="22"/>
+        </w:rPr>
+        <w:t>docker</w:t>
+      </w:r>
+      <w:proofErr w:type="spellEnd"/>
+      <w:r>
+        <w:rPr>
+          <w:rFonts w:ascii="Arial" w:hAnsi="Arial" w:cs="Arial"/>
+          <w:color w:val="000000" w:themeColor="text1"/>
+          <w:sz w:val="22"/>
+          <w:szCs w:val="22"/>
+        </w:rPr>
+        <w:t xml:space="preserve"> </w:t>
+      </w:r>
+      <w:proofErr w:type="spellStart"/>
+      <w:r>
+        <w:rPr>
+          <w:rFonts w:ascii="Arial" w:hAnsi="Arial" w:cs="Arial"/>
+          <w:color w:val="000000" w:themeColor="text1"/>
+          <w:sz w:val="22"/>
+          <w:szCs w:val="22"/>
+        </w:rPr>
+        <w:t>ps</w:t>
+      </w:r>
+      <w:proofErr w:type="spellEnd"/>
+      <w:r>
+        <w:rPr>
+          <w:rFonts w:ascii="Arial" w:hAnsi="Arial" w:cs="Arial"/>
+          <w:color w:val="000000" w:themeColor="text1"/>
+          <w:sz w:val="22"/>
+          <w:szCs w:val="22"/>
+        </w:rPr>
+        <w:t xml:space="preserve"> -a</w:t>
       </w:r>
     </w:p>
     <w:p>
@@ -1280,27 +1822,249 @@
           <w:sz w:val="22"/>
           <w:szCs w:val="22"/>
         </w:rPr>
-        <w:t>2a4bcdd67ab4   warfare-simulation-api-app   "java -jar app.jar"      12 minutes ago   Exited (1) 7 minutes ago               springboot-app</w:t>
-      </w:r>
-    </w:p>
-    <w:p>
-      <w:pPr>
-        <w:rPr>
-          <w:rFonts w:ascii="Arial" w:hAnsi="Arial" w:cs="Arial"/>
-          <w:color w:val="000000" w:themeColor="text1"/>
-          <w:sz w:val="22"/>
-          <w:szCs w:val="22"/>
-        </w:rPr>
-      </w:pPr>
-      <w:r>
-        <w:rPr>
-          <w:rFonts w:ascii="Arial" w:hAnsi="Arial" w:cs="Arial"/>
-          <w:color w:val="000000" w:themeColor="text1"/>
-          <w:sz w:val="22"/>
-          <w:szCs w:val="22"/>
-        </w:rPr>
-        <w:t>5b6a69429dd2   postgis/postgis:16-3.4       "docker-entrypoint.s…"   12 minutes ago   Exited (137) 6 minutes ago             postgres-db</w:t>
-      </w:r>
+        <w:t xml:space="preserve">2a4bcdd67ab4   </w:t>
+      </w:r>
+      <w:proofErr w:type="spellStart"/>
+      <w:r>
+        <w:rPr>
+          <w:rFonts w:ascii="Arial" w:hAnsi="Arial" w:cs="Arial"/>
+          <w:color w:val="000000" w:themeColor="text1"/>
+          <w:sz w:val="22"/>
+          <w:szCs w:val="22"/>
+        </w:rPr>
+        <w:t>warfare-simulation-api-app</w:t>
+      </w:r>
+      <w:proofErr w:type="spellEnd"/>
+      <w:r>
+        <w:rPr>
+          <w:rFonts w:ascii="Arial" w:hAnsi="Arial" w:cs="Arial"/>
+          <w:color w:val="000000" w:themeColor="text1"/>
+          <w:sz w:val="22"/>
+          <w:szCs w:val="22"/>
+        </w:rPr>
+        <w:t xml:space="preserve">   "</w:t>
+      </w:r>
+      <w:proofErr w:type="spellStart"/>
+      <w:r>
+        <w:rPr>
+          <w:rFonts w:ascii="Arial" w:hAnsi="Arial" w:cs="Arial"/>
+          <w:color w:val="000000" w:themeColor="text1"/>
+          <w:sz w:val="22"/>
+          <w:szCs w:val="22"/>
+        </w:rPr>
+        <w:t>java</w:t>
+      </w:r>
+      <w:proofErr w:type="spellEnd"/>
+      <w:r>
+        <w:rPr>
+          <w:rFonts w:ascii="Arial" w:hAnsi="Arial" w:cs="Arial"/>
+          <w:color w:val="000000" w:themeColor="text1"/>
+          <w:sz w:val="22"/>
+          <w:szCs w:val="22"/>
+        </w:rPr>
+        <w:t xml:space="preserve"> -jar app.jar"      12 </w:t>
+      </w:r>
+      <w:proofErr w:type="spellStart"/>
+      <w:r>
+        <w:rPr>
+          <w:rFonts w:ascii="Arial" w:hAnsi="Arial" w:cs="Arial"/>
+          <w:color w:val="000000" w:themeColor="text1"/>
+          <w:sz w:val="22"/>
+          <w:szCs w:val="22"/>
+        </w:rPr>
+        <w:t>minutes</w:t>
+      </w:r>
+      <w:proofErr w:type="spellEnd"/>
+      <w:r>
+        <w:rPr>
+          <w:rFonts w:ascii="Arial" w:hAnsi="Arial" w:cs="Arial"/>
+          <w:color w:val="000000" w:themeColor="text1"/>
+          <w:sz w:val="22"/>
+          <w:szCs w:val="22"/>
+        </w:rPr>
+        <w:t xml:space="preserve"> ago   </w:t>
+      </w:r>
+      <w:proofErr w:type="spellStart"/>
+      <w:r>
+        <w:rPr>
+          <w:rFonts w:ascii="Arial" w:hAnsi="Arial" w:cs="Arial"/>
+          <w:color w:val="000000" w:themeColor="text1"/>
+          <w:sz w:val="22"/>
+          <w:szCs w:val="22"/>
+        </w:rPr>
+        <w:t>Exited</w:t>
+      </w:r>
+      <w:proofErr w:type="spellEnd"/>
+      <w:r>
+        <w:rPr>
+          <w:rFonts w:ascii="Arial" w:hAnsi="Arial" w:cs="Arial"/>
+          <w:color w:val="000000" w:themeColor="text1"/>
+          <w:sz w:val="22"/>
+          <w:szCs w:val="22"/>
+        </w:rPr>
+        <w:t xml:space="preserve"> (1) 7 </w:t>
+      </w:r>
+      <w:proofErr w:type="spellStart"/>
+      <w:r>
+        <w:rPr>
+          <w:rFonts w:ascii="Arial" w:hAnsi="Arial" w:cs="Arial"/>
+          <w:color w:val="000000" w:themeColor="text1"/>
+          <w:sz w:val="22"/>
+          <w:szCs w:val="22"/>
+        </w:rPr>
+        <w:t>minutes</w:t>
+      </w:r>
+      <w:proofErr w:type="spellEnd"/>
+      <w:r>
+        <w:rPr>
+          <w:rFonts w:ascii="Arial" w:hAnsi="Arial" w:cs="Arial"/>
+          <w:color w:val="000000" w:themeColor="text1"/>
+          <w:sz w:val="22"/>
+          <w:szCs w:val="22"/>
+        </w:rPr>
+        <w:t xml:space="preserve"> ago               </w:t>
+      </w:r>
+      <w:proofErr w:type="spellStart"/>
+      <w:r>
+        <w:rPr>
+          <w:rFonts w:ascii="Arial" w:hAnsi="Arial" w:cs="Arial"/>
+          <w:color w:val="000000" w:themeColor="text1"/>
+          <w:sz w:val="22"/>
+          <w:szCs w:val="22"/>
+        </w:rPr>
+        <w:t>springboot-app</w:t>
+      </w:r>
+      <w:proofErr w:type="spellEnd"/>
+    </w:p>
+    <w:p>
+      <w:pPr>
+        <w:rPr>
+          <w:rFonts w:ascii="Arial" w:hAnsi="Arial" w:cs="Arial"/>
+          <w:color w:val="000000" w:themeColor="text1"/>
+          <w:sz w:val="22"/>
+          <w:szCs w:val="22"/>
+        </w:rPr>
+      </w:pPr>
+      <w:r>
+        <w:rPr>
+          <w:rFonts w:ascii="Arial" w:hAnsi="Arial" w:cs="Arial"/>
+          <w:color w:val="000000" w:themeColor="text1"/>
+          <w:sz w:val="22"/>
+          <w:szCs w:val="22"/>
+        </w:rPr>
+        <w:t xml:space="preserve">5b6a69429dd2   </w:t>
+      </w:r>
+      <w:proofErr w:type="spellStart"/>
+      <w:r>
+        <w:rPr>
+          <w:rFonts w:ascii="Arial" w:hAnsi="Arial" w:cs="Arial"/>
+          <w:color w:val="000000" w:themeColor="text1"/>
+          <w:sz w:val="22"/>
+          <w:szCs w:val="22"/>
+        </w:rPr>
+        <w:t>postgis</w:t>
+      </w:r>
+      <w:proofErr w:type="spellEnd"/>
+      <w:r>
+        <w:rPr>
+          <w:rFonts w:ascii="Arial" w:hAnsi="Arial" w:cs="Arial"/>
+          <w:color w:val="000000" w:themeColor="text1"/>
+          <w:sz w:val="22"/>
+          <w:szCs w:val="22"/>
+        </w:rPr>
+        <w:t>/postgis:16-3.4       "</w:t>
+      </w:r>
+      <w:proofErr w:type="spellStart"/>
+      <w:r>
+        <w:rPr>
+          <w:rFonts w:ascii="Arial" w:hAnsi="Arial" w:cs="Arial"/>
+          <w:color w:val="000000" w:themeColor="text1"/>
+          <w:sz w:val="22"/>
+          <w:szCs w:val="22"/>
+        </w:rPr>
+        <w:t>docker-entrypoint.s</w:t>
+      </w:r>
+      <w:proofErr w:type="spellEnd"/>
+      <w:r>
+        <w:rPr>
+          <w:rFonts w:ascii="Arial" w:hAnsi="Arial" w:cs="Arial"/>
+          <w:color w:val="000000" w:themeColor="text1"/>
+          <w:sz w:val="22"/>
+          <w:szCs w:val="22"/>
+        </w:rPr>
+        <w:t xml:space="preserve">…"   12 </w:t>
+      </w:r>
+      <w:proofErr w:type="spellStart"/>
+      <w:r>
+        <w:rPr>
+          <w:rFonts w:ascii="Arial" w:hAnsi="Arial" w:cs="Arial"/>
+          <w:color w:val="000000" w:themeColor="text1"/>
+          <w:sz w:val="22"/>
+          <w:szCs w:val="22"/>
+        </w:rPr>
+        <w:t>minutes</w:t>
+      </w:r>
+      <w:proofErr w:type="spellEnd"/>
+      <w:r>
+        <w:rPr>
+          <w:rFonts w:ascii="Arial" w:hAnsi="Arial" w:cs="Arial"/>
+          <w:color w:val="000000" w:themeColor="text1"/>
+          <w:sz w:val="22"/>
+          <w:szCs w:val="22"/>
+        </w:rPr>
+        <w:t xml:space="preserve"> ago   </w:t>
+      </w:r>
+      <w:proofErr w:type="spellStart"/>
+      <w:r>
+        <w:rPr>
+          <w:rFonts w:ascii="Arial" w:hAnsi="Arial" w:cs="Arial"/>
+          <w:color w:val="000000" w:themeColor="text1"/>
+          <w:sz w:val="22"/>
+          <w:szCs w:val="22"/>
+        </w:rPr>
+        <w:t>Exited</w:t>
+      </w:r>
+      <w:proofErr w:type="spellEnd"/>
+      <w:r>
+        <w:rPr>
+          <w:rFonts w:ascii="Arial" w:hAnsi="Arial" w:cs="Arial"/>
+          <w:color w:val="000000" w:themeColor="text1"/>
+          <w:sz w:val="22"/>
+          <w:szCs w:val="22"/>
+        </w:rPr>
+        <w:t xml:space="preserve"> (137) 6 </w:t>
+      </w:r>
+      <w:proofErr w:type="spellStart"/>
+      <w:r>
+        <w:rPr>
+          <w:rFonts w:ascii="Arial" w:hAnsi="Arial" w:cs="Arial"/>
+          <w:color w:val="000000" w:themeColor="text1"/>
+          <w:sz w:val="22"/>
+          <w:szCs w:val="22"/>
+        </w:rPr>
+        <w:t>minutes</w:t>
+      </w:r>
+      <w:proofErr w:type="spellEnd"/>
+      <w:r>
+        <w:rPr>
+          <w:rFonts w:ascii="Arial" w:hAnsi="Arial" w:cs="Arial"/>
+          <w:color w:val="000000" w:themeColor="text1"/>
+          <w:sz w:val="22"/>
+          <w:szCs w:val="22"/>
+        </w:rPr>
+        <w:t xml:space="preserve"> ago             </w:t>
+      </w:r>
+      <w:proofErr w:type="spellStart"/>
+      <w:r>
+        <w:rPr>
+          <w:rFonts w:ascii="Arial" w:hAnsi="Arial" w:cs="Arial"/>
+          <w:color w:val="000000" w:themeColor="text1"/>
+          <w:sz w:val="22"/>
+          <w:szCs w:val="22"/>
+        </w:rPr>
+        <w:t>postgres-db</w:t>
+      </w:r>
+      <w:proofErr w:type="spellEnd"/>
       <w:r>
         <w:rPr>
           <w:rFonts w:ascii="Arial" w:hAnsi="Arial" w:cs="Arial"/>
@@ -1319,15 +2083,57 @@
         </w:rPr>
         <w:br/>
       </w:r>
-      <w:r>
-        <w:rPr>
-          <w:rFonts w:ascii="Arial" w:hAnsi="Arial" w:cs="Arial"/>
-          <w:color w:val="000000" w:themeColor="text1"/>
-          <w:sz w:val="22"/>
-          <w:szCs w:val="22"/>
-        </w:rPr>
-        <w:t>docker rm springboot-app</w:t>
-      </w:r>
+      <w:proofErr w:type="spellStart"/>
+      <w:r>
+        <w:rPr>
+          <w:rFonts w:ascii="Arial" w:hAnsi="Arial" w:cs="Arial"/>
+          <w:color w:val="000000" w:themeColor="text1"/>
+          <w:sz w:val="22"/>
+          <w:szCs w:val="22"/>
+        </w:rPr>
+        <w:t>docker</w:t>
+      </w:r>
+      <w:proofErr w:type="spellEnd"/>
+      <w:r>
+        <w:rPr>
+          <w:rFonts w:ascii="Arial" w:hAnsi="Arial" w:cs="Arial"/>
+          <w:color w:val="000000" w:themeColor="text1"/>
+          <w:sz w:val="22"/>
+          <w:szCs w:val="22"/>
+        </w:rPr>
+        <w:t xml:space="preserve"> </w:t>
+      </w:r>
+      <w:proofErr w:type="spellStart"/>
+      <w:r>
+        <w:rPr>
+          <w:rFonts w:ascii="Arial" w:hAnsi="Arial" w:cs="Arial"/>
+          <w:color w:val="000000" w:themeColor="text1"/>
+          <w:sz w:val="22"/>
+          <w:szCs w:val="22"/>
+        </w:rPr>
+        <w:t>rm</w:t>
+      </w:r>
+      <w:proofErr w:type="spellEnd"/>
+      <w:r>
+        <w:rPr>
+          <w:rFonts w:ascii="Arial" w:hAnsi="Arial" w:cs="Arial"/>
+          <w:color w:val="000000" w:themeColor="text1"/>
+          <w:sz w:val="22"/>
+          <w:szCs w:val="22"/>
+        </w:rPr>
+        <w:t xml:space="preserve"> </w:t>
+      </w:r>
+      <w:proofErr w:type="spellStart"/>
+      <w:r>
+        <w:rPr>
+          <w:rFonts w:ascii="Arial" w:hAnsi="Arial" w:cs="Arial"/>
+          <w:color w:val="000000" w:themeColor="text1"/>
+          <w:sz w:val="22"/>
+          <w:szCs w:val="22"/>
+        </w:rPr>
+        <w:t>springboot-app</w:t>
+      </w:r>
+      <w:proofErr w:type="spellEnd"/>
     </w:p>
     <w:p>
       <w:pPr>
@@ -1340,6 +2146,7 @@
           <w:szCs w:val="22"/>
         </w:rPr>
       </w:pPr>
+      <w:proofErr w:type="spellStart"/>
       <w:r>
         <w:rPr>
           <w:rFonts w:ascii="Arial" w:hAnsi="Arial" w:cs="Arial"/>
@@ -1349,8 +2156,57 @@
           <w:sz w:val="22"/>
           <w:szCs w:val="22"/>
         </w:rPr>
-        <w:t>docker rmi warfare-simulation-api:latest</w:t>
-      </w:r>
+        <w:t>docker</w:t>
+      </w:r>
+      <w:proofErr w:type="spellEnd"/>
+      <w:r>
+        <w:rPr>
+          <w:rFonts w:ascii="Arial" w:hAnsi="Arial" w:cs="Arial"/>
+          <w:b/>
+          <w:bCs/>
+          <w:color w:val="000000" w:themeColor="text1"/>
+          <w:sz w:val="22"/>
+          <w:szCs w:val="22"/>
+        </w:rPr>
+        <w:t xml:space="preserve"> </w:t>
+      </w:r>
+      <w:proofErr w:type="spellStart"/>
+      <w:r>
+        <w:rPr>
+          <w:rFonts w:ascii="Arial" w:hAnsi="Arial" w:cs="Arial"/>
+          <w:b/>
+          <w:bCs/>
+          <w:color w:val="000000" w:themeColor="text1"/>
+          <w:sz w:val="22"/>
+          <w:szCs w:val="22"/>
+        </w:rPr>
+        <w:t>rmi</w:t>
+      </w:r>
+      <w:proofErr w:type="spellEnd"/>
+      <w:r>
+        <w:rPr>
+          <w:rFonts w:ascii="Arial" w:hAnsi="Arial" w:cs="Arial"/>
+          <w:b/>
+          <w:bCs/>
+          <w:color w:val="000000" w:themeColor="text1"/>
+          <w:sz w:val="22"/>
+          <w:szCs w:val="22"/>
+        </w:rPr>
+        <w:t xml:space="preserve"> </w:t>
+      </w:r>
+      <w:proofErr w:type="spellStart"/>
+      <w:r>
+        <w:rPr>
+          <w:rFonts w:ascii="Arial" w:hAnsi="Arial" w:cs="Arial"/>
+          <w:b/>
+          <w:bCs/>
+          <w:color w:val="000000" w:themeColor="text1"/>
+          <w:sz w:val="22"/>
+          <w:szCs w:val="22"/>
+        </w:rPr>
+        <w:t>warfare-simulation-api:latest</w:t>
+      </w:r>
+      <w:proofErr w:type="spellEnd"/>
     </w:p>
     <w:p>
       <w:pPr>
@@ -1471,15 +2327,77 @@
         </w:rPr>
         <w:br/>
       </w:r>
-      <w:r>
-        <w:rPr>
-          <w:rFonts w:ascii="Arial" w:hAnsi="Arial" w:cs="Arial"/>
-          <w:color w:val="000000" w:themeColor="text1"/>
-          <w:sz w:val="22"/>
-          <w:szCs w:val="22"/>
-        </w:rPr>
-        <w:t>mvn clean package -DskipTests</w:t>
-      </w:r>
+      <w:proofErr w:type="spellStart"/>
+      <w:r>
+        <w:rPr>
+          <w:rFonts w:ascii="Arial" w:hAnsi="Arial" w:cs="Arial"/>
+          <w:color w:val="000000" w:themeColor="text1"/>
+          <w:sz w:val="22"/>
+          <w:szCs w:val="22"/>
+        </w:rPr>
+        <w:t>mvn</w:t>
+      </w:r>
+      <w:proofErr w:type="spellEnd"/>
+      <w:r>
+        <w:rPr>
+          <w:rFonts w:ascii="Arial" w:hAnsi="Arial" w:cs="Arial"/>
+          <w:color w:val="000000" w:themeColor="text1"/>
+          <w:sz w:val="22"/>
+          <w:szCs w:val="22"/>
+        </w:rPr>
+        <w:t xml:space="preserve"> </w:t>
+      </w:r>
+      <w:proofErr w:type="spellStart"/>
+      <w:r>
+        <w:rPr>
+          <w:rFonts w:ascii="Arial" w:hAnsi="Arial" w:cs="Arial"/>
+          <w:color w:val="000000" w:themeColor="text1"/>
+          <w:sz w:val="22"/>
+          <w:szCs w:val="22"/>
+        </w:rPr>
+        <w:t>clean</w:t>
+      </w:r>
+      <w:proofErr w:type="spellEnd"/>
+      <w:r>
+        <w:rPr>
+          <w:rFonts w:ascii="Arial" w:hAnsi="Arial" w:cs="Arial"/>
+          <w:color w:val="000000" w:themeColor="text1"/>
+          <w:sz w:val="22"/>
+          <w:szCs w:val="22"/>
+        </w:rPr>
+        <w:t xml:space="preserve"> </w:t>
+      </w:r>
+      <w:proofErr w:type="spellStart"/>
+      <w:r>
+        <w:rPr>
+          <w:rFonts w:ascii="Arial" w:hAnsi="Arial" w:cs="Arial"/>
+          <w:color w:val="000000" w:themeColor="text1"/>
+          <w:sz w:val="22"/>
+          <w:szCs w:val="22"/>
+        </w:rPr>
+        <w:t>package</w:t>
+      </w:r>
+      <w:proofErr w:type="spellEnd"/>
+      <w:r>
+        <w:rPr>
+          <w:rFonts w:ascii="Arial" w:hAnsi="Arial" w:cs="Arial"/>
+          <w:color w:val="000000" w:themeColor="text1"/>
+          <w:sz w:val="22"/>
+          <w:szCs w:val="22"/>
+        </w:rPr>
+        <w:t xml:space="preserve"> -</w:t>
+      </w:r>
+      <w:proofErr w:type="spellStart"/>
+      <w:r>
+        <w:rPr>
+          <w:rFonts w:ascii="Arial" w:hAnsi="Arial" w:cs="Arial"/>
+          <w:color w:val="000000" w:themeColor="text1"/>
+          <w:sz w:val="22"/>
+          <w:szCs w:val="22"/>
+        </w:rPr>
+        <w:t>DskipTests</w:t>
+      </w:r>
+      <w:proofErr w:type="spellEnd"/>
     </w:p>
     <w:p>
       <w:pPr>
@@ -1554,7 +2472,27 @@
           <w:sz w:val="22"/>
           <w:szCs w:val="22"/>
         </w:rPr>
-        <w:t>3. Zbudowanie obrazu Dockera dla aplikacji</w:t>
+        <w:t xml:space="preserve">3. Zbudowanie obrazu </w:t>
+      </w:r>
+      <w:proofErr w:type="spellStart"/>
+      <w:r>
+        <w:rPr>
+          <w:rFonts w:ascii="Arial" w:hAnsi="Arial" w:cs="Arial"/>
+          <w:color w:val="000000" w:themeColor="text1"/>
+          <w:sz w:val="22"/>
+          <w:szCs w:val="22"/>
+        </w:rPr>
+        <w:t>Dockera</w:t>
+      </w:r>
+      <w:proofErr w:type="spellEnd"/>
+      <w:r>
+        <w:rPr>
+          <w:rFonts w:ascii="Arial" w:hAnsi="Arial" w:cs="Arial"/>
+          <w:color w:val="000000" w:themeColor="text1"/>
+          <w:sz w:val="22"/>
+          <w:szCs w:val="22"/>
+        </w:rPr>
+        <w:t xml:space="preserve"> dla aplikacji</w:t>
       </w:r>
       <w:r>
         <w:rPr>
@@ -1592,14 +2530,65 @@
         </w:rPr>
         <w:br/>
       </w:r>
-      <w:r>
-        <w:rPr>
-          <w:rFonts w:ascii="Arial" w:hAnsi="Arial" w:cs="Arial"/>
-          <w:color w:val="000000" w:themeColor="text1"/>
-          <w:sz w:val="22"/>
-          <w:szCs w:val="22"/>
-        </w:rPr>
-        <w:t>docker build --no-cache -t warfare-simulation-api:latest .</w:t>
+      <w:proofErr w:type="spellStart"/>
+      <w:r>
+        <w:rPr>
+          <w:rFonts w:ascii="Arial" w:hAnsi="Arial" w:cs="Arial"/>
+          <w:color w:val="000000" w:themeColor="text1"/>
+          <w:sz w:val="22"/>
+          <w:szCs w:val="22"/>
+        </w:rPr>
+        <w:t>docker</w:t>
+      </w:r>
+      <w:proofErr w:type="spellEnd"/>
+      <w:r>
+        <w:rPr>
+          <w:rFonts w:ascii="Arial" w:hAnsi="Arial" w:cs="Arial"/>
+          <w:color w:val="000000" w:themeColor="text1"/>
+          <w:sz w:val="22"/>
+          <w:szCs w:val="22"/>
+        </w:rPr>
+        <w:t xml:space="preserve"> </w:t>
+      </w:r>
+      <w:proofErr w:type="spellStart"/>
+      <w:r>
+        <w:rPr>
+          <w:rFonts w:ascii="Arial" w:hAnsi="Arial" w:cs="Arial"/>
+          <w:color w:val="000000" w:themeColor="text1"/>
+          <w:sz w:val="22"/>
+          <w:szCs w:val="22"/>
+        </w:rPr>
+        <w:t>build</w:t>
+      </w:r>
+      <w:proofErr w:type="spellEnd"/>
+      <w:r>
+        <w:rPr>
+          <w:rFonts w:ascii="Arial" w:hAnsi="Arial" w:cs="Arial"/>
+          <w:color w:val="000000" w:themeColor="text1"/>
+          <w:sz w:val="22"/>
+          <w:szCs w:val="22"/>
+        </w:rPr>
+        <w:t xml:space="preserve"> --no-cache -t </w:t>
+      </w:r>
+      <w:proofErr w:type="spellStart"/>
+      <w:r>
+        <w:rPr>
+          <w:rFonts w:ascii="Arial" w:hAnsi="Arial" w:cs="Arial"/>
+          <w:color w:val="000000" w:themeColor="text1"/>
+          <w:sz w:val="22"/>
+          <w:szCs w:val="22"/>
+        </w:rPr>
+        <w:t>warfare-simulation-api:latest</w:t>
+      </w:r>
+      <w:proofErr w:type="spellEnd"/>
+      <w:r>
+        <w:rPr>
+          <w:rFonts w:ascii="Arial" w:hAnsi="Arial" w:cs="Arial"/>
+          <w:color w:val="000000" w:themeColor="text1"/>
+          <w:sz w:val="22"/>
+          <w:szCs w:val="22"/>
+        </w:rPr>
+        <w:t xml:space="preserve"> .</w:t>
       </w:r>
     </w:p>
     <w:p>
@@ -1648,15 +2637,17 @@
         </w:rPr>
         <w:br/>
       </w:r>
-      <w:r>
-        <w:rPr>
-          <w:rFonts w:ascii="Arial" w:hAnsi="Arial" w:cs="Arial"/>
-          <w:color w:val="000000" w:themeColor="text1"/>
-          <w:sz w:val="22"/>
-          <w:szCs w:val="22"/>
-        </w:rPr>
-        <w:t>docker images</w:t>
-      </w:r>
+      <w:proofErr w:type="spellStart"/>
+      <w:r>
+        <w:rPr>
+          <w:rFonts w:ascii="Arial" w:hAnsi="Arial" w:cs="Arial"/>
+          <w:color w:val="000000" w:themeColor="text1"/>
+          <w:sz w:val="22"/>
+          <w:szCs w:val="22"/>
+        </w:rPr>
+        <w:t>docker</w:t>
+      </w:r>
+      <w:proofErr w:type="spellEnd"/>
       <w:r>
         <w:rPr>
           <w:rFonts w:ascii="Arial" w:hAnsi="Arial" w:cs="Arial"/>
@@ -1666,6 +2657,152 @@
         </w:rPr>
         <w:t xml:space="preserve"> </w:t>
       </w:r>
+      <w:proofErr w:type="spellStart"/>
+      <w:r>
+        <w:rPr>
+          <w:rFonts w:ascii="Arial" w:hAnsi="Arial" w:cs="Arial"/>
+          <w:color w:val="000000" w:themeColor="text1"/>
+          <w:sz w:val="22"/>
+          <w:szCs w:val="22"/>
+        </w:rPr>
+        <w:t>images</w:t>
+      </w:r>
+      <w:proofErr w:type="spellEnd"/>
+      <w:r>
+        <w:rPr>
+          <w:rFonts w:ascii="Arial" w:hAnsi="Arial" w:cs="Arial"/>
+          <w:color w:val="000000" w:themeColor="text1"/>
+          <w:sz w:val="22"/>
+          <w:szCs w:val="22"/>
+        </w:rPr>
+        <w:t xml:space="preserve"> </w:t>
+      </w:r>
+      <w:r>
+        <w:rPr>
+          <w:rFonts w:ascii="Arial" w:hAnsi="Arial" w:cs="Arial"/>
+          <w:color w:val="000000" w:themeColor="text1"/>
+          <w:sz w:val="22"/>
+          <w:szCs w:val="22"/>
+        </w:rPr>
+        <w:br/>
+      </w:r>
+      <w:r>
+        <w:rPr>
+          <w:rFonts w:ascii="Arial" w:hAnsi="Arial" w:cs="Arial"/>
+          <w:color w:val="000000" w:themeColor="text1"/>
+          <w:sz w:val="22"/>
+          <w:szCs w:val="22"/>
+        </w:rPr>
+        <w:br/>
+      </w:r>
+      <w:proofErr w:type="spellStart"/>
+      <w:r>
+        <w:rPr>
+          <w:rFonts w:ascii="Arial" w:hAnsi="Arial" w:cs="Arial"/>
+          <w:color w:val="000000" w:themeColor="text1"/>
+          <w:sz w:val="22"/>
+          <w:szCs w:val="22"/>
+        </w:rPr>
+        <w:t>docker</w:t>
+      </w:r>
+      <w:proofErr w:type="spellEnd"/>
+      <w:r>
+        <w:rPr>
+          <w:rFonts w:ascii="Arial" w:hAnsi="Arial" w:cs="Arial"/>
+          <w:color w:val="000000" w:themeColor="text1"/>
+          <w:sz w:val="22"/>
+          <w:szCs w:val="22"/>
+        </w:rPr>
+        <w:t xml:space="preserve"> </w:t>
+      </w:r>
+      <w:proofErr w:type="spellStart"/>
+      <w:r>
+        <w:rPr>
+          <w:rFonts w:ascii="Arial" w:hAnsi="Arial" w:cs="Arial"/>
+          <w:color w:val="000000" w:themeColor="text1"/>
+          <w:sz w:val="22"/>
+          <w:szCs w:val="22"/>
+        </w:rPr>
+        <w:t>rmi</w:t>
+      </w:r>
+      <w:proofErr w:type="spellEnd"/>
+      <w:r>
+        <w:rPr>
+          <w:rFonts w:ascii="Arial" w:hAnsi="Arial" w:cs="Arial"/>
+          <w:color w:val="000000" w:themeColor="text1"/>
+          <w:sz w:val="22"/>
+          <w:szCs w:val="22"/>
+        </w:rPr>
+        <w:t xml:space="preserve"> quay.io/</w:t>
+      </w:r>
+      <w:proofErr w:type="spellStart"/>
+      <w:r>
+        <w:rPr>
+          <w:rFonts w:ascii="Arial" w:hAnsi="Arial" w:cs="Arial"/>
+          <w:color w:val="000000" w:themeColor="text1"/>
+          <w:sz w:val="22"/>
+          <w:szCs w:val="22"/>
+        </w:rPr>
+        <w:t>keycloak</w:t>
+      </w:r>
+      <w:proofErr w:type="spellEnd"/>
+      <w:r>
+        <w:rPr>
+          <w:rFonts w:ascii="Arial" w:hAnsi="Arial" w:cs="Arial"/>
+          <w:color w:val="000000" w:themeColor="text1"/>
+          <w:sz w:val="22"/>
+          <w:szCs w:val="22"/>
+        </w:rPr>
+        <w:t>/keycloak:24.0.1</w:t>
+      </w:r>
+      <w:r>
+        <w:rPr>
+          <w:rFonts w:ascii="Arial" w:hAnsi="Arial" w:cs="Arial"/>
+          <w:color w:val="000000" w:themeColor="text1"/>
+          <w:sz w:val="22"/>
+          <w:szCs w:val="22"/>
+        </w:rPr>
+        <w:br/>
+        <w:t xml:space="preserve">- usuwa taki przykładowy </w:t>
+      </w:r>
+      <w:r>
+        <w:rPr>
+          <w:rFonts w:ascii="Arial" w:hAnsi="Arial" w:cs="Arial"/>
+          <w:color w:val="000000" w:themeColor="text1"/>
+          <w:sz w:val="22"/>
+          <w:szCs w:val="22"/>
+        </w:rPr>
+        <w:t xml:space="preserve">stary </w:t>
+      </w:r>
+      <w:r>
+        <w:rPr>
+          <w:rFonts w:ascii="Arial" w:hAnsi="Arial" w:cs="Arial"/>
+          <w:color w:val="000000" w:themeColor="text1"/>
+          <w:sz w:val="22"/>
+          <w:szCs w:val="22"/>
+        </w:rPr>
+        <w:t>obraz</w:t>
+      </w:r>
+      <w:r>
+        <w:rPr>
+          <w:rFonts w:ascii="Arial" w:hAnsi="Arial" w:cs="Arial"/>
+          <w:color w:val="000000" w:themeColor="text1"/>
+          <w:sz w:val="22"/>
+          <w:szCs w:val="22"/>
+        </w:rPr>
+        <w:t xml:space="preserve"> </w:t>
+      </w:r>
+      <w:proofErr w:type="spellStart"/>
+      <w:r>
+        <w:rPr>
+          <w:rFonts w:ascii="Arial" w:hAnsi="Arial" w:cs="Arial"/>
+          <w:color w:val="000000" w:themeColor="text1"/>
+          <w:sz w:val="22"/>
+          <w:szCs w:val="22"/>
+        </w:rPr>
+        <w:t>docekra</w:t>
+      </w:r>
+      <w:proofErr w:type="spellEnd"/>
     </w:p>
     <w:p>
       <w:pPr>
@@ -1740,8 +2877,19 @@
           <w:sz w:val="22"/>
           <w:szCs w:val="22"/>
         </w:rPr>
-        <w:t xml:space="preserve"> z Docker Compose</w:t>
-      </w:r>
+        <w:t xml:space="preserve"> z Docker </w:t>
+      </w:r>
+      <w:proofErr w:type="spellStart"/>
+      <w:r>
+        <w:rPr>
+          <w:rFonts w:ascii="Arial" w:hAnsi="Arial" w:cs="Arial"/>
+          <w:color w:val="000000" w:themeColor="text1"/>
+          <w:sz w:val="22"/>
+          <w:szCs w:val="22"/>
+        </w:rPr>
+        <w:t>Compose</w:t>
+      </w:r>
+      <w:proofErr w:type="spellEnd"/>
       <w:r>
         <w:rPr>
           <w:rFonts w:ascii="Arial" w:hAnsi="Arial" w:cs="Arial"/>
@@ -1759,15 +2907,6 @@
           <w:szCs w:val="22"/>
         </w:rPr>
         <w:t>W terminalu (w głównym katalogu projektu):</w:t>
-      </w:r>
-      <w:r>
-        <w:rPr>
-          <w:rFonts w:ascii="Arial" w:hAnsi="Arial" w:cs="Arial"/>
-          <w:color w:val="000000" w:themeColor="text1"/>
-          <w:sz w:val="22"/>
-          <w:szCs w:val="22"/>
-        </w:rPr>
-        <w:br/>
       </w:r>
       <w:r>
         <w:rPr>
@@ -1787,8 +2926,9 @@
           <w:sz w:val="22"/>
           <w:szCs w:val="22"/>
         </w:rPr>
-        <w:t>mvn clean package -DskipTests</w:t>
-      </w:r>
+        <w:br/>
+      </w:r>
+      <w:proofErr w:type="spellStart"/>
       <w:r>
         <w:rPr>
           <w:rFonts w:ascii="Arial" w:hAnsi="Arial" w:cs="Arial"/>
@@ -1798,8 +2938,9 @@
           <w:sz w:val="22"/>
           <w:szCs w:val="22"/>
         </w:rPr>
-        <w:br/>
-      </w:r>
+        <w:t>docker-compose</w:t>
+      </w:r>
+      <w:proofErr w:type="spellEnd"/>
       <w:r>
         <w:rPr>
           <w:rFonts w:ascii="Arial" w:hAnsi="Arial" w:cs="Arial"/>
@@ -1809,8 +2950,9 @@
           <w:sz w:val="22"/>
           <w:szCs w:val="22"/>
         </w:rPr>
-        <w:t>docker-compose build --no-cache</w:t>
-      </w:r>
+        <w:t xml:space="preserve"> </w:t>
+      </w:r>
+      <w:proofErr w:type="spellStart"/>
       <w:r>
         <w:rPr>
           <w:rFonts w:ascii="Arial" w:hAnsi="Arial" w:cs="Arial"/>
@@ -1820,8 +2962,9 @@
           <w:sz w:val="22"/>
           <w:szCs w:val="22"/>
         </w:rPr>
-        <w:br/>
-      </w:r>
+        <w:t>build</w:t>
+      </w:r>
+      <w:proofErr w:type="spellEnd"/>
       <w:r>
         <w:rPr>
           <w:rFonts w:ascii="Arial" w:hAnsi="Arial" w:cs="Arial"/>
@@ -1831,178 +2974,9 @@
           <w:sz w:val="22"/>
           <w:szCs w:val="22"/>
         </w:rPr>
-        <w:t>docker-compose up --force-recreate</w:t>
-      </w:r>
-      <w:r>
-        <w:rPr>
-          <w:rFonts w:ascii="Arial" w:hAnsi="Arial" w:cs="Arial"/>
-          <w:color w:val="000000" w:themeColor="text1"/>
-          <w:sz w:val="22"/>
-          <w:szCs w:val="22"/>
-        </w:rPr>
-        <w:br/>
-      </w:r>
-      <w:r>
-        <w:rPr>
-          <w:rFonts w:ascii="Arial" w:hAnsi="Arial" w:cs="Arial"/>
-          <w:color w:val="EE0000"/>
-          <w:sz w:val="22"/>
-          <w:szCs w:val="22"/>
-        </w:rPr>
-        <w:br/>
-      </w:r>
-      <w:r>
-        <w:rPr>
-          <w:rFonts w:ascii="Arial" w:hAnsi="Arial" w:cs="Arial"/>
-          <w:color w:val="EE0000"/>
-          <w:sz w:val="22"/>
-          <w:szCs w:val="22"/>
-        </w:rPr>
-        <w:t>P</w:t>
-      </w:r>
-      <w:r>
-        <w:rPr>
-          <w:rFonts w:ascii="Arial" w:hAnsi="Arial" w:cs="Arial"/>
-          <w:color w:val="EE0000"/>
-          <w:sz w:val="22"/>
-          <w:szCs w:val="22"/>
-        </w:rPr>
-        <w:t>rzebudowanie obrazów (jeśli zmieniłeś Dockerfile)</w:t>
-      </w:r>
-      <w:r>
-        <w:rPr>
-          <w:rFonts w:ascii="Arial" w:hAnsi="Arial" w:cs="Arial"/>
-          <w:color w:val="EE0000"/>
-          <w:sz w:val="22"/>
-          <w:szCs w:val="22"/>
-        </w:rPr>
-        <w:t xml:space="preserve">; </w:t>
-      </w:r>
-      <w:r>
-        <w:rPr>
-          <w:rFonts w:ascii="Arial" w:hAnsi="Arial" w:cs="Arial"/>
-          <w:color w:val="EE0000"/>
-          <w:sz w:val="22"/>
-          <w:szCs w:val="22"/>
-        </w:rPr>
-        <w:t>ponowne utworzenie kontenerów.</w:t>
-      </w:r>
-    </w:p>
-    <w:p>
-      <w:pPr>
-        <w:rPr>
-          <w:rFonts w:ascii="Arial" w:hAnsi="Arial" w:cs="Arial"/>
-          <w:color w:val="000000" w:themeColor="text1"/>
-          <w:sz w:val="22"/>
-          <w:szCs w:val="22"/>
-        </w:rPr>
-      </w:pPr>
-    </w:p>
-    <w:p>
-      <w:pPr>
-        <w:rPr>
-          <w:rFonts w:ascii="Arial" w:hAnsi="Arial" w:cs="Arial"/>
-          <w:color w:val="000000" w:themeColor="text1"/>
-          <w:sz w:val="22"/>
-          <w:szCs w:val="22"/>
-        </w:rPr>
-      </w:pPr>
-      <w:r>
-        <w:rPr>
-          <w:rFonts w:ascii="Arial" w:hAnsi="Arial" w:cs="Arial"/>
-          <w:color w:val="000000" w:themeColor="text1"/>
-          <w:sz w:val="22"/>
-          <w:szCs w:val="22"/>
-        </w:rPr>
-        <w:t>W celu testowania lokalnie bez uruchamiania kontenera z aplikacją, należy</w:t>
-      </w:r>
-      <w:r>
-        <w:rPr>
-          <w:rFonts w:ascii="Arial" w:hAnsi="Arial" w:cs="Arial"/>
-          <w:color w:val="000000" w:themeColor="text1"/>
-          <w:sz w:val="22"/>
-          <w:szCs w:val="22"/>
-        </w:rPr>
-        <w:t xml:space="preserve"> u</w:t>
-      </w:r>
-      <w:r>
-        <w:rPr>
-          <w:rFonts w:ascii="Arial" w:hAnsi="Arial" w:cs="Arial"/>
-          <w:color w:val="000000" w:themeColor="text1"/>
-          <w:sz w:val="22"/>
-          <w:szCs w:val="22"/>
-        </w:rPr>
-        <w:t>ruchomić tylko jeden kontener (z bazą):</w:t>
-      </w:r>
-      <w:r>
-        <w:rPr>
-          <w:rFonts w:ascii="Arial" w:hAnsi="Arial" w:cs="Arial"/>
-          <w:color w:val="000000" w:themeColor="text1"/>
-          <w:sz w:val="22"/>
-          <w:szCs w:val="22"/>
-        </w:rPr>
-        <w:t xml:space="preserve"> </w:t>
-      </w:r>
-    </w:p>
-    <w:p>
-      <w:pPr>
-        <w:rPr>
-          <w:rFonts w:ascii="Arial" w:hAnsi="Arial" w:cs="Arial"/>
-          <w:color w:val="000000" w:themeColor="text1"/>
-          <w:sz w:val="22"/>
-          <w:szCs w:val="22"/>
-        </w:rPr>
-      </w:pPr>
-      <w:r>
-        <w:rPr>
-          <w:rFonts w:ascii="Arial" w:hAnsi="Arial" w:cs="Arial"/>
-          <w:color w:val="000000" w:themeColor="text1"/>
-          <w:sz w:val="22"/>
-          <w:szCs w:val="22"/>
-        </w:rPr>
-        <w:t>docker-compose up postgres-db</w:t>
-      </w:r>
-    </w:p>
-    <w:p>
-      <w:pPr>
-        <w:rPr>
-          <w:rFonts w:ascii="Arial" w:hAnsi="Arial" w:cs="Arial"/>
-          <w:color w:val="000000" w:themeColor="text1"/>
-          <w:sz w:val="22"/>
-          <w:szCs w:val="22"/>
-        </w:rPr>
-      </w:pPr>
-      <w:r>
-        <w:rPr>
-          <w:rFonts w:ascii="Arial" w:hAnsi="Arial" w:cs="Arial"/>
-          <w:color w:val="000000" w:themeColor="text1"/>
-          <w:sz w:val="22"/>
-          <w:szCs w:val="22"/>
-        </w:rPr>
-        <w:t>oraz s</w:t>
-      </w:r>
-      <w:r>
-        <w:rPr>
-          <w:rFonts w:ascii="Arial" w:hAnsi="Arial" w:cs="Arial"/>
-          <w:color w:val="000000" w:themeColor="text1"/>
-          <w:sz w:val="22"/>
-          <w:szCs w:val="22"/>
-        </w:rPr>
-        <w:t>kompilować projekt z poziomu IDEA.</w:t>
-      </w:r>
-    </w:p>
-    <w:p>
-      <w:pPr>
-        <w:rPr>
-          <w:rFonts w:ascii="Arial" w:hAnsi="Arial" w:cs="Arial"/>
-          <w:color w:val="000000" w:themeColor="text1"/>
-          <w:sz w:val="22"/>
-          <w:szCs w:val="22"/>
-        </w:rPr>
-      </w:pPr>
-    </w:p>
-    <w:p>
-      <w:pPr>
+        <w:t xml:space="preserve"> --no-cache</w:t>
+      </w:r>
+      <w:r>
         <w:rPr>
           <w:rFonts w:ascii="Arial" w:hAnsi="Arial" w:cs="Arial"/>
           <w:i/>
@@ -2011,61 +2985,9 @@
           <w:sz w:val="22"/>
           <w:szCs w:val="22"/>
         </w:rPr>
-      </w:pPr>
-      <w:r>
-        <w:rPr>
-          <w:rFonts w:ascii="Arial" w:hAnsi="Arial" w:cs="Arial"/>
-          <w:color w:val="000000" w:themeColor="text1"/>
-          <w:sz w:val="22"/>
-          <w:szCs w:val="22"/>
-        </w:rPr>
-        <w:t>6. Weryfikacja logów</w:t>
-      </w:r>
-      <w:r>
-        <w:rPr>
-          <w:rFonts w:ascii="Arial" w:hAnsi="Arial" w:cs="Arial"/>
-          <w:color w:val="000000" w:themeColor="text1"/>
-          <w:sz w:val="22"/>
-          <w:szCs w:val="22"/>
-        </w:rPr>
         <w:br/>
       </w:r>
-      <w:r>
-        <w:rPr>
-          <w:rFonts w:ascii="Arial" w:hAnsi="Arial" w:cs="Arial"/>
-          <w:color w:val="000000" w:themeColor="text1"/>
-          <w:sz w:val="22"/>
-          <w:szCs w:val="22"/>
-        </w:rPr>
-        <w:t>W terminalu (w głównym katalogu projektu):</w:t>
-      </w:r>
-      <w:r>
-        <w:rPr>
-          <w:rFonts w:ascii="Arial" w:hAnsi="Arial" w:cs="Arial"/>
-          <w:color w:val="000000" w:themeColor="text1"/>
-          <w:sz w:val="22"/>
-          <w:szCs w:val="22"/>
-        </w:rPr>
-        <w:br/>
-      </w:r>
-      <w:r>
-        <w:rPr>
-          <w:rFonts w:ascii="Arial" w:hAnsi="Arial" w:cs="Arial"/>
-          <w:color w:val="000000" w:themeColor="text1"/>
-          <w:sz w:val="22"/>
-          <w:szCs w:val="22"/>
-        </w:rPr>
-        <w:t>docker-compose logs -f app</w:t>
-      </w:r>
-      <w:r>
-        <w:rPr>
-          <w:rFonts w:ascii="Arial" w:hAnsi="Arial" w:cs="Arial"/>
-          <w:color w:val="000000" w:themeColor="text1"/>
-          <w:sz w:val="22"/>
-          <w:szCs w:val="22"/>
-        </w:rPr>
-        <w:br/>
-      </w:r>
+      <w:proofErr w:type="spellStart"/>
       <w:r>
         <w:rPr>
           <w:rFonts w:ascii="Arial" w:hAnsi="Arial" w:cs="Arial"/>
@@ -2075,12 +2997,10 @@
           <w:sz w:val="22"/>
           <w:szCs w:val="22"/>
         </w:rPr>
-        <w:br/>
-        <w:t>Tomcat started on port(s): 8080</w:t>
-      </w:r>
-    </w:p>
-    <w:p>
-      <w:pPr>
+        <w:t>docker-compose</w:t>
+      </w:r>
+      <w:proofErr w:type="spellEnd"/>
+      <w:r>
         <w:rPr>
           <w:rFonts w:ascii="Arial" w:hAnsi="Arial" w:cs="Arial"/>
           <w:i/>
@@ -2089,7 +3009,9 @@
           <w:sz w:val="22"/>
           <w:szCs w:val="22"/>
         </w:rPr>
-      </w:pPr>
+        <w:t xml:space="preserve"> </w:t>
+      </w:r>
+      <w:proofErr w:type="spellStart"/>
       <w:r>
         <w:rPr>
           <w:rFonts w:ascii="Arial" w:hAnsi="Arial" w:cs="Arial"/>
@@ -2099,8 +3021,864 @@
           <w:sz w:val="22"/>
           <w:szCs w:val="22"/>
         </w:rPr>
-        <w:t>Started WarfareSimulationApiApplication in X seconds</w:t>
-      </w:r>
+        <w:t>up</w:t>
+      </w:r>
+      <w:proofErr w:type="spellEnd"/>
+      <w:r>
+        <w:rPr>
+          <w:rFonts w:ascii="Arial" w:hAnsi="Arial" w:cs="Arial"/>
+          <w:i/>
+          <w:iCs/>
+          <w:color w:val="000000" w:themeColor="text1"/>
+          <w:sz w:val="22"/>
+          <w:szCs w:val="22"/>
+        </w:rPr>
+        <w:t xml:space="preserve"> --</w:t>
+      </w:r>
+      <w:proofErr w:type="spellStart"/>
+      <w:r>
+        <w:rPr>
+          <w:rFonts w:ascii="Arial" w:hAnsi="Arial" w:cs="Arial"/>
+          <w:i/>
+          <w:iCs/>
+          <w:color w:val="000000" w:themeColor="text1"/>
+          <w:sz w:val="22"/>
+          <w:szCs w:val="22"/>
+        </w:rPr>
+        <w:t>force-recreate</w:t>
+      </w:r>
+      <w:proofErr w:type="spellEnd"/>
+      <w:r>
+        <w:rPr>
+          <w:rFonts w:ascii="Arial" w:hAnsi="Arial" w:cs="Arial"/>
+          <w:color w:val="000000" w:themeColor="text1"/>
+          <w:sz w:val="22"/>
+          <w:szCs w:val="22"/>
+        </w:rPr>
+        <w:br/>
+      </w:r>
+      <w:r>
+        <w:rPr>
+          <w:rFonts w:ascii="Arial" w:hAnsi="Arial" w:cs="Arial"/>
+          <w:color w:val="EE0000"/>
+          <w:sz w:val="22"/>
+          <w:szCs w:val="22"/>
+        </w:rPr>
+        <w:br/>
+      </w:r>
+      <w:r>
+        <w:rPr>
+          <w:rFonts w:ascii="Arial" w:hAnsi="Arial" w:cs="Arial"/>
+          <w:color w:val="EE0000"/>
+          <w:sz w:val="22"/>
+          <w:szCs w:val="22"/>
+        </w:rPr>
+        <w:t>P</w:t>
+      </w:r>
+      <w:r>
+        <w:rPr>
+          <w:rFonts w:ascii="Arial" w:hAnsi="Arial" w:cs="Arial"/>
+          <w:color w:val="EE0000"/>
+          <w:sz w:val="22"/>
+          <w:szCs w:val="22"/>
+        </w:rPr>
+        <w:t xml:space="preserve">rzebudowanie obrazów (jeśli zmieniłeś </w:t>
+      </w:r>
+      <w:proofErr w:type="spellStart"/>
+      <w:r>
+        <w:rPr>
+          <w:rFonts w:ascii="Arial" w:hAnsi="Arial" w:cs="Arial"/>
+          <w:color w:val="EE0000"/>
+          <w:sz w:val="22"/>
+          <w:szCs w:val="22"/>
+        </w:rPr>
+        <w:t>Dockerfile</w:t>
+      </w:r>
+      <w:proofErr w:type="spellEnd"/>
+      <w:r>
+        <w:rPr>
+          <w:rFonts w:ascii="Arial" w:hAnsi="Arial" w:cs="Arial"/>
+          <w:color w:val="EE0000"/>
+          <w:sz w:val="22"/>
+          <w:szCs w:val="22"/>
+        </w:rPr>
+        <w:t>)</w:t>
+      </w:r>
+      <w:r>
+        <w:rPr>
+          <w:rFonts w:ascii="Arial" w:hAnsi="Arial" w:cs="Arial"/>
+          <w:color w:val="EE0000"/>
+          <w:sz w:val="22"/>
+          <w:szCs w:val="22"/>
+        </w:rPr>
+        <w:t xml:space="preserve">; </w:t>
+      </w:r>
+      <w:r>
+        <w:rPr>
+          <w:rFonts w:ascii="Arial" w:hAnsi="Arial" w:cs="Arial"/>
+          <w:color w:val="EE0000"/>
+          <w:sz w:val="22"/>
+          <w:szCs w:val="22"/>
+        </w:rPr>
+        <w:t>ponowne utworzenie kontenerów.</w:t>
+      </w:r>
+      <w:r>
+        <w:rPr>
+          <w:rFonts w:ascii="Arial" w:hAnsi="Arial" w:cs="Arial"/>
+          <w:color w:val="EE0000"/>
+          <w:sz w:val="22"/>
+          <w:szCs w:val="22"/>
+        </w:rPr>
+        <w:br/>
+      </w:r>
+      <w:r>
+        <w:rPr>
+          <w:rFonts w:ascii="Arial" w:hAnsi="Arial" w:cs="Arial"/>
+          <w:color w:val="EE0000"/>
+          <w:sz w:val="22"/>
+          <w:szCs w:val="22"/>
+        </w:rPr>
+        <w:br/>
+      </w:r>
+      <w:proofErr w:type="spellStart"/>
+      <w:r>
+        <w:rPr>
+          <w:rFonts w:ascii="Arial" w:hAnsi="Arial" w:cs="Arial"/>
+          <w:i/>
+          <w:iCs/>
+          <w:color w:val="000000" w:themeColor="text1"/>
+          <w:sz w:val="22"/>
+          <w:szCs w:val="22"/>
+        </w:rPr>
+        <w:t>docker</w:t>
+      </w:r>
+      <w:proofErr w:type="spellEnd"/>
+      <w:r>
+        <w:rPr>
+          <w:rFonts w:ascii="Arial" w:hAnsi="Arial" w:cs="Arial"/>
+          <w:i/>
+          <w:iCs/>
+          <w:color w:val="000000" w:themeColor="text1"/>
+          <w:sz w:val="22"/>
+          <w:szCs w:val="22"/>
+        </w:rPr>
+        <w:t xml:space="preserve"> </w:t>
+      </w:r>
+      <w:proofErr w:type="spellStart"/>
+      <w:r>
+        <w:rPr>
+          <w:rFonts w:ascii="Arial" w:hAnsi="Arial" w:cs="Arial"/>
+          <w:i/>
+          <w:iCs/>
+          <w:color w:val="000000" w:themeColor="text1"/>
+          <w:sz w:val="22"/>
+          <w:szCs w:val="22"/>
+        </w:rPr>
+        <w:t>compose</w:t>
+      </w:r>
+      <w:proofErr w:type="spellEnd"/>
+      <w:r>
+        <w:rPr>
+          <w:rFonts w:ascii="Arial" w:hAnsi="Arial" w:cs="Arial"/>
+          <w:i/>
+          <w:iCs/>
+          <w:color w:val="000000" w:themeColor="text1"/>
+          <w:sz w:val="22"/>
+          <w:szCs w:val="22"/>
+        </w:rPr>
+        <w:t xml:space="preserve"> down -v</w:t>
+      </w:r>
+      <w:r>
+        <w:rPr>
+          <w:rFonts w:ascii="Arial" w:hAnsi="Arial" w:cs="Arial"/>
+          <w:i/>
+          <w:iCs/>
+          <w:color w:val="000000" w:themeColor="text1"/>
+          <w:sz w:val="22"/>
+          <w:szCs w:val="22"/>
+        </w:rPr>
+        <w:br/>
+      </w:r>
+      <w:proofErr w:type="spellStart"/>
+      <w:r>
+        <w:rPr>
+          <w:rFonts w:ascii="Arial" w:hAnsi="Arial" w:cs="Arial"/>
+          <w:i/>
+          <w:iCs/>
+          <w:color w:val="000000" w:themeColor="text1"/>
+          <w:sz w:val="22"/>
+          <w:szCs w:val="22"/>
+        </w:rPr>
+        <w:t>docker</w:t>
+      </w:r>
+      <w:proofErr w:type="spellEnd"/>
+      <w:r>
+        <w:rPr>
+          <w:rFonts w:ascii="Arial" w:hAnsi="Arial" w:cs="Arial"/>
+          <w:i/>
+          <w:iCs/>
+          <w:color w:val="000000" w:themeColor="text1"/>
+          <w:sz w:val="22"/>
+          <w:szCs w:val="22"/>
+        </w:rPr>
+        <w:t xml:space="preserve"> </w:t>
+      </w:r>
+      <w:proofErr w:type="spellStart"/>
+      <w:r>
+        <w:rPr>
+          <w:rFonts w:ascii="Arial" w:hAnsi="Arial" w:cs="Arial"/>
+          <w:i/>
+          <w:iCs/>
+          <w:color w:val="000000" w:themeColor="text1"/>
+          <w:sz w:val="22"/>
+          <w:szCs w:val="22"/>
+        </w:rPr>
+        <w:t>compose</w:t>
+      </w:r>
+      <w:proofErr w:type="spellEnd"/>
+      <w:r>
+        <w:rPr>
+          <w:rFonts w:ascii="Arial" w:hAnsi="Arial" w:cs="Arial"/>
+          <w:i/>
+          <w:iCs/>
+          <w:color w:val="000000" w:themeColor="text1"/>
+          <w:sz w:val="22"/>
+          <w:szCs w:val="22"/>
+        </w:rPr>
+        <w:t xml:space="preserve"> </w:t>
+      </w:r>
+      <w:proofErr w:type="spellStart"/>
+      <w:r>
+        <w:rPr>
+          <w:rFonts w:ascii="Arial" w:hAnsi="Arial" w:cs="Arial"/>
+          <w:i/>
+          <w:iCs/>
+          <w:color w:val="000000" w:themeColor="text1"/>
+          <w:sz w:val="22"/>
+          <w:szCs w:val="22"/>
+        </w:rPr>
+        <w:t>up</w:t>
+      </w:r>
+      <w:proofErr w:type="spellEnd"/>
+      <w:r>
+        <w:rPr>
+          <w:rFonts w:ascii="Arial" w:hAnsi="Arial" w:cs="Arial"/>
+          <w:i/>
+          <w:iCs/>
+          <w:color w:val="000000" w:themeColor="text1"/>
+          <w:sz w:val="22"/>
+          <w:szCs w:val="22"/>
+        </w:rPr>
+        <w:t xml:space="preserve"> --</w:t>
+      </w:r>
+      <w:proofErr w:type="spellStart"/>
+      <w:r>
+        <w:rPr>
+          <w:rFonts w:ascii="Arial" w:hAnsi="Arial" w:cs="Arial"/>
+          <w:i/>
+          <w:iCs/>
+          <w:color w:val="000000" w:themeColor="text1"/>
+          <w:sz w:val="22"/>
+          <w:szCs w:val="22"/>
+        </w:rPr>
+        <w:t>build</w:t>
+      </w:r>
+      <w:proofErr w:type="spellEnd"/>
+      <w:r>
+        <w:rPr>
+          <w:rFonts w:ascii="Arial" w:hAnsi="Arial" w:cs="Arial"/>
+          <w:i/>
+          <w:iCs/>
+          <w:color w:val="000000" w:themeColor="text1"/>
+          <w:sz w:val="22"/>
+          <w:szCs w:val="22"/>
+        </w:rPr>
+        <w:br/>
+      </w:r>
+      <w:r>
+        <w:rPr>
+          <w:rFonts w:ascii="Arial" w:hAnsi="Arial" w:cs="Arial"/>
+          <w:i/>
+          <w:iCs/>
+          <w:color w:val="000000" w:themeColor="text1"/>
+          <w:sz w:val="22"/>
+          <w:szCs w:val="22"/>
+        </w:rPr>
+        <w:br/>
+      </w:r>
+      <w:r>
+        <w:rPr>
+          <w:rFonts w:ascii="Arial" w:hAnsi="Arial" w:cs="Arial"/>
+          <w:b/>
+          <w:bCs/>
+          <w:color w:val="000000" w:themeColor="text1"/>
+          <w:sz w:val="22"/>
+          <w:szCs w:val="22"/>
+        </w:rPr>
+        <w:t>Co to robi:</w:t>
+      </w:r>
+    </w:p>
+    <w:p>
+      <w:pPr>
+        <w:numPr>
+          <w:ilvl w:val="0"/>
+          <w:numId w:val="6"/>
+        </w:numPr>
+        <w:rPr>
+          <w:rFonts w:ascii="Arial" w:hAnsi="Arial" w:cs="Arial"/>
+          <w:i/>
+          <w:iCs/>
+          <w:color w:val="000000" w:themeColor="text1"/>
+          <w:sz w:val="22"/>
+          <w:szCs w:val="22"/>
+        </w:rPr>
+      </w:pPr>
+      <w:r>
+        <w:rPr>
+          <w:rFonts w:ascii="Arial" w:hAnsi="Arial" w:cs="Arial"/>
+          <w:i/>
+          <w:iCs/>
+          <w:color w:val="000000" w:themeColor="text1"/>
+          <w:sz w:val="22"/>
+          <w:szCs w:val="22"/>
+        </w:rPr>
+        <w:t xml:space="preserve">down — zatrzymuje i usuwa wszystkie kontenery oraz sieć </w:t>
+      </w:r>
+      <w:proofErr w:type="spellStart"/>
+      <w:r>
+        <w:rPr>
+          <w:rFonts w:ascii="Arial" w:hAnsi="Arial" w:cs="Arial"/>
+          <w:i/>
+          <w:iCs/>
+          <w:color w:val="000000" w:themeColor="text1"/>
+          <w:sz w:val="22"/>
+          <w:szCs w:val="22"/>
+        </w:rPr>
+        <w:t>Dockera</w:t>
+      </w:r>
+      <w:proofErr w:type="spellEnd"/>
+      <w:r>
+        <w:rPr>
+          <w:rFonts w:ascii="Arial" w:hAnsi="Arial" w:cs="Arial"/>
+          <w:i/>
+          <w:iCs/>
+          <w:color w:val="000000" w:themeColor="text1"/>
+          <w:sz w:val="22"/>
+          <w:szCs w:val="22"/>
+        </w:rPr>
+        <w:t>,</w:t>
+      </w:r>
+    </w:p>
+    <w:p>
+      <w:pPr>
+        <w:numPr>
+          <w:ilvl w:val="0"/>
+          <w:numId w:val="6"/>
+        </w:numPr>
+        <w:rPr>
+          <w:rFonts w:ascii="Arial" w:hAnsi="Arial" w:cs="Arial"/>
+          <w:i/>
+          <w:iCs/>
+          <w:color w:val="000000" w:themeColor="text1"/>
+          <w:sz w:val="22"/>
+          <w:szCs w:val="22"/>
+        </w:rPr>
+      </w:pPr>
+      <w:r>
+        <w:rPr>
+          <w:rFonts w:ascii="Arial" w:hAnsi="Arial" w:cs="Arial"/>
+          <w:i/>
+          <w:iCs/>
+          <w:color w:val="000000" w:themeColor="text1"/>
+          <w:sz w:val="22"/>
+          <w:szCs w:val="22"/>
+        </w:rPr>
+        <w:t xml:space="preserve">-v — usuwa również </w:t>
+      </w:r>
+      <w:proofErr w:type="spellStart"/>
+      <w:r>
+        <w:rPr>
+          <w:rFonts w:ascii="Arial" w:hAnsi="Arial" w:cs="Arial"/>
+          <w:i/>
+          <w:iCs/>
+          <w:color w:val="000000" w:themeColor="text1"/>
+          <w:sz w:val="22"/>
+          <w:szCs w:val="22"/>
+        </w:rPr>
+        <w:t>volumes</w:t>
+      </w:r>
+      <w:proofErr w:type="spellEnd"/>
+      <w:r>
+        <w:rPr>
+          <w:rFonts w:ascii="Arial" w:hAnsi="Arial" w:cs="Arial"/>
+          <w:i/>
+          <w:iCs/>
+          <w:color w:val="000000" w:themeColor="text1"/>
+          <w:sz w:val="22"/>
+          <w:szCs w:val="22"/>
+        </w:rPr>
+        <w:t xml:space="preserve"> (czyli stare dane, np. stare bazy, cache itp.),</w:t>
+      </w:r>
+    </w:p>
+    <w:p>
+      <w:pPr>
+        <w:numPr>
+          <w:ilvl w:val="0"/>
+          <w:numId w:val="6"/>
+        </w:numPr>
+        <w:rPr>
+          <w:rFonts w:ascii="Arial" w:hAnsi="Arial" w:cs="Arial"/>
+          <w:i/>
+          <w:iCs/>
+          <w:color w:val="000000" w:themeColor="text1"/>
+          <w:sz w:val="22"/>
+          <w:szCs w:val="22"/>
+        </w:rPr>
+      </w:pPr>
+      <w:proofErr w:type="spellStart"/>
+      <w:r>
+        <w:rPr>
+          <w:rFonts w:ascii="Arial" w:hAnsi="Arial" w:cs="Arial"/>
+          <w:i/>
+          <w:iCs/>
+          <w:color w:val="000000" w:themeColor="text1"/>
+          <w:sz w:val="22"/>
+          <w:szCs w:val="22"/>
+        </w:rPr>
+        <w:t>up</w:t>
+      </w:r>
+      <w:proofErr w:type="spellEnd"/>
+      <w:r>
+        <w:rPr>
+          <w:rFonts w:ascii="Arial" w:hAnsi="Arial" w:cs="Arial"/>
+          <w:i/>
+          <w:iCs/>
+          <w:color w:val="000000" w:themeColor="text1"/>
+          <w:sz w:val="22"/>
+          <w:szCs w:val="22"/>
+        </w:rPr>
+        <w:t xml:space="preserve"> --</w:t>
+      </w:r>
+      <w:proofErr w:type="spellStart"/>
+      <w:r>
+        <w:rPr>
+          <w:rFonts w:ascii="Arial" w:hAnsi="Arial" w:cs="Arial"/>
+          <w:i/>
+          <w:iCs/>
+          <w:color w:val="000000" w:themeColor="text1"/>
+          <w:sz w:val="22"/>
+          <w:szCs w:val="22"/>
+        </w:rPr>
+        <w:t>build</w:t>
+      </w:r>
+      <w:proofErr w:type="spellEnd"/>
+      <w:r>
+        <w:rPr>
+          <w:rFonts w:ascii="Arial" w:hAnsi="Arial" w:cs="Arial"/>
+          <w:i/>
+          <w:iCs/>
+          <w:color w:val="000000" w:themeColor="text1"/>
+          <w:sz w:val="22"/>
+          <w:szCs w:val="22"/>
+        </w:rPr>
+        <w:t xml:space="preserve"> — buduje obrazy od nowa i uruchamia wszystko ze świeżą konfiguracją.</w:t>
+      </w:r>
+    </w:p>
+    <w:p>
+      <w:pPr>
+        <w:rPr>
+          <w:rFonts w:ascii="Arial" w:hAnsi="Arial" w:cs="Arial"/>
+          <w:color w:val="000000" w:themeColor="text1"/>
+          <w:sz w:val="22"/>
+          <w:szCs w:val="22"/>
+        </w:rPr>
+      </w:pPr>
+    </w:p>
+    <w:p>
+      <w:pPr>
+        <w:rPr>
+          <w:rFonts w:ascii="Arial" w:hAnsi="Arial" w:cs="Arial"/>
+          <w:color w:val="000000" w:themeColor="text1"/>
+          <w:sz w:val="22"/>
+          <w:szCs w:val="22"/>
+        </w:rPr>
+      </w:pPr>
+      <w:r>
+        <w:rPr>
+          <w:rFonts w:ascii="Arial" w:hAnsi="Arial" w:cs="Arial"/>
+          <w:color w:val="000000" w:themeColor="text1"/>
+          <w:sz w:val="22"/>
+          <w:szCs w:val="22"/>
+        </w:rPr>
+        <w:t>W celu testowania lokalnie bez uruchamiania kontenera z aplikacją, należy</w:t>
+      </w:r>
+      <w:r>
+        <w:rPr>
+          <w:rFonts w:ascii="Arial" w:hAnsi="Arial" w:cs="Arial"/>
+          <w:color w:val="000000" w:themeColor="text1"/>
+          <w:sz w:val="22"/>
+          <w:szCs w:val="22"/>
+        </w:rPr>
+        <w:t xml:space="preserve"> u</w:t>
+      </w:r>
+      <w:r>
+        <w:rPr>
+          <w:rFonts w:ascii="Arial" w:hAnsi="Arial" w:cs="Arial"/>
+          <w:color w:val="000000" w:themeColor="text1"/>
+          <w:sz w:val="22"/>
+          <w:szCs w:val="22"/>
+        </w:rPr>
+        <w:t>ruchomić tylko jeden kontener (z bazą):</w:t>
+      </w:r>
+      <w:r>
+        <w:rPr>
+          <w:rFonts w:ascii="Arial" w:hAnsi="Arial" w:cs="Arial"/>
+          <w:color w:val="000000" w:themeColor="text1"/>
+          <w:sz w:val="22"/>
+          <w:szCs w:val="22"/>
+        </w:rPr>
+        <w:t xml:space="preserve"> </w:t>
+      </w:r>
+    </w:p>
+    <w:p>
+      <w:pPr>
+        <w:rPr>
+          <w:rFonts w:ascii="Arial" w:hAnsi="Arial" w:cs="Arial"/>
+          <w:color w:val="000000" w:themeColor="text1"/>
+          <w:sz w:val="22"/>
+          <w:szCs w:val="22"/>
+        </w:rPr>
+      </w:pPr>
+      <w:proofErr w:type="spellStart"/>
+      <w:r>
+        <w:rPr>
+          <w:rFonts w:ascii="Arial" w:hAnsi="Arial" w:cs="Arial"/>
+          <w:color w:val="000000" w:themeColor="text1"/>
+          <w:sz w:val="22"/>
+          <w:szCs w:val="22"/>
+        </w:rPr>
+        <w:t>docker-compose</w:t>
+      </w:r>
+      <w:proofErr w:type="spellEnd"/>
+      <w:r>
+        <w:rPr>
+          <w:rFonts w:ascii="Arial" w:hAnsi="Arial" w:cs="Arial"/>
+          <w:color w:val="000000" w:themeColor="text1"/>
+          <w:sz w:val="22"/>
+          <w:szCs w:val="22"/>
+        </w:rPr>
+        <w:t xml:space="preserve"> </w:t>
+      </w:r>
+      <w:proofErr w:type="spellStart"/>
+      <w:r>
+        <w:rPr>
+          <w:rFonts w:ascii="Arial" w:hAnsi="Arial" w:cs="Arial"/>
+          <w:color w:val="000000" w:themeColor="text1"/>
+          <w:sz w:val="22"/>
+          <w:szCs w:val="22"/>
+        </w:rPr>
+        <w:t>up</w:t>
+      </w:r>
+      <w:proofErr w:type="spellEnd"/>
+      <w:r>
+        <w:rPr>
+          <w:rFonts w:ascii="Arial" w:hAnsi="Arial" w:cs="Arial"/>
+          <w:color w:val="000000" w:themeColor="text1"/>
+          <w:sz w:val="22"/>
+          <w:szCs w:val="22"/>
+        </w:rPr>
+        <w:t xml:space="preserve"> </w:t>
+      </w:r>
+      <w:proofErr w:type="spellStart"/>
+      <w:r>
+        <w:rPr>
+          <w:rFonts w:ascii="Arial" w:hAnsi="Arial" w:cs="Arial"/>
+          <w:color w:val="000000" w:themeColor="text1"/>
+          <w:sz w:val="22"/>
+          <w:szCs w:val="22"/>
+        </w:rPr>
+        <w:t>postgres-db</w:t>
+      </w:r>
+      <w:proofErr w:type="spellEnd"/>
+    </w:p>
+    <w:p>
+      <w:pPr>
+        <w:rPr>
+          <w:rFonts w:ascii="Arial" w:hAnsi="Arial" w:cs="Arial"/>
+          <w:color w:val="000000" w:themeColor="text1"/>
+          <w:sz w:val="22"/>
+          <w:szCs w:val="22"/>
+        </w:rPr>
+      </w:pPr>
+      <w:r>
+        <w:rPr>
+          <w:rFonts w:ascii="Arial" w:hAnsi="Arial" w:cs="Arial"/>
+          <w:color w:val="000000" w:themeColor="text1"/>
+          <w:sz w:val="22"/>
+          <w:szCs w:val="22"/>
+        </w:rPr>
+        <w:t>oraz s</w:t>
+      </w:r>
+      <w:r>
+        <w:rPr>
+          <w:rFonts w:ascii="Arial" w:hAnsi="Arial" w:cs="Arial"/>
+          <w:color w:val="000000" w:themeColor="text1"/>
+          <w:sz w:val="22"/>
+          <w:szCs w:val="22"/>
+        </w:rPr>
+        <w:t>kompilować projekt z poziomu IDEA.</w:t>
+      </w:r>
+    </w:p>
+    <w:p>
+      <w:pPr>
+        <w:rPr>
+          <w:rFonts w:ascii="Arial" w:hAnsi="Arial" w:cs="Arial"/>
+          <w:color w:val="000000" w:themeColor="text1"/>
+          <w:sz w:val="22"/>
+          <w:szCs w:val="22"/>
+        </w:rPr>
+      </w:pPr>
+    </w:p>
+    <w:p>
+      <w:pPr>
+        <w:rPr>
+          <w:rFonts w:ascii="Arial" w:hAnsi="Arial" w:cs="Arial"/>
+          <w:i/>
+          <w:iCs/>
+          <w:color w:val="000000" w:themeColor="text1"/>
+          <w:sz w:val="22"/>
+          <w:szCs w:val="22"/>
+        </w:rPr>
+      </w:pPr>
+      <w:r>
+        <w:rPr>
+          <w:rFonts w:ascii="Arial" w:hAnsi="Arial" w:cs="Arial"/>
+          <w:color w:val="000000" w:themeColor="text1"/>
+          <w:sz w:val="22"/>
+          <w:szCs w:val="22"/>
+        </w:rPr>
+        <w:t>6. Weryfikacja logów</w:t>
+      </w:r>
+      <w:r>
+        <w:rPr>
+          <w:rFonts w:ascii="Arial" w:hAnsi="Arial" w:cs="Arial"/>
+          <w:color w:val="000000" w:themeColor="text1"/>
+          <w:sz w:val="22"/>
+          <w:szCs w:val="22"/>
+        </w:rPr>
+        <w:br/>
+      </w:r>
+      <w:r>
+        <w:rPr>
+          <w:rFonts w:ascii="Arial" w:hAnsi="Arial" w:cs="Arial"/>
+          <w:color w:val="000000" w:themeColor="text1"/>
+          <w:sz w:val="22"/>
+          <w:szCs w:val="22"/>
+        </w:rPr>
+        <w:t>W terminalu (w głównym katalogu projektu):</w:t>
+      </w:r>
+      <w:r>
+        <w:rPr>
+          <w:rFonts w:ascii="Arial" w:hAnsi="Arial" w:cs="Arial"/>
+          <w:color w:val="000000" w:themeColor="text1"/>
+          <w:sz w:val="22"/>
+          <w:szCs w:val="22"/>
+        </w:rPr>
+        <w:br/>
+      </w:r>
+      <w:proofErr w:type="spellStart"/>
+      <w:r>
+        <w:rPr>
+          <w:rFonts w:ascii="Arial" w:hAnsi="Arial" w:cs="Arial"/>
+          <w:color w:val="000000" w:themeColor="text1"/>
+          <w:sz w:val="22"/>
+          <w:szCs w:val="22"/>
+        </w:rPr>
+        <w:t>docker-compose</w:t>
+      </w:r>
+      <w:proofErr w:type="spellEnd"/>
+      <w:r>
+        <w:rPr>
+          <w:rFonts w:ascii="Arial" w:hAnsi="Arial" w:cs="Arial"/>
+          <w:color w:val="000000" w:themeColor="text1"/>
+          <w:sz w:val="22"/>
+          <w:szCs w:val="22"/>
+        </w:rPr>
+        <w:t xml:space="preserve"> </w:t>
+      </w:r>
+      <w:proofErr w:type="spellStart"/>
+      <w:r>
+        <w:rPr>
+          <w:rFonts w:ascii="Arial" w:hAnsi="Arial" w:cs="Arial"/>
+          <w:color w:val="000000" w:themeColor="text1"/>
+          <w:sz w:val="22"/>
+          <w:szCs w:val="22"/>
+        </w:rPr>
+        <w:t>logs</w:t>
+      </w:r>
+      <w:proofErr w:type="spellEnd"/>
+      <w:r>
+        <w:rPr>
+          <w:rFonts w:ascii="Arial" w:hAnsi="Arial" w:cs="Arial"/>
+          <w:color w:val="000000" w:themeColor="text1"/>
+          <w:sz w:val="22"/>
+          <w:szCs w:val="22"/>
+        </w:rPr>
+        <w:t xml:space="preserve"> -f </w:t>
+      </w:r>
+      <w:proofErr w:type="spellStart"/>
+      <w:r>
+        <w:rPr>
+          <w:rFonts w:ascii="Arial" w:hAnsi="Arial" w:cs="Arial"/>
+          <w:color w:val="000000" w:themeColor="text1"/>
+          <w:sz w:val="22"/>
+          <w:szCs w:val="22"/>
+        </w:rPr>
+        <w:t>app</w:t>
+      </w:r>
+      <w:proofErr w:type="spellEnd"/>
+      <w:r>
+        <w:rPr>
+          <w:rFonts w:ascii="Arial" w:hAnsi="Arial" w:cs="Arial"/>
+          <w:color w:val="000000" w:themeColor="text1"/>
+          <w:sz w:val="22"/>
+          <w:szCs w:val="22"/>
+        </w:rPr>
+        <w:br/>
+      </w:r>
+      <w:r>
+        <w:rPr>
+          <w:rFonts w:ascii="Arial" w:hAnsi="Arial" w:cs="Arial"/>
+          <w:i/>
+          <w:iCs/>
+          <w:color w:val="000000" w:themeColor="text1"/>
+          <w:sz w:val="22"/>
+          <w:szCs w:val="22"/>
+        </w:rPr>
+        <w:lastRenderedPageBreak/>
+        <w:br/>
+      </w:r>
+      <w:proofErr w:type="spellStart"/>
+      <w:r>
+        <w:rPr>
+          <w:rFonts w:ascii="Arial" w:hAnsi="Arial" w:cs="Arial"/>
+          <w:i/>
+          <w:iCs/>
+          <w:color w:val="000000" w:themeColor="text1"/>
+          <w:sz w:val="22"/>
+          <w:szCs w:val="22"/>
+        </w:rPr>
+        <w:t>Tomcat</w:t>
+      </w:r>
+      <w:proofErr w:type="spellEnd"/>
+      <w:r>
+        <w:rPr>
+          <w:rFonts w:ascii="Arial" w:hAnsi="Arial" w:cs="Arial"/>
+          <w:i/>
+          <w:iCs/>
+          <w:color w:val="000000" w:themeColor="text1"/>
+          <w:sz w:val="22"/>
+          <w:szCs w:val="22"/>
+        </w:rPr>
+        <w:t xml:space="preserve"> </w:t>
+      </w:r>
+      <w:proofErr w:type="spellStart"/>
+      <w:r>
+        <w:rPr>
+          <w:rFonts w:ascii="Arial" w:hAnsi="Arial" w:cs="Arial"/>
+          <w:i/>
+          <w:iCs/>
+          <w:color w:val="000000" w:themeColor="text1"/>
+          <w:sz w:val="22"/>
+          <w:szCs w:val="22"/>
+        </w:rPr>
+        <w:t>started</w:t>
+      </w:r>
+      <w:proofErr w:type="spellEnd"/>
+      <w:r>
+        <w:rPr>
+          <w:rFonts w:ascii="Arial" w:hAnsi="Arial" w:cs="Arial"/>
+          <w:i/>
+          <w:iCs/>
+          <w:color w:val="000000" w:themeColor="text1"/>
+          <w:sz w:val="22"/>
+          <w:szCs w:val="22"/>
+        </w:rPr>
+        <w:t xml:space="preserve"> on port(s): 8080</w:t>
+      </w:r>
+    </w:p>
+    <w:p>
+      <w:pPr>
+        <w:rPr>
+          <w:rFonts w:ascii="Arial" w:hAnsi="Arial" w:cs="Arial"/>
+          <w:i/>
+          <w:iCs/>
+          <w:color w:val="000000" w:themeColor="text1"/>
+          <w:sz w:val="22"/>
+          <w:szCs w:val="22"/>
+        </w:rPr>
+      </w:pPr>
+      <w:proofErr w:type="spellStart"/>
+      <w:r>
+        <w:rPr>
+          <w:rFonts w:ascii="Arial" w:hAnsi="Arial" w:cs="Arial"/>
+          <w:i/>
+          <w:iCs/>
+          <w:color w:val="000000" w:themeColor="text1"/>
+          <w:sz w:val="22"/>
+          <w:szCs w:val="22"/>
+        </w:rPr>
+        <w:t>Started</w:t>
+      </w:r>
+      <w:proofErr w:type="spellEnd"/>
+      <w:r>
+        <w:rPr>
+          <w:rFonts w:ascii="Arial" w:hAnsi="Arial" w:cs="Arial"/>
+          <w:i/>
+          <w:iCs/>
+          <w:color w:val="000000" w:themeColor="text1"/>
+          <w:sz w:val="22"/>
+          <w:szCs w:val="22"/>
+        </w:rPr>
+        <w:t xml:space="preserve"> </w:t>
+      </w:r>
+      <w:proofErr w:type="spellStart"/>
+      <w:r>
+        <w:rPr>
+          <w:rFonts w:ascii="Arial" w:hAnsi="Arial" w:cs="Arial"/>
+          <w:i/>
+          <w:iCs/>
+          <w:color w:val="000000" w:themeColor="text1"/>
+          <w:sz w:val="22"/>
+          <w:szCs w:val="22"/>
+        </w:rPr>
+        <w:t>WarfareSimulationApiApplication</w:t>
+      </w:r>
+      <w:proofErr w:type="spellEnd"/>
+      <w:r>
+        <w:rPr>
+          <w:rFonts w:ascii="Arial" w:hAnsi="Arial" w:cs="Arial"/>
+          <w:i/>
+          <w:iCs/>
+          <w:color w:val="000000" w:themeColor="text1"/>
+          <w:sz w:val="22"/>
+          <w:szCs w:val="22"/>
+        </w:rPr>
+        <w:t xml:space="preserve"> in X </w:t>
+      </w:r>
+      <w:proofErr w:type="spellStart"/>
+      <w:r>
+        <w:rPr>
+          <w:rFonts w:ascii="Arial" w:hAnsi="Arial" w:cs="Arial"/>
+          <w:i/>
+          <w:iCs/>
+          <w:color w:val="000000" w:themeColor="text1"/>
+          <w:sz w:val="22"/>
+          <w:szCs w:val="22"/>
+        </w:rPr>
+        <w:t>seconds</w:t>
+      </w:r>
+      <w:proofErr w:type="spellEnd"/>
     </w:p>
     <w:p>
       <w:pPr>
@@ -2199,34 +3977,9 @@
           <w:sz w:val="22"/>
           <w:szCs w:val="22"/>
         </w:rPr>
-        <w:t xml:space="preserve"> Liquibase – definicja schematu</w:t>
-      </w:r>
-    </w:p>
-    <w:p>
-      <w:pPr>
-        <w:rPr>
-          <w:rFonts w:ascii="Arial" w:hAnsi="Arial" w:cs="Arial"/>
-          <w:sz w:val="22"/>
-          <w:szCs w:val="22"/>
-        </w:rPr>
-      </w:pPr>
-      <w:r>
-        <w:rPr>
-          <w:rFonts w:ascii="Arial" w:hAnsi="Arial" w:cs="Arial"/>
-          <w:sz w:val="22"/>
-          <w:szCs w:val="22"/>
-        </w:rPr>
-        <w:t>src/main/resources/db/changelog/changelog-001-init.xml</w:t>
-      </w:r>
-    </w:p>
-    <w:p>
-      <w:pPr>
-        <w:rPr>
-          <w:rFonts w:ascii="Arial" w:hAnsi="Arial" w:cs="Arial"/>
-          <w:sz w:val="22"/>
-          <w:szCs w:val="22"/>
-        </w:rPr>
-      </w:pPr>
+        <w:t xml:space="preserve"> </w:t>
+      </w:r>
+      <w:proofErr w:type="spellStart"/>
       <w:r>
         <w:rPr>
           <w:rFonts w:ascii="Arial" w:hAnsi="Arial" w:cs="Arial"/>
@@ -2235,8 +3988,9 @@
           <w:sz w:val="22"/>
           <w:szCs w:val="22"/>
         </w:rPr>
-        <w:t>Krok 3</w:t>
-      </w:r>
+        <w:t>Liquibase</w:t>
+      </w:r>
+      <w:proofErr w:type="spellEnd"/>
       <w:r>
         <w:rPr>
           <w:rFonts w:ascii="Arial" w:hAnsi="Arial" w:cs="Arial"/>
@@ -2245,8 +3999,116 @@
           <w:sz w:val="22"/>
           <w:szCs w:val="22"/>
         </w:rPr>
-        <w:t xml:space="preserve">: </w:t>
-      </w:r>
+        <w:t xml:space="preserve"> – definicja schematu</w:t>
+      </w:r>
+    </w:p>
+    <w:p>
+      <w:pPr>
+        <w:rPr>
+          <w:rFonts w:ascii="Arial" w:hAnsi="Arial" w:cs="Arial"/>
+          <w:sz w:val="22"/>
+          <w:szCs w:val="22"/>
+        </w:rPr>
+      </w:pPr>
+      <w:proofErr w:type="spellStart"/>
+      <w:r>
+        <w:rPr>
+          <w:rFonts w:ascii="Arial" w:hAnsi="Arial" w:cs="Arial"/>
+          <w:sz w:val="22"/>
+          <w:szCs w:val="22"/>
+        </w:rPr>
+        <w:t>src</w:t>
+      </w:r>
+      <w:proofErr w:type="spellEnd"/>
+      <w:r>
+        <w:rPr>
+          <w:rFonts w:ascii="Arial" w:hAnsi="Arial" w:cs="Arial"/>
+          <w:sz w:val="22"/>
+          <w:szCs w:val="22"/>
+        </w:rPr>
+        <w:t>/</w:t>
+      </w:r>
+      <w:proofErr w:type="spellStart"/>
+      <w:r>
+        <w:rPr>
+          <w:rFonts w:ascii="Arial" w:hAnsi="Arial" w:cs="Arial"/>
+          <w:sz w:val="22"/>
+          <w:szCs w:val="22"/>
+        </w:rPr>
+        <w:t>main</w:t>
+      </w:r>
+      <w:proofErr w:type="spellEnd"/>
+      <w:r>
+        <w:rPr>
+          <w:rFonts w:ascii="Arial" w:hAnsi="Arial" w:cs="Arial"/>
+          <w:sz w:val="22"/>
+          <w:szCs w:val="22"/>
+        </w:rPr>
+        <w:t>/</w:t>
+      </w:r>
+      <w:proofErr w:type="spellStart"/>
+      <w:r>
+        <w:rPr>
+          <w:rFonts w:ascii="Arial" w:hAnsi="Arial" w:cs="Arial"/>
+          <w:sz w:val="22"/>
+          <w:szCs w:val="22"/>
+        </w:rPr>
+        <w:t>resources</w:t>
+      </w:r>
+      <w:proofErr w:type="spellEnd"/>
+      <w:r>
+        <w:rPr>
+          <w:rFonts w:ascii="Arial" w:hAnsi="Arial" w:cs="Arial"/>
+          <w:sz w:val="22"/>
+          <w:szCs w:val="22"/>
+        </w:rPr>
+        <w:t>/</w:t>
+      </w:r>
+      <w:proofErr w:type="spellStart"/>
+      <w:r>
+        <w:rPr>
+          <w:rFonts w:ascii="Arial" w:hAnsi="Arial" w:cs="Arial"/>
+          <w:sz w:val="22"/>
+          <w:szCs w:val="22"/>
+        </w:rPr>
+        <w:t>db</w:t>
+      </w:r>
+      <w:proofErr w:type="spellEnd"/>
+      <w:r>
+        <w:rPr>
+          <w:rFonts w:ascii="Arial" w:hAnsi="Arial" w:cs="Arial"/>
+          <w:sz w:val="22"/>
+          <w:szCs w:val="22"/>
+        </w:rPr>
+        <w:t>/</w:t>
+      </w:r>
+      <w:proofErr w:type="spellStart"/>
+      <w:r>
+        <w:rPr>
+          <w:rFonts w:ascii="Arial" w:hAnsi="Arial" w:cs="Arial"/>
+          <w:sz w:val="22"/>
+          <w:szCs w:val="22"/>
+        </w:rPr>
+        <w:t>changelog</w:t>
+      </w:r>
+      <w:proofErr w:type="spellEnd"/>
+      <w:r>
+        <w:rPr>
+          <w:rFonts w:ascii="Arial" w:hAnsi="Arial" w:cs="Arial"/>
+          <w:sz w:val="22"/>
+          <w:szCs w:val="22"/>
+        </w:rPr>
+        <w:t>/changelog-001-init.xml</w:t>
+      </w:r>
+    </w:p>
+    <w:p>
+      <w:pPr>
+        <w:rPr>
+          <w:rFonts w:ascii="Arial" w:hAnsi="Arial" w:cs="Arial"/>
+          <w:sz w:val="22"/>
+          <w:szCs w:val="22"/>
+        </w:rPr>
+      </w:pPr>
       <w:r>
         <w:rPr>
           <w:rFonts w:ascii="Arial" w:hAnsi="Arial" w:cs="Arial"/>
@@ -2255,11 +4117,9 @@
           <w:sz w:val="22"/>
           <w:szCs w:val="22"/>
         </w:rPr>
-        <w:t>Modele encji</w:t>
-      </w:r>
-    </w:p>
-    <w:p>
-      <w:pPr>
+        <w:t>Krok 3</w:t>
+      </w:r>
+      <w:r>
         <w:rPr>
           <w:rFonts w:ascii="Arial" w:hAnsi="Arial" w:cs="Arial"/>
           <w:b/>
@@ -2267,7 +4127,8 @@
           <w:sz w:val="22"/>
           <w:szCs w:val="22"/>
         </w:rPr>
-      </w:pPr>
+        <w:t xml:space="preserve">: </w:t>
+      </w:r>
       <w:r>
         <w:rPr>
           <w:rFonts w:ascii="Arial" w:hAnsi="Arial" w:cs="Arial"/>
@@ -2276,7 +4137,27 @@
           <w:sz w:val="22"/>
           <w:szCs w:val="22"/>
         </w:rPr>
-        <w:lastRenderedPageBreak/>
+        <w:t>Modele encji</w:t>
+      </w:r>
+    </w:p>
+    <w:p>
+      <w:pPr>
+        <w:rPr>
+          <w:rFonts w:ascii="Arial" w:hAnsi="Arial" w:cs="Arial"/>
+          <w:b/>
+          <w:bCs/>
+          <w:sz w:val="22"/>
+          <w:szCs w:val="22"/>
+        </w:rPr>
+      </w:pPr>
+      <w:r>
+        <w:rPr>
+          <w:rFonts w:ascii="Arial" w:hAnsi="Arial" w:cs="Arial"/>
+          <w:b/>
+          <w:bCs/>
+          <w:sz w:val="22"/>
+          <w:szCs w:val="22"/>
+        </w:rPr>
         <w:t>Krok 4. Repozytoria</w:t>
       </w:r>
     </w:p>
@@ -2436,7 +4317,27 @@
           <w:sz w:val="22"/>
           <w:szCs w:val="22"/>
         </w:rPr>
-        <w:t>Dodaj Spring Security z OAuth2 (Keycloak lub Auth0).</w:t>
+        <w:t>Dodaj Spring Security z OAuth2 (</w:t>
+      </w:r>
+      <w:proofErr w:type="spellStart"/>
+      <w:r>
+        <w:rPr>
+          <w:rFonts w:ascii="Arial" w:hAnsi="Arial" w:cs="Arial"/>
+          <w:color w:val="EE0000"/>
+          <w:sz w:val="22"/>
+          <w:szCs w:val="22"/>
+        </w:rPr>
+        <w:t>Keycloak</w:t>
+      </w:r>
+      <w:proofErr w:type="spellEnd"/>
+      <w:r>
+        <w:rPr>
+          <w:rFonts w:ascii="Arial" w:hAnsi="Arial" w:cs="Arial"/>
+          <w:color w:val="EE0000"/>
+          <w:sz w:val="22"/>
+          <w:szCs w:val="22"/>
+        </w:rPr>
+        <w:t xml:space="preserve"> lub Auth0).</w:t>
       </w:r>
     </w:p>
     <w:p>
@@ -2459,7 +4360,27 @@
           <w:sz w:val="22"/>
           <w:szCs w:val="22"/>
         </w:rPr>
-        <w:t>Dodaj testy integracyjne z bazą (Testcontainers).</w:t>
+        <w:t>Dodaj testy integracyjne z bazą (</w:t>
+      </w:r>
+      <w:proofErr w:type="spellStart"/>
+      <w:r>
+        <w:rPr>
+          <w:rFonts w:ascii="Arial" w:hAnsi="Arial" w:cs="Arial"/>
+          <w:color w:val="EE0000"/>
+          <w:sz w:val="22"/>
+          <w:szCs w:val="22"/>
+        </w:rPr>
+        <w:t>Testcontainers</w:t>
+      </w:r>
+      <w:proofErr w:type="spellEnd"/>
+      <w:r>
+        <w:rPr>
+          <w:rFonts w:ascii="Arial" w:hAnsi="Arial" w:cs="Arial"/>
+          <w:color w:val="EE0000"/>
+          <w:sz w:val="22"/>
+          <w:szCs w:val="22"/>
+        </w:rPr>
+        <w:t>).</w:t>
       </w:r>
     </w:p>
     <w:p>
@@ -2482,7 +4403,47 @@
           <w:sz w:val="22"/>
           <w:szCs w:val="22"/>
         </w:rPr>
-        <w:t>CI/CD (GitHub Actions / Jenkins pipeline).</w:t>
+        <w:t xml:space="preserve">CI/CD (GitHub </w:t>
+      </w:r>
+      <w:proofErr w:type="spellStart"/>
+      <w:r>
+        <w:rPr>
+          <w:rFonts w:ascii="Arial" w:hAnsi="Arial" w:cs="Arial"/>
+          <w:color w:val="EE0000"/>
+          <w:sz w:val="22"/>
+          <w:szCs w:val="22"/>
+        </w:rPr>
+        <w:t>Actions</w:t>
+      </w:r>
+      <w:proofErr w:type="spellEnd"/>
+      <w:r>
+        <w:rPr>
+          <w:rFonts w:ascii="Arial" w:hAnsi="Arial" w:cs="Arial"/>
+          <w:color w:val="EE0000"/>
+          <w:sz w:val="22"/>
+          <w:szCs w:val="22"/>
+        </w:rPr>
+        <w:t xml:space="preserve"> / Jenkins </w:t>
+      </w:r>
+      <w:proofErr w:type="spellStart"/>
+      <w:r>
+        <w:rPr>
+          <w:rFonts w:ascii="Arial" w:hAnsi="Arial" w:cs="Arial"/>
+          <w:color w:val="EE0000"/>
+          <w:sz w:val="22"/>
+          <w:szCs w:val="22"/>
+        </w:rPr>
+        <w:t>pipeline</w:t>
+      </w:r>
+      <w:proofErr w:type="spellEnd"/>
+      <w:r>
+        <w:rPr>
+          <w:rFonts w:ascii="Arial" w:hAnsi="Arial" w:cs="Arial"/>
+          <w:color w:val="EE0000"/>
+          <w:sz w:val="22"/>
+          <w:szCs w:val="22"/>
+        </w:rPr>
+        <w:t>).</w:t>
       </w:r>
     </w:p>
     <w:p>
@@ -2505,7 +4466,47 @@
           <w:sz w:val="22"/>
           <w:szCs w:val="22"/>
         </w:rPr>
-        <w:t>Dokumentacja REST (OpenAPI/Swagger).</w:t>
+        <w:t>Dokumentacja REST (</w:t>
+      </w:r>
+      <w:proofErr w:type="spellStart"/>
+      <w:r>
+        <w:rPr>
+          <w:rFonts w:ascii="Arial" w:hAnsi="Arial" w:cs="Arial"/>
+          <w:color w:val="EE0000"/>
+          <w:sz w:val="22"/>
+          <w:szCs w:val="22"/>
+        </w:rPr>
+        <w:t>OpenAPI</w:t>
+      </w:r>
+      <w:proofErr w:type="spellEnd"/>
+      <w:r>
+        <w:rPr>
+          <w:rFonts w:ascii="Arial" w:hAnsi="Arial" w:cs="Arial"/>
+          <w:color w:val="EE0000"/>
+          <w:sz w:val="22"/>
+          <w:szCs w:val="22"/>
+        </w:rPr>
+        <w:t>/</w:t>
+      </w:r>
+      <w:proofErr w:type="spellStart"/>
+      <w:r>
+        <w:rPr>
+          <w:rFonts w:ascii="Arial" w:hAnsi="Arial" w:cs="Arial"/>
+          <w:color w:val="EE0000"/>
+          <w:sz w:val="22"/>
+          <w:szCs w:val="22"/>
+        </w:rPr>
+        <w:t>Swagger</w:t>
+      </w:r>
+      <w:proofErr w:type="spellEnd"/>
+      <w:r>
+        <w:rPr>
+          <w:rFonts w:ascii="Arial" w:hAnsi="Arial" w:cs="Arial"/>
+          <w:color w:val="EE0000"/>
+          <w:sz w:val="22"/>
+          <w:szCs w:val="22"/>
+        </w:rPr>
+        <w:t>).</w:t>
       </w:r>
     </w:p>
     <w:p>
@@ -2528,7 +4529,67 @@
           <w:sz w:val="22"/>
           <w:szCs w:val="22"/>
         </w:rPr>
-        <w:t>Monitoring (Actuator + Prometheus/Grafana).</w:t>
+        <w:t>Monitoring (</w:t>
+      </w:r>
+      <w:proofErr w:type="spellStart"/>
+      <w:r>
+        <w:rPr>
+          <w:rFonts w:ascii="Arial" w:hAnsi="Arial" w:cs="Arial"/>
+          <w:color w:val="EE0000"/>
+          <w:sz w:val="22"/>
+          <w:szCs w:val="22"/>
+        </w:rPr>
+        <w:t>Actuator</w:t>
+      </w:r>
+      <w:proofErr w:type="spellEnd"/>
+      <w:r>
+        <w:rPr>
+          <w:rFonts w:ascii="Arial" w:hAnsi="Arial" w:cs="Arial"/>
+          <w:color w:val="EE0000"/>
+          <w:sz w:val="22"/>
+          <w:szCs w:val="22"/>
+        </w:rPr>
+        <w:t xml:space="preserve"> + </w:t>
+      </w:r>
+      <w:proofErr w:type="spellStart"/>
+      <w:r>
+        <w:rPr>
+          <w:rFonts w:ascii="Arial" w:hAnsi="Arial" w:cs="Arial"/>
+          <w:color w:val="EE0000"/>
+          <w:sz w:val="22"/>
+          <w:szCs w:val="22"/>
+        </w:rPr>
+        <w:t>Prometheus</w:t>
+      </w:r>
+      <w:proofErr w:type="spellEnd"/>
+      <w:r>
+        <w:rPr>
+          <w:rFonts w:ascii="Arial" w:hAnsi="Arial" w:cs="Arial"/>
+          <w:color w:val="EE0000"/>
+          <w:sz w:val="22"/>
+          <w:szCs w:val="22"/>
+        </w:rPr>
+        <w:t>/</w:t>
+      </w:r>
+      <w:proofErr w:type="spellStart"/>
+      <w:r>
+        <w:rPr>
+          <w:rFonts w:ascii="Arial" w:hAnsi="Arial" w:cs="Arial"/>
+          <w:color w:val="EE0000"/>
+          <w:sz w:val="22"/>
+          <w:szCs w:val="22"/>
+        </w:rPr>
+        <w:t>Grafana</w:t>
+      </w:r>
+      <w:proofErr w:type="spellEnd"/>
+      <w:r>
+        <w:rPr>
+          <w:rFonts w:ascii="Arial" w:hAnsi="Arial" w:cs="Arial"/>
+          <w:color w:val="EE0000"/>
+          <w:sz w:val="22"/>
+          <w:szCs w:val="22"/>
+        </w:rPr>
+        <w:t>).</w:t>
       </w:r>
     </w:p>
     <w:p>
@@ -2575,6 +4636,155 @@
 <file path=word/numbering.xml><?xml version="1.0" encoding="utf-8"?>
 <w:numbering xmlns:wpc="http://schemas.microsoft.com/office/word/2010/wordprocessingCanvas" xmlns:cx="http://schemas.microsoft.com/office/drawing/2014/chartex" xmlns:cx1="http://schemas.microsoft.com/office/drawing/2015/9/8/chartex" xmlns:cx2="http://schemas.microsoft.com/office/drawing/2015/10/21/chartex" xmlns:cx3="http://schemas.microsoft.com/office/drawing/2016/5/9/chartex" xmlns:cx4="http://schemas.microsoft.com/office/drawing/2016/5/10/chartex" xmlns:cx5="http://schemas.microsoft.com/office/drawing/2016/5/11/chartex" xmlns:cx6="http://schemas.microsoft.com/office/drawing/2016/5/12/chartex" xmlns:cx7="http://schemas.microsoft.com/office/drawing/2016/5/13/chartex" xmlns:cx8="http://schemas.microsoft.com/office/drawing/2016/5/14/chartex" xmlns:mc="http://schemas.openxmlformats.org/markup-compatibility/2006" xmlns:aink="http://schemas.microsoft.com/office/drawing/2016/ink" xmlns:am3d="http://schemas.microsoft.com/office/drawing/2017/model3d" xmlns:o="urn:schemas-microsoft-com:office:office" xmlns:oel="http://schemas.microsoft.com/office/2019/extlst" xmlns:r="http://schemas.openxmlformats.org/officeDocument/2006/relationships" xmlns:m="http://schemas.openxmlformats.org/officeDocument/2006/math" xmlns:v="urn:schemas-microsoft-com:vml" xmlns:wp14="http://schemas.microsoft.com/office/word/2010/wordprocessingDrawing" xmlns:wp="http://schemas.openxmlformats.org/drawingml/2006/wordprocessingDrawing" xmlns:w10="urn:schemas-microsoft-com:office:word" xmlns:w="http://schemas.openxmlformats.org/wordprocessingml/2006/main" xmlns:w14="http://schemas.microsoft.com/office/word/2010/wordml" xmlns:w15="http://schemas.microsoft.com/office/word/2012/wordml" xmlns:w16cex="http://schemas.microsoft.com/office/word/2018/wordml/cex" xmlns:w16cid="http://schemas.microsoft.com/office/word/2016/wordml/cid" xmlns:w16="http://schemas.microsoft.com/office/word/2018/wordml" xmlns:w16du="http://schemas.microsoft.com/office/word/2023/wordml/word16du" xmlns:w16sdtdh="http://schemas.microsoft.com/office/word/2020/wordml/sdtdatahash" xmlns:w16sdtfl="http://schemas.microsoft.com/office/word/2024/wordml/sdtformatlock" xmlns:w16se="http://schemas.microsoft.com/office/word/2015/wordml/symex" xmlns:wpg="http://schemas.microsoft.com/office/word/2010/wordprocessingGroup" xmlns:wpi="http://schemas.microsoft.com/office/word/2010/wordprocessingInk" xmlns:wne="http://schemas.microsoft.com/office/word/2006/wordml" xmlns:wps="http://schemas.microsoft.com/office/word/2010/wordprocessingShape" mc:Ignorable="w14 w15 w16se w16cid w16 w16cex w16sdtdh w16sdtfl w16du wp14">
   <w:abstractNum w:abstractNumId="0" w15:restartNumberingAfterBreak="0">
+    <w:nsid w:val="19D23CCF"/>
+    <w:multiLevelType w:val="multilevel"/>
+    <w:tmpl w:val="062C0EE0"/>
+    <w:lvl w:ilvl="0">
+      <w:start w:val="1"/>
+      <w:numFmt w:val="bullet"/>
+      <w:lvlText w:val=""/>
+      <w:lvlJc w:val="left"/>
+      <w:pPr>
+        <w:tabs>
+          <w:tab w:val="num" w:pos="720"/>
+        </w:tabs>
+        <w:ind w:left="720" w:hanging="360"/>
+      </w:pPr>
+      <w:rPr>
+        <w:rFonts w:ascii="Symbol" w:hAnsi="Symbol" w:hint="default"/>
+        <w:sz w:val="20"/>
+      </w:rPr>
+    </w:lvl>
+    <w:lvl w:ilvl="1" w:tentative="1">
+      <w:start w:val="1"/>
+      <w:numFmt w:val="bullet"/>
+      <w:lvlText w:val="o"/>
+      <w:lvlJc w:val="left"/>
+      <w:pPr>
+        <w:tabs>
+          <w:tab w:val="num" w:pos="1440"/>
+        </w:tabs>
+        <w:ind w:left="1440" w:hanging="360"/>
+      </w:pPr>
+      <w:rPr>
+        <w:rFonts w:ascii="Courier New" w:hAnsi="Courier New" w:hint="default"/>
+        <w:sz w:val="20"/>
+      </w:rPr>
+    </w:lvl>
+    <w:lvl w:ilvl="2" w:tentative="1">
+      <w:start w:val="1"/>
+      <w:numFmt w:val="bullet"/>
+      <w:lvlText w:val=""/>
+      <w:lvlJc w:val="left"/>
+      <w:pPr>
+        <w:tabs>
+          <w:tab w:val="num" w:pos="2160"/>
+        </w:tabs>
+        <w:ind w:left="2160" w:hanging="360"/>
+      </w:pPr>
+      <w:rPr>
+        <w:rFonts w:ascii="Wingdings" w:hAnsi="Wingdings" w:hint="default"/>
+        <w:sz w:val="20"/>
+      </w:rPr>
+    </w:lvl>
+    <w:lvl w:ilvl="3" w:tentative="1">
+      <w:start w:val="1"/>
+      <w:numFmt w:val="bullet"/>
+      <w:lvlText w:val=""/>
+      <w:lvlJc w:val="left"/>
+      <w:pPr>
+        <w:tabs>
+          <w:tab w:val="num" w:pos="2880"/>
+        </w:tabs>
+        <w:ind w:left="2880" w:hanging="360"/>
+      </w:pPr>
+      <w:rPr>
+        <w:rFonts w:ascii="Wingdings" w:hAnsi="Wingdings" w:hint="default"/>
+        <w:sz w:val="20"/>
+      </w:rPr>
+    </w:lvl>
+    <w:lvl w:ilvl="4" w:tentative="1">
+      <w:start w:val="1"/>
+      <w:numFmt w:val="bullet"/>
+      <w:lvlText w:val=""/>
+      <w:lvlJc w:val="left"/>
+      <w:pPr>
+        <w:tabs>
+          <w:tab w:val="num" w:pos="3600"/>
+        </w:tabs>
+        <w:ind w:left="3600" w:hanging="360"/>
+      </w:pPr>
+      <w:rPr>
+        <w:rFonts w:ascii="Wingdings" w:hAnsi="Wingdings" w:hint="default"/>
+        <w:sz w:val="20"/>
+      </w:rPr>
+    </w:lvl>
+    <w:lvl w:ilvl="5" w:tentative="1">
+      <w:start w:val="1"/>
+      <w:numFmt w:val="bullet"/>
+      <w:lvlText w:val=""/>
+      <w:lvlJc w:val="left"/>
+      <w:pPr>
+        <w:tabs>
+          <w:tab w:val="num" w:pos="4320"/>
+        </w:tabs>
+        <w:ind w:left="4320" w:hanging="360"/>
+      </w:pPr>
+      <w:rPr>
+        <w:rFonts w:ascii="Wingdings" w:hAnsi="Wingdings" w:hint="default"/>
+        <w:sz w:val="20"/>
+      </w:rPr>
+    </w:lvl>
+    <w:lvl w:ilvl="6" w:tentative="1">
+      <w:start w:val="1"/>
+      <w:numFmt w:val="bullet"/>
+      <w:lvlText w:val=""/>
+      <w:lvlJc w:val="left"/>
+      <w:pPr>
+        <w:tabs>
+          <w:tab w:val="num" w:pos="5040"/>
+        </w:tabs>
+        <w:ind w:left="5040" w:hanging="360"/>
+      </w:pPr>
+      <w:rPr>
+        <w:rFonts w:ascii="Wingdings" w:hAnsi="Wingdings" w:hint="default"/>
+        <w:sz w:val="20"/>
+      </w:rPr>
+    </w:lvl>
+    <w:lvl w:ilvl="7" w:tentative="1">
+      <w:start w:val="1"/>
+      <w:numFmt w:val="bullet"/>
+      <w:lvlText w:val=""/>
+      <w:lvlJc w:val="left"/>
+      <w:pPr>
+        <w:tabs>
+          <w:tab w:val="num" w:pos="5760"/>
+        </w:tabs>
+        <w:ind w:left="5760" w:hanging="360"/>
+      </w:pPr>
+      <w:rPr>
+        <w:rFonts w:ascii="Wingdings" w:hAnsi="Wingdings" w:hint="default"/>
+        <w:sz w:val="20"/>
+      </w:rPr>
+    </w:lvl>
+    <w:lvl w:ilvl="8" w:tentative="1">
+      <w:start w:val="1"/>
+      <w:numFmt w:val="bullet"/>
+      <w:lvlText w:val=""/>
+      <w:lvlJc w:val="left"/>
+      <w:pPr>
+        <w:tabs>
+          <w:tab w:val="num" w:pos="6480"/>
+        </w:tabs>
+        <w:ind w:left="6480" w:hanging="360"/>
+      </w:pPr>
+      <w:rPr>
+        <w:rFonts w:ascii="Wingdings" w:hAnsi="Wingdings" w:hint="default"/>
+        <w:sz w:val="20"/>
+      </w:rPr>
+    </w:lvl>
+  </w:abstractNum>
+  <w:abstractNum w:abstractNumId="1" w15:restartNumberingAfterBreak="0">
     <w:nsid w:val="1C760214"/>
     <w:multiLevelType w:val="multilevel"/>
     <w:tmpl w:val="B89CB9F2"/>
@@ -2691,7 +4901,7 @@
       </w:pPr>
     </w:lvl>
   </w:abstractNum>
-  <w:abstractNum w:abstractNumId="1" w15:restartNumberingAfterBreak="0">
+  <w:abstractNum w:abstractNumId="2" w15:restartNumberingAfterBreak="0">
     <w:nsid w:val="2B9827B1"/>
     <w:multiLevelType w:val="multilevel"/>
     <w:tmpl w:val="C292D6A4"/>
@@ -2804,7 +5014,7 @@
       </w:pPr>
     </w:lvl>
   </w:abstractNum>
-  <w:abstractNum w:abstractNumId="2" w15:restartNumberingAfterBreak="0">
+  <w:abstractNum w:abstractNumId="3" w15:restartNumberingAfterBreak="0">
     <w:nsid w:val="302528AF"/>
     <w:multiLevelType w:val="hybridMultilevel"/>
     <w:tmpl w:val="D4963798"/>
@@ -2917,7 +5127,7 @@
       </w:rPr>
     </w:lvl>
   </w:abstractNum>
-  <w:abstractNum w:abstractNumId="3" w15:restartNumberingAfterBreak="0">
+  <w:abstractNum w:abstractNumId="4" w15:restartNumberingAfterBreak="0">
     <w:nsid w:val="51446F8D"/>
     <w:multiLevelType w:val="hybridMultilevel"/>
     <w:tmpl w:val="109CB4F8"/>
@@ -3006,7 +5216,7 @@
       </w:pPr>
     </w:lvl>
   </w:abstractNum>
-  <w:abstractNum w:abstractNumId="4" w15:restartNumberingAfterBreak="0">
+  <w:abstractNum w:abstractNumId="5" w15:restartNumberingAfterBreak="0">
     <w:nsid w:val="6B585DB8"/>
     <w:multiLevelType w:val="hybridMultilevel"/>
     <w:tmpl w:val="5C62A456"/>
@@ -3120,19 +5330,22 @@
     </w:lvl>
   </w:abstractNum>
   <w:num w:numId="1" w16cid:durableId="373700392">
-    <w:abstractNumId w:val="0"/>
+    <w:abstractNumId w:val="1"/>
   </w:num>
   <w:num w:numId="2" w16cid:durableId="78597396">
-    <w:abstractNumId w:val="1"/>
+    <w:abstractNumId w:val="2"/>
   </w:num>
   <w:num w:numId="3" w16cid:durableId="1673920802">
-    <w:abstractNumId w:val="2"/>
+    <w:abstractNumId w:val="3"/>
   </w:num>
   <w:num w:numId="4" w16cid:durableId="530845275">
+    <w:abstractNumId w:val="5"/>
+  </w:num>
+  <w:num w:numId="5" w16cid:durableId="1178471921">
     <w:abstractNumId w:val="4"/>
   </w:num>
-  <w:num w:numId="5" w16cid:durableId="1178471921">
-    <w:abstractNumId w:val="3"/>
+  <w:num w:numId="6" w16cid:durableId="367799112">
+    <w:abstractNumId w:val="0"/>
   </w:num>
 </w:numbering>
 </file>
@@ -3740,7 +5953,6 @@
   <w:style w:type="character" w:default="1" w:styleId="Domylnaczcionkaakapitu">
     <w:name w:val="Default Paragraph Font"/>
     <w:uiPriority w:val="1"/>
-    <w:semiHidden/>
     <w:unhideWhenUsed/>
   </w:style>
   <w:style w:type="table" w:default="1" w:styleId="Standardowy">

--- a/docs/REST API.docx
+++ b/docs/REST API.docx
@@ -4243,6 +4243,59 @@
         </w:rPr>
         <w:t xml:space="preserve">Krok 7. </w:t>
       </w:r>
+      <w:r>
+        <w:rPr>
+          <w:rFonts w:ascii="Arial" w:hAnsi="Arial" w:cs="Arial"/>
+          <w:b/>
+          <w:bCs/>
+          <w:sz w:val="22"/>
+          <w:szCs w:val="22"/>
+        </w:rPr>
+        <w:t>Spring Security z OAuth2 (</w:t>
+      </w:r>
+      <w:r>
+        <w:rPr>
+          <w:rFonts w:ascii="Arial" w:hAnsi="Arial" w:cs="Arial"/>
+          <w:b/>
+          <w:bCs/>
+          <w:sz w:val="22"/>
+          <w:szCs w:val="22"/>
+          <w:u w:val="single"/>
+        </w:rPr>
+        <w:t>Auth0</w:t>
+      </w:r>
+      <w:r>
+        <w:rPr>
+          <w:rFonts w:ascii="Arial" w:hAnsi="Arial" w:cs="Arial"/>
+          <w:b/>
+          <w:bCs/>
+          <w:sz w:val="22"/>
+          <w:szCs w:val="22"/>
+        </w:rPr>
+        <w:t xml:space="preserve">; wiedzieć też coś o </w:t>
+      </w:r>
+      <w:proofErr w:type="spellStart"/>
+      <w:r>
+        <w:rPr>
+          <w:rFonts w:ascii="Arial" w:hAnsi="Arial" w:cs="Arial"/>
+          <w:b/>
+          <w:bCs/>
+          <w:sz w:val="22"/>
+          <w:szCs w:val="22"/>
+        </w:rPr>
+        <w:t>Keycloak</w:t>
+      </w:r>
+      <w:proofErr w:type="spellEnd"/>
+      <w:r>
+        <w:rPr>
+          <w:rFonts w:ascii="Arial" w:hAnsi="Arial" w:cs="Arial"/>
+          <w:b/>
+          <w:bCs/>
+          <w:sz w:val="22"/>
+          <w:szCs w:val="22"/>
+        </w:rPr>
+        <w:t>).</w:t>
+      </w:r>
     </w:p>
     <w:p>
       <w:pPr>
@@ -4317,27 +4370,7 @@
           <w:sz w:val="22"/>
           <w:szCs w:val="22"/>
         </w:rPr>
-        <w:t>Dodaj Spring Security z OAuth2 (</w:t>
-      </w:r>
-      <w:proofErr w:type="spellStart"/>
-      <w:r>
-        <w:rPr>
-          <w:rFonts w:ascii="Arial" w:hAnsi="Arial" w:cs="Arial"/>
-          <w:color w:val="EE0000"/>
-          <w:sz w:val="22"/>
-          <w:szCs w:val="22"/>
-        </w:rPr>
-        <w:t>Keycloak</w:t>
-      </w:r>
-      <w:proofErr w:type="spellEnd"/>
-      <w:r>
-        <w:rPr>
-          <w:rFonts w:ascii="Arial" w:hAnsi="Arial" w:cs="Arial"/>
-          <w:color w:val="EE0000"/>
-          <w:sz w:val="22"/>
-          <w:szCs w:val="22"/>
-        </w:rPr>
-        <w:t xml:space="preserve"> lub Auth0).</w:t>
+        <w:t>Testy</w:t>
       </w:r>
     </w:p>
     <w:p>
@@ -4360,7 +4393,7 @@
           <w:sz w:val="22"/>
           <w:szCs w:val="22"/>
         </w:rPr>
-        <w:t>Dodaj testy integracyjne z bazą (</w:t>
+        <w:t xml:space="preserve">CI/CD (GitHub </w:t>
       </w:r>
       <w:proofErr w:type="spellStart"/>
       <w:r>
@@ -4370,7 +4403,27 @@
           <w:sz w:val="22"/>
           <w:szCs w:val="22"/>
         </w:rPr>
-        <w:t>Testcontainers</w:t>
+        <w:t>Actions</w:t>
+      </w:r>
+      <w:proofErr w:type="spellEnd"/>
+      <w:r>
+        <w:rPr>
+          <w:rFonts w:ascii="Arial" w:hAnsi="Arial" w:cs="Arial"/>
+          <w:color w:val="EE0000"/>
+          <w:sz w:val="22"/>
+          <w:szCs w:val="22"/>
+        </w:rPr>
+        <w:t xml:space="preserve"> / Jenkins </w:t>
+      </w:r>
+      <w:proofErr w:type="spellStart"/>
+      <w:r>
+        <w:rPr>
+          <w:rFonts w:ascii="Arial" w:hAnsi="Arial" w:cs="Arial"/>
+          <w:color w:val="EE0000"/>
+          <w:sz w:val="22"/>
+          <w:szCs w:val="22"/>
+        </w:rPr>
+        <w:t>pipeline</w:t>
       </w:r>
       <w:proofErr w:type="spellEnd"/>
       <w:r>
@@ -4403,7 +4456,7 @@
           <w:sz w:val="22"/>
           <w:szCs w:val="22"/>
         </w:rPr>
-        <w:t xml:space="preserve">CI/CD (GitHub </w:t>
+        <w:t>Dokumentacja REST (</w:t>
       </w:r>
       <w:proofErr w:type="spellStart"/>
       <w:r>
@@ -4413,7 +4466,7 @@
           <w:sz w:val="22"/>
           <w:szCs w:val="22"/>
         </w:rPr>
-        <w:t>Actions</w:t>
+        <w:t>OpenAPI</w:t>
       </w:r>
       <w:proofErr w:type="spellEnd"/>
       <w:r>
@@ -4423,7 +4476,7 @@
           <w:sz w:val="22"/>
           <w:szCs w:val="22"/>
         </w:rPr>
-        <w:t xml:space="preserve"> / Jenkins </w:t>
+        <w:t>/</w:t>
       </w:r>
       <w:proofErr w:type="spellStart"/>
       <w:r>
@@ -4433,7 +4486,7 @@
           <w:sz w:val="22"/>
           <w:szCs w:val="22"/>
         </w:rPr>
-        <w:t>pipeline</w:t>
+        <w:t>Swagger</w:t>
       </w:r>
       <w:proofErr w:type="spellEnd"/>
       <w:r>
@@ -4466,7 +4519,7 @@
           <w:sz w:val="22"/>
           <w:szCs w:val="22"/>
         </w:rPr>
-        <w:t>Dokumentacja REST (</w:t>
+        <w:t>Monitoring (</w:t>
       </w:r>
       <w:proofErr w:type="spellStart"/>
       <w:r>
@@ -4476,7 +4529,7 @@
           <w:sz w:val="22"/>
           <w:szCs w:val="22"/>
         </w:rPr>
-        <w:t>OpenAPI</w:t>
+        <w:t>Actuator</w:t>
       </w:r>
       <w:proofErr w:type="spellEnd"/>
       <w:r>
@@ -4486,6 +4539,26 @@
           <w:sz w:val="22"/>
           <w:szCs w:val="22"/>
         </w:rPr>
+        <w:t xml:space="preserve"> + </w:t>
+      </w:r>
+      <w:proofErr w:type="spellStart"/>
+      <w:r>
+        <w:rPr>
+          <w:rFonts w:ascii="Arial" w:hAnsi="Arial" w:cs="Arial"/>
+          <w:color w:val="EE0000"/>
+          <w:sz w:val="22"/>
+          <w:szCs w:val="22"/>
+        </w:rPr>
+        <w:t>Prometheus</w:t>
+      </w:r>
+      <w:proofErr w:type="spellEnd"/>
+      <w:r>
+        <w:rPr>
+          <w:rFonts w:ascii="Arial" w:hAnsi="Arial" w:cs="Arial"/>
+          <w:color w:val="EE0000"/>
+          <w:sz w:val="22"/>
+          <w:szCs w:val="22"/>
+        </w:rPr>
         <w:t>/</w:t>
       </w:r>
       <w:proofErr w:type="spellStart"/>
@@ -4496,7 +4569,7 @@
           <w:sz w:val="22"/>
           <w:szCs w:val="22"/>
         </w:rPr>
-        <w:t>Swagger</w:t>
+        <w:t>Grafana</w:t>
       </w:r>
       <w:proofErr w:type="spellEnd"/>
       <w:r>
@@ -4511,110 +4584,11 @@
     </w:p>
     <w:p>
       <w:pPr>
+        <w:pStyle w:val="Akapitzlist"/>
         <w:numPr>
           <w:ilvl w:val="0"/>
-          <w:numId w:val="2"/>
+          <w:numId w:val="7"/>
         </w:numPr>
-        <w:rPr>
-          <w:rFonts w:ascii="Arial" w:hAnsi="Arial" w:cs="Arial"/>
-          <w:color w:val="EE0000"/>
-          <w:sz w:val="22"/>
-          <w:szCs w:val="22"/>
-        </w:rPr>
-      </w:pPr>
-      <w:r>
-        <w:rPr>
-          <w:rFonts w:ascii="Arial" w:hAnsi="Arial" w:cs="Arial"/>
-          <w:color w:val="EE0000"/>
-          <w:sz w:val="22"/>
-          <w:szCs w:val="22"/>
-        </w:rPr>
-        <w:t>Monitoring (</w:t>
-      </w:r>
-      <w:proofErr w:type="spellStart"/>
-      <w:r>
-        <w:rPr>
-          <w:rFonts w:ascii="Arial" w:hAnsi="Arial" w:cs="Arial"/>
-          <w:color w:val="EE0000"/>
-          <w:sz w:val="22"/>
-          <w:szCs w:val="22"/>
-        </w:rPr>
-        <w:t>Actuator</w:t>
-      </w:r>
-      <w:proofErr w:type="spellEnd"/>
-      <w:r>
-        <w:rPr>
-          <w:rFonts w:ascii="Arial" w:hAnsi="Arial" w:cs="Arial"/>
-          <w:color w:val="EE0000"/>
-          <w:sz w:val="22"/>
-          <w:szCs w:val="22"/>
-        </w:rPr>
-        <w:t xml:space="preserve"> + </w:t>
-      </w:r>
-      <w:proofErr w:type="spellStart"/>
-      <w:r>
-        <w:rPr>
-          <w:rFonts w:ascii="Arial" w:hAnsi="Arial" w:cs="Arial"/>
-          <w:color w:val="EE0000"/>
-          <w:sz w:val="22"/>
-          <w:szCs w:val="22"/>
-        </w:rPr>
-        <w:t>Prometheus</w:t>
-      </w:r>
-      <w:proofErr w:type="spellEnd"/>
-      <w:r>
-        <w:rPr>
-          <w:rFonts w:ascii="Arial" w:hAnsi="Arial" w:cs="Arial"/>
-          <w:color w:val="EE0000"/>
-          <w:sz w:val="22"/>
-          <w:szCs w:val="22"/>
-        </w:rPr>
-        <w:t>/</w:t>
-      </w:r>
-      <w:proofErr w:type="spellStart"/>
-      <w:r>
-        <w:rPr>
-          <w:rFonts w:ascii="Arial" w:hAnsi="Arial" w:cs="Arial"/>
-          <w:color w:val="EE0000"/>
-          <w:sz w:val="22"/>
-          <w:szCs w:val="22"/>
-        </w:rPr>
-        <w:t>Grafana</w:t>
-      </w:r>
-      <w:proofErr w:type="spellEnd"/>
-      <w:r>
-        <w:rPr>
-          <w:rFonts w:ascii="Arial" w:hAnsi="Arial" w:cs="Arial"/>
-          <w:color w:val="EE0000"/>
-          <w:sz w:val="22"/>
-          <w:szCs w:val="22"/>
-        </w:rPr>
-        <w:t>).</w:t>
-      </w:r>
-    </w:p>
-    <w:p>
-      <w:pPr>
-        <w:rPr>
-          <w:rFonts w:ascii="Arial" w:hAnsi="Arial" w:cs="Arial"/>
-          <w:color w:val="EE0000"/>
-          <w:sz w:val="22"/>
-          <w:szCs w:val="22"/>
-        </w:rPr>
-      </w:pPr>
-      <w:r>
-        <w:rPr>
-          <w:rFonts w:ascii="Arial" w:hAnsi="Arial" w:cs="Arial"/>
-          <w:color w:val="EE0000"/>
-          <w:sz w:val="22"/>
-          <w:szCs w:val="22"/>
-        </w:rPr>
-        <w:pict w14:anchorId="1ECA5EAD">
-          <v:rect id="_x0000_i1028" style="width:0;height:1.5pt" o:hralign="center" o:hrstd="t" o:hr="t" fillcolor="#a0a0a0" stroked="f"/>
-        </w:pict>
-      </w:r>
-    </w:p>
-    <w:p>
-      <w:pPr>
         <w:rPr>
           <w:rFonts w:ascii="Arial" w:hAnsi="Arial" w:cs="Arial"/>
           <w:color w:val="EE0000"/>
@@ -4635,6 +4609,11 @@
 
 <file path=word/numbering.xml><?xml version="1.0" encoding="utf-8"?>
 <w:numbering xmlns:wpc="http://schemas.microsoft.com/office/word/2010/wordprocessingCanvas" xmlns:cx="http://schemas.microsoft.com/office/drawing/2014/chartex" xmlns:cx1="http://schemas.microsoft.com/office/drawing/2015/9/8/chartex" xmlns:cx2="http://schemas.microsoft.com/office/drawing/2015/10/21/chartex" xmlns:cx3="http://schemas.microsoft.com/office/drawing/2016/5/9/chartex" xmlns:cx4="http://schemas.microsoft.com/office/drawing/2016/5/10/chartex" xmlns:cx5="http://schemas.microsoft.com/office/drawing/2016/5/11/chartex" xmlns:cx6="http://schemas.microsoft.com/office/drawing/2016/5/12/chartex" xmlns:cx7="http://schemas.microsoft.com/office/drawing/2016/5/13/chartex" xmlns:cx8="http://schemas.microsoft.com/office/drawing/2016/5/14/chartex" xmlns:mc="http://schemas.openxmlformats.org/markup-compatibility/2006" xmlns:aink="http://schemas.microsoft.com/office/drawing/2016/ink" xmlns:am3d="http://schemas.microsoft.com/office/drawing/2017/model3d" xmlns:o="urn:schemas-microsoft-com:office:office" xmlns:oel="http://schemas.microsoft.com/office/2019/extlst" xmlns:r="http://schemas.openxmlformats.org/officeDocument/2006/relationships" xmlns:m="http://schemas.openxmlformats.org/officeDocument/2006/math" xmlns:v="urn:schemas-microsoft-com:vml" xmlns:wp14="http://schemas.microsoft.com/office/word/2010/wordprocessingDrawing" xmlns:wp="http://schemas.openxmlformats.org/drawingml/2006/wordprocessingDrawing" xmlns:w10="urn:schemas-microsoft-com:office:word" xmlns:w="http://schemas.openxmlformats.org/wordprocessingml/2006/main" xmlns:w14="http://schemas.microsoft.com/office/word/2010/wordml" xmlns:w15="http://schemas.microsoft.com/office/word/2012/wordml" xmlns:w16cex="http://schemas.microsoft.com/office/word/2018/wordml/cex" xmlns:w16cid="http://schemas.microsoft.com/office/word/2016/wordml/cid" xmlns:w16="http://schemas.microsoft.com/office/word/2018/wordml" xmlns:w16du="http://schemas.microsoft.com/office/word/2023/wordml/word16du" xmlns:w16sdtdh="http://schemas.microsoft.com/office/word/2020/wordml/sdtdatahash" xmlns:w16sdtfl="http://schemas.microsoft.com/office/word/2024/wordml/sdtformatlock" xmlns:w16se="http://schemas.microsoft.com/office/word/2015/wordml/symex" xmlns:wpg="http://schemas.microsoft.com/office/word/2010/wordprocessingGroup" xmlns:wpi="http://schemas.microsoft.com/office/word/2010/wordprocessingInk" xmlns:wne="http://schemas.microsoft.com/office/word/2006/wordml" xmlns:wps="http://schemas.microsoft.com/office/word/2010/wordprocessingShape" mc:Ignorable="w14 w15 w16se w16cid w16 w16cex w16sdtdh w16sdtfl w16du wp14">
+  <w:numPicBullet w:numPicBulletId="0">
+    <w:pict>
+      <v:rect id="_x0000_i1029" style="width:0;height:1.5pt" o:hralign="center" o:bullet="t" o:hrstd="t" o:hr="t" fillcolor="#a0a0a0" stroked="f"/>
+    </w:pict>
+  </w:numPicBullet>
   <w:abstractNum w:abstractNumId="0" w15:restartNumberingAfterBreak="0">
     <w:nsid w:val="19D23CCF"/>
     <w:multiLevelType w:val="multilevel"/>
@@ -4785,6 +4764,147 @@
     </w:lvl>
   </w:abstractNum>
   <w:abstractNum w:abstractNumId="1" w15:restartNumberingAfterBreak="0">
+    <w:nsid w:val="1B7C1ABA"/>
+    <w:multiLevelType w:val="hybridMultilevel"/>
+    <w:tmpl w:val="F190B574"/>
+    <w:lvl w:ilvl="0" w:tplc="90C69FF6">
+      <w:start w:val="1"/>
+      <w:numFmt w:val="bullet"/>
+      <w:lvlText w:val=""/>
+      <w:lvlPicBulletId w:val="0"/>
+      <w:lvlJc w:val="left"/>
+      <w:pPr>
+        <w:tabs>
+          <w:tab w:val="num" w:pos="720"/>
+        </w:tabs>
+        <w:ind w:left="720" w:hanging="360"/>
+      </w:pPr>
+      <w:rPr>
+        <w:rFonts w:ascii="Symbol" w:hAnsi="Symbol" w:hint="default"/>
+      </w:rPr>
+    </w:lvl>
+    <w:lvl w:ilvl="1" w:tplc="112C1CA0" w:tentative="1">
+      <w:start w:val="1"/>
+      <w:numFmt w:val="bullet"/>
+      <w:lvlText w:val=""/>
+      <w:lvlJc w:val="left"/>
+      <w:pPr>
+        <w:tabs>
+          <w:tab w:val="num" w:pos="1440"/>
+        </w:tabs>
+        <w:ind w:left="1440" w:hanging="360"/>
+      </w:pPr>
+      <w:rPr>
+        <w:rFonts w:ascii="Symbol" w:hAnsi="Symbol" w:hint="default"/>
+      </w:rPr>
+    </w:lvl>
+    <w:lvl w:ilvl="2" w:tplc="8102D004" w:tentative="1">
+      <w:start w:val="1"/>
+      <w:numFmt w:val="bullet"/>
+      <w:lvlText w:val=""/>
+      <w:lvlJc w:val="left"/>
+      <w:pPr>
+        <w:tabs>
+          <w:tab w:val="num" w:pos="2160"/>
+        </w:tabs>
+        <w:ind w:left="2160" w:hanging="360"/>
+      </w:pPr>
+      <w:rPr>
+        <w:rFonts w:ascii="Symbol" w:hAnsi="Symbol" w:hint="default"/>
+      </w:rPr>
+    </w:lvl>
+    <w:lvl w:ilvl="3" w:tplc="DA884A48" w:tentative="1">
+      <w:start w:val="1"/>
+      <w:numFmt w:val="bullet"/>
+      <w:lvlText w:val=""/>
+      <w:lvlJc w:val="left"/>
+      <w:pPr>
+        <w:tabs>
+          <w:tab w:val="num" w:pos="2880"/>
+        </w:tabs>
+        <w:ind w:left="2880" w:hanging="360"/>
+      </w:pPr>
+      <w:rPr>
+        <w:rFonts w:ascii="Symbol" w:hAnsi="Symbol" w:hint="default"/>
+      </w:rPr>
+    </w:lvl>
+    <w:lvl w:ilvl="4" w:tplc="34A06518" w:tentative="1">
+      <w:start w:val="1"/>
+      <w:numFmt w:val="bullet"/>
+      <w:lvlText w:val=""/>
+      <w:lvlJc w:val="left"/>
+      <w:pPr>
+        <w:tabs>
+          <w:tab w:val="num" w:pos="3600"/>
+        </w:tabs>
+        <w:ind w:left="3600" w:hanging="360"/>
+      </w:pPr>
+      <w:rPr>
+        <w:rFonts w:ascii="Symbol" w:hAnsi="Symbol" w:hint="default"/>
+      </w:rPr>
+    </w:lvl>
+    <w:lvl w:ilvl="5" w:tplc="AFC4924C" w:tentative="1">
+      <w:start w:val="1"/>
+      <w:numFmt w:val="bullet"/>
+      <w:lvlText w:val=""/>
+      <w:lvlJc w:val="left"/>
+      <w:pPr>
+        <w:tabs>
+          <w:tab w:val="num" w:pos="4320"/>
+        </w:tabs>
+        <w:ind w:left="4320" w:hanging="360"/>
+      </w:pPr>
+      <w:rPr>
+        <w:rFonts w:ascii="Symbol" w:hAnsi="Symbol" w:hint="default"/>
+      </w:rPr>
+    </w:lvl>
+    <w:lvl w:ilvl="6" w:tplc="1A407854" w:tentative="1">
+      <w:start w:val="1"/>
+      <w:numFmt w:val="bullet"/>
+      <w:lvlText w:val=""/>
+      <w:lvlJc w:val="left"/>
+      <w:pPr>
+        <w:tabs>
+          <w:tab w:val="num" w:pos="5040"/>
+        </w:tabs>
+        <w:ind w:left="5040" w:hanging="360"/>
+      </w:pPr>
+      <w:rPr>
+        <w:rFonts w:ascii="Symbol" w:hAnsi="Symbol" w:hint="default"/>
+      </w:rPr>
+    </w:lvl>
+    <w:lvl w:ilvl="7" w:tplc="C8AA957C" w:tentative="1">
+      <w:start w:val="1"/>
+      <w:numFmt w:val="bullet"/>
+      <w:lvlText w:val=""/>
+      <w:lvlJc w:val="left"/>
+      <w:pPr>
+        <w:tabs>
+          <w:tab w:val="num" w:pos="5760"/>
+        </w:tabs>
+        <w:ind w:left="5760" w:hanging="360"/>
+      </w:pPr>
+      <w:rPr>
+        <w:rFonts w:ascii="Symbol" w:hAnsi="Symbol" w:hint="default"/>
+      </w:rPr>
+    </w:lvl>
+    <w:lvl w:ilvl="8" w:tplc="560EB00A" w:tentative="1">
+      <w:start w:val="1"/>
+      <w:numFmt w:val="bullet"/>
+      <w:lvlText w:val=""/>
+      <w:lvlJc w:val="left"/>
+      <w:pPr>
+        <w:tabs>
+          <w:tab w:val="num" w:pos="6480"/>
+        </w:tabs>
+        <w:ind w:left="6480" w:hanging="360"/>
+      </w:pPr>
+      <w:rPr>
+        <w:rFonts w:ascii="Symbol" w:hAnsi="Symbol" w:hint="default"/>
+      </w:rPr>
+    </w:lvl>
+  </w:abstractNum>
+  <w:abstractNum w:abstractNumId="2" w15:restartNumberingAfterBreak="0">
     <w:nsid w:val="1C760214"/>
     <w:multiLevelType w:val="multilevel"/>
     <w:tmpl w:val="B89CB9F2"/>
@@ -4901,7 +5021,7 @@
       </w:pPr>
     </w:lvl>
   </w:abstractNum>
-  <w:abstractNum w:abstractNumId="2" w15:restartNumberingAfterBreak="0">
+  <w:abstractNum w:abstractNumId="3" w15:restartNumberingAfterBreak="0">
     <w:nsid w:val="2B9827B1"/>
     <w:multiLevelType w:val="multilevel"/>
     <w:tmpl w:val="C292D6A4"/>
@@ -5014,7 +5134,7 @@
       </w:pPr>
     </w:lvl>
   </w:abstractNum>
-  <w:abstractNum w:abstractNumId="3" w15:restartNumberingAfterBreak="0">
+  <w:abstractNum w:abstractNumId="4" w15:restartNumberingAfterBreak="0">
     <w:nsid w:val="302528AF"/>
     <w:multiLevelType w:val="hybridMultilevel"/>
     <w:tmpl w:val="D4963798"/>
@@ -5127,7 +5247,7 @@
       </w:rPr>
     </w:lvl>
   </w:abstractNum>
-  <w:abstractNum w:abstractNumId="4" w15:restartNumberingAfterBreak="0">
+  <w:abstractNum w:abstractNumId="5" w15:restartNumberingAfterBreak="0">
     <w:nsid w:val="51446F8D"/>
     <w:multiLevelType w:val="hybridMultilevel"/>
     <w:tmpl w:val="109CB4F8"/>
@@ -5216,7 +5336,7 @@
       </w:pPr>
     </w:lvl>
   </w:abstractNum>
-  <w:abstractNum w:abstractNumId="5" w15:restartNumberingAfterBreak="0">
+  <w:abstractNum w:abstractNumId="6" w15:restartNumberingAfterBreak="0">
     <w:nsid w:val="6B585DB8"/>
     <w:multiLevelType w:val="hybridMultilevel"/>
     <w:tmpl w:val="5C62A456"/>
@@ -5330,22 +5450,25 @@
     </w:lvl>
   </w:abstractNum>
   <w:num w:numId="1" w16cid:durableId="373700392">
-    <w:abstractNumId w:val="1"/>
+    <w:abstractNumId w:val="2"/>
   </w:num>
   <w:num w:numId="2" w16cid:durableId="78597396">
-    <w:abstractNumId w:val="2"/>
+    <w:abstractNumId w:val="3"/>
   </w:num>
   <w:num w:numId="3" w16cid:durableId="1673920802">
-    <w:abstractNumId w:val="3"/>
+    <w:abstractNumId w:val="4"/>
   </w:num>
   <w:num w:numId="4" w16cid:durableId="530845275">
-    <w:abstractNumId w:val="5"/>
+    <w:abstractNumId w:val="6"/>
   </w:num>
   <w:num w:numId="5" w16cid:durableId="1178471921">
-    <w:abstractNumId w:val="4"/>
+    <w:abstractNumId w:val="5"/>
   </w:num>
   <w:num w:numId="6" w16cid:durableId="367799112">
     <w:abstractNumId w:val="0"/>
+  </w:num>
+  <w:num w:numId="7" w16cid:durableId="38436039">
+    <w:abstractNumId w:val="1"/>
   </w:num>
 </w:numbering>
 </file>
@@ -5953,6 +6076,7 @@
   <w:style w:type="character" w:default="1" w:styleId="Domylnaczcionkaakapitu">
     <w:name w:val="Default Paragraph Font"/>
     <w:uiPriority w:val="1"/>
+    <w:semiHidden/>
     <w:unhideWhenUsed/>
   </w:style>
   <w:style w:type="table" w:default="1" w:styleId="Standardowy">
